--- a/Project4/说明文档.docx
+++ b/Project4/说明文档.docx
@@ -2,9 +2,4088 @@
 <file path=word/document.xml><?xml version="1.0" encoding="utf-8"?>
 <w:document xmlns:wpc="http://schemas.microsoft.com/office/word/2010/wordprocessingCanvas" xmlns:cx="http://schemas.microsoft.com/office/drawing/2014/chartex" xmlns:cx1="http://schemas.microsoft.com/office/drawing/2015/9/8/chartex" xmlns:cx2="http://schemas.microsoft.com/office/drawing/2015/10/21/chartex" xmlns:cx3="http://schemas.microsoft.com/office/drawing/2016/5/9/chartex" xmlns:cx4="http://schemas.microsoft.com/office/drawing/2016/5/10/chartex" xmlns:cx5="http://schemas.microsoft.com/office/drawing/2016/5/11/chartex" xmlns:cx6="http://schemas.microsoft.com/office/drawing/2016/5/12/chartex" xmlns:cx7="http://schemas.microsoft.com/office/drawing/2016/5/13/chartex" xmlns:cx8="http://schemas.microsoft.com/office/drawing/2016/5/14/chartex" xmlns:mc="http://schemas.openxmlformats.org/markup-compatibility/2006" xmlns:aink="http://schemas.microsoft.com/office/drawing/2016/ink" xmlns:am3d="http://schemas.microsoft.com/office/drawing/2017/model3d" xmlns:o="urn:schemas-microsoft-com:office:office" xmlns:oel="http://schemas.microsoft.com/office/2019/extlst" xmlns:r="http://schemas.openxmlformats.org/officeDocument/2006/relationships" xmlns:m="http://schemas.openxmlformats.org/officeDocument/2006/math" xmlns:v="urn:schemas-microsoft-com:vml" xmlns:wp14="http://schemas.microsoft.com/office/word/2010/wordprocessingDrawing" xmlns:wp="http://schemas.openxmlformats.org/drawingml/2006/wordprocessingDrawing" xmlns:w10="urn:schemas-microsoft-com:office:word" xmlns:w="http://schemas.openxmlformats.org/wordprocessingml/2006/main" xmlns:w14="http://schemas.microsoft.com/office/word/2010/wordml" xmlns:w15="http://schemas.microsoft.com/office/word/2012/wordml" xmlns:w16cex="http://schemas.microsoft.com/office/word/2018/wordml/cex" xmlns:w16cid="http://schemas.microsoft.com/office/word/2016/wordml/cid" xmlns:w16="http://schemas.microsoft.com/office/word/2018/wordml" xmlns:w16du="http://schemas.microsoft.com/office/word/2023/wordml/word16du" xmlns:w16sdtdh="http://schemas.microsoft.com/office/word/2020/wordml/sdtdatahash" xmlns:w16sdtfl="http://schemas.microsoft.com/office/word/2024/wordml/sdtformatlock" xmlns:w16se="http://schemas.microsoft.com/office/word/2015/wordml/symex" xmlns:wpg="http://schemas.microsoft.com/office/word/2010/wordprocessingGroup" xmlns:wpi="http://schemas.microsoft.com/office/word/2010/wordprocessingInk" xmlns:wne="http://schemas.microsoft.com/office/word/2006/wordml" xmlns:wps="http://schemas.microsoft.com/office/word/2010/wordprocessingShape" mc:Ignorable="w14 w15 w16se w16cid w16 w16cex w16sdtdh w16sdtfl w16du wp14">
   <w:body>
-    <w:p/>
+    <w:p>
+      <w:pPr>
+        <w:pStyle w:val="1"/>
+      </w:pPr>
+      <w:r>
+        <w:rPr>
+          <w:rFonts w:hint="eastAsia"/>
+        </w:rPr>
+        <w:t>SM3</w:t>
+      </w:r>
+      <w:r>
+        <w:rPr>
+          <w:rFonts w:hint="eastAsia"/>
+        </w:rPr>
+        <w:t>及优化实现</w:t>
+      </w:r>
+    </w:p>
+    <w:p>
+      <w:r>
+        <w:t>这段代码实现了中国商用密码标准中的</w:t>
+      </w:r>
+      <w:r>
+        <w:t>SM3</w:t>
+      </w:r>
+      <w:r>
+        <w:t>哈希算法，包含基础版和优化版两种实现，并通过基准测试比较它们的性能。下面逐步解析关键部分：</w:t>
+      </w:r>
+    </w:p>
+    <w:p>
+      <w:pPr>
+        <w:rPr>
+          <w:b/>
+          <w:bCs/>
+        </w:rPr>
+      </w:pPr>
+      <w:r>
+        <w:rPr>
+          <w:b/>
+          <w:bCs/>
+        </w:rPr>
+        <w:t xml:space="preserve">1. </w:t>
+      </w:r>
+      <w:r>
+        <w:rPr>
+          <w:b/>
+          <w:bCs/>
+        </w:rPr>
+        <w:t>核心类说明</w:t>
+      </w:r>
+    </w:p>
+    <w:p>
+      <w:pPr>
+        <w:rPr>
+          <w:b/>
+          <w:bCs/>
+        </w:rPr>
+      </w:pPr>
+      <w:r>
+        <w:rPr>
+          <w:b/>
+          <w:bCs/>
+        </w:rPr>
+        <w:t xml:space="preserve">(1) SM3_Base - </w:t>
+      </w:r>
+      <w:r>
+        <w:rPr>
+          <w:b/>
+          <w:bCs/>
+        </w:rPr>
+        <w:t>基础实现</w:t>
+      </w:r>
+    </w:p>
+    <w:p>
+      <w:pPr>
+        <w:numPr>
+          <w:ilvl w:val="0"/>
+          <w:numId w:val="5"/>
+        </w:numPr>
+      </w:pPr>
+      <w:r>
+        <w:t>​</w:t>
+      </w:r>
+      <w:r>
+        <w:rPr>
+          <w:b/>
+          <w:bCs/>
+        </w:rPr>
+        <w:t>​</w:t>
+      </w:r>
+      <w:r>
+        <w:rPr>
+          <w:b/>
+          <w:bCs/>
+        </w:rPr>
+        <w:t>核心组件</w:t>
+      </w:r>
+      <w:r>
+        <w:rPr>
+          <w:b/>
+          <w:bCs/>
+        </w:rPr>
+        <w:t>​</w:t>
+      </w:r>
+      <w:r>
+        <w:t>​</w:t>
+      </w:r>
+      <w:r>
+        <w:t>：</w:t>
+      </w:r>
+    </w:p>
+    <w:p>
+      <w:pPr>
+        <w:numPr>
+          <w:ilvl w:val="1"/>
+          <w:numId w:val="5"/>
+        </w:numPr>
+      </w:pPr>
+      <w:r>
+        <w:t>8</w:t>
+      </w:r>
+      <w:r>
+        <w:t>个</w:t>
+      </w:r>
+      <w:r>
+        <w:t>32</w:t>
+      </w:r>
+      <w:r>
+        <w:t>位状态寄存器（初始为固定常量）</w:t>
+      </w:r>
+    </w:p>
+    <w:p>
+      <w:pPr>
+        <w:numPr>
+          <w:ilvl w:val="1"/>
+          <w:numId w:val="5"/>
+        </w:numPr>
+      </w:pPr>
+      <w:r>
+        <w:t>64</w:t>
+      </w:r>
+      <w:r>
+        <w:t>字节缓冲区</w:t>
+      </w:r>
+    </w:p>
+    <w:p>
+      <w:pPr>
+        <w:numPr>
+          <w:ilvl w:val="1"/>
+          <w:numId w:val="5"/>
+        </w:numPr>
+      </w:pPr>
+      <w:r>
+        <w:t>消息总长度计数器</w:t>
+      </w:r>
+    </w:p>
+    <w:p>
+      <w:pPr>
+        <w:numPr>
+          <w:ilvl w:val="0"/>
+          <w:numId w:val="5"/>
+        </w:numPr>
+      </w:pPr>
+      <w:r>
+        <w:t>​</w:t>
+      </w:r>
+      <w:r>
+        <w:rPr>
+          <w:b/>
+          <w:bCs/>
+        </w:rPr>
+        <w:t>​</w:t>
+      </w:r>
+      <w:r>
+        <w:rPr>
+          <w:b/>
+          <w:bCs/>
+        </w:rPr>
+        <w:t>关键方法</w:t>
+      </w:r>
+      <w:r>
+        <w:rPr>
+          <w:b/>
+          <w:bCs/>
+        </w:rPr>
+        <w:t>​</w:t>
+      </w:r>
+      <w:r>
+        <w:t>​</w:t>
+      </w:r>
+      <w:r>
+        <w:t>：</w:t>
+      </w:r>
+    </w:p>
+    <w:p>
+      <w:pPr>
+        <w:numPr>
+          <w:ilvl w:val="1"/>
+          <w:numId w:val="5"/>
+        </w:numPr>
+      </w:pPr>
+      <w:r>
+        <w:t xml:space="preserve">reset(): </w:t>
+      </w:r>
+      <w:r>
+        <w:t>初始化状态和缓冲区</w:t>
+      </w:r>
+    </w:p>
+    <w:p>
+      <w:pPr>
+        <w:numPr>
+          <w:ilvl w:val="1"/>
+          <w:numId w:val="5"/>
+        </w:numPr>
+      </w:pPr>
+      <w:r>
+        <w:t xml:space="preserve">update(): </w:t>
+      </w:r>
+      <w:r>
+        <w:t>分批处理输入数据</w:t>
+      </w:r>
+    </w:p>
+    <w:p>
+      <w:pPr>
+        <w:numPr>
+          <w:ilvl w:val="1"/>
+          <w:numId w:val="5"/>
+        </w:numPr>
+      </w:pPr>
+      <w:r>
+        <w:t xml:space="preserve">finalize(): </w:t>
+      </w:r>
+      <w:r>
+        <w:t>添加填充并生成最终哈希</w:t>
+      </w:r>
+    </w:p>
+    <w:p>
+      <w:pPr>
+        <w:numPr>
+          <w:ilvl w:val="0"/>
+          <w:numId w:val="5"/>
+        </w:numPr>
+      </w:pPr>
+      <w:r>
+        <w:t>​</w:t>
+      </w:r>
+      <w:r>
+        <w:rPr>
+          <w:b/>
+          <w:bCs/>
+        </w:rPr>
+        <w:t>​</w:t>
+      </w:r>
+      <w:r>
+        <w:rPr>
+          <w:b/>
+          <w:bCs/>
+        </w:rPr>
+        <w:t>压缩函数流程</w:t>
+      </w:r>
+      <w:r>
+        <w:rPr>
+          <w:b/>
+          <w:bCs/>
+        </w:rPr>
+        <w:t>​</w:t>
+      </w:r>
+      <w:r>
+        <w:t>​</w:t>
+      </w:r>
+      <w:r>
+        <w:t>：</w:t>
+      </w:r>
+    </w:p>
+    <w:p>
+      <w:pPr>
+        <w:numPr>
+          <w:ilvl w:val="0"/>
+          <w:numId w:val="5"/>
+        </w:numPr>
+      </w:pPr>
+      <w:r>
+        <w:t xml:space="preserve">1. </w:t>
+      </w:r>
+      <w:r>
+        <w:t>消息扩展：</w:t>
+      </w:r>
+      <w:r>
+        <w:t>64</w:t>
+      </w:r>
+      <w:r>
+        <w:t>字节块</w:t>
+      </w:r>
+      <w:r>
+        <w:t xml:space="preserve"> → 68</w:t>
+      </w:r>
+      <w:r>
+        <w:t>字</w:t>
+      </w:r>
+      <w:r>
+        <w:t>(W) + 64</w:t>
+      </w:r>
+      <w:r>
+        <w:t>字</w:t>
+      </w:r>
+      <w:r>
+        <w:t>(W1)</w:t>
+      </w:r>
+    </w:p>
+    <w:p>
+      <w:pPr>
+        <w:numPr>
+          <w:ilvl w:val="0"/>
+          <w:numId w:val="5"/>
+        </w:numPr>
+      </w:pPr>
+      <w:r>
+        <w:t>2. 64</w:t>
+      </w:r>
+      <w:r>
+        <w:t>轮迭代处理：</w:t>
+      </w:r>
+    </w:p>
+    <w:p>
+      <w:pPr>
+        <w:numPr>
+          <w:ilvl w:val="0"/>
+          <w:numId w:val="5"/>
+        </w:numPr>
+      </w:pPr>
+      <w:r>
+        <w:t xml:space="preserve">   - </w:t>
+      </w:r>
+      <w:r>
+        <w:t>每轮使用特定常数</w:t>
+      </w:r>
+      <w:r>
+        <w:t>T_val</w:t>
+      </w:r>
+    </w:p>
+    <w:p>
+      <w:pPr>
+        <w:numPr>
+          <w:ilvl w:val="0"/>
+          <w:numId w:val="5"/>
+        </w:numPr>
+      </w:pPr>
+      <w:r>
+        <w:t xml:space="preserve">   - </w:t>
+      </w:r>
+      <w:r>
+        <w:t>执行</w:t>
+      </w:r>
+      <w:r>
+        <w:t>SS1/SS2/TT1/TT2</w:t>
+      </w:r>
+      <w:r>
+        <w:t>等位运算</w:t>
+      </w:r>
+    </w:p>
+    <w:p>
+      <w:pPr>
+        <w:numPr>
+          <w:ilvl w:val="0"/>
+          <w:numId w:val="5"/>
+        </w:numPr>
+      </w:pPr>
+      <w:r>
+        <w:t xml:space="preserve">   - </w:t>
+      </w:r>
+      <w:r>
+        <w:t>更新寄存器</w:t>
+      </w:r>
+      <w:r>
+        <w:t>A-H</w:t>
+      </w:r>
+    </w:p>
+    <w:p>
+      <w:r>
+        <w:t xml:space="preserve">3. </w:t>
+      </w:r>
+      <w:r>
+        <w:t>更新状态寄存器</w:t>
+      </w:r>
+    </w:p>
+    <w:p>
+      <w:pPr>
+        <w:rPr>
+          <w:b/>
+          <w:bCs/>
+        </w:rPr>
+      </w:pPr>
+      <w:r>
+        <w:rPr>
+          <w:b/>
+          <w:bCs/>
+        </w:rPr>
+        <w:t xml:space="preserve">(2) SM3_Optimized - </w:t>
+      </w:r>
+      <w:r>
+        <w:rPr>
+          <w:b/>
+          <w:bCs/>
+        </w:rPr>
+        <w:t>优化实现</w:t>
+      </w:r>
+    </w:p>
+    <w:p>
+      <w:r>
+        <w:t>继承自</w:t>
+      </w:r>
+      <w:r>
+        <w:t>SM3_Base</w:t>
+      </w:r>
+      <w:r>
+        <w:t>，主要优化点：</w:t>
+      </w:r>
+    </w:p>
+    <w:p>
+      <w:pPr>
+        <w:numPr>
+          <w:ilvl w:val="0"/>
+          <w:numId w:val="6"/>
+        </w:numPr>
+      </w:pPr>
+      <w:r>
+        <w:t>​</w:t>
+      </w:r>
+      <w:r>
+        <w:rPr>
+          <w:b/>
+          <w:bCs/>
+        </w:rPr>
+        <w:t>​</w:t>
+      </w:r>
+      <w:r>
+        <w:rPr>
+          <w:b/>
+          <w:bCs/>
+        </w:rPr>
+        <w:t>改进的消息扩展</w:t>
+      </w:r>
+      <w:r>
+        <w:rPr>
+          <w:b/>
+          <w:bCs/>
+        </w:rPr>
+        <w:t>​</w:t>
+      </w:r>
+      <w:r>
+        <w:t>​</w:t>
+      </w:r>
+      <w:r>
+        <w:t>：</w:t>
+      </w:r>
+    </w:p>
+    <w:p>
+      <w:pPr>
+        <w:numPr>
+          <w:ilvl w:val="1"/>
+          <w:numId w:val="6"/>
+        </w:numPr>
+      </w:pPr>
+      <w:r>
+        <w:t>优化了</w:t>
+      </w:r>
+      <w:r>
+        <w:t>W</w:t>
+      </w:r>
+      <w:r>
+        <w:t>数组的计算逻辑</w:t>
+      </w:r>
+    </w:p>
+    <w:p>
+      <w:pPr>
+        <w:numPr>
+          <w:ilvl w:val="1"/>
+          <w:numId w:val="6"/>
+        </w:numPr>
+      </w:pPr>
+      <w:r>
+        <w:t>使用静态转换确保无符号操作</w:t>
+      </w:r>
+    </w:p>
+    <w:p>
+      <w:pPr>
+        <w:numPr>
+          <w:ilvl w:val="0"/>
+          <w:numId w:val="6"/>
+        </w:numPr>
+      </w:pPr>
+      <w:r>
+        <w:lastRenderedPageBreak/>
+        <w:t>​</w:t>
+      </w:r>
+      <w:r>
+        <w:rPr>
+          <w:b/>
+          <w:bCs/>
+        </w:rPr>
+        <w:t>​</w:t>
+      </w:r>
+      <w:r>
+        <w:rPr>
+          <w:b/>
+          <w:bCs/>
+        </w:rPr>
+        <w:t>更高效的压缩循环</w:t>
+      </w:r>
+      <w:r>
+        <w:rPr>
+          <w:b/>
+          <w:bCs/>
+        </w:rPr>
+        <w:t>​</w:t>
+      </w:r>
+      <w:r>
+        <w:t>​</w:t>
+      </w:r>
+      <w:r>
+        <w:t>：</w:t>
+      </w:r>
+    </w:p>
+    <w:p>
+      <w:pPr>
+        <w:numPr>
+          <w:ilvl w:val="1"/>
+          <w:numId w:val="6"/>
+        </w:numPr>
+      </w:pPr>
+      <w:r>
+        <w:t>简化工作变量更新路径</w:t>
+      </w:r>
+    </w:p>
+    <w:p>
+      <w:pPr>
+        <w:numPr>
+          <w:ilvl w:val="1"/>
+          <w:numId w:val="6"/>
+        </w:numPr>
+      </w:pPr>
+      <w:r>
+        <w:t>重写为线性内存操作</w:t>
+      </w:r>
+    </w:p>
+    <w:p>
+      <w:pPr>
+        <w:rPr>
+          <w:b/>
+          <w:bCs/>
+        </w:rPr>
+      </w:pPr>
+      <w:r>
+        <w:rPr>
+          <w:b/>
+          <w:bCs/>
+        </w:rPr>
+        <w:t xml:space="preserve">2. </w:t>
+      </w:r>
+      <w:r>
+        <w:rPr>
+          <w:b/>
+          <w:bCs/>
+        </w:rPr>
+        <w:t>核心算法组件</w:t>
+      </w:r>
+    </w:p>
+    <w:p>
+      <w:pPr>
+        <w:rPr>
+          <w:b/>
+          <w:bCs/>
+        </w:rPr>
+      </w:pPr>
+      <w:r>
+        <w:rPr>
+          <w:b/>
+          <w:bCs/>
+        </w:rPr>
+        <w:t xml:space="preserve">(1) </w:t>
+      </w:r>
+      <w:r>
+        <w:rPr>
+          <w:b/>
+          <w:bCs/>
+        </w:rPr>
+        <w:t>位运算函数</w:t>
+      </w:r>
+    </w:p>
+    <w:p>
+      <w:pPr>
+        <w:rPr>
+          <w:b/>
+          <w:bCs/>
+        </w:rPr>
+      </w:pPr>
+      <w:r>
+        <w:rPr>
+          <w:noProof/>
+        </w:rPr>
+        <w:drawing>
+          <wp:inline distT="0" distB="0" distL="0" distR="0" wp14:anchorId="15E9F368" wp14:editId="4B2BA89C">
+            <wp:extent cx="5274310" cy="567690"/>
+            <wp:effectExtent l="0" t="0" r="2540" b="3810"/>
+            <wp:docPr id="608943345" name="图片 1"/>
+            <wp:cNvGraphicFramePr>
+              <a:graphicFrameLocks xmlns:a="http://schemas.openxmlformats.org/drawingml/2006/main" noChangeAspect="1"/>
+            </wp:cNvGraphicFramePr>
+            <a:graphic xmlns:a="http://schemas.openxmlformats.org/drawingml/2006/main">
+              <a:graphicData uri="http://schemas.openxmlformats.org/drawingml/2006/picture">
+                <pic:pic xmlns:pic="http://schemas.openxmlformats.org/drawingml/2006/picture">
+                  <pic:nvPicPr>
+                    <pic:cNvPr id="608943345" name=""/>
+                    <pic:cNvPicPr/>
+                  </pic:nvPicPr>
+                  <pic:blipFill>
+                    <a:blip r:embed="rId8"/>
+                    <a:stretch>
+                      <a:fillRect/>
+                    </a:stretch>
+                  </pic:blipFill>
+                  <pic:spPr>
+                    <a:xfrm>
+                      <a:off x="0" y="0"/>
+                      <a:ext cx="5274310" cy="567690"/>
+                    </a:xfrm>
+                    <a:prstGeom prst="rect">
+                      <a:avLst/>
+                    </a:prstGeom>
+                  </pic:spPr>
+                </pic:pic>
+              </a:graphicData>
+            </a:graphic>
+          </wp:inline>
+        </w:drawing>
+      </w:r>
+      <w:r>
+        <w:rPr>
+          <w:b/>
+          <w:bCs/>
+        </w:rPr>
+        <w:t xml:space="preserve"> </w:t>
+      </w:r>
+      <w:r>
+        <w:rPr>
+          <w:b/>
+          <w:bCs/>
+        </w:rPr>
+        <w:t xml:space="preserve">(2) </w:t>
+      </w:r>
+      <w:r>
+        <w:rPr>
+          <w:b/>
+          <w:bCs/>
+        </w:rPr>
+        <w:t>布尔函数</w:t>
+      </w:r>
+    </w:p>
+    <w:p>
+      <w:pPr>
+        <w:rPr>
+          <w:b/>
+          <w:bCs/>
+        </w:rPr>
+      </w:pPr>
+      <w:r>
+        <w:rPr>
+          <w:noProof/>
+        </w:rPr>
+        <w:drawing>
+          <wp:inline distT="0" distB="0" distL="0" distR="0" wp14:anchorId="36B1E7AE" wp14:editId="5D61495C">
+            <wp:extent cx="5274310" cy="610235"/>
+            <wp:effectExtent l="0" t="0" r="2540" b="0"/>
+            <wp:docPr id="1146137828" name="图片 1"/>
+            <wp:cNvGraphicFramePr>
+              <a:graphicFrameLocks xmlns:a="http://schemas.openxmlformats.org/drawingml/2006/main" noChangeAspect="1"/>
+            </wp:cNvGraphicFramePr>
+            <a:graphic xmlns:a="http://schemas.openxmlformats.org/drawingml/2006/main">
+              <a:graphicData uri="http://schemas.openxmlformats.org/drawingml/2006/picture">
+                <pic:pic xmlns:pic="http://schemas.openxmlformats.org/drawingml/2006/picture">
+                  <pic:nvPicPr>
+                    <pic:cNvPr id="1146137828" name=""/>
+                    <pic:cNvPicPr/>
+                  </pic:nvPicPr>
+                  <pic:blipFill>
+                    <a:blip r:embed="rId9"/>
+                    <a:stretch>
+                      <a:fillRect/>
+                    </a:stretch>
+                  </pic:blipFill>
+                  <pic:spPr>
+                    <a:xfrm>
+                      <a:off x="0" y="0"/>
+                      <a:ext cx="5274310" cy="610235"/>
+                    </a:xfrm>
+                    <a:prstGeom prst="rect">
+                      <a:avLst/>
+                    </a:prstGeom>
+                  </pic:spPr>
+                </pic:pic>
+              </a:graphicData>
+            </a:graphic>
+          </wp:inline>
+        </w:drawing>
+      </w:r>
+      <w:r>
+        <w:rPr>
+          <w:b/>
+          <w:bCs/>
+        </w:rPr>
+        <w:t xml:space="preserve">3. </w:t>
+      </w:r>
+      <w:r>
+        <w:rPr>
+          <w:b/>
+          <w:bCs/>
+        </w:rPr>
+        <w:t>测试框架</w:t>
+      </w:r>
+    </w:p>
+    <w:p>
+      <w:pPr>
+        <w:rPr>
+          <w:b/>
+          <w:bCs/>
+        </w:rPr>
+      </w:pPr>
+      <w:r>
+        <w:rPr>
+          <w:b/>
+          <w:bCs/>
+        </w:rPr>
+        <w:t xml:space="preserve">(1) </w:t>
+      </w:r>
+      <w:r>
+        <w:rPr>
+          <w:b/>
+          <w:bCs/>
+        </w:rPr>
+        <w:t>测试用例</w:t>
+      </w:r>
+    </w:p>
+    <w:p>
+      <w:pPr>
+        <w:numPr>
+          <w:ilvl w:val="0"/>
+          <w:numId w:val="7"/>
+        </w:numPr>
+      </w:pPr>
+      <w:r>
+        <w:t>​</w:t>
+      </w:r>
+      <w:r>
+        <w:rPr>
+          <w:b/>
+          <w:bCs/>
+        </w:rPr>
+        <w:t>​</w:t>
+      </w:r>
+      <w:r>
+        <w:rPr>
+          <w:b/>
+          <w:bCs/>
+        </w:rPr>
+        <w:t>标准测试</w:t>
+      </w:r>
+      <w:r>
+        <w:rPr>
+          <w:b/>
+          <w:bCs/>
+        </w:rPr>
+        <w:t>​</w:t>
+      </w:r>
+      <w:r>
+        <w:t>​</w:t>
+      </w:r>
+      <w:r>
+        <w:t>（</w:t>
+      </w:r>
+      <w:r>
+        <w:t>"abc"</w:t>
+      </w:r>
+      <w:r>
+        <w:t>）：</w:t>
+      </w:r>
+    </w:p>
+    <w:p>
+      <w:pPr>
+        <w:numPr>
+          <w:ilvl w:val="1"/>
+          <w:numId w:val="7"/>
+        </w:numPr>
+      </w:pPr>
+      <w:r>
+        <w:t>预期结果：</w:t>
+      </w:r>
+      <w:r>
+        <w:t>66c7f0f4...</w:t>
+      </w:r>
+    </w:p>
+    <w:p>
+      <w:pPr>
+        <w:numPr>
+          <w:ilvl w:val="1"/>
+          <w:numId w:val="7"/>
+        </w:numPr>
+      </w:pPr>
+      <w:r>
+        <w:t>验证算法正确性</w:t>
+      </w:r>
+    </w:p>
+    <w:p>
+      <w:pPr>
+        <w:numPr>
+          <w:ilvl w:val="0"/>
+          <w:numId w:val="7"/>
+        </w:numPr>
+      </w:pPr>
+      <w:r>
+        <w:t>​</w:t>
+      </w:r>
+      <w:r>
+        <w:rPr>
+          <w:b/>
+          <w:bCs/>
+        </w:rPr>
+        <w:t>​</w:t>
+      </w:r>
+      <w:r>
+        <w:rPr>
+          <w:b/>
+          <w:bCs/>
+        </w:rPr>
+        <w:t>性能测试</w:t>
+      </w:r>
+      <w:r>
+        <w:rPr>
+          <w:b/>
+          <w:bCs/>
+        </w:rPr>
+        <w:t>​</w:t>
+      </w:r>
+      <w:r>
+        <w:t>​</w:t>
+      </w:r>
+      <w:r>
+        <w:t>（</w:t>
+      </w:r>
+      <w:r>
+        <w:t>1MB</w:t>
+      </w:r>
+      <w:r>
+        <w:t>数据）：</w:t>
+      </w:r>
+    </w:p>
+    <w:p>
+      <w:pPr>
+        <w:numPr>
+          <w:ilvl w:val="1"/>
+          <w:numId w:val="7"/>
+        </w:numPr>
+      </w:pPr>
+      <w:r>
+        <w:t>测量吞吐量（</w:t>
+      </w:r>
+      <w:r>
+        <w:t>MB/s</w:t>
+      </w:r>
+      <w:r>
+        <w:t>）</w:t>
+      </w:r>
+    </w:p>
+    <w:p>
+      <w:pPr>
+        <w:numPr>
+          <w:ilvl w:val="1"/>
+          <w:numId w:val="7"/>
+        </w:numPr>
+      </w:pPr>
+      <w:r>
+        <w:t>比较优化效果</w:t>
+      </w:r>
+    </w:p>
+    <w:p>
+      <w:pPr>
+        <w:rPr>
+          <w:b/>
+          <w:bCs/>
+        </w:rPr>
+      </w:pPr>
+      <w:r>
+        <w:rPr>
+          <w:b/>
+          <w:bCs/>
+        </w:rPr>
+        <w:t xml:space="preserve">(2) </w:t>
+      </w:r>
+      <w:r>
+        <w:rPr>
+          <w:b/>
+          <w:bCs/>
+        </w:rPr>
+        <w:t>测试函数模板</w:t>
+      </w:r>
+    </w:p>
+    <w:p>
+      <w:pPr>
+        <w:rPr>
+          <w:b/>
+          <w:bCs/>
+        </w:rPr>
+      </w:pPr>
+      <w:r>
+        <w:rPr>
+          <w:noProof/>
+        </w:rPr>
+        <w:drawing>
+          <wp:inline distT="0" distB="0" distL="0" distR="0" wp14:anchorId="3B780E30" wp14:editId="2EDD8F09">
+            <wp:extent cx="5274310" cy="1003935"/>
+            <wp:effectExtent l="0" t="0" r="2540" b="5715"/>
+            <wp:docPr id="482501699" name="图片 1"/>
+            <wp:cNvGraphicFramePr>
+              <a:graphicFrameLocks xmlns:a="http://schemas.openxmlformats.org/drawingml/2006/main" noChangeAspect="1"/>
+            </wp:cNvGraphicFramePr>
+            <a:graphic xmlns:a="http://schemas.openxmlformats.org/drawingml/2006/main">
+              <a:graphicData uri="http://schemas.openxmlformats.org/drawingml/2006/picture">
+                <pic:pic xmlns:pic="http://schemas.openxmlformats.org/drawingml/2006/picture">
+                  <pic:nvPicPr>
+                    <pic:cNvPr id="482501699" name=""/>
+                    <pic:cNvPicPr/>
+                  </pic:nvPicPr>
+                  <pic:blipFill>
+                    <a:blip r:embed="rId10"/>
+                    <a:stretch>
+                      <a:fillRect/>
+                    </a:stretch>
+                  </pic:blipFill>
+                  <pic:spPr>
+                    <a:xfrm>
+                      <a:off x="0" y="0"/>
+                      <a:ext cx="5274310" cy="1003935"/>
+                    </a:xfrm>
+                    <a:prstGeom prst="rect">
+                      <a:avLst/>
+                    </a:prstGeom>
+                  </pic:spPr>
+                </pic:pic>
+              </a:graphicData>
+            </a:graphic>
+          </wp:inline>
+        </w:drawing>
+      </w:r>
+      <w:r>
+        <w:rPr>
+          <w:b/>
+          <w:bCs/>
+        </w:rPr>
+        <w:t xml:space="preserve">4. </w:t>
+      </w:r>
+      <w:r>
+        <w:rPr>
+          <w:b/>
+          <w:bCs/>
+        </w:rPr>
+        <w:t>辅助工具</w:t>
+      </w:r>
+    </w:p>
+    <w:p>
+      <w:pPr>
+        <w:rPr>
+          <w:b/>
+          <w:bCs/>
+        </w:rPr>
+      </w:pPr>
+      <w:r>
+        <w:rPr>
+          <w:noProof/>
+        </w:rPr>
+        <w:drawing>
+          <wp:inline distT="0" distB="0" distL="0" distR="0" wp14:anchorId="3D9914C0" wp14:editId="4BF8835C">
+            <wp:extent cx="5274310" cy="629920"/>
+            <wp:effectExtent l="0" t="0" r="2540" b="0"/>
+            <wp:docPr id="1195575166" name="图片 1"/>
+            <wp:cNvGraphicFramePr>
+              <a:graphicFrameLocks xmlns:a="http://schemas.openxmlformats.org/drawingml/2006/main" noChangeAspect="1"/>
+            </wp:cNvGraphicFramePr>
+            <a:graphic xmlns:a="http://schemas.openxmlformats.org/drawingml/2006/main">
+              <a:graphicData uri="http://schemas.openxmlformats.org/drawingml/2006/picture">
+                <pic:pic xmlns:pic="http://schemas.openxmlformats.org/drawingml/2006/picture">
+                  <pic:nvPicPr>
+                    <pic:cNvPr id="1195575166" name=""/>
+                    <pic:cNvPicPr/>
+                  </pic:nvPicPr>
+                  <pic:blipFill>
+                    <a:blip r:embed="rId11"/>
+                    <a:stretch>
+                      <a:fillRect/>
+                    </a:stretch>
+                  </pic:blipFill>
+                  <pic:spPr>
+                    <a:xfrm>
+                      <a:off x="0" y="0"/>
+                      <a:ext cx="5274310" cy="629920"/>
+                    </a:xfrm>
+                    <a:prstGeom prst="rect">
+                      <a:avLst/>
+                    </a:prstGeom>
+                  </pic:spPr>
+                </pic:pic>
+              </a:graphicData>
+            </a:graphic>
+          </wp:inline>
+        </w:drawing>
+      </w:r>
+      <w:r>
+        <w:rPr>
+          <w:b/>
+          <w:bCs/>
+        </w:rPr>
+        <w:lastRenderedPageBreak/>
+        <w:t xml:space="preserve">5. </w:t>
+      </w:r>
+      <w:r>
+        <w:rPr>
+          <w:b/>
+          <w:bCs/>
+        </w:rPr>
+        <w:t>执行流程</w:t>
+      </w:r>
+    </w:p>
+    <w:p>
+      <w:r>
+        <w:drawing>
+          <wp:inline distT="0" distB="0" distL="0" distR="0" wp14:anchorId="2FC19736" wp14:editId="0DD04D39">
+            <wp:extent cx="5274310" cy="2188210"/>
+            <wp:effectExtent l="0" t="0" r="2540" b="2540"/>
+            <wp:docPr id="1355264956" name="图片 1"/>
+            <wp:cNvGraphicFramePr>
+              <a:graphicFrameLocks xmlns:a="http://schemas.openxmlformats.org/drawingml/2006/main" noChangeAspect="1"/>
+            </wp:cNvGraphicFramePr>
+            <a:graphic xmlns:a="http://schemas.openxmlformats.org/drawingml/2006/main">
+              <a:graphicData uri="http://schemas.openxmlformats.org/drawingml/2006/picture">
+                <pic:pic xmlns:pic="http://schemas.openxmlformats.org/drawingml/2006/picture">
+                  <pic:nvPicPr>
+                    <pic:cNvPr id="1355264956" name=""/>
+                    <pic:cNvPicPr/>
+                  </pic:nvPicPr>
+                  <pic:blipFill>
+                    <a:blip r:embed="rId12"/>
+                    <a:stretch>
+                      <a:fillRect/>
+                    </a:stretch>
+                  </pic:blipFill>
+                  <pic:spPr>
+                    <a:xfrm>
+                      <a:off x="0" y="0"/>
+                      <a:ext cx="5274310" cy="2188210"/>
+                    </a:xfrm>
+                    <a:prstGeom prst="rect">
+                      <a:avLst/>
+                    </a:prstGeom>
+                  </pic:spPr>
+                </pic:pic>
+              </a:graphicData>
+            </a:graphic>
+          </wp:inline>
+        </w:drawing>
+      </w:r>
+    </w:p>
+    <w:p>
+      <w:pPr>
+        <w:rPr>
+          <w:b/>
+          <w:bCs/>
+        </w:rPr>
+      </w:pPr>
+      <w:r>
+        <w:rPr>
+          <w:rFonts w:hint="eastAsia"/>
+          <w:b/>
+          <w:bCs/>
+        </w:rPr>
+        <w:t>6</w:t>
+      </w:r>
+      <w:r>
+        <w:rPr>
+          <w:b/>
+          <w:bCs/>
+        </w:rPr>
+        <w:t>.</w:t>
+      </w:r>
+      <w:r>
+        <w:rPr>
+          <w:rFonts w:hint="eastAsia"/>
+          <w:b/>
+          <w:bCs/>
+        </w:rPr>
+        <w:t xml:space="preserve"> </w:t>
+      </w:r>
+      <w:r>
+        <w:rPr>
+          <w:rFonts w:hint="eastAsia"/>
+          <w:b/>
+          <w:bCs/>
+        </w:rPr>
+        <w:t>运行结果</w:t>
+      </w:r>
+    </w:p>
+    <w:p>
+      <w:r>
+        <w:rPr>
+          <w:noProof/>
+        </w:rPr>
+        <w:drawing>
+          <wp:inline distT="0" distB="0" distL="0" distR="0" wp14:anchorId="3E2B49A7" wp14:editId="66E412E8">
+            <wp:extent cx="5274310" cy="2872105"/>
+            <wp:effectExtent l="0" t="0" r="2540" b="4445"/>
+            <wp:docPr id="1576219054" name="图片 1"/>
+            <wp:cNvGraphicFramePr>
+              <a:graphicFrameLocks xmlns:a="http://schemas.openxmlformats.org/drawingml/2006/main" noChangeAspect="1"/>
+            </wp:cNvGraphicFramePr>
+            <a:graphic xmlns:a="http://schemas.openxmlformats.org/drawingml/2006/main">
+              <a:graphicData uri="http://schemas.openxmlformats.org/drawingml/2006/picture">
+                <pic:pic xmlns:pic="http://schemas.openxmlformats.org/drawingml/2006/picture">
+                  <pic:nvPicPr>
+                    <pic:cNvPr id="1576219054" name=""/>
+                    <pic:cNvPicPr/>
+                  </pic:nvPicPr>
+                  <pic:blipFill>
+                    <a:blip r:embed="rId13"/>
+                    <a:stretch>
+                      <a:fillRect/>
+                    </a:stretch>
+                  </pic:blipFill>
+                  <pic:spPr>
+                    <a:xfrm>
+                      <a:off x="0" y="0"/>
+                      <a:ext cx="5274310" cy="2872105"/>
+                    </a:xfrm>
+                    <a:prstGeom prst="rect">
+                      <a:avLst/>
+                    </a:prstGeom>
+                  </pic:spPr>
+                </pic:pic>
+              </a:graphicData>
+            </a:graphic>
+          </wp:inline>
+        </w:drawing>
+      </w:r>
+    </w:p>
+    <w:p>
+      <w:pPr>
+        <w:pStyle w:val="1"/>
+      </w:pPr>
+      <w:r>
+        <w:rPr>
+          <w:rFonts w:hint="eastAsia"/>
+        </w:rPr>
+        <w:t>SM3</w:t>
+      </w:r>
+      <w:r>
+        <w:rPr>
+          <w:rFonts w:hint="eastAsia"/>
+        </w:rPr>
+        <w:t>长度扩展攻击</w:t>
+      </w:r>
+    </w:p>
+    <w:p>
+      <w:pPr>
+        <w:rPr>
+          <w:b/>
+          <w:bCs/>
+        </w:rPr>
+      </w:pPr>
+      <w:r>
+        <w:rPr>
+          <w:b/>
+          <w:bCs/>
+        </w:rPr>
+        <w:t xml:space="preserve">SM3 </w:t>
+      </w:r>
+      <w:r>
+        <w:rPr>
+          <w:b/>
+          <w:bCs/>
+        </w:rPr>
+        <w:t>长度扩展攻击演示</w:t>
+      </w:r>
+    </w:p>
+    <w:p>
+      <w:r>
+        <w:t>这个程序演示了对</w:t>
+      </w:r>
+      <w:r>
+        <w:t xml:space="preserve"> SM3 </w:t>
+      </w:r>
+      <w:r>
+        <w:t>哈希算法进行长度扩展攻击的过程。下面详细解释代码的含义和实现逻辑：</w:t>
+      </w:r>
+    </w:p>
+    <w:p>
+      <w:pPr>
+        <w:rPr>
+          <w:b/>
+          <w:bCs/>
+        </w:rPr>
+      </w:pPr>
+      <w:r>
+        <w:rPr>
+          <w:b/>
+          <w:bCs/>
+        </w:rPr>
+        <w:t>代码结构解析</w:t>
+      </w:r>
+    </w:p>
+    <w:p>
+      <w:pPr>
+        <w:rPr>
+          <w:b/>
+          <w:bCs/>
+        </w:rPr>
+      </w:pPr>
+      <w:r>
+        <w:rPr>
+          <w:b/>
+          <w:bCs/>
+        </w:rPr>
+        <w:t xml:space="preserve">1. SM3_Base </w:t>
+      </w:r>
+      <w:r>
+        <w:rPr>
+          <w:b/>
+          <w:bCs/>
+        </w:rPr>
+        <w:t>哈希实现</w:t>
+      </w:r>
+    </w:p>
+    <w:p>
+      <w:pPr>
+        <w:rPr>
+          <w:b/>
+          <w:bCs/>
+        </w:rPr>
+      </w:pPr>
+      <w:r>
+        <w:rPr>
+          <w:b/>
+          <w:bCs/>
+        </w:rPr>
+        <w:t xml:space="preserve">2. </w:t>
+      </w:r>
+      <w:r>
+        <w:rPr>
+          <w:b/>
+          <w:bCs/>
+        </w:rPr>
+        <w:t>辅助函数</w:t>
+      </w:r>
+    </w:p>
+    <w:p>
+      <w:pPr>
+        <w:rPr>
+          <w:b/>
+          <w:bCs/>
+        </w:rPr>
+      </w:pPr>
+      <w:r>
+        <w:rPr>
+          <w:noProof/>
+        </w:rPr>
+        <w:lastRenderedPageBreak/>
+        <w:drawing>
+          <wp:inline distT="0" distB="0" distL="0" distR="0" wp14:anchorId="6DC0C2F9" wp14:editId="1704C14C">
+            <wp:extent cx="5274310" cy="1012190"/>
+            <wp:effectExtent l="0" t="0" r="2540" b="0"/>
+            <wp:docPr id="216398723" name="图片 1"/>
+            <wp:cNvGraphicFramePr>
+              <a:graphicFrameLocks xmlns:a="http://schemas.openxmlformats.org/drawingml/2006/main" noChangeAspect="1"/>
+            </wp:cNvGraphicFramePr>
+            <a:graphic xmlns:a="http://schemas.openxmlformats.org/drawingml/2006/main">
+              <a:graphicData uri="http://schemas.openxmlformats.org/drawingml/2006/picture">
+                <pic:pic xmlns:pic="http://schemas.openxmlformats.org/drawingml/2006/picture">
+                  <pic:nvPicPr>
+                    <pic:cNvPr id="216398723" name=""/>
+                    <pic:cNvPicPr/>
+                  </pic:nvPicPr>
+                  <pic:blipFill>
+                    <a:blip r:embed="rId14"/>
+                    <a:stretch>
+                      <a:fillRect/>
+                    </a:stretch>
+                  </pic:blipFill>
+                  <pic:spPr>
+                    <a:xfrm>
+                      <a:off x="0" y="0"/>
+                      <a:ext cx="5274310" cy="1012190"/>
+                    </a:xfrm>
+                    <a:prstGeom prst="rect">
+                      <a:avLst/>
+                    </a:prstGeom>
+                  </pic:spPr>
+                </pic:pic>
+              </a:graphicData>
+            </a:graphic>
+          </wp:inline>
+        </w:drawing>
+      </w:r>
+      <w:r>
+        <w:rPr>
+          <w:b/>
+          <w:bCs/>
+        </w:rPr>
+        <w:t xml:space="preserve"> </w:t>
+      </w:r>
+      <w:r>
+        <w:rPr>
+          <w:b/>
+          <w:bCs/>
+        </w:rPr>
+        <w:t xml:space="preserve">3. </w:t>
+      </w:r>
+      <w:r>
+        <w:rPr>
+          <w:b/>
+          <w:bCs/>
+        </w:rPr>
+        <w:t>长度扩展攻击实现</w:t>
+      </w:r>
+    </w:p>
+    <w:p>
+      <w:pPr>
+        <w:rPr>
+          <w:b/>
+          <w:bCs/>
+        </w:rPr>
+      </w:pPr>
+      <w:r>
+        <w:rPr>
+          <w:noProof/>
+        </w:rPr>
+        <w:drawing>
+          <wp:inline distT="0" distB="0" distL="0" distR="0" wp14:anchorId="3EAB6273" wp14:editId="7AD825FE">
+            <wp:extent cx="5274310" cy="1572260"/>
+            <wp:effectExtent l="0" t="0" r="2540" b="8890"/>
+            <wp:docPr id="1599190213" name="图片 1"/>
+            <wp:cNvGraphicFramePr>
+              <a:graphicFrameLocks xmlns:a="http://schemas.openxmlformats.org/drawingml/2006/main" noChangeAspect="1"/>
+            </wp:cNvGraphicFramePr>
+            <a:graphic xmlns:a="http://schemas.openxmlformats.org/drawingml/2006/main">
+              <a:graphicData uri="http://schemas.openxmlformats.org/drawingml/2006/picture">
+                <pic:pic xmlns:pic="http://schemas.openxmlformats.org/drawingml/2006/picture">
+                  <pic:nvPicPr>
+                    <pic:cNvPr id="1599190213" name=""/>
+                    <pic:cNvPicPr/>
+                  </pic:nvPicPr>
+                  <pic:blipFill>
+                    <a:blip r:embed="rId15"/>
+                    <a:stretch>
+                      <a:fillRect/>
+                    </a:stretch>
+                  </pic:blipFill>
+                  <pic:spPr>
+                    <a:xfrm>
+                      <a:off x="0" y="0"/>
+                      <a:ext cx="5274310" cy="1572260"/>
+                    </a:xfrm>
+                    <a:prstGeom prst="rect">
+                      <a:avLst/>
+                    </a:prstGeom>
+                  </pic:spPr>
+                </pic:pic>
+              </a:graphicData>
+            </a:graphic>
+          </wp:inline>
+        </w:drawing>
+      </w:r>
+      <w:r>
+        <w:rPr>
+          <w:b/>
+          <w:bCs/>
+        </w:rPr>
+        <w:t>长度扩展攻击原理</w:t>
+      </w:r>
+    </w:p>
+    <w:p>
+      <w:r>
+        <w:t>长度扩展攻击利用了</w:t>
+      </w:r>
+      <w:r>
+        <w:t xml:space="preserve"> SM3 </w:t>
+      </w:r>
+      <w:r>
+        <w:t>哈希算法基于</w:t>
+      </w:r>
+      <w:r>
+        <w:t xml:space="preserve"> Merkle-Damgård </w:t>
+      </w:r>
+      <w:r>
+        <w:t>构造的特性：</w:t>
+      </w:r>
+    </w:p>
+    <w:p>
+      <w:pPr>
+        <w:numPr>
+          <w:ilvl w:val="0"/>
+          <w:numId w:val="9"/>
+        </w:numPr>
+      </w:pPr>
+      <w:r>
+        <w:t>​</w:t>
+      </w:r>
+      <w:r>
+        <w:rPr>
+          <w:b/>
+          <w:bCs/>
+        </w:rPr>
+        <w:t>​</w:t>
+      </w:r>
+      <w:r>
+        <w:rPr>
+          <w:b/>
+          <w:bCs/>
+        </w:rPr>
+        <w:t>内部状态</w:t>
+      </w:r>
+      <w:r>
+        <w:rPr>
+          <w:b/>
+          <w:bCs/>
+        </w:rPr>
+        <w:t>​</w:t>
+      </w:r>
+      <w:r>
+        <w:t>​</w:t>
+      </w:r>
+      <w:r>
+        <w:t>：哈希计算过程维护一组状态寄存器</w:t>
+      </w:r>
+    </w:p>
+    <w:p>
+      <w:pPr>
+        <w:numPr>
+          <w:ilvl w:val="0"/>
+          <w:numId w:val="9"/>
+        </w:numPr>
+      </w:pPr>
+      <w:r>
+        <w:t>​</w:t>
+      </w:r>
+      <w:r>
+        <w:rPr>
+          <w:b/>
+          <w:bCs/>
+        </w:rPr>
+        <w:t>​</w:t>
+      </w:r>
+      <w:r>
+        <w:rPr>
+          <w:b/>
+          <w:bCs/>
+        </w:rPr>
+        <w:t>压缩函数</w:t>
+      </w:r>
+      <w:r>
+        <w:rPr>
+          <w:b/>
+          <w:bCs/>
+        </w:rPr>
+        <w:t>​</w:t>
+      </w:r>
+      <w:r>
+        <w:t>​</w:t>
+      </w:r>
+      <w:r>
+        <w:t>：每个数据块的处理依赖于前一个块的处理结果</w:t>
+      </w:r>
+    </w:p>
+    <w:p>
+      <w:pPr>
+        <w:numPr>
+          <w:ilvl w:val="0"/>
+          <w:numId w:val="9"/>
+        </w:numPr>
+      </w:pPr>
+      <w:r>
+        <w:t>​</w:t>
+      </w:r>
+      <w:r>
+        <w:rPr>
+          <w:b/>
+          <w:bCs/>
+        </w:rPr>
+        <w:t>​</w:t>
+      </w:r>
+      <w:r>
+        <w:rPr>
+          <w:b/>
+          <w:bCs/>
+        </w:rPr>
+        <w:t>消息填充</w:t>
+      </w:r>
+      <w:r>
+        <w:rPr>
+          <w:b/>
+          <w:bCs/>
+        </w:rPr>
+        <w:t>​</w:t>
+      </w:r>
+      <w:r>
+        <w:t>​</w:t>
+      </w:r>
+      <w:r>
+        <w:t>：使用特定的填充规则处理消息结束</w:t>
+      </w:r>
+    </w:p>
+    <w:p>
+      <w:r>
+        <w:t>当攻击者知道：</w:t>
+      </w:r>
+    </w:p>
+    <w:p>
+      <w:pPr>
+        <w:numPr>
+          <w:ilvl w:val="0"/>
+          <w:numId w:val="10"/>
+        </w:numPr>
+      </w:pPr>
+      <w:r>
+        <w:t>原始消息的长度</w:t>
+      </w:r>
+      <w:r>
+        <w:t xml:space="preserve"> (secret.size())</w:t>
+      </w:r>
+    </w:p>
+    <w:p>
+      <w:pPr>
+        <w:numPr>
+          <w:ilvl w:val="0"/>
+          <w:numId w:val="10"/>
+        </w:numPr>
+      </w:pPr>
+      <w:r>
+        <w:t>原始消息的哈希值</w:t>
+      </w:r>
+      <w:r>
+        <w:t xml:space="preserve"> (orig_digest)</w:t>
+      </w:r>
+    </w:p>
+    <w:p>
+      <w:r>
+        <w:t>可以：</w:t>
+      </w:r>
+    </w:p>
+    <w:p>
+      <w:pPr>
+        <w:numPr>
+          <w:ilvl w:val="0"/>
+          <w:numId w:val="11"/>
+        </w:numPr>
+      </w:pPr>
+      <w:r>
+        <w:t>根据原始哈希值恢复内部状态</w:t>
+      </w:r>
+    </w:p>
+    <w:p>
+      <w:pPr>
+        <w:numPr>
+          <w:ilvl w:val="0"/>
+          <w:numId w:val="11"/>
+        </w:numPr>
+      </w:pPr>
+      <w:r>
+        <w:t>计算原始消息的填充</w:t>
+      </w:r>
+    </w:p>
+    <w:p>
+      <w:pPr>
+        <w:numPr>
+          <w:ilvl w:val="0"/>
+          <w:numId w:val="11"/>
+        </w:numPr>
+      </w:pPr>
+      <w:r>
+        <w:t>从恢复的状态开始处理新数据</w:t>
+      </w:r>
+    </w:p>
+    <w:p>
+      <w:pPr>
+        <w:rPr>
+          <w:b/>
+          <w:bCs/>
+        </w:rPr>
+      </w:pPr>
+      <w:r>
+        <w:rPr>
+          <w:b/>
+          <w:bCs/>
+        </w:rPr>
+        <w:t>攻击步骤详解</w:t>
+      </w:r>
+    </w:p>
+    <w:p>
+      <w:pPr>
+        <w:rPr>
+          <w:b/>
+          <w:bCs/>
+        </w:rPr>
+      </w:pPr>
+      <w:r>
+        <w:rPr>
+          <w:b/>
+          <w:bCs/>
+        </w:rPr>
+        <w:t>第</w:t>
+      </w:r>
+      <w:r>
+        <w:rPr>
+          <w:b/>
+          <w:bCs/>
+        </w:rPr>
+        <w:t>1</w:t>
+      </w:r>
+      <w:r>
+        <w:rPr>
+          <w:b/>
+          <w:bCs/>
+        </w:rPr>
+        <w:t>部分：计算原始消息的哈希</w:t>
+      </w:r>
+    </w:p>
+    <w:p>
+      <w:r>
+        <w:rPr>
+          <w:noProof/>
+        </w:rPr>
+        <w:lastRenderedPageBreak/>
+        <w:drawing>
+          <wp:inline distT="0" distB="0" distL="0" distR="0" wp14:anchorId="4FF54864" wp14:editId="72146C78">
+            <wp:extent cx="5274310" cy="1159510"/>
+            <wp:effectExtent l="0" t="0" r="2540" b="2540"/>
+            <wp:docPr id="1564124616" name="图片 1"/>
+            <wp:cNvGraphicFramePr>
+              <a:graphicFrameLocks xmlns:a="http://schemas.openxmlformats.org/drawingml/2006/main" noChangeAspect="1"/>
+            </wp:cNvGraphicFramePr>
+            <a:graphic xmlns:a="http://schemas.openxmlformats.org/drawingml/2006/main">
+              <a:graphicData uri="http://schemas.openxmlformats.org/drawingml/2006/picture">
+                <pic:pic xmlns:pic="http://schemas.openxmlformats.org/drawingml/2006/picture">
+                  <pic:nvPicPr>
+                    <pic:cNvPr id="1564124616" name=""/>
+                    <pic:cNvPicPr/>
+                  </pic:nvPicPr>
+                  <pic:blipFill>
+                    <a:blip r:embed="rId16"/>
+                    <a:stretch>
+                      <a:fillRect/>
+                    </a:stretch>
+                  </pic:blipFill>
+                  <pic:spPr>
+                    <a:xfrm>
+                      <a:off x="0" y="0"/>
+                      <a:ext cx="5274310" cy="1159510"/>
+                    </a:xfrm>
+                    <a:prstGeom prst="rect">
+                      <a:avLst/>
+                    </a:prstGeom>
+                  </pic:spPr>
+                </pic:pic>
+              </a:graphicData>
+            </a:graphic>
+          </wp:inline>
+        </w:drawing>
+      </w:r>
+      <w:r>
+        <w:t>这部分生成原始消息</w:t>
+      </w:r>
+      <w:r>
+        <w:t xml:space="preserve"> "secret" </w:t>
+      </w:r>
+      <w:r>
+        <w:t>的哈希值，用于模拟攻击者已知的哈希值。</w:t>
+      </w:r>
+    </w:p>
+    <w:p>
+      <w:pPr>
+        <w:rPr>
+          <w:b/>
+          <w:bCs/>
+        </w:rPr>
+      </w:pPr>
+      <w:r>
+        <w:rPr>
+          <w:b/>
+          <w:bCs/>
+        </w:rPr>
+        <w:t>第</w:t>
+      </w:r>
+      <w:r>
+        <w:rPr>
+          <w:b/>
+          <w:bCs/>
+        </w:rPr>
+        <w:t>2</w:t>
+      </w:r>
+      <w:r>
+        <w:rPr>
+          <w:b/>
+          <w:bCs/>
+        </w:rPr>
+        <w:t>部分：正常计算扩展后的哈希</w:t>
+      </w:r>
+    </w:p>
+    <w:p>
+      <w:r>
+        <w:rPr>
+          <w:noProof/>
+        </w:rPr>
+        <w:drawing>
+          <wp:inline distT="0" distB="0" distL="0" distR="0" wp14:anchorId="16A31256" wp14:editId="78DAF8DF">
+            <wp:extent cx="5274310" cy="2428240"/>
+            <wp:effectExtent l="0" t="0" r="2540" b="0"/>
+            <wp:docPr id="186047467" name="图片 1"/>
+            <wp:cNvGraphicFramePr>
+              <a:graphicFrameLocks xmlns:a="http://schemas.openxmlformats.org/drawingml/2006/main" noChangeAspect="1"/>
+            </wp:cNvGraphicFramePr>
+            <a:graphic xmlns:a="http://schemas.openxmlformats.org/drawingml/2006/main">
+              <a:graphicData uri="http://schemas.openxmlformats.org/drawingml/2006/picture">
+                <pic:pic xmlns:pic="http://schemas.openxmlformats.org/drawingml/2006/picture">
+                  <pic:nvPicPr>
+                    <pic:cNvPr id="186047467" name=""/>
+                    <pic:cNvPicPr/>
+                  </pic:nvPicPr>
+                  <pic:blipFill>
+                    <a:blip r:embed="rId17"/>
+                    <a:stretch>
+                      <a:fillRect/>
+                    </a:stretch>
+                  </pic:blipFill>
+                  <pic:spPr>
+                    <a:xfrm>
+                      <a:off x="0" y="0"/>
+                      <a:ext cx="5274310" cy="2428240"/>
+                    </a:xfrm>
+                    <a:prstGeom prst="rect">
+                      <a:avLst/>
+                    </a:prstGeom>
+                  </pic:spPr>
+                </pic:pic>
+              </a:graphicData>
+            </a:graphic>
+          </wp:inline>
+        </w:drawing>
+      </w:r>
+      <w:r>
+        <w:t>这部分计算完整的</w:t>
+      </w:r>
+      <w:r>
+        <w:t xml:space="preserve"> (secret + </w:t>
+      </w:r>
+      <w:r>
+        <w:t>填充</w:t>
+      </w:r>
+      <w:r>
+        <w:t xml:space="preserve"> + "data") </w:t>
+      </w:r>
+      <w:r>
+        <w:t>消息的正确哈希值，作为攻击结果的参考。</w:t>
+      </w:r>
+    </w:p>
+    <w:p>
+      <w:pPr>
+        <w:rPr>
+          <w:b/>
+          <w:bCs/>
+        </w:rPr>
+      </w:pPr>
+      <w:r>
+        <w:rPr>
+          <w:b/>
+          <w:bCs/>
+        </w:rPr>
+        <w:t>第</w:t>
+      </w:r>
+      <w:r>
+        <w:rPr>
+          <w:b/>
+          <w:bCs/>
+        </w:rPr>
+        <w:t>3</w:t>
+      </w:r>
+      <w:r>
+        <w:rPr>
+          <w:b/>
+          <w:bCs/>
+        </w:rPr>
+        <w:t>部分：执行长度扩展攻击</w:t>
+      </w:r>
+    </w:p>
+    <w:p>
+      <w:r>
+        <w:rPr>
+          <w:noProof/>
+        </w:rPr>
+        <w:drawing>
+          <wp:inline distT="0" distB="0" distL="0" distR="0" wp14:anchorId="3CB03C93" wp14:editId="40643EEF">
+            <wp:extent cx="5274310" cy="2362200"/>
+            <wp:effectExtent l="0" t="0" r="2540" b="0"/>
+            <wp:docPr id="1769335746" name="图片 1"/>
+            <wp:cNvGraphicFramePr>
+              <a:graphicFrameLocks xmlns:a="http://schemas.openxmlformats.org/drawingml/2006/main" noChangeAspect="1"/>
+            </wp:cNvGraphicFramePr>
+            <a:graphic xmlns:a="http://schemas.openxmlformats.org/drawingml/2006/main">
+              <a:graphicData uri="http://schemas.openxmlformats.org/drawingml/2006/picture">
+                <pic:pic xmlns:pic="http://schemas.openxmlformats.org/drawingml/2006/picture">
+                  <pic:nvPicPr>
+                    <pic:cNvPr id="1769335746" name=""/>
+                    <pic:cNvPicPr/>
+                  </pic:nvPicPr>
+                  <pic:blipFill>
+                    <a:blip r:embed="rId18"/>
+                    <a:stretch>
+                      <a:fillRect/>
+                    </a:stretch>
+                  </pic:blipFill>
+                  <pic:spPr>
+                    <a:xfrm>
+                      <a:off x="0" y="0"/>
+                      <a:ext cx="5274310" cy="2362200"/>
+                    </a:xfrm>
+                    <a:prstGeom prst="rect">
+                      <a:avLst/>
+                    </a:prstGeom>
+                  </pic:spPr>
+                </pic:pic>
+              </a:graphicData>
+            </a:graphic>
+          </wp:inline>
+        </w:drawing>
+      </w:r>
+      <w:r>
+        <w:t>这是攻击的核心部分：</w:t>
+      </w:r>
+    </w:p>
+    <w:p>
+      <w:pPr>
+        <w:numPr>
+          <w:ilvl w:val="0"/>
+          <w:numId w:val="12"/>
+        </w:numPr>
+      </w:pPr>
+      <w:r>
+        <w:t>将原始哈希值还原为内部状态</w:t>
+      </w:r>
+    </w:p>
+    <w:p>
+      <w:pPr>
+        <w:numPr>
+          <w:ilvl w:val="0"/>
+          <w:numId w:val="12"/>
+        </w:numPr>
+      </w:pPr>
+      <w:r>
+        <w:t>设置新状态和原始消息</w:t>
+      </w:r>
+      <w:r>
+        <w:t>+</w:t>
+      </w:r>
+      <w:r>
+        <w:t>填充的总长度</w:t>
+      </w:r>
+    </w:p>
+    <w:p>
+      <w:pPr>
+        <w:numPr>
+          <w:ilvl w:val="0"/>
+          <w:numId w:val="12"/>
+        </w:numPr>
+      </w:pPr>
+      <w:r>
+        <w:lastRenderedPageBreak/>
+        <w:t>添加新数据并计算哈希</w:t>
+      </w:r>
+    </w:p>
+    <w:p>
+      <w:pPr>
+        <w:rPr>
+          <w:b/>
+          <w:bCs/>
+        </w:rPr>
+      </w:pPr>
+      <w:r>
+        <w:rPr>
+          <w:b/>
+          <w:bCs/>
+        </w:rPr>
+        <w:t>验证攻击结果</w:t>
+      </w:r>
+    </w:p>
+    <w:p>
+      <w:r>
+        <w:rPr>
+          <w:noProof/>
+        </w:rPr>
+        <w:drawing>
+          <wp:inline distT="0" distB="0" distL="0" distR="0" wp14:anchorId="5807E660" wp14:editId="050DB72B">
+            <wp:extent cx="5274310" cy="466090"/>
+            <wp:effectExtent l="0" t="0" r="2540" b="0"/>
+            <wp:docPr id="1335710869" name="图片 1"/>
+            <wp:cNvGraphicFramePr>
+              <a:graphicFrameLocks xmlns:a="http://schemas.openxmlformats.org/drawingml/2006/main" noChangeAspect="1"/>
+            </wp:cNvGraphicFramePr>
+            <a:graphic xmlns:a="http://schemas.openxmlformats.org/drawingml/2006/main">
+              <a:graphicData uri="http://schemas.openxmlformats.org/drawingml/2006/picture">
+                <pic:pic xmlns:pic="http://schemas.openxmlformats.org/drawingml/2006/picture">
+                  <pic:nvPicPr>
+                    <pic:cNvPr id="1335710869" name=""/>
+                    <pic:cNvPicPr/>
+                  </pic:nvPicPr>
+                  <pic:blipFill>
+                    <a:blip r:embed="rId19"/>
+                    <a:stretch>
+                      <a:fillRect/>
+                    </a:stretch>
+                  </pic:blipFill>
+                  <pic:spPr>
+                    <a:xfrm>
+                      <a:off x="0" y="0"/>
+                      <a:ext cx="5274310" cy="466090"/>
+                    </a:xfrm>
+                    <a:prstGeom prst="rect">
+                      <a:avLst/>
+                    </a:prstGeom>
+                  </pic:spPr>
+                </pic:pic>
+              </a:graphicData>
+            </a:graphic>
+          </wp:inline>
+        </w:drawing>
+      </w:r>
+      <w:r>
+        <w:t>比较攻击生成的哈希值与正确结果是否一致，验证攻击是否成功。</w:t>
+      </w:r>
+    </w:p>
+    <w:p>
+      <w:pPr>
+        <w:rPr>
+          <w:b/>
+          <w:bCs/>
+        </w:rPr>
+      </w:pPr>
+      <w:r>
+        <w:rPr>
+          <w:b/>
+          <w:bCs/>
+        </w:rPr>
+        <w:t xml:space="preserve">SM3 </w:t>
+      </w:r>
+      <w:r>
+        <w:rPr>
+          <w:b/>
+          <w:bCs/>
+        </w:rPr>
+        <w:t>填充原理</w:t>
+      </w:r>
+    </w:p>
+    <w:p>
+      <w:r>
+        <w:rPr>
+          <w:noProof/>
+        </w:rPr>
+        <w:drawing>
+          <wp:inline distT="0" distB="0" distL="0" distR="0" wp14:anchorId="5554511A" wp14:editId="52499274">
+            <wp:extent cx="5274310" cy="2548890"/>
+            <wp:effectExtent l="0" t="0" r="2540" b="3810"/>
+            <wp:docPr id="2000190983" name="图片 1"/>
+            <wp:cNvGraphicFramePr>
+              <a:graphicFrameLocks xmlns:a="http://schemas.openxmlformats.org/drawingml/2006/main" noChangeAspect="1"/>
+            </wp:cNvGraphicFramePr>
+            <a:graphic xmlns:a="http://schemas.openxmlformats.org/drawingml/2006/main">
+              <a:graphicData uri="http://schemas.openxmlformats.org/drawingml/2006/picture">
+                <pic:pic xmlns:pic="http://schemas.openxmlformats.org/drawingml/2006/picture">
+                  <pic:nvPicPr>
+                    <pic:cNvPr id="2000190983" name=""/>
+                    <pic:cNvPicPr/>
+                  </pic:nvPicPr>
+                  <pic:blipFill>
+                    <a:blip r:embed="rId20"/>
+                    <a:stretch>
+                      <a:fillRect/>
+                    </a:stretch>
+                  </pic:blipFill>
+                  <pic:spPr>
+                    <a:xfrm>
+                      <a:off x="0" y="0"/>
+                      <a:ext cx="5274310" cy="2548890"/>
+                    </a:xfrm>
+                    <a:prstGeom prst="rect">
+                      <a:avLst/>
+                    </a:prstGeom>
+                  </pic:spPr>
+                </pic:pic>
+              </a:graphicData>
+            </a:graphic>
+          </wp:inline>
+        </w:drawing>
+      </w:r>
+      <w:r>
+        <w:t>填充规则：</w:t>
+      </w:r>
+    </w:p>
+    <w:p>
+      <w:pPr>
+        <w:numPr>
+          <w:ilvl w:val="0"/>
+          <w:numId w:val="13"/>
+        </w:numPr>
+      </w:pPr>
+      <w:r>
+        <w:t>添加一个字节</w:t>
+      </w:r>
+      <w:r>
+        <w:t xml:space="preserve"> 0x80</w:t>
+      </w:r>
+    </w:p>
+    <w:p>
+      <w:pPr>
+        <w:numPr>
+          <w:ilvl w:val="0"/>
+          <w:numId w:val="13"/>
+        </w:numPr>
+      </w:pPr>
+      <w:r>
+        <w:t>添加零字节直到满足</w:t>
+      </w:r>
+      <w:r>
+        <w:t xml:space="preserve"> (</w:t>
+      </w:r>
+      <w:r>
+        <w:t>消息长度</w:t>
+      </w:r>
+      <w:r>
+        <w:t xml:space="preserve"> + </w:t>
+      </w:r>
+      <w:r>
+        <w:t>填充长度</w:t>
+      </w:r>
+      <w:r>
+        <w:t>) % 64 == 56</w:t>
+      </w:r>
+    </w:p>
+    <w:p>
+      <w:pPr>
+        <w:numPr>
+          <w:ilvl w:val="0"/>
+          <w:numId w:val="13"/>
+        </w:numPr>
+      </w:pPr>
+      <w:r>
+        <w:t>最后</w:t>
+      </w:r>
+      <w:r>
+        <w:t>8</w:t>
+      </w:r>
+      <w:r>
+        <w:t>字节添加原始消息比特长度（</w:t>
+      </w:r>
+      <w:r>
+        <w:t>64</w:t>
+      </w:r>
+      <w:r>
+        <w:t>位大端序）</w:t>
+      </w:r>
+    </w:p>
+    <w:p>
+      <w:pPr>
+        <w:rPr>
+          <w:b/>
+          <w:bCs/>
+        </w:rPr>
+      </w:pPr>
+      <w:r>
+        <w:rPr>
+          <w:b/>
+          <w:bCs/>
+        </w:rPr>
+        <w:t>攻击演示流程</w:t>
+      </w:r>
+    </w:p>
+    <w:p>
+      <w:r>
+        <w:t>程序执行时会显示：</w:t>
+      </w:r>
+    </w:p>
+    <w:p>
+      <w:pPr>
+        <w:numPr>
+          <w:ilvl w:val="0"/>
+          <w:numId w:val="14"/>
+        </w:numPr>
+      </w:pPr>
+      <w:r>
+        <w:t>原始消息和哈希值</w:t>
+      </w:r>
+    </w:p>
+    <w:p>
+      <w:pPr>
+        <w:numPr>
+          <w:ilvl w:val="0"/>
+          <w:numId w:val="14"/>
+        </w:numPr>
+      </w:pPr>
+      <w:r>
+        <w:t>扩展消息的正常哈希值</w:t>
+      </w:r>
+    </w:p>
+    <w:p>
+      <w:pPr>
+        <w:numPr>
+          <w:ilvl w:val="0"/>
+          <w:numId w:val="14"/>
+        </w:numPr>
+      </w:pPr>
+      <w:r>
+        <w:t>攻击生成的哈希值</w:t>
+      </w:r>
+    </w:p>
+    <w:p>
+      <w:pPr>
+        <w:numPr>
+          <w:ilvl w:val="0"/>
+          <w:numId w:val="14"/>
+        </w:numPr>
+      </w:pPr>
+      <w:r>
+        <w:t>攻击成功</w:t>
+      </w:r>
+      <w:r>
+        <w:t>/</w:t>
+      </w:r>
+      <w:r>
+        <w:t>失败的验证结果</w:t>
+      </w:r>
+    </w:p>
+    <w:p>
+      <w:r>
+        <w:t>这个演示证实了</w:t>
+      </w:r>
+      <w:r>
+        <w:t xml:space="preserve"> SM3 </w:t>
+      </w:r>
+      <w:r>
+        <w:t>对长度扩展攻击是脆弱的，因为攻击者无需知道原始消息内容，只需知道其长度和哈希值，即可生成有效的扩展消息哈希。</w:t>
+      </w:r>
+    </w:p>
+    <w:p>
+      <w:pPr>
+        <w:rPr>
+          <w:b/>
+          <w:bCs/>
+        </w:rPr>
+      </w:pPr>
+      <w:r>
+        <w:rPr>
+          <w:rFonts w:hint="eastAsia"/>
+          <w:b/>
+          <w:bCs/>
+        </w:rPr>
+        <w:t>4</w:t>
+      </w:r>
+      <w:r>
+        <w:rPr>
+          <w:b/>
+          <w:bCs/>
+        </w:rPr>
+        <w:t>.</w:t>
+      </w:r>
+      <w:r>
+        <w:rPr>
+          <w:rFonts w:hint="eastAsia"/>
+          <w:b/>
+          <w:bCs/>
+        </w:rPr>
+        <w:t xml:space="preserve"> </w:t>
+      </w:r>
+      <w:r>
+        <w:rPr>
+          <w:rFonts w:hint="eastAsia"/>
+          <w:b/>
+          <w:bCs/>
+        </w:rPr>
+        <w:t>运行结果</w:t>
+      </w:r>
+    </w:p>
+    <w:p>
+      <w:r>
+        <w:rPr>
+          <w:noProof/>
+        </w:rPr>
+        <w:lastRenderedPageBreak/>
+        <w:drawing>
+          <wp:inline distT="0" distB="0" distL="0" distR="0" wp14:anchorId="1DB29A99" wp14:editId="5A8CDCA5">
+            <wp:extent cx="5274310" cy="1623060"/>
+            <wp:effectExtent l="0" t="0" r="2540" b="0"/>
+            <wp:docPr id="1313475910" name="图片 1"/>
+            <wp:cNvGraphicFramePr>
+              <a:graphicFrameLocks xmlns:a="http://schemas.openxmlformats.org/drawingml/2006/main" noChangeAspect="1"/>
+            </wp:cNvGraphicFramePr>
+            <a:graphic xmlns:a="http://schemas.openxmlformats.org/drawingml/2006/main">
+              <a:graphicData uri="http://schemas.openxmlformats.org/drawingml/2006/picture">
+                <pic:pic xmlns:pic="http://schemas.openxmlformats.org/drawingml/2006/picture">
+                  <pic:nvPicPr>
+                    <pic:cNvPr id="1313475910" name=""/>
+                    <pic:cNvPicPr/>
+                  </pic:nvPicPr>
+                  <pic:blipFill>
+                    <a:blip r:embed="rId21"/>
+                    <a:stretch>
+                      <a:fillRect/>
+                    </a:stretch>
+                  </pic:blipFill>
+                  <pic:spPr>
+                    <a:xfrm>
+                      <a:off x="0" y="0"/>
+                      <a:ext cx="5274310" cy="1623060"/>
+                    </a:xfrm>
+                    <a:prstGeom prst="rect">
+                      <a:avLst/>
+                    </a:prstGeom>
+                  </pic:spPr>
+                </pic:pic>
+              </a:graphicData>
+            </a:graphic>
+          </wp:inline>
+        </w:drawing>
+      </w:r>
+    </w:p>
+    <w:p>
+      <w:pPr>
+        <w:pStyle w:val="1"/>
+      </w:pPr>
+      <w:r>
+        <w:rPr>
+          <w:rFonts w:hint="eastAsia"/>
+        </w:rPr>
+        <w:t>SM3-Merkle</w:t>
+      </w:r>
+    </w:p>
+    <w:p>
+      <w:pPr>
+        <w:rPr>
+          <w:b/>
+          <w:bCs/>
+        </w:rPr>
+      </w:pPr>
+      <w:r>
+        <w:rPr>
+          <w:b/>
+          <w:bCs/>
+        </w:rPr>
+        <w:t>SM3</w:t>
+      </w:r>
+      <w:r>
+        <w:rPr>
+          <w:b/>
+          <w:bCs/>
+        </w:rPr>
+        <w:t>哈希与</w:t>
+      </w:r>
+      <w:r>
+        <w:rPr>
+          <w:b/>
+          <w:bCs/>
+        </w:rPr>
+        <w:t>Merkle</w:t>
+      </w:r>
+      <w:r>
+        <w:rPr>
+          <w:b/>
+          <w:bCs/>
+        </w:rPr>
+        <w:t>树实现解析</w:t>
+      </w:r>
+    </w:p>
+    <w:p>
+      <w:r>
+        <w:t>这段代码实现了一个完整的基于中国商用密码标准</w:t>
+      </w:r>
+      <w:r>
+        <w:t>SM3</w:t>
+      </w:r>
+      <w:r>
+        <w:t>的</w:t>
+      </w:r>
+      <w:r>
+        <w:t>Merkle</w:t>
+      </w:r>
+      <w:r>
+        <w:t>树系统，支持高效的存在性验证和不存在性证明。下面是详细的代码分析：</w:t>
+      </w:r>
+    </w:p>
+    <w:p>
+      <w:pPr>
+        <w:rPr>
+          <w:b/>
+          <w:bCs/>
+        </w:rPr>
+      </w:pPr>
+      <w:r>
+        <w:rPr>
+          <w:b/>
+          <w:bCs/>
+        </w:rPr>
+        <w:t>一、核心组件</w:t>
+      </w:r>
+    </w:p>
+    <w:p>
+      <w:pPr>
+        <w:rPr>
+          <w:b/>
+          <w:bCs/>
+        </w:rPr>
+      </w:pPr>
+      <w:r>
+        <w:rPr>
+          <w:b/>
+          <w:bCs/>
+        </w:rPr>
+        <w:t>1. SM3</w:t>
+      </w:r>
+      <w:r>
+        <w:rPr>
+          <w:b/>
+          <w:bCs/>
+        </w:rPr>
+        <w:t>哈希算法实现</w:t>
+      </w:r>
+    </w:p>
+    <w:p>
+      <w:r>
+        <w:t>​</w:t>
+      </w:r>
+      <w:r>
+        <w:rPr>
+          <w:b/>
+          <w:bCs/>
+        </w:rPr>
+        <w:t>​</w:t>
+      </w:r>
+      <w:r>
+        <w:rPr>
+          <w:b/>
+          <w:bCs/>
+        </w:rPr>
+        <w:t>关键特性</w:t>
+      </w:r>
+      <w:r>
+        <w:rPr>
+          <w:b/>
+          <w:bCs/>
+        </w:rPr>
+        <w:t>​</w:t>
+      </w:r>
+      <w:r>
+        <w:t>​</w:t>
+      </w:r>
+      <w:r>
+        <w:t>：</w:t>
+      </w:r>
+    </w:p>
+    <w:p>
+      <w:pPr>
+        <w:numPr>
+          <w:ilvl w:val="0"/>
+          <w:numId w:val="26"/>
+        </w:numPr>
+      </w:pPr>
+      <w:r>
+        <w:t>符合国家标准</w:t>
+      </w:r>
+      <w:r>
+        <w:t>GB/T 32905-2016</w:t>
+      </w:r>
+    </w:p>
+    <w:p>
+      <w:pPr>
+        <w:numPr>
+          <w:ilvl w:val="0"/>
+          <w:numId w:val="26"/>
+        </w:numPr>
+      </w:pPr>
+      <w:r>
+        <w:t>支持流式数据处理（分批处理）</w:t>
+      </w:r>
+    </w:p>
+    <w:p>
+      <w:pPr>
+        <w:numPr>
+          <w:ilvl w:val="0"/>
+          <w:numId w:val="26"/>
+        </w:numPr>
+      </w:pPr>
+      <w:r>
+        <w:t>压缩函数优化</w:t>
+      </w:r>
+    </w:p>
+    <w:p>
+      <w:r>
+        <w:t>​</w:t>
+      </w:r>
+      <w:r>
+        <w:rPr>
+          <w:b/>
+          <w:bCs/>
+        </w:rPr>
+        <w:t>​</w:t>
+      </w:r>
+      <w:r>
+        <w:rPr>
+          <w:b/>
+          <w:bCs/>
+        </w:rPr>
+        <w:t>核心方法</w:t>
+      </w:r>
+      <w:r>
+        <w:rPr>
+          <w:b/>
+          <w:bCs/>
+        </w:rPr>
+        <w:t>​</w:t>
+      </w:r>
+      <w:r>
+        <w:t>​</w:t>
+      </w:r>
+      <w:r>
+        <w:t>：</w:t>
+      </w:r>
+    </w:p>
+    <w:p>
+      <w:pPr>
+        <w:numPr>
+          <w:ilvl w:val="0"/>
+          <w:numId w:val="27"/>
+        </w:numPr>
+      </w:pPr>
+      <w:r>
+        <w:t>reset()</w:t>
+      </w:r>
+      <w:r>
+        <w:t>：重置哈希状态到初始值</w:t>
+      </w:r>
+    </w:p>
+    <w:p>
+      <w:pPr>
+        <w:numPr>
+          <w:ilvl w:val="0"/>
+          <w:numId w:val="27"/>
+        </w:numPr>
+      </w:pPr>
+      <w:r>
+        <w:t>update()</w:t>
+      </w:r>
+      <w:r>
+        <w:t>：追加处理数据流</w:t>
+      </w:r>
+    </w:p>
+    <w:p>
+      <w:pPr>
+        <w:numPr>
+          <w:ilvl w:val="0"/>
+          <w:numId w:val="27"/>
+        </w:numPr>
+      </w:pPr>
+      <w:r>
+        <w:t>finalize()</w:t>
+      </w:r>
+      <w:r>
+        <w:t>：完成哈希计算并返回结果</w:t>
+      </w:r>
+    </w:p>
+    <w:p>
+      <w:pPr>
+        <w:numPr>
+          <w:ilvl w:val="0"/>
+          <w:numId w:val="27"/>
+        </w:numPr>
+      </w:pPr>
+      <w:r>
+        <w:t>hash()</w:t>
+      </w:r>
+      <w:r>
+        <w:t>：静态方法，直接计算哈希</w:t>
+      </w:r>
+    </w:p>
+    <w:p>
+      <w:r>
+        <w:t>​</w:t>
+      </w:r>
+      <w:r>
+        <w:rPr>
+          <w:b/>
+          <w:bCs/>
+        </w:rPr>
+        <w:t>​</w:t>
+      </w:r>
+      <w:r>
+        <w:rPr>
+          <w:b/>
+          <w:bCs/>
+        </w:rPr>
+        <w:t>技术细节</w:t>
+      </w:r>
+      <w:r>
+        <w:rPr>
+          <w:b/>
+          <w:bCs/>
+        </w:rPr>
+        <w:t>​</w:t>
+      </w:r>
+      <w:r>
+        <w:t>​</w:t>
+      </w:r>
+      <w:r>
+        <w:t>：</w:t>
+      </w:r>
+    </w:p>
+    <w:p>
+      <w:pPr>
+        <w:numPr>
+          <w:ilvl w:val="0"/>
+          <w:numId w:val="28"/>
+        </w:numPr>
+      </w:pPr>
+      <w:r>
+        <w:t>​</w:t>
+      </w:r>
+      <w:r>
+        <w:rPr>
+          <w:b/>
+          <w:bCs/>
+        </w:rPr>
+        <w:t>​</w:t>
+      </w:r>
+      <w:r>
+        <w:rPr>
+          <w:b/>
+          <w:bCs/>
+        </w:rPr>
+        <w:t>消息填充</w:t>
+      </w:r>
+      <w:r>
+        <w:rPr>
+          <w:b/>
+          <w:bCs/>
+        </w:rPr>
+        <w:t>​</w:t>
+      </w:r>
+      <w:r>
+        <w:t>​</w:t>
+      </w:r>
+      <w:r>
+        <w:t>：</w:t>
+      </w:r>
+    </w:p>
+    <w:p>
+      <w:pPr>
+        <w:numPr>
+          <w:ilvl w:val="1"/>
+          <w:numId w:val="28"/>
+        </w:numPr>
+      </w:pPr>
+      <w:r>
+        <w:t>遵循</w:t>
+      </w:r>
+      <w:r>
+        <w:t>SM3</w:t>
+      </w:r>
+      <w:r>
+        <w:t>标准填充规则</w:t>
+      </w:r>
+    </w:p>
+    <w:p>
+      <w:pPr>
+        <w:numPr>
+          <w:ilvl w:val="1"/>
+          <w:numId w:val="28"/>
+        </w:numPr>
+      </w:pPr>
+      <w:r>
+        <w:t>添加</w:t>
+      </w:r>
+      <w:r>
+        <w:t>0x80</w:t>
+      </w:r>
+      <w:r>
+        <w:t>标记和消息长度信息</w:t>
+      </w:r>
+    </w:p>
+    <w:p>
+      <w:pPr>
+        <w:numPr>
+          <w:ilvl w:val="0"/>
+          <w:numId w:val="28"/>
+        </w:numPr>
+      </w:pPr>
+      <w:r>
+        <w:t>​</w:t>
+      </w:r>
+      <w:r>
+        <w:rPr>
+          <w:b/>
+          <w:bCs/>
+        </w:rPr>
+        <w:t>​</w:t>
+      </w:r>
+      <w:r>
+        <w:rPr>
+          <w:b/>
+          <w:bCs/>
+        </w:rPr>
+        <w:t>压缩函数</w:t>
+      </w:r>
+      <w:r>
+        <w:rPr>
+          <w:b/>
+          <w:bCs/>
+        </w:rPr>
+        <w:t>​</w:t>
+      </w:r>
+      <w:r>
+        <w:t>​</w:t>
+      </w:r>
+      <w:r>
+        <w:t>：</w:t>
+      </w:r>
+    </w:p>
+    <w:p>
+      <w:pPr>
+        <w:rPr>
+          <w:b/>
+          <w:bCs/>
+        </w:rPr>
+      </w:pPr>
+      <w:r>
+        <w:rPr>
+          <w:noProof/>
+        </w:rPr>
+        <w:lastRenderedPageBreak/>
+        <w:drawing>
+          <wp:inline distT="0" distB="0" distL="0" distR="0" wp14:anchorId="7C907DA2" wp14:editId="4E309860">
+            <wp:extent cx="5274310" cy="2399030"/>
+            <wp:effectExtent l="0" t="0" r="2540" b="1270"/>
+            <wp:docPr id="1019373125" name="图片 1"/>
+            <wp:cNvGraphicFramePr>
+              <a:graphicFrameLocks xmlns:a="http://schemas.openxmlformats.org/drawingml/2006/main" noChangeAspect="1"/>
+            </wp:cNvGraphicFramePr>
+            <a:graphic xmlns:a="http://schemas.openxmlformats.org/drawingml/2006/main">
+              <a:graphicData uri="http://schemas.openxmlformats.org/drawingml/2006/picture">
+                <pic:pic xmlns:pic="http://schemas.openxmlformats.org/drawingml/2006/picture">
+                  <pic:nvPicPr>
+                    <pic:cNvPr id="1019373125" name=""/>
+                    <pic:cNvPicPr/>
+                  </pic:nvPicPr>
+                  <pic:blipFill>
+                    <a:blip r:embed="rId22"/>
+                    <a:stretch>
+                      <a:fillRect/>
+                    </a:stretch>
+                  </pic:blipFill>
+                  <pic:spPr>
+                    <a:xfrm>
+                      <a:off x="0" y="0"/>
+                      <a:ext cx="5274310" cy="2399030"/>
+                    </a:xfrm>
+                    <a:prstGeom prst="rect">
+                      <a:avLst/>
+                    </a:prstGeom>
+                  </pic:spPr>
+                </pic:pic>
+              </a:graphicData>
+            </a:graphic>
+          </wp:inline>
+        </w:drawing>
+      </w:r>
+      <w:r>
+        <w:rPr>
+          <w:b/>
+          <w:bCs/>
+        </w:rPr>
+        <w:t xml:space="preserve"> </w:t>
+      </w:r>
+      <w:r>
+        <w:rPr>
+          <w:b/>
+          <w:bCs/>
+        </w:rPr>
+        <w:t>2. Merkle</w:t>
+      </w:r>
+      <w:r>
+        <w:rPr>
+          <w:b/>
+          <w:bCs/>
+        </w:rPr>
+        <w:t>树实现</w:t>
+      </w:r>
+    </w:p>
+    <w:p>
+      <w:r>
+        <w:t>​</w:t>
+      </w:r>
+      <w:r>
+        <w:rPr>
+          <w:b/>
+          <w:bCs/>
+        </w:rPr>
+        <w:t>​</w:t>
+      </w:r>
+      <w:r>
+        <w:rPr>
+          <w:b/>
+          <w:bCs/>
+        </w:rPr>
+        <w:t>节点结构</w:t>
+      </w:r>
+      <w:r>
+        <w:rPr>
+          <w:b/>
+          <w:bCs/>
+        </w:rPr>
+        <w:t>​</w:t>
+      </w:r>
+      <w:r>
+        <w:t>​</w:t>
+      </w:r>
+      <w:r>
+        <w:t>：</w:t>
+      </w:r>
+    </w:p>
+    <w:p>
+      <w:r>
+        <w:rPr>
+          <w:noProof/>
+        </w:rPr>
+        <w:drawing>
+          <wp:inline distT="0" distB="0" distL="0" distR="0" wp14:anchorId="43339BDD" wp14:editId="2DEF464D">
+            <wp:extent cx="5274310" cy="1316990"/>
+            <wp:effectExtent l="0" t="0" r="2540" b="0"/>
+            <wp:docPr id="213246691" name="图片 1"/>
+            <wp:cNvGraphicFramePr>
+              <a:graphicFrameLocks xmlns:a="http://schemas.openxmlformats.org/drawingml/2006/main" noChangeAspect="1"/>
+            </wp:cNvGraphicFramePr>
+            <a:graphic xmlns:a="http://schemas.openxmlformats.org/drawingml/2006/main">
+              <a:graphicData uri="http://schemas.openxmlformats.org/drawingml/2006/picture">
+                <pic:pic xmlns:pic="http://schemas.openxmlformats.org/drawingml/2006/picture">
+                  <pic:nvPicPr>
+                    <pic:cNvPr id="213246691" name=""/>
+                    <pic:cNvPicPr/>
+                  </pic:nvPicPr>
+                  <pic:blipFill>
+                    <a:blip r:embed="rId23"/>
+                    <a:stretch>
+                      <a:fillRect/>
+                    </a:stretch>
+                  </pic:blipFill>
+                  <pic:spPr>
+                    <a:xfrm>
+                      <a:off x="0" y="0"/>
+                      <a:ext cx="5274310" cy="1316990"/>
+                    </a:xfrm>
+                    <a:prstGeom prst="rect">
+                      <a:avLst/>
+                    </a:prstGeom>
+                  </pic:spPr>
+                </pic:pic>
+              </a:graphicData>
+            </a:graphic>
+          </wp:inline>
+        </w:drawing>
+      </w:r>
+      <w:r>
+        <w:t xml:space="preserve"> </w:t>
+      </w:r>
+      <w:r>
+        <w:t>​</w:t>
+      </w:r>
+      <w:r>
+        <w:rPr>
+          <w:b/>
+          <w:bCs/>
+        </w:rPr>
+        <w:t>​RFC6962</w:t>
+      </w:r>
+      <w:r>
+        <w:rPr>
+          <w:b/>
+          <w:bCs/>
+        </w:rPr>
+        <w:t>标准实现</w:t>
+      </w:r>
+      <w:r>
+        <w:rPr>
+          <w:b/>
+          <w:bCs/>
+        </w:rPr>
+        <w:t>​</w:t>
+      </w:r>
+      <w:r>
+        <w:t>​</w:t>
+      </w:r>
+      <w:r>
+        <w:t>：</w:t>
+      </w:r>
+    </w:p>
+    <w:p>
+      <w:pPr>
+        <w:numPr>
+          <w:ilvl w:val="0"/>
+          <w:numId w:val="29"/>
+        </w:numPr>
+      </w:pPr>
+      <w:r>
+        <w:t>叶子节点：</w:t>
+      </w:r>
+      <w:r>
+        <w:t>H(0x00 || data)</w:t>
+      </w:r>
+    </w:p>
+    <w:p>
+      <w:pPr>
+        <w:numPr>
+          <w:ilvl w:val="0"/>
+          <w:numId w:val="29"/>
+        </w:numPr>
+      </w:pPr>
+      <w:r>
+        <w:t>内部节点：</w:t>
+      </w:r>
+      <w:r>
+        <w:t>H(0x01 || left_hash || right_hash)</w:t>
+      </w:r>
+    </w:p>
+    <w:p>
+      <w:pPr>
+        <w:rPr>
+          <w:b/>
+          <w:bCs/>
+        </w:rPr>
+      </w:pPr>
+      <w:r>
+        <w:rPr>
+          <w:b/>
+          <w:bCs/>
+        </w:rPr>
+        <w:t>二、关键功能实现</w:t>
+      </w:r>
+    </w:p>
+    <w:p>
+      <w:pPr>
+        <w:rPr>
+          <w:b/>
+          <w:bCs/>
+        </w:rPr>
+      </w:pPr>
+      <w:r>
+        <w:rPr>
+          <w:b/>
+          <w:bCs/>
+        </w:rPr>
+        <w:t xml:space="preserve">1. </w:t>
+      </w:r>
+      <w:r>
+        <w:rPr>
+          <w:b/>
+          <w:bCs/>
+        </w:rPr>
+        <w:t>树的构建（</w:t>
+      </w:r>
+      <w:r>
+        <w:rPr>
+          <w:b/>
+          <w:bCs/>
+        </w:rPr>
+        <w:t>build</w:t>
+      </w:r>
+      <w:r>
+        <w:rPr>
+          <w:b/>
+          <w:bCs/>
+        </w:rPr>
+        <w:t>方法）</w:t>
+      </w:r>
+    </w:p>
+    <w:p>
+      <w:pPr>
+        <w:rPr>
+          <w:b/>
+          <w:bCs/>
+        </w:rPr>
+      </w:pPr>
+      <w:r>
+        <w:rPr>
+          <w:b/>
+          <w:bCs/>
+        </w:rPr>
+        <w:t xml:space="preserve">2. </w:t>
+      </w:r>
+      <w:r>
+        <w:rPr>
+          <w:b/>
+          <w:bCs/>
+        </w:rPr>
+        <w:t>存在性证明</w:t>
+      </w:r>
+    </w:p>
+    <w:p>
+      <w:r>
+        <w:t>​</w:t>
+      </w:r>
+      <w:r>
+        <w:rPr>
+          <w:b/>
+          <w:bCs/>
+        </w:rPr>
+        <w:t>​</w:t>
+      </w:r>
+      <w:r>
+        <w:rPr>
+          <w:b/>
+          <w:bCs/>
+        </w:rPr>
+        <w:t>生成证明（</w:t>
+      </w:r>
+      <w:r>
+        <w:rPr>
+          <w:b/>
+          <w:bCs/>
+        </w:rPr>
+        <w:t>generate_proof</w:t>
+      </w:r>
+      <w:r>
+        <w:rPr>
+          <w:b/>
+          <w:bCs/>
+        </w:rPr>
+        <w:t>）</w:t>
+      </w:r>
+      <w:r>
+        <w:rPr>
+          <w:b/>
+          <w:bCs/>
+        </w:rPr>
+        <w:t>​</w:t>
+      </w:r>
+      <w:r>
+        <w:t>​</w:t>
+      </w:r>
+      <w:r>
+        <w:t>：</w:t>
+      </w:r>
+    </w:p>
+    <w:p>
+      <w:r>
+        <w:rPr>
+          <w:noProof/>
+        </w:rPr>
+        <w:lastRenderedPageBreak/>
+        <w:drawing>
+          <wp:inline distT="0" distB="0" distL="0" distR="0" wp14:anchorId="1B9702D3" wp14:editId="0B541B7E">
+            <wp:extent cx="5274310" cy="2197100"/>
+            <wp:effectExtent l="0" t="0" r="2540" b="0"/>
+            <wp:docPr id="1666559084" name="图片 1"/>
+            <wp:cNvGraphicFramePr>
+              <a:graphicFrameLocks xmlns:a="http://schemas.openxmlformats.org/drawingml/2006/main" noChangeAspect="1"/>
+            </wp:cNvGraphicFramePr>
+            <a:graphic xmlns:a="http://schemas.openxmlformats.org/drawingml/2006/main">
+              <a:graphicData uri="http://schemas.openxmlformats.org/drawingml/2006/picture">
+                <pic:pic xmlns:pic="http://schemas.openxmlformats.org/drawingml/2006/picture">
+                  <pic:nvPicPr>
+                    <pic:cNvPr id="1666559084" name=""/>
+                    <pic:cNvPicPr/>
+                  </pic:nvPicPr>
+                  <pic:blipFill>
+                    <a:blip r:embed="rId24"/>
+                    <a:stretch>
+                      <a:fillRect/>
+                    </a:stretch>
+                  </pic:blipFill>
+                  <pic:spPr>
+                    <a:xfrm>
+                      <a:off x="0" y="0"/>
+                      <a:ext cx="5274310" cy="2197100"/>
+                    </a:xfrm>
+                    <a:prstGeom prst="rect">
+                      <a:avLst/>
+                    </a:prstGeom>
+                  </pic:spPr>
+                </pic:pic>
+              </a:graphicData>
+            </a:graphic>
+          </wp:inline>
+        </w:drawing>
+      </w:r>
+      <w:r>
+        <w:t xml:space="preserve"> </w:t>
+      </w:r>
+      <w:r>
+        <w:t>​</w:t>
+      </w:r>
+      <w:r>
+        <w:rPr>
+          <w:b/>
+          <w:bCs/>
+        </w:rPr>
+        <w:t>​</w:t>
+      </w:r>
+      <w:r>
+        <w:rPr>
+          <w:b/>
+          <w:bCs/>
+        </w:rPr>
+        <w:t>验证证明（</w:t>
+      </w:r>
+      <w:r>
+        <w:rPr>
+          <w:b/>
+          <w:bCs/>
+        </w:rPr>
+        <w:t>verify_proof</w:t>
+      </w:r>
+      <w:r>
+        <w:rPr>
+          <w:b/>
+          <w:bCs/>
+        </w:rPr>
+        <w:t>）</w:t>
+      </w:r>
+      <w:r>
+        <w:rPr>
+          <w:b/>
+          <w:bCs/>
+        </w:rPr>
+        <w:t>​</w:t>
+      </w:r>
+      <w:r>
+        <w:t>​</w:t>
+      </w:r>
+      <w:r>
+        <w:t>：</w:t>
+      </w:r>
+    </w:p>
+    <w:p>
+      <w:pPr>
+        <w:rPr>
+          <w:b/>
+          <w:bCs/>
+        </w:rPr>
+      </w:pPr>
+      <w:r>
+        <w:rPr>
+          <w:noProof/>
+        </w:rPr>
+        <w:drawing>
+          <wp:inline distT="0" distB="0" distL="0" distR="0" wp14:anchorId="771787C7" wp14:editId="5CC0CC43">
+            <wp:extent cx="5274310" cy="2626360"/>
+            <wp:effectExtent l="0" t="0" r="2540" b="2540"/>
+            <wp:docPr id="98606694" name="图片 1"/>
+            <wp:cNvGraphicFramePr>
+              <a:graphicFrameLocks xmlns:a="http://schemas.openxmlformats.org/drawingml/2006/main" noChangeAspect="1"/>
+            </wp:cNvGraphicFramePr>
+            <a:graphic xmlns:a="http://schemas.openxmlformats.org/drawingml/2006/main">
+              <a:graphicData uri="http://schemas.openxmlformats.org/drawingml/2006/picture">
+                <pic:pic xmlns:pic="http://schemas.openxmlformats.org/drawingml/2006/picture">
+                  <pic:nvPicPr>
+                    <pic:cNvPr id="98606694" name=""/>
+                    <pic:cNvPicPr/>
+                  </pic:nvPicPr>
+                  <pic:blipFill>
+                    <a:blip r:embed="rId25"/>
+                    <a:stretch>
+                      <a:fillRect/>
+                    </a:stretch>
+                  </pic:blipFill>
+                  <pic:spPr>
+                    <a:xfrm>
+                      <a:off x="0" y="0"/>
+                      <a:ext cx="5274310" cy="2626360"/>
+                    </a:xfrm>
+                    <a:prstGeom prst="rect">
+                      <a:avLst/>
+                    </a:prstGeom>
+                  </pic:spPr>
+                </pic:pic>
+              </a:graphicData>
+            </a:graphic>
+          </wp:inline>
+        </w:drawing>
+      </w:r>
+      <w:r>
+        <w:rPr>
+          <w:b/>
+          <w:bCs/>
+        </w:rPr>
+        <w:t xml:space="preserve"> </w:t>
+      </w:r>
+      <w:r>
+        <w:rPr>
+          <w:b/>
+          <w:bCs/>
+        </w:rPr>
+        <w:t xml:space="preserve">3. </w:t>
+      </w:r>
+      <w:r>
+        <w:rPr>
+          <w:b/>
+          <w:bCs/>
+        </w:rPr>
+        <w:t>不存在性证明</w:t>
+      </w:r>
+    </w:p>
+    <w:p>
+      <w:r>
+        <w:t>​</w:t>
+      </w:r>
+      <w:r>
+        <w:rPr>
+          <w:b/>
+          <w:bCs/>
+        </w:rPr>
+        <w:t>​</w:t>
+      </w:r>
+      <w:r>
+        <w:rPr>
+          <w:b/>
+          <w:bCs/>
+        </w:rPr>
+        <w:t>生成证明</w:t>
+      </w:r>
+      <w:r>
+        <w:rPr>
+          <w:b/>
+          <w:bCs/>
+        </w:rPr>
+        <w:t>​</w:t>
+      </w:r>
+      <w:r>
+        <w:t>​</w:t>
+      </w:r>
+      <w:r>
+        <w:t>：</w:t>
+      </w:r>
+    </w:p>
+    <w:p>
+      <w:pPr>
+        <w:numPr>
+          <w:ilvl w:val="0"/>
+          <w:numId w:val="30"/>
+        </w:numPr>
+      </w:pPr>
+      <w:r>
+        <w:t>定位目标值应插入的位置</w:t>
+      </w:r>
+    </w:p>
+    <w:p>
+      <w:pPr>
+        <w:numPr>
+          <w:ilvl w:val="0"/>
+          <w:numId w:val="30"/>
+        </w:numPr>
+      </w:pPr>
+      <w:r>
+        <w:t>获取前驱节点和后继节点的存在证明</w:t>
+      </w:r>
+    </w:p>
+    <w:p>
+      <w:pPr>
+        <w:numPr>
+          <w:ilvl w:val="0"/>
+          <w:numId w:val="30"/>
+        </w:numPr>
+      </w:pPr>
+      <w:r>
+        <w:t>组合两个证明路径</w:t>
+      </w:r>
+    </w:p>
+    <w:p>
+      <w:r>
+        <w:t>​</w:t>
+      </w:r>
+      <w:r>
+        <w:rPr>
+          <w:b/>
+          <w:bCs/>
+        </w:rPr>
+        <w:t>​</w:t>
+      </w:r>
+      <w:r>
+        <w:rPr>
+          <w:b/>
+          <w:bCs/>
+        </w:rPr>
+        <w:t>验证证明</w:t>
+      </w:r>
+      <w:r>
+        <w:rPr>
+          <w:b/>
+          <w:bCs/>
+        </w:rPr>
+        <w:t>​</w:t>
+      </w:r>
+      <w:r>
+        <w:t>​</w:t>
+      </w:r>
+      <w:r>
+        <w:t>：</w:t>
+      </w:r>
+    </w:p>
+    <w:p>
+      <w:pPr>
+        <w:numPr>
+          <w:ilvl w:val="0"/>
+          <w:numId w:val="31"/>
+        </w:numPr>
+      </w:pPr>
+      <w:r>
+        <w:t>验证前驱节点存在且位置正确</w:t>
+      </w:r>
+    </w:p>
+    <w:p>
+      <w:pPr>
+        <w:numPr>
+          <w:ilvl w:val="0"/>
+          <w:numId w:val="31"/>
+        </w:numPr>
+      </w:pPr>
+      <w:r>
+        <w:t>验证后继节点存在且位置正确</w:t>
+      </w:r>
+    </w:p>
+    <w:p>
+      <w:pPr>
+        <w:numPr>
+          <w:ilvl w:val="0"/>
+          <w:numId w:val="31"/>
+        </w:numPr>
+      </w:pPr>
+      <w:r>
+        <w:t>确认目标值在前驱和后继之间</w:t>
+      </w:r>
+    </w:p>
+    <w:p>
+      <w:pPr>
+        <w:rPr>
+          <w:b/>
+          <w:bCs/>
+        </w:rPr>
+      </w:pPr>
+      <w:r>
+        <w:rPr>
+          <w:b/>
+          <w:bCs/>
+        </w:rPr>
+        <w:t>三、测试框架</w:t>
+      </w:r>
+    </w:p>
+    <w:p>
+      <w:pPr>
+        <w:rPr>
+          <w:b/>
+          <w:bCs/>
+        </w:rPr>
+      </w:pPr>
+      <w:r>
+        <w:rPr>
+          <w:b/>
+          <w:bCs/>
+        </w:rPr>
+        <w:lastRenderedPageBreak/>
+        <w:t xml:space="preserve">1. </w:t>
+      </w:r>
+      <w:r>
+        <w:rPr>
+          <w:b/>
+          <w:bCs/>
+        </w:rPr>
+        <w:t>小规模测试（</w:t>
+      </w:r>
+      <w:r>
+        <w:rPr>
+          <w:b/>
+          <w:bCs/>
+        </w:rPr>
+        <w:t>4</w:t>
+      </w:r>
+      <w:r>
+        <w:rPr>
+          <w:b/>
+          <w:bCs/>
+        </w:rPr>
+        <w:t>个节点）</w:t>
+      </w:r>
+    </w:p>
+    <w:p>
+      <w:pPr>
+        <w:rPr>
+          <w:b/>
+          <w:bCs/>
+        </w:rPr>
+      </w:pPr>
+      <w:r>
+        <w:rPr>
+          <w:noProof/>
+        </w:rPr>
+        <w:drawing>
+          <wp:inline distT="0" distB="0" distL="0" distR="0" wp14:anchorId="708A12FF" wp14:editId="7C07A75C">
+            <wp:extent cx="5274310" cy="2148840"/>
+            <wp:effectExtent l="0" t="0" r="2540" b="3810"/>
+            <wp:docPr id="1810280566" name="图片 1"/>
+            <wp:cNvGraphicFramePr>
+              <a:graphicFrameLocks xmlns:a="http://schemas.openxmlformats.org/drawingml/2006/main" noChangeAspect="1"/>
+            </wp:cNvGraphicFramePr>
+            <a:graphic xmlns:a="http://schemas.openxmlformats.org/drawingml/2006/main">
+              <a:graphicData uri="http://schemas.openxmlformats.org/drawingml/2006/picture">
+                <pic:pic xmlns:pic="http://schemas.openxmlformats.org/drawingml/2006/picture">
+                  <pic:nvPicPr>
+                    <pic:cNvPr id="1810280566" name=""/>
+                    <pic:cNvPicPr/>
+                  </pic:nvPicPr>
+                  <pic:blipFill>
+                    <a:blip r:embed="rId26"/>
+                    <a:stretch>
+                      <a:fillRect/>
+                    </a:stretch>
+                  </pic:blipFill>
+                  <pic:spPr>
+                    <a:xfrm>
+                      <a:off x="0" y="0"/>
+                      <a:ext cx="5274310" cy="2148840"/>
+                    </a:xfrm>
+                    <a:prstGeom prst="rect">
+                      <a:avLst/>
+                    </a:prstGeom>
+                  </pic:spPr>
+                </pic:pic>
+              </a:graphicData>
+            </a:graphic>
+          </wp:inline>
+        </w:drawing>
+      </w:r>
+      <w:r>
+        <w:rPr>
+          <w:b/>
+          <w:bCs/>
+        </w:rPr>
+        <w:t xml:space="preserve"> </w:t>
+      </w:r>
+      <w:r>
+        <w:rPr>
+          <w:b/>
+          <w:bCs/>
+        </w:rPr>
+        <w:t xml:space="preserve">2. </w:t>
+      </w:r>
+      <w:r>
+        <w:rPr>
+          <w:b/>
+          <w:bCs/>
+        </w:rPr>
+        <w:t>大规模性能测试（</w:t>
+      </w:r>
+      <w:r>
+        <w:rPr>
+          <w:b/>
+          <w:bCs/>
+        </w:rPr>
+        <w:t>100,000</w:t>
+      </w:r>
+      <w:r>
+        <w:rPr>
+          <w:b/>
+          <w:bCs/>
+        </w:rPr>
+        <w:t>节点）</w:t>
+      </w:r>
+    </w:p>
+    <w:p>
+      <w:pPr>
+        <w:rPr>
+          <w:b/>
+          <w:bCs/>
+        </w:rPr>
+      </w:pPr>
+      <w:r>
+        <w:rPr>
+          <w:noProof/>
+        </w:rPr>
+        <w:drawing>
+          <wp:inline distT="0" distB="0" distL="0" distR="0" wp14:anchorId="7D06651F" wp14:editId="7483F306">
+            <wp:extent cx="5274310" cy="2901315"/>
+            <wp:effectExtent l="0" t="0" r="2540" b="0"/>
+            <wp:docPr id="751284946" name="图片 1"/>
+            <wp:cNvGraphicFramePr>
+              <a:graphicFrameLocks xmlns:a="http://schemas.openxmlformats.org/drawingml/2006/main" noChangeAspect="1"/>
+            </wp:cNvGraphicFramePr>
+            <a:graphic xmlns:a="http://schemas.openxmlformats.org/drawingml/2006/main">
+              <a:graphicData uri="http://schemas.openxmlformats.org/drawingml/2006/picture">
+                <pic:pic xmlns:pic="http://schemas.openxmlformats.org/drawingml/2006/picture">
+                  <pic:nvPicPr>
+                    <pic:cNvPr id="751284946" name=""/>
+                    <pic:cNvPicPr/>
+                  </pic:nvPicPr>
+                  <pic:blipFill>
+                    <a:blip r:embed="rId27"/>
+                    <a:stretch>
+                      <a:fillRect/>
+                    </a:stretch>
+                  </pic:blipFill>
+                  <pic:spPr>
+                    <a:xfrm>
+                      <a:off x="0" y="0"/>
+                      <a:ext cx="5274310" cy="2901315"/>
+                    </a:xfrm>
+                    <a:prstGeom prst="rect">
+                      <a:avLst/>
+                    </a:prstGeom>
+                  </pic:spPr>
+                </pic:pic>
+              </a:graphicData>
+            </a:graphic>
+          </wp:inline>
+        </w:drawing>
+      </w:r>
+      <w:r>
+        <w:rPr>
+          <w:b/>
+          <w:bCs/>
+        </w:rPr>
+        <w:t>四、优化与改进</w:t>
+      </w:r>
+    </w:p>
+    <w:p>
+      <w:pPr>
+        <w:rPr>
+          <w:b/>
+          <w:bCs/>
+        </w:rPr>
+      </w:pPr>
+      <w:r>
+        <w:rPr>
+          <w:b/>
+          <w:bCs/>
+        </w:rPr>
+        <w:t xml:space="preserve">1. </w:t>
+      </w:r>
+      <w:r>
+        <w:rPr>
+          <w:b/>
+          <w:bCs/>
+        </w:rPr>
+        <w:t>智能指针管理</w:t>
+      </w:r>
+    </w:p>
+    <w:p>
+      <w:r>
+        <w:rPr>
+          <w:noProof/>
+        </w:rPr>
+        <w:drawing>
+          <wp:inline distT="0" distB="0" distL="0" distR="0" wp14:anchorId="36390DE4" wp14:editId="63A596CF">
+            <wp:extent cx="5274310" cy="644525"/>
+            <wp:effectExtent l="0" t="0" r="2540" b="3175"/>
+            <wp:docPr id="1326907903" name="图片 1"/>
+            <wp:cNvGraphicFramePr>
+              <a:graphicFrameLocks xmlns:a="http://schemas.openxmlformats.org/drawingml/2006/main" noChangeAspect="1"/>
+            </wp:cNvGraphicFramePr>
+            <a:graphic xmlns:a="http://schemas.openxmlformats.org/drawingml/2006/main">
+              <a:graphicData uri="http://schemas.openxmlformats.org/drawingml/2006/picture">
+                <pic:pic xmlns:pic="http://schemas.openxmlformats.org/drawingml/2006/picture">
+                  <pic:nvPicPr>
+                    <pic:cNvPr id="1326907903" name=""/>
+                    <pic:cNvPicPr/>
+                  </pic:nvPicPr>
+                  <pic:blipFill>
+                    <a:blip r:embed="rId28"/>
+                    <a:stretch>
+                      <a:fillRect/>
+                    </a:stretch>
+                  </pic:blipFill>
+                  <pic:spPr>
+                    <a:xfrm>
+                      <a:off x="0" y="0"/>
+                      <a:ext cx="5274310" cy="644525"/>
+                    </a:xfrm>
+                    <a:prstGeom prst="rect">
+                      <a:avLst/>
+                    </a:prstGeom>
+                  </pic:spPr>
+                </pic:pic>
+              </a:graphicData>
+            </a:graphic>
+          </wp:inline>
+        </w:drawing>
+      </w:r>
+      <w:r>
+        <w:t>使用智能指针自动管理内存，避免内存泄漏</w:t>
+      </w:r>
+    </w:p>
+    <w:p>
+      <w:pPr>
+        <w:rPr>
+          <w:b/>
+          <w:bCs/>
+        </w:rPr>
+      </w:pPr>
+      <w:r>
+        <w:rPr>
+          <w:b/>
+          <w:bCs/>
+        </w:rPr>
+        <w:t xml:space="preserve">2. </w:t>
+      </w:r>
+      <w:r>
+        <w:rPr>
+          <w:b/>
+          <w:bCs/>
+        </w:rPr>
+        <w:t>索引映射优化</w:t>
+      </w:r>
+    </w:p>
+    <w:p>
+      <w:r>
+        <w:rPr>
+          <w:noProof/>
+        </w:rPr>
+        <w:drawing>
+          <wp:inline distT="0" distB="0" distL="0" distR="0" wp14:anchorId="720F84AC" wp14:editId="106C5CC6">
+            <wp:extent cx="3619500" cy="483268"/>
+            <wp:effectExtent l="0" t="0" r="0" b="0"/>
+            <wp:docPr id="1555834318" name="图片 1"/>
+            <wp:cNvGraphicFramePr>
+              <a:graphicFrameLocks xmlns:a="http://schemas.openxmlformats.org/drawingml/2006/main" noChangeAspect="1"/>
+            </wp:cNvGraphicFramePr>
+            <a:graphic xmlns:a="http://schemas.openxmlformats.org/drawingml/2006/main">
+              <a:graphicData uri="http://schemas.openxmlformats.org/drawingml/2006/picture">
+                <pic:pic xmlns:pic="http://schemas.openxmlformats.org/drawingml/2006/picture">
+                  <pic:nvPicPr>
+                    <pic:cNvPr id="1555834318" name=""/>
+                    <pic:cNvPicPr/>
+                  </pic:nvPicPr>
+                  <pic:blipFill>
+                    <a:blip r:embed="rId29"/>
+                    <a:stretch>
+                      <a:fillRect/>
+                    </a:stretch>
+                  </pic:blipFill>
+                  <pic:spPr>
+                    <a:xfrm>
+                      <a:off x="0" y="0"/>
+                      <a:ext cx="3709689" cy="495310"/>
+                    </a:xfrm>
+                    <a:prstGeom prst="rect">
+                      <a:avLst/>
+                    </a:prstGeom>
+                  </pic:spPr>
+                </pic:pic>
+              </a:graphicData>
+            </a:graphic>
+          </wp:inline>
+        </w:drawing>
+      </w:r>
+    </w:p>
+    <w:p>
+      <w:r>
+        <w:lastRenderedPageBreak/>
+        <w:t>添加叶子值到索引的映射，加速查找</w:t>
+      </w:r>
+    </w:p>
+    <w:p>
+      <w:pPr>
+        <w:rPr>
+          <w:b/>
+          <w:bCs/>
+        </w:rPr>
+      </w:pPr>
+      <w:r>
+        <w:rPr>
+          <w:b/>
+          <w:bCs/>
+        </w:rPr>
+        <w:t xml:space="preserve">3. </w:t>
+      </w:r>
+      <w:r>
+        <w:rPr>
+          <w:b/>
+          <w:bCs/>
+        </w:rPr>
+        <w:t>证明路径长度计算</w:t>
+      </w:r>
+    </w:p>
+    <w:p>
+      <w:r>
+        <w:rPr>
+          <w:noProof/>
+        </w:rPr>
+        <w:drawing>
+          <wp:inline distT="0" distB="0" distL="0" distR="0" wp14:anchorId="352D6A1C" wp14:editId="15968800">
+            <wp:extent cx="5274310" cy="1665605"/>
+            <wp:effectExtent l="0" t="0" r="2540" b="0"/>
+            <wp:docPr id="903903109" name="图片 1"/>
+            <wp:cNvGraphicFramePr>
+              <a:graphicFrameLocks xmlns:a="http://schemas.openxmlformats.org/drawingml/2006/main" noChangeAspect="1"/>
+            </wp:cNvGraphicFramePr>
+            <a:graphic xmlns:a="http://schemas.openxmlformats.org/drawingml/2006/main">
+              <a:graphicData uri="http://schemas.openxmlformats.org/drawingml/2006/picture">
+                <pic:pic xmlns:pic="http://schemas.openxmlformats.org/drawingml/2006/picture">
+                  <pic:nvPicPr>
+                    <pic:cNvPr id="903903109" name=""/>
+                    <pic:cNvPicPr/>
+                  </pic:nvPicPr>
+                  <pic:blipFill>
+                    <a:blip r:embed="rId30"/>
+                    <a:stretch>
+                      <a:fillRect/>
+                    </a:stretch>
+                  </pic:blipFill>
+                  <pic:spPr>
+                    <a:xfrm>
+                      <a:off x="0" y="0"/>
+                      <a:ext cx="5274310" cy="1665605"/>
+                    </a:xfrm>
+                    <a:prstGeom prst="rect">
+                      <a:avLst/>
+                    </a:prstGeom>
+                  </pic:spPr>
+                </pic:pic>
+              </a:graphicData>
+            </a:graphic>
+          </wp:inline>
+        </w:drawing>
+      </w:r>
+      <w:r>
+        <w:t>预计算证明路径长度，优化证明验证</w:t>
+      </w:r>
+    </w:p>
+    <w:p>
+      <w:pPr>
+        <w:rPr>
+          <w:b/>
+          <w:bCs/>
+        </w:rPr>
+      </w:pPr>
+      <w:r>
+        <w:rPr>
+          <w:b/>
+          <w:bCs/>
+        </w:rPr>
+        <w:t xml:space="preserve">4. </w:t>
+      </w:r>
+      <w:r>
+        <w:rPr>
+          <w:b/>
+          <w:bCs/>
+        </w:rPr>
+        <w:t>边缘情况处理</w:t>
+      </w:r>
+    </w:p>
+    <w:p>
+      <w:r>
+        <w:rPr>
+          <w:noProof/>
+        </w:rPr>
+        <w:drawing>
+          <wp:inline distT="0" distB="0" distL="0" distR="0" wp14:anchorId="1623F1FE" wp14:editId="44115054">
+            <wp:extent cx="5187224" cy="1506220"/>
+            <wp:effectExtent l="0" t="0" r="0" b="0"/>
+            <wp:docPr id="2044760715" name="图片 1"/>
+            <wp:cNvGraphicFramePr>
+              <a:graphicFrameLocks xmlns:a="http://schemas.openxmlformats.org/drawingml/2006/main" noChangeAspect="1"/>
+            </wp:cNvGraphicFramePr>
+            <a:graphic xmlns:a="http://schemas.openxmlformats.org/drawingml/2006/main">
+              <a:graphicData uri="http://schemas.openxmlformats.org/drawingml/2006/picture">
+                <pic:pic xmlns:pic="http://schemas.openxmlformats.org/drawingml/2006/picture">
+                  <pic:nvPicPr>
+                    <pic:cNvPr id="2044760715" name=""/>
+                    <pic:cNvPicPr/>
+                  </pic:nvPicPr>
+                  <pic:blipFill rotWithShape="1">
+                    <a:blip r:embed="rId31"/>
+                    <a:srcRect l="1651"/>
+                    <a:stretch>
+                      <a:fillRect/>
+                    </a:stretch>
+                  </pic:blipFill>
+                  <pic:spPr bwMode="auto">
+                    <a:xfrm>
+                      <a:off x="0" y="0"/>
+                      <a:ext cx="5187224" cy="1506220"/>
+                    </a:xfrm>
+                    <a:prstGeom prst="rect">
+                      <a:avLst/>
+                    </a:prstGeom>
+                    <a:ln>
+                      <a:noFill/>
+                    </a:ln>
+                    <a:extLst>
+                      <a:ext uri="{53640926-AAD7-44D8-BBD7-CCE9431645EC}">
+                        <a14:shadowObscured xmlns:a14="http://schemas.microsoft.com/office/drawing/2010/main"/>
+                      </a:ext>
+                    </a:extLst>
+                  </pic:spPr>
+                </pic:pic>
+              </a:graphicData>
+            </a:graphic>
+          </wp:inline>
+        </w:drawing>
+      </w:r>
+      <w:r>
+        <w:t>当节点数为奇数时，复制最后一个节点确保树完整</w:t>
+      </w:r>
+    </w:p>
+    <w:p>
+      <w:pPr>
+        <w:rPr>
+          <w:b/>
+          <w:bCs/>
+        </w:rPr>
+      </w:pPr>
+      <w:r>
+        <w:rPr>
+          <w:b/>
+          <w:bCs/>
+        </w:rPr>
+        <w:t>五、测试用例设计</w:t>
+      </w:r>
+    </w:p>
+    <w:p>
+      <w:pPr>
+        <w:numPr>
+          <w:ilvl w:val="0"/>
+          <w:numId w:val="32"/>
+        </w:numPr>
+      </w:pPr>
+      <w:r>
+        <w:t>​</w:t>
+      </w:r>
+      <w:r>
+        <w:rPr>
+          <w:b/>
+          <w:bCs/>
+        </w:rPr>
+        <w:t>​</w:t>
+      </w:r>
+      <w:r>
+        <w:rPr>
+          <w:b/>
+          <w:bCs/>
+        </w:rPr>
+        <w:t>小规模测试</w:t>
+      </w:r>
+      <w:r>
+        <w:rPr>
+          <w:b/>
+          <w:bCs/>
+        </w:rPr>
+        <w:t>​</w:t>
+      </w:r>
+      <w:r>
+        <w:t>​</w:t>
+      </w:r>
+      <w:r>
+        <w:t>：验证基本功能</w:t>
+      </w:r>
+    </w:p>
+    <w:p>
+      <w:pPr>
+        <w:numPr>
+          <w:ilvl w:val="0"/>
+          <w:numId w:val="32"/>
+        </w:numPr>
+      </w:pPr>
+      <w:r>
+        <w:t>​</w:t>
+      </w:r>
+      <w:r>
+        <w:rPr>
+          <w:b/>
+          <w:bCs/>
+        </w:rPr>
+        <w:t>​</w:t>
+      </w:r>
+      <w:r>
+        <w:rPr>
+          <w:b/>
+          <w:bCs/>
+        </w:rPr>
+        <w:t>单节点树测试</w:t>
+      </w:r>
+      <w:r>
+        <w:rPr>
+          <w:b/>
+          <w:bCs/>
+        </w:rPr>
+        <w:t>​</w:t>
+      </w:r>
+      <w:r>
+        <w:t>​</w:t>
+      </w:r>
+      <w:r>
+        <w:t>：验证边界情况</w:t>
+      </w:r>
+    </w:p>
+    <w:p>
+      <w:pPr>
+        <w:numPr>
+          <w:ilvl w:val="0"/>
+          <w:numId w:val="32"/>
+        </w:numPr>
+      </w:pPr>
+      <w:r>
+        <w:t>​</w:t>
+      </w:r>
+      <w:r>
+        <w:rPr>
+          <w:b/>
+          <w:bCs/>
+        </w:rPr>
+        <w:t>​</w:t>
+      </w:r>
+      <w:r>
+        <w:rPr>
+          <w:b/>
+          <w:bCs/>
+        </w:rPr>
+        <w:t>存在性证明测试</w:t>
+      </w:r>
+      <w:r>
+        <w:rPr>
+          <w:b/>
+          <w:bCs/>
+        </w:rPr>
+        <w:t>​</w:t>
+      </w:r>
+      <w:r>
+        <w:t>​</w:t>
+      </w:r>
+    </w:p>
+    <w:p>
+      <w:pPr>
+        <w:numPr>
+          <w:ilvl w:val="0"/>
+          <w:numId w:val="32"/>
+        </w:numPr>
+      </w:pPr>
+      <w:r>
+        <w:t>​</w:t>
+      </w:r>
+      <w:r>
+        <w:rPr>
+          <w:b/>
+          <w:bCs/>
+        </w:rPr>
+        <w:t>​</w:t>
+      </w:r>
+      <w:r>
+        <w:rPr>
+          <w:b/>
+          <w:bCs/>
+        </w:rPr>
+        <w:t>不存在性证明测试</w:t>
+      </w:r>
+      <w:r>
+        <w:rPr>
+          <w:b/>
+          <w:bCs/>
+        </w:rPr>
+        <w:t>​</w:t>
+      </w:r>
+      <w:r>
+        <w:t>​</w:t>
+      </w:r>
+    </w:p>
+    <w:p>
+      <w:pPr>
+        <w:numPr>
+          <w:ilvl w:val="0"/>
+          <w:numId w:val="32"/>
+        </w:numPr>
+      </w:pPr>
+      <w:r>
+        <w:t>​</w:t>
+      </w:r>
+      <w:r>
+        <w:rPr>
+          <w:b/>
+          <w:bCs/>
+        </w:rPr>
+        <w:t>​</w:t>
+      </w:r>
+      <w:r>
+        <w:rPr>
+          <w:b/>
+          <w:bCs/>
+        </w:rPr>
+        <w:t>大规模压力测试</w:t>
+      </w:r>
+      <w:r>
+        <w:rPr>
+          <w:b/>
+          <w:bCs/>
+        </w:rPr>
+        <w:t>​</w:t>
+      </w:r>
+      <w:r>
+        <w:t>​</w:t>
+      </w:r>
+      <w:r>
+        <w:t>：</w:t>
+      </w:r>
+      <w:r>
+        <w:t>100,000</w:t>
+      </w:r>
+      <w:r>
+        <w:t>节点</w:t>
+      </w:r>
+    </w:p>
+    <w:p>
+      <w:pPr>
+        <w:numPr>
+          <w:ilvl w:val="0"/>
+          <w:numId w:val="32"/>
+        </w:numPr>
+      </w:pPr>
+      <w:r>
+        <w:t>​</w:t>
+      </w:r>
+      <w:r>
+        <w:rPr>
+          <w:b/>
+          <w:bCs/>
+        </w:rPr>
+        <w:t>​</w:t>
+      </w:r>
+      <w:r>
+        <w:rPr>
+          <w:b/>
+          <w:bCs/>
+        </w:rPr>
+        <w:t>错误情况测试</w:t>
+      </w:r>
+      <w:r>
+        <w:rPr>
+          <w:b/>
+          <w:bCs/>
+        </w:rPr>
+        <w:t>​</w:t>
+      </w:r>
+      <w:r>
+        <w:t>​</w:t>
+      </w:r>
+      <w:r>
+        <w:t>：非法索引处理</w:t>
+      </w:r>
+    </w:p>
+    <w:p>
+      <w:pPr>
+        <w:rPr>
+          <w:b/>
+          <w:bCs/>
+        </w:rPr>
+      </w:pPr>
+      <w:r>
+        <w:rPr>
+          <w:b/>
+          <w:bCs/>
+        </w:rPr>
+        <w:t>六、</w:t>
+      </w:r>
+      <w:r>
+        <w:rPr>
+          <w:rFonts w:hint="eastAsia"/>
+          <w:b/>
+          <w:bCs/>
+        </w:rPr>
+        <w:t>运行结果</w:t>
+      </w:r>
+    </w:p>
+    <w:p>
+      <w:pPr>
+        <w:rPr>
+          <w:b/>
+          <w:bCs/>
+        </w:rPr>
+      </w:pPr>
+      <w:r>
+        <w:rPr>
+          <w:noProof/>
+        </w:rPr>
+        <w:lastRenderedPageBreak/>
+        <w:drawing>
+          <wp:inline distT="0" distB="0" distL="0" distR="0" wp14:anchorId="2A61EBF1" wp14:editId="0799FA8C">
+            <wp:extent cx="5274310" cy="2320925"/>
+            <wp:effectExtent l="0" t="0" r="2540" b="3175"/>
+            <wp:docPr id="1592332763" name="图片 1"/>
+            <wp:cNvGraphicFramePr>
+              <a:graphicFrameLocks xmlns:a="http://schemas.openxmlformats.org/drawingml/2006/main" noChangeAspect="1"/>
+            </wp:cNvGraphicFramePr>
+            <a:graphic xmlns:a="http://schemas.openxmlformats.org/drawingml/2006/main">
+              <a:graphicData uri="http://schemas.openxmlformats.org/drawingml/2006/picture">
+                <pic:pic xmlns:pic="http://schemas.openxmlformats.org/drawingml/2006/picture">
+                  <pic:nvPicPr>
+                    <pic:cNvPr id="1592332763" name=""/>
+                    <pic:cNvPicPr/>
+                  </pic:nvPicPr>
+                  <pic:blipFill>
+                    <a:blip r:embed="rId32"/>
+                    <a:stretch>
+                      <a:fillRect/>
+                    </a:stretch>
+                  </pic:blipFill>
+                  <pic:spPr>
+                    <a:xfrm>
+                      <a:off x="0" y="0"/>
+                      <a:ext cx="5274310" cy="2320925"/>
+                    </a:xfrm>
+                    <a:prstGeom prst="rect">
+                      <a:avLst/>
+                    </a:prstGeom>
+                  </pic:spPr>
+                </pic:pic>
+              </a:graphicData>
+            </a:graphic>
+          </wp:inline>
+        </w:drawing>
+      </w:r>
+    </w:p>
+    <w:p>
+      <w:pPr>
+        <w:rPr>
+          <w:rFonts w:hint="eastAsia"/>
+          <w:b/>
+          <w:bCs/>
+        </w:rPr>
+      </w:pPr>
+      <w:r>
+        <w:rPr>
+          <w:noProof/>
+        </w:rPr>
+        <w:drawing>
+          <wp:inline distT="0" distB="0" distL="0" distR="0" wp14:anchorId="2FF11DFE" wp14:editId="5830B95C">
+            <wp:extent cx="5274310" cy="2431415"/>
+            <wp:effectExtent l="0" t="0" r="2540" b="6985"/>
+            <wp:docPr id="1943845816" name="图片 1"/>
+            <wp:cNvGraphicFramePr>
+              <a:graphicFrameLocks xmlns:a="http://schemas.openxmlformats.org/drawingml/2006/main" noChangeAspect="1"/>
+            </wp:cNvGraphicFramePr>
+            <a:graphic xmlns:a="http://schemas.openxmlformats.org/drawingml/2006/main">
+              <a:graphicData uri="http://schemas.openxmlformats.org/drawingml/2006/picture">
+                <pic:pic xmlns:pic="http://schemas.openxmlformats.org/drawingml/2006/picture">
+                  <pic:nvPicPr>
+                    <pic:cNvPr id="1943845816" name=""/>
+                    <pic:cNvPicPr/>
+                  </pic:nvPicPr>
+                  <pic:blipFill>
+                    <a:blip r:embed="rId33"/>
+                    <a:stretch>
+                      <a:fillRect/>
+                    </a:stretch>
+                  </pic:blipFill>
+                  <pic:spPr>
+                    <a:xfrm>
+                      <a:off x="0" y="0"/>
+                      <a:ext cx="5274310" cy="2431415"/>
+                    </a:xfrm>
+                    <a:prstGeom prst="rect">
+                      <a:avLst/>
+                    </a:prstGeom>
+                  </pic:spPr>
+                </pic:pic>
+              </a:graphicData>
+            </a:graphic>
+          </wp:inline>
+        </w:drawing>
+      </w:r>
+    </w:p>
     <w:sectPr>
-      <w:footerReference w:type="default" r:id="rId8"/>
+      <w:footerReference w:type="default" r:id="rId34"/>
       <w:pgSz w:w="11906" w:h="16838"/>
       <w:pgMar w:top="1440" w:right="1800" w:bottom="1440" w:left="1800" w:header="851" w:footer="992" w:gutter="0"/>
       <w:cols w:space="425"/>
@@ -112,6 +4191,1220 @@
 <file path=word/numbering.xml><?xml version="1.0" encoding="utf-8"?>
 <w:numbering xmlns:wpc="http://schemas.microsoft.com/office/word/2010/wordprocessingCanvas" xmlns:cx="http://schemas.microsoft.com/office/drawing/2014/chartex" xmlns:cx1="http://schemas.microsoft.com/office/drawing/2015/9/8/chartex" xmlns:cx2="http://schemas.microsoft.com/office/drawing/2015/10/21/chartex" xmlns:cx3="http://schemas.microsoft.com/office/drawing/2016/5/9/chartex" xmlns:cx4="http://schemas.microsoft.com/office/drawing/2016/5/10/chartex" xmlns:cx5="http://schemas.microsoft.com/office/drawing/2016/5/11/chartex" xmlns:cx6="http://schemas.microsoft.com/office/drawing/2016/5/12/chartex" xmlns:cx7="http://schemas.microsoft.com/office/drawing/2016/5/13/chartex" xmlns:cx8="http://schemas.microsoft.com/office/drawing/2016/5/14/chartex" xmlns:mc="http://schemas.openxmlformats.org/markup-compatibility/2006" xmlns:aink="http://schemas.microsoft.com/office/drawing/2016/ink" xmlns:am3d="http://schemas.microsoft.com/office/drawing/2017/model3d" xmlns:o="urn:schemas-microsoft-com:office:office" xmlns:oel="http://schemas.microsoft.com/office/2019/extlst" xmlns:r="http://schemas.openxmlformats.org/officeDocument/2006/relationships" xmlns:m="http://schemas.openxmlformats.org/officeDocument/2006/math" xmlns:v="urn:schemas-microsoft-com:vml" xmlns:wp14="http://schemas.microsoft.com/office/word/2010/wordprocessingDrawing" xmlns:wp="http://schemas.openxmlformats.org/drawingml/2006/wordprocessingDrawing" xmlns:w10="urn:schemas-microsoft-com:office:word" xmlns:w="http://schemas.openxmlformats.org/wordprocessingml/2006/main" xmlns:w14="http://schemas.microsoft.com/office/word/2010/wordml" xmlns:w15="http://schemas.microsoft.com/office/word/2012/wordml" xmlns:w16cex="http://schemas.microsoft.com/office/word/2018/wordml/cex" xmlns:w16cid="http://schemas.microsoft.com/office/word/2016/wordml/cid" xmlns:w16="http://schemas.microsoft.com/office/word/2018/wordml" xmlns:w16du="http://schemas.microsoft.com/office/word/2023/wordml/word16du" xmlns:w16sdtdh="http://schemas.microsoft.com/office/word/2020/wordml/sdtdatahash" xmlns:w16sdtfl="http://schemas.microsoft.com/office/word/2024/wordml/sdtformatlock" xmlns:w16se="http://schemas.microsoft.com/office/word/2015/wordml/symex" xmlns:wpg="http://schemas.microsoft.com/office/word/2010/wordprocessingGroup" xmlns:wpi="http://schemas.microsoft.com/office/word/2010/wordprocessingInk" xmlns:wne="http://schemas.microsoft.com/office/word/2006/wordml" xmlns:wps="http://schemas.microsoft.com/office/word/2010/wordprocessingShape" mc:Ignorable="w14 w15 w16se w16cid w16 w16cex w16sdtdh w16sdtfl w16du wp14">
   <w:abstractNum w:abstractNumId="0" w15:restartNumberingAfterBreak="0">
+    <w:nsid w:val="05513238"/>
+    <w:multiLevelType w:val="multilevel"/>
+    <w:tmpl w:val="A900CE94"/>
+    <w:lvl w:ilvl="0">
+      <w:start w:val="1"/>
+      <w:numFmt w:val="decimal"/>
+      <w:lvlText w:val="%1."/>
+      <w:lvlJc w:val="left"/>
+      <w:pPr>
+        <w:tabs>
+          <w:tab w:val="num" w:pos="720"/>
+        </w:tabs>
+        <w:ind w:left="720" w:hanging="360"/>
+      </w:pPr>
+    </w:lvl>
+    <w:lvl w:ilvl="1" w:tentative="1">
+      <w:start w:val="1"/>
+      <w:numFmt w:val="decimal"/>
+      <w:lvlText w:val="%2."/>
+      <w:lvlJc w:val="left"/>
+      <w:pPr>
+        <w:tabs>
+          <w:tab w:val="num" w:pos="1440"/>
+        </w:tabs>
+        <w:ind w:left="1440" w:hanging="360"/>
+      </w:pPr>
+    </w:lvl>
+    <w:lvl w:ilvl="2" w:tentative="1">
+      <w:start w:val="1"/>
+      <w:numFmt w:val="decimal"/>
+      <w:lvlText w:val="%3."/>
+      <w:lvlJc w:val="left"/>
+      <w:pPr>
+        <w:tabs>
+          <w:tab w:val="num" w:pos="2160"/>
+        </w:tabs>
+        <w:ind w:left="2160" w:hanging="360"/>
+      </w:pPr>
+    </w:lvl>
+    <w:lvl w:ilvl="3" w:tentative="1">
+      <w:start w:val="1"/>
+      <w:numFmt w:val="decimal"/>
+      <w:lvlText w:val="%4."/>
+      <w:lvlJc w:val="left"/>
+      <w:pPr>
+        <w:tabs>
+          <w:tab w:val="num" w:pos="2880"/>
+        </w:tabs>
+        <w:ind w:left="2880" w:hanging="360"/>
+      </w:pPr>
+    </w:lvl>
+    <w:lvl w:ilvl="4" w:tentative="1">
+      <w:start w:val="1"/>
+      <w:numFmt w:val="decimal"/>
+      <w:lvlText w:val="%5."/>
+      <w:lvlJc w:val="left"/>
+      <w:pPr>
+        <w:tabs>
+          <w:tab w:val="num" w:pos="3600"/>
+        </w:tabs>
+        <w:ind w:left="3600" w:hanging="360"/>
+      </w:pPr>
+    </w:lvl>
+    <w:lvl w:ilvl="5" w:tentative="1">
+      <w:start w:val="1"/>
+      <w:numFmt w:val="decimal"/>
+      <w:lvlText w:val="%6."/>
+      <w:lvlJc w:val="left"/>
+      <w:pPr>
+        <w:tabs>
+          <w:tab w:val="num" w:pos="4320"/>
+        </w:tabs>
+        <w:ind w:left="4320" w:hanging="360"/>
+      </w:pPr>
+    </w:lvl>
+    <w:lvl w:ilvl="6" w:tentative="1">
+      <w:start w:val="1"/>
+      <w:numFmt w:val="decimal"/>
+      <w:lvlText w:val="%7."/>
+      <w:lvlJc w:val="left"/>
+      <w:pPr>
+        <w:tabs>
+          <w:tab w:val="num" w:pos="5040"/>
+        </w:tabs>
+        <w:ind w:left="5040" w:hanging="360"/>
+      </w:pPr>
+    </w:lvl>
+    <w:lvl w:ilvl="7" w:tentative="1">
+      <w:start w:val="1"/>
+      <w:numFmt w:val="decimal"/>
+      <w:lvlText w:val="%8."/>
+      <w:lvlJc w:val="left"/>
+      <w:pPr>
+        <w:tabs>
+          <w:tab w:val="num" w:pos="5760"/>
+        </w:tabs>
+        <w:ind w:left="5760" w:hanging="360"/>
+      </w:pPr>
+    </w:lvl>
+    <w:lvl w:ilvl="8" w:tentative="1">
+      <w:start w:val="1"/>
+      <w:numFmt w:val="decimal"/>
+      <w:lvlText w:val="%9."/>
+      <w:lvlJc w:val="left"/>
+      <w:pPr>
+        <w:tabs>
+          <w:tab w:val="num" w:pos="6480"/>
+        </w:tabs>
+        <w:ind w:left="6480" w:hanging="360"/>
+      </w:pPr>
+    </w:lvl>
+  </w:abstractNum>
+  <w:abstractNum w:abstractNumId="1" w15:restartNumberingAfterBreak="0">
+    <w:nsid w:val="079D4331"/>
+    <w:multiLevelType w:val="multilevel"/>
+    <w:tmpl w:val="043CEEC4"/>
+    <w:lvl w:ilvl="0">
+      <w:start w:val="1"/>
+      <w:numFmt w:val="bullet"/>
+      <w:lvlText w:val=""/>
+      <w:lvlJc w:val="left"/>
+      <w:pPr>
+        <w:tabs>
+          <w:tab w:val="num" w:pos="720"/>
+        </w:tabs>
+        <w:ind w:left="720" w:hanging="360"/>
+      </w:pPr>
+      <w:rPr>
+        <w:rFonts w:ascii="Symbol" w:hAnsi="Symbol" w:hint="default"/>
+        <w:sz w:val="20"/>
+      </w:rPr>
+    </w:lvl>
+    <w:lvl w:ilvl="1">
+      <w:start w:val="1"/>
+      <w:numFmt w:val="bullet"/>
+      <w:lvlText w:val="o"/>
+      <w:lvlJc w:val="left"/>
+      <w:pPr>
+        <w:tabs>
+          <w:tab w:val="num" w:pos="1440"/>
+        </w:tabs>
+        <w:ind w:left="1440" w:hanging="360"/>
+      </w:pPr>
+      <w:rPr>
+        <w:rFonts w:ascii="Courier New" w:hAnsi="Courier New" w:hint="default"/>
+        <w:sz w:val="20"/>
+      </w:rPr>
+    </w:lvl>
+    <w:lvl w:ilvl="2" w:tentative="1">
+      <w:start w:val="1"/>
+      <w:numFmt w:val="bullet"/>
+      <w:lvlText w:val=""/>
+      <w:lvlJc w:val="left"/>
+      <w:pPr>
+        <w:tabs>
+          <w:tab w:val="num" w:pos="2160"/>
+        </w:tabs>
+        <w:ind w:left="2160" w:hanging="360"/>
+      </w:pPr>
+      <w:rPr>
+        <w:rFonts w:ascii="Symbol" w:hAnsi="Symbol" w:hint="default"/>
+        <w:sz w:val="20"/>
+      </w:rPr>
+    </w:lvl>
+    <w:lvl w:ilvl="3" w:tentative="1">
+      <w:start w:val="1"/>
+      <w:numFmt w:val="bullet"/>
+      <w:lvlText w:val=""/>
+      <w:lvlJc w:val="left"/>
+      <w:pPr>
+        <w:tabs>
+          <w:tab w:val="num" w:pos="2880"/>
+        </w:tabs>
+        <w:ind w:left="2880" w:hanging="360"/>
+      </w:pPr>
+      <w:rPr>
+        <w:rFonts w:ascii="Symbol" w:hAnsi="Symbol" w:hint="default"/>
+        <w:sz w:val="20"/>
+      </w:rPr>
+    </w:lvl>
+    <w:lvl w:ilvl="4" w:tentative="1">
+      <w:start w:val="1"/>
+      <w:numFmt w:val="bullet"/>
+      <w:lvlText w:val=""/>
+      <w:lvlJc w:val="left"/>
+      <w:pPr>
+        <w:tabs>
+          <w:tab w:val="num" w:pos="3600"/>
+        </w:tabs>
+        <w:ind w:left="3600" w:hanging="360"/>
+      </w:pPr>
+      <w:rPr>
+        <w:rFonts w:ascii="Symbol" w:hAnsi="Symbol" w:hint="default"/>
+        <w:sz w:val="20"/>
+      </w:rPr>
+    </w:lvl>
+    <w:lvl w:ilvl="5" w:tentative="1">
+      <w:start w:val="1"/>
+      <w:numFmt w:val="bullet"/>
+      <w:lvlText w:val=""/>
+      <w:lvlJc w:val="left"/>
+      <w:pPr>
+        <w:tabs>
+          <w:tab w:val="num" w:pos="4320"/>
+        </w:tabs>
+        <w:ind w:left="4320" w:hanging="360"/>
+      </w:pPr>
+      <w:rPr>
+        <w:rFonts w:ascii="Symbol" w:hAnsi="Symbol" w:hint="default"/>
+        <w:sz w:val="20"/>
+      </w:rPr>
+    </w:lvl>
+    <w:lvl w:ilvl="6" w:tentative="1">
+      <w:start w:val="1"/>
+      <w:numFmt w:val="bullet"/>
+      <w:lvlText w:val=""/>
+      <w:lvlJc w:val="left"/>
+      <w:pPr>
+        <w:tabs>
+          <w:tab w:val="num" w:pos="5040"/>
+        </w:tabs>
+        <w:ind w:left="5040" w:hanging="360"/>
+      </w:pPr>
+      <w:rPr>
+        <w:rFonts w:ascii="Symbol" w:hAnsi="Symbol" w:hint="default"/>
+        <w:sz w:val="20"/>
+      </w:rPr>
+    </w:lvl>
+    <w:lvl w:ilvl="7" w:tentative="1">
+      <w:start w:val="1"/>
+      <w:numFmt w:val="bullet"/>
+      <w:lvlText w:val=""/>
+      <w:lvlJc w:val="left"/>
+      <w:pPr>
+        <w:tabs>
+          <w:tab w:val="num" w:pos="5760"/>
+        </w:tabs>
+        <w:ind w:left="5760" w:hanging="360"/>
+      </w:pPr>
+      <w:rPr>
+        <w:rFonts w:ascii="Symbol" w:hAnsi="Symbol" w:hint="default"/>
+        <w:sz w:val="20"/>
+      </w:rPr>
+    </w:lvl>
+    <w:lvl w:ilvl="8" w:tentative="1">
+      <w:start w:val="1"/>
+      <w:numFmt w:val="bullet"/>
+      <w:lvlText w:val=""/>
+      <w:lvlJc w:val="left"/>
+      <w:pPr>
+        <w:tabs>
+          <w:tab w:val="num" w:pos="6480"/>
+        </w:tabs>
+        <w:ind w:left="6480" w:hanging="360"/>
+      </w:pPr>
+      <w:rPr>
+        <w:rFonts w:ascii="Symbol" w:hAnsi="Symbol" w:hint="default"/>
+        <w:sz w:val="20"/>
+      </w:rPr>
+    </w:lvl>
+  </w:abstractNum>
+  <w:abstractNum w:abstractNumId="2" w15:restartNumberingAfterBreak="0">
+    <w:nsid w:val="0A0E5F33"/>
+    <w:multiLevelType w:val="multilevel"/>
+    <w:tmpl w:val="00C0372E"/>
+    <w:lvl w:ilvl="0">
+      <w:start w:val="1"/>
+      <w:numFmt w:val="decimal"/>
+      <w:lvlText w:val="%1."/>
+      <w:lvlJc w:val="left"/>
+      <w:pPr>
+        <w:tabs>
+          <w:tab w:val="num" w:pos="720"/>
+        </w:tabs>
+        <w:ind w:left="720" w:hanging="360"/>
+      </w:pPr>
+    </w:lvl>
+    <w:lvl w:ilvl="1">
+      <w:start w:val="1"/>
+      <w:numFmt w:val="bullet"/>
+      <w:lvlText w:val=""/>
+      <w:lvlJc w:val="left"/>
+      <w:pPr>
+        <w:tabs>
+          <w:tab w:val="num" w:pos="1440"/>
+        </w:tabs>
+        <w:ind w:left="1440" w:hanging="360"/>
+      </w:pPr>
+      <w:rPr>
+        <w:rFonts w:ascii="Symbol" w:hAnsi="Symbol" w:hint="default"/>
+        <w:sz w:val="20"/>
+      </w:rPr>
+    </w:lvl>
+    <w:lvl w:ilvl="2" w:tentative="1">
+      <w:start w:val="1"/>
+      <w:numFmt w:val="decimal"/>
+      <w:lvlText w:val="%3."/>
+      <w:lvlJc w:val="left"/>
+      <w:pPr>
+        <w:tabs>
+          <w:tab w:val="num" w:pos="2160"/>
+        </w:tabs>
+        <w:ind w:left="2160" w:hanging="360"/>
+      </w:pPr>
+    </w:lvl>
+    <w:lvl w:ilvl="3" w:tentative="1">
+      <w:start w:val="1"/>
+      <w:numFmt w:val="decimal"/>
+      <w:lvlText w:val="%4."/>
+      <w:lvlJc w:val="left"/>
+      <w:pPr>
+        <w:tabs>
+          <w:tab w:val="num" w:pos="2880"/>
+        </w:tabs>
+        <w:ind w:left="2880" w:hanging="360"/>
+      </w:pPr>
+    </w:lvl>
+    <w:lvl w:ilvl="4" w:tentative="1">
+      <w:start w:val="1"/>
+      <w:numFmt w:val="decimal"/>
+      <w:lvlText w:val="%5."/>
+      <w:lvlJc w:val="left"/>
+      <w:pPr>
+        <w:tabs>
+          <w:tab w:val="num" w:pos="3600"/>
+        </w:tabs>
+        <w:ind w:left="3600" w:hanging="360"/>
+      </w:pPr>
+    </w:lvl>
+    <w:lvl w:ilvl="5" w:tentative="1">
+      <w:start w:val="1"/>
+      <w:numFmt w:val="decimal"/>
+      <w:lvlText w:val="%6."/>
+      <w:lvlJc w:val="left"/>
+      <w:pPr>
+        <w:tabs>
+          <w:tab w:val="num" w:pos="4320"/>
+        </w:tabs>
+        <w:ind w:left="4320" w:hanging="360"/>
+      </w:pPr>
+    </w:lvl>
+    <w:lvl w:ilvl="6" w:tentative="1">
+      <w:start w:val="1"/>
+      <w:numFmt w:val="decimal"/>
+      <w:lvlText w:val="%7."/>
+      <w:lvlJc w:val="left"/>
+      <w:pPr>
+        <w:tabs>
+          <w:tab w:val="num" w:pos="5040"/>
+        </w:tabs>
+        <w:ind w:left="5040" w:hanging="360"/>
+      </w:pPr>
+    </w:lvl>
+    <w:lvl w:ilvl="7" w:tentative="1">
+      <w:start w:val="1"/>
+      <w:numFmt w:val="decimal"/>
+      <w:lvlText w:val="%8."/>
+      <w:lvlJc w:val="left"/>
+      <w:pPr>
+        <w:tabs>
+          <w:tab w:val="num" w:pos="5760"/>
+        </w:tabs>
+        <w:ind w:left="5760" w:hanging="360"/>
+      </w:pPr>
+    </w:lvl>
+    <w:lvl w:ilvl="8" w:tentative="1">
+      <w:start w:val="1"/>
+      <w:numFmt w:val="decimal"/>
+      <w:lvlText w:val="%9."/>
+      <w:lvlJc w:val="left"/>
+      <w:pPr>
+        <w:tabs>
+          <w:tab w:val="num" w:pos="6480"/>
+        </w:tabs>
+        <w:ind w:left="6480" w:hanging="360"/>
+      </w:pPr>
+    </w:lvl>
+  </w:abstractNum>
+  <w:abstractNum w:abstractNumId="3" w15:restartNumberingAfterBreak="0">
+    <w:nsid w:val="0BA319C4"/>
+    <w:multiLevelType w:val="multilevel"/>
+    <w:tmpl w:val="2E18D728"/>
+    <w:lvl w:ilvl="0">
+      <w:start w:val="1"/>
+      <w:numFmt w:val="decimal"/>
+      <w:lvlText w:val="%1."/>
+      <w:lvlJc w:val="left"/>
+      <w:pPr>
+        <w:tabs>
+          <w:tab w:val="num" w:pos="720"/>
+        </w:tabs>
+        <w:ind w:left="720" w:hanging="360"/>
+      </w:pPr>
+    </w:lvl>
+    <w:lvl w:ilvl="1" w:tentative="1">
+      <w:start w:val="1"/>
+      <w:numFmt w:val="decimal"/>
+      <w:lvlText w:val="%2."/>
+      <w:lvlJc w:val="left"/>
+      <w:pPr>
+        <w:tabs>
+          <w:tab w:val="num" w:pos="1440"/>
+        </w:tabs>
+        <w:ind w:left="1440" w:hanging="360"/>
+      </w:pPr>
+    </w:lvl>
+    <w:lvl w:ilvl="2" w:tentative="1">
+      <w:start w:val="1"/>
+      <w:numFmt w:val="decimal"/>
+      <w:lvlText w:val="%3."/>
+      <w:lvlJc w:val="left"/>
+      <w:pPr>
+        <w:tabs>
+          <w:tab w:val="num" w:pos="2160"/>
+        </w:tabs>
+        <w:ind w:left="2160" w:hanging="360"/>
+      </w:pPr>
+    </w:lvl>
+    <w:lvl w:ilvl="3" w:tentative="1">
+      <w:start w:val="1"/>
+      <w:numFmt w:val="decimal"/>
+      <w:lvlText w:val="%4."/>
+      <w:lvlJc w:val="left"/>
+      <w:pPr>
+        <w:tabs>
+          <w:tab w:val="num" w:pos="2880"/>
+        </w:tabs>
+        <w:ind w:left="2880" w:hanging="360"/>
+      </w:pPr>
+    </w:lvl>
+    <w:lvl w:ilvl="4" w:tentative="1">
+      <w:start w:val="1"/>
+      <w:numFmt w:val="decimal"/>
+      <w:lvlText w:val="%5."/>
+      <w:lvlJc w:val="left"/>
+      <w:pPr>
+        <w:tabs>
+          <w:tab w:val="num" w:pos="3600"/>
+        </w:tabs>
+        <w:ind w:left="3600" w:hanging="360"/>
+      </w:pPr>
+    </w:lvl>
+    <w:lvl w:ilvl="5" w:tentative="1">
+      <w:start w:val="1"/>
+      <w:numFmt w:val="decimal"/>
+      <w:lvlText w:val="%6."/>
+      <w:lvlJc w:val="left"/>
+      <w:pPr>
+        <w:tabs>
+          <w:tab w:val="num" w:pos="4320"/>
+        </w:tabs>
+        <w:ind w:left="4320" w:hanging="360"/>
+      </w:pPr>
+    </w:lvl>
+    <w:lvl w:ilvl="6" w:tentative="1">
+      <w:start w:val="1"/>
+      <w:numFmt w:val="decimal"/>
+      <w:lvlText w:val="%7."/>
+      <w:lvlJc w:val="left"/>
+      <w:pPr>
+        <w:tabs>
+          <w:tab w:val="num" w:pos="5040"/>
+        </w:tabs>
+        <w:ind w:left="5040" w:hanging="360"/>
+      </w:pPr>
+    </w:lvl>
+    <w:lvl w:ilvl="7" w:tentative="1">
+      <w:start w:val="1"/>
+      <w:numFmt w:val="decimal"/>
+      <w:lvlText w:val="%8."/>
+      <w:lvlJc w:val="left"/>
+      <w:pPr>
+        <w:tabs>
+          <w:tab w:val="num" w:pos="5760"/>
+        </w:tabs>
+        <w:ind w:left="5760" w:hanging="360"/>
+      </w:pPr>
+    </w:lvl>
+    <w:lvl w:ilvl="8" w:tentative="1">
+      <w:start w:val="1"/>
+      <w:numFmt w:val="decimal"/>
+      <w:lvlText w:val="%9."/>
+      <w:lvlJc w:val="left"/>
+      <w:pPr>
+        <w:tabs>
+          <w:tab w:val="num" w:pos="6480"/>
+        </w:tabs>
+        <w:ind w:left="6480" w:hanging="360"/>
+      </w:pPr>
+    </w:lvl>
+  </w:abstractNum>
+  <w:abstractNum w:abstractNumId="4" w15:restartNumberingAfterBreak="0">
+    <w:nsid w:val="1028792C"/>
+    <w:multiLevelType w:val="multilevel"/>
+    <w:tmpl w:val="B0A4190C"/>
+    <w:lvl w:ilvl="0">
+      <w:start w:val="1"/>
+      <w:numFmt w:val="decimal"/>
+      <w:lvlText w:val="%1."/>
+      <w:lvlJc w:val="left"/>
+      <w:pPr>
+        <w:tabs>
+          <w:tab w:val="num" w:pos="720"/>
+        </w:tabs>
+        <w:ind w:left="720" w:hanging="360"/>
+      </w:pPr>
+    </w:lvl>
+    <w:lvl w:ilvl="1" w:tentative="1">
+      <w:start w:val="1"/>
+      <w:numFmt w:val="decimal"/>
+      <w:lvlText w:val="%2."/>
+      <w:lvlJc w:val="left"/>
+      <w:pPr>
+        <w:tabs>
+          <w:tab w:val="num" w:pos="1440"/>
+        </w:tabs>
+        <w:ind w:left="1440" w:hanging="360"/>
+      </w:pPr>
+    </w:lvl>
+    <w:lvl w:ilvl="2" w:tentative="1">
+      <w:start w:val="1"/>
+      <w:numFmt w:val="decimal"/>
+      <w:lvlText w:val="%3."/>
+      <w:lvlJc w:val="left"/>
+      <w:pPr>
+        <w:tabs>
+          <w:tab w:val="num" w:pos="2160"/>
+        </w:tabs>
+        <w:ind w:left="2160" w:hanging="360"/>
+      </w:pPr>
+    </w:lvl>
+    <w:lvl w:ilvl="3" w:tentative="1">
+      <w:start w:val="1"/>
+      <w:numFmt w:val="decimal"/>
+      <w:lvlText w:val="%4."/>
+      <w:lvlJc w:val="left"/>
+      <w:pPr>
+        <w:tabs>
+          <w:tab w:val="num" w:pos="2880"/>
+        </w:tabs>
+        <w:ind w:left="2880" w:hanging="360"/>
+      </w:pPr>
+    </w:lvl>
+    <w:lvl w:ilvl="4" w:tentative="1">
+      <w:start w:val="1"/>
+      <w:numFmt w:val="decimal"/>
+      <w:lvlText w:val="%5."/>
+      <w:lvlJc w:val="left"/>
+      <w:pPr>
+        <w:tabs>
+          <w:tab w:val="num" w:pos="3600"/>
+        </w:tabs>
+        <w:ind w:left="3600" w:hanging="360"/>
+      </w:pPr>
+    </w:lvl>
+    <w:lvl w:ilvl="5" w:tentative="1">
+      <w:start w:val="1"/>
+      <w:numFmt w:val="decimal"/>
+      <w:lvlText w:val="%6."/>
+      <w:lvlJc w:val="left"/>
+      <w:pPr>
+        <w:tabs>
+          <w:tab w:val="num" w:pos="4320"/>
+        </w:tabs>
+        <w:ind w:left="4320" w:hanging="360"/>
+      </w:pPr>
+    </w:lvl>
+    <w:lvl w:ilvl="6" w:tentative="1">
+      <w:start w:val="1"/>
+      <w:numFmt w:val="decimal"/>
+      <w:lvlText w:val="%7."/>
+      <w:lvlJc w:val="left"/>
+      <w:pPr>
+        <w:tabs>
+          <w:tab w:val="num" w:pos="5040"/>
+        </w:tabs>
+        <w:ind w:left="5040" w:hanging="360"/>
+      </w:pPr>
+    </w:lvl>
+    <w:lvl w:ilvl="7" w:tentative="1">
+      <w:start w:val="1"/>
+      <w:numFmt w:val="decimal"/>
+      <w:lvlText w:val="%8."/>
+      <w:lvlJc w:val="left"/>
+      <w:pPr>
+        <w:tabs>
+          <w:tab w:val="num" w:pos="5760"/>
+        </w:tabs>
+        <w:ind w:left="5760" w:hanging="360"/>
+      </w:pPr>
+    </w:lvl>
+    <w:lvl w:ilvl="8" w:tentative="1">
+      <w:start w:val="1"/>
+      <w:numFmt w:val="decimal"/>
+      <w:lvlText w:val="%9."/>
+      <w:lvlJc w:val="left"/>
+      <w:pPr>
+        <w:tabs>
+          <w:tab w:val="num" w:pos="6480"/>
+        </w:tabs>
+        <w:ind w:left="6480" w:hanging="360"/>
+      </w:pPr>
+    </w:lvl>
+  </w:abstractNum>
+  <w:abstractNum w:abstractNumId="5" w15:restartNumberingAfterBreak="0">
+    <w:nsid w:val="11120500"/>
+    <w:multiLevelType w:val="multilevel"/>
+    <w:tmpl w:val="F9C0C392"/>
+    <w:lvl w:ilvl="0">
+      <w:start w:val="1"/>
+      <w:numFmt w:val="decimal"/>
+      <w:lvlText w:val="%1."/>
+      <w:lvlJc w:val="left"/>
+      <w:pPr>
+        <w:tabs>
+          <w:tab w:val="num" w:pos="720"/>
+        </w:tabs>
+        <w:ind w:left="720" w:hanging="360"/>
+      </w:pPr>
+    </w:lvl>
+    <w:lvl w:ilvl="1">
+      <w:start w:val="1"/>
+      <w:numFmt w:val="bullet"/>
+      <w:lvlText w:val=""/>
+      <w:lvlJc w:val="left"/>
+      <w:pPr>
+        <w:tabs>
+          <w:tab w:val="num" w:pos="1440"/>
+        </w:tabs>
+        <w:ind w:left="1440" w:hanging="360"/>
+      </w:pPr>
+      <w:rPr>
+        <w:rFonts w:ascii="Symbol" w:hAnsi="Symbol" w:hint="default"/>
+        <w:sz w:val="20"/>
+      </w:rPr>
+    </w:lvl>
+    <w:lvl w:ilvl="2" w:tentative="1">
+      <w:start w:val="1"/>
+      <w:numFmt w:val="decimal"/>
+      <w:lvlText w:val="%3."/>
+      <w:lvlJc w:val="left"/>
+      <w:pPr>
+        <w:tabs>
+          <w:tab w:val="num" w:pos="2160"/>
+        </w:tabs>
+        <w:ind w:left="2160" w:hanging="360"/>
+      </w:pPr>
+    </w:lvl>
+    <w:lvl w:ilvl="3" w:tentative="1">
+      <w:start w:val="1"/>
+      <w:numFmt w:val="decimal"/>
+      <w:lvlText w:val="%4."/>
+      <w:lvlJc w:val="left"/>
+      <w:pPr>
+        <w:tabs>
+          <w:tab w:val="num" w:pos="2880"/>
+        </w:tabs>
+        <w:ind w:left="2880" w:hanging="360"/>
+      </w:pPr>
+    </w:lvl>
+    <w:lvl w:ilvl="4" w:tentative="1">
+      <w:start w:val="1"/>
+      <w:numFmt w:val="decimal"/>
+      <w:lvlText w:val="%5."/>
+      <w:lvlJc w:val="left"/>
+      <w:pPr>
+        <w:tabs>
+          <w:tab w:val="num" w:pos="3600"/>
+        </w:tabs>
+        <w:ind w:left="3600" w:hanging="360"/>
+      </w:pPr>
+    </w:lvl>
+    <w:lvl w:ilvl="5" w:tentative="1">
+      <w:start w:val="1"/>
+      <w:numFmt w:val="decimal"/>
+      <w:lvlText w:val="%6."/>
+      <w:lvlJc w:val="left"/>
+      <w:pPr>
+        <w:tabs>
+          <w:tab w:val="num" w:pos="4320"/>
+        </w:tabs>
+        <w:ind w:left="4320" w:hanging="360"/>
+      </w:pPr>
+    </w:lvl>
+    <w:lvl w:ilvl="6" w:tentative="1">
+      <w:start w:val="1"/>
+      <w:numFmt w:val="decimal"/>
+      <w:lvlText w:val="%7."/>
+      <w:lvlJc w:val="left"/>
+      <w:pPr>
+        <w:tabs>
+          <w:tab w:val="num" w:pos="5040"/>
+        </w:tabs>
+        <w:ind w:left="5040" w:hanging="360"/>
+      </w:pPr>
+    </w:lvl>
+    <w:lvl w:ilvl="7" w:tentative="1">
+      <w:start w:val="1"/>
+      <w:numFmt w:val="decimal"/>
+      <w:lvlText w:val="%8."/>
+      <w:lvlJc w:val="left"/>
+      <w:pPr>
+        <w:tabs>
+          <w:tab w:val="num" w:pos="5760"/>
+        </w:tabs>
+        <w:ind w:left="5760" w:hanging="360"/>
+      </w:pPr>
+    </w:lvl>
+    <w:lvl w:ilvl="8" w:tentative="1">
+      <w:start w:val="1"/>
+      <w:numFmt w:val="decimal"/>
+      <w:lvlText w:val="%9."/>
+      <w:lvlJc w:val="left"/>
+      <w:pPr>
+        <w:tabs>
+          <w:tab w:val="num" w:pos="6480"/>
+        </w:tabs>
+        <w:ind w:left="6480" w:hanging="360"/>
+      </w:pPr>
+    </w:lvl>
+  </w:abstractNum>
+  <w:abstractNum w:abstractNumId="6" w15:restartNumberingAfterBreak="0">
+    <w:nsid w:val="12520646"/>
+    <w:multiLevelType w:val="multilevel"/>
+    <w:tmpl w:val="92BA7E94"/>
+    <w:lvl w:ilvl="0">
+      <w:start w:val="1"/>
+      <w:numFmt w:val="decimal"/>
+      <w:lvlText w:val="%1."/>
+      <w:lvlJc w:val="left"/>
+      <w:pPr>
+        <w:tabs>
+          <w:tab w:val="num" w:pos="720"/>
+        </w:tabs>
+        <w:ind w:left="720" w:hanging="360"/>
+      </w:pPr>
+    </w:lvl>
+    <w:lvl w:ilvl="1" w:tentative="1">
+      <w:start w:val="1"/>
+      <w:numFmt w:val="decimal"/>
+      <w:lvlText w:val="%2."/>
+      <w:lvlJc w:val="left"/>
+      <w:pPr>
+        <w:tabs>
+          <w:tab w:val="num" w:pos="1440"/>
+        </w:tabs>
+        <w:ind w:left="1440" w:hanging="360"/>
+      </w:pPr>
+    </w:lvl>
+    <w:lvl w:ilvl="2" w:tentative="1">
+      <w:start w:val="1"/>
+      <w:numFmt w:val="decimal"/>
+      <w:lvlText w:val="%3."/>
+      <w:lvlJc w:val="left"/>
+      <w:pPr>
+        <w:tabs>
+          <w:tab w:val="num" w:pos="2160"/>
+        </w:tabs>
+        <w:ind w:left="2160" w:hanging="360"/>
+      </w:pPr>
+    </w:lvl>
+    <w:lvl w:ilvl="3" w:tentative="1">
+      <w:start w:val="1"/>
+      <w:numFmt w:val="decimal"/>
+      <w:lvlText w:val="%4."/>
+      <w:lvlJc w:val="left"/>
+      <w:pPr>
+        <w:tabs>
+          <w:tab w:val="num" w:pos="2880"/>
+        </w:tabs>
+        <w:ind w:left="2880" w:hanging="360"/>
+      </w:pPr>
+    </w:lvl>
+    <w:lvl w:ilvl="4" w:tentative="1">
+      <w:start w:val="1"/>
+      <w:numFmt w:val="decimal"/>
+      <w:lvlText w:val="%5."/>
+      <w:lvlJc w:val="left"/>
+      <w:pPr>
+        <w:tabs>
+          <w:tab w:val="num" w:pos="3600"/>
+        </w:tabs>
+        <w:ind w:left="3600" w:hanging="360"/>
+      </w:pPr>
+    </w:lvl>
+    <w:lvl w:ilvl="5" w:tentative="1">
+      <w:start w:val="1"/>
+      <w:numFmt w:val="decimal"/>
+      <w:lvlText w:val="%6."/>
+      <w:lvlJc w:val="left"/>
+      <w:pPr>
+        <w:tabs>
+          <w:tab w:val="num" w:pos="4320"/>
+        </w:tabs>
+        <w:ind w:left="4320" w:hanging="360"/>
+      </w:pPr>
+    </w:lvl>
+    <w:lvl w:ilvl="6" w:tentative="1">
+      <w:start w:val="1"/>
+      <w:numFmt w:val="decimal"/>
+      <w:lvlText w:val="%7."/>
+      <w:lvlJc w:val="left"/>
+      <w:pPr>
+        <w:tabs>
+          <w:tab w:val="num" w:pos="5040"/>
+        </w:tabs>
+        <w:ind w:left="5040" w:hanging="360"/>
+      </w:pPr>
+    </w:lvl>
+    <w:lvl w:ilvl="7" w:tentative="1">
+      <w:start w:val="1"/>
+      <w:numFmt w:val="decimal"/>
+      <w:lvlText w:val="%8."/>
+      <w:lvlJc w:val="left"/>
+      <w:pPr>
+        <w:tabs>
+          <w:tab w:val="num" w:pos="5760"/>
+        </w:tabs>
+        <w:ind w:left="5760" w:hanging="360"/>
+      </w:pPr>
+    </w:lvl>
+    <w:lvl w:ilvl="8" w:tentative="1">
+      <w:start w:val="1"/>
+      <w:numFmt w:val="decimal"/>
+      <w:lvlText w:val="%9."/>
+      <w:lvlJc w:val="left"/>
+      <w:pPr>
+        <w:tabs>
+          <w:tab w:val="num" w:pos="6480"/>
+        </w:tabs>
+        <w:ind w:left="6480" w:hanging="360"/>
+      </w:pPr>
+    </w:lvl>
+  </w:abstractNum>
+  <w:abstractNum w:abstractNumId="7" w15:restartNumberingAfterBreak="0">
+    <w:nsid w:val="12FA2292"/>
+    <w:multiLevelType w:val="multilevel"/>
+    <w:tmpl w:val="C358BA7A"/>
+    <w:lvl w:ilvl="0">
+      <w:start w:val="1"/>
+      <w:numFmt w:val="decimal"/>
+      <w:lvlText w:val="%1."/>
+      <w:lvlJc w:val="left"/>
+      <w:pPr>
+        <w:tabs>
+          <w:tab w:val="num" w:pos="720"/>
+        </w:tabs>
+        <w:ind w:left="720" w:hanging="360"/>
+      </w:pPr>
+    </w:lvl>
+    <w:lvl w:ilvl="1">
+      <w:start w:val="1"/>
+      <w:numFmt w:val="bullet"/>
+      <w:lvlText w:val=""/>
+      <w:lvlJc w:val="left"/>
+      <w:pPr>
+        <w:tabs>
+          <w:tab w:val="num" w:pos="1440"/>
+        </w:tabs>
+        <w:ind w:left="1440" w:hanging="360"/>
+      </w:pPr>
+      <w:rPr>
+        <w:rFonts w:ascii="Symbol" w:hAnsi="Symbol" w:hint="default"/>
+        <w:sz w:val="20"/>
+      </w:rPr>
+    </w:lvl>
+    <w:lvl w:ilvl="2" w:tentative="1">
+      <w:start w:val="1"/>
+      <w:numFmt w:val="decimal"/>
+      <w:lvlText w:val="%3."/>
+      <w:lvlJc w:val="left"/>
+      <w:pPr>
+        <w:tabs>
+          <w:tab w:val="num" w:pos="2160"/>
+        </w:tabs>
+        <w:ind w:left="2160" w:hanging="360"/>
+      </w:pPr>
+    </w:lvl>
+    <w:lvl w:ilvl="3" w:tentative="1">
+      <w:start w:val="1"/>
+      <w:numFmt w:val="decimal"/>
+      <w:lvlText w:val="%4."/>
+      <w:lvlJc w:val="left"/>
+      <w:pPr>
+        <w:tabs>
+          <w:tab w:val="num" w:pos="2880"/>
+        </w:tabs>
+        <w:ind w:left="2880" w:hanging="360"/>
+      </w:pPr>
+    </w:lvl>
+    <w:lvl w:ilvl="4" w:tentative="1">
+      <w:start w:val="1"/>
+      <w:numFmt w:val="decimal"/>
+      <w:lvlText w:val="%5."/>
+      <w:lvlJc w:val="left"/>
+      <w:pPr>
+        <w:tabs>
+          <w:tab w:val="num" w:pos="3600"/>
+        </w:tabs>
+        <w:ind w:left="3600" w:hanging="360"/>
+      </w:pPr>
+    </w:lvl>
+    <w:lvl w:ilvl="5" w:tentative="1">
+      <w:start w:val="1"/>
+      <w:numFmt w:val="decimal"/>
+      <w:lvlText w:val="%6."/>
+      <w:lvlJc w:val="left"/>
+      <w:pPr>
+        <w:tabs>
+          <w:tab w:val="num" w:pos="4320"/>
+        </w:tabs>
+        <w:ind w:left="4320" w:hanging="360"/>
+      </w:pPr>
+    </w:lvl>
+    <w:lvl w:ilvl="6" w:tentative="1">
+      <w:start w:val="1"/>
+      <w:numFmt w:val="decimal"/>
+      <w:lvlText w:val="%7."/>
+      <w:lvlJc w:val="left"/>
+      <w:pPr>
+        <w:tabs>
+          <w:tab w:val="num" w:pos="5040"/>
+        </w:tabs>
+        <w:ind w:left="5040" w:hanging="360"/>
+      </w:pPr>
+    </w:lvl>
+    <w:lvl w:ilvl="7" w:tentative="1">
+      <w:start w:val="1"/>
+      <w:numFmt w:val="decimal"/>
+      <w:lvlText w:val="%8."/>
+      <w:lvlJc w:val="left"/>
+      <w:pPr>
+        <w:tabs>
+          <w:tab w:val="num" w:pos="5760"/>
+        </w:tabs>
+        <w:ind w:left="5760" w:hanging="360"/>
+      </w:pPr>
+    </w:lvl>
+    <w:lvl w:ilvl="8" w:tentative="1">
+      <w:start w:val="1"/>
+      <w:numFmt w:val="decimal"/>
+      <w:lvlText w:val="%9."/>
+      <w:lvlJc w:val="left"/>
+      <w:pPr>
+        <w:tabs>
+          <w:tab w:val="num" w:pos="6480"/>
+        </w:tabs>
+        <w:ind w:left="6480" w:hanging="360"/>
+      </w:pPr>
+    </w:lvl>
+  </w:abstractNum>
+  <w:abstractNum w:abstractNumId="8" w15:restartNumberingAfterBreak="0">
+    <w:nsid w:val="1D086FC5"/>
+    <w:multiLevelType w:val="multilevel"/>
+    <w:tmpl w:val="57745EAC"/>
+    <w:lvl w:ilvl="0">
+      <w:start w:val="1"/>
+      <w:numFmt w:val="bullet"/>
+      <w:lvlText w:val=""/>
+      <w:lvlJc w:val="left"/>
+      <w:pPr>
+        <w:tabs>
+          <w:tab w:val="num" w:pos="720"/>
+        </w:tabs>
+        <w:ind w:left="720" w:hanging="360"/>
+      </w:pPr>
+      <w:rPr>
+        <w:rFonts w:ascii="Symbol" w:hAnsi="Symbol" w:hint="default"/>
+        <w:sz w:val="20"/>
+      </w:rPr>
+    </w:lvl>
+    <w:lvl w:ilvl="1" w:tentative="1">
+      <w:start w:val="1"/>
+      <w:numFmt w:val="bullet"/>
+      <w:lvlText w:val=""/>
+      <w:lvlJc w:val="left"/>
+      <w:pPr>
+        <w:tabs>
+          <w:tab w:val="num" w:pos="1440"/>
+        </w:tabs>
+        <w:ind w:left="1440" w:hanging="360"/>
+      </w:pPr>
+      <w:rPr>
+        <w:rFonts w:ascii="Symbol" w:hAnsi="Symbol" w:hint="default"/>
+        <w:sz w:val="20"/>
+      </w:rPr>
+    </w:lvl>
+    <w:lvl w:ilvl="2" w:tentative="1">
+      <w:start w:val="1"/>
+      <w:numFmt w:val="bullet"/>
+      <w:lvlText w:val=""/>
+      <w:lvlJc w:val="left"/>
+      <w:pPr>
+        <w:tabs>
+          <w:tab w:val="num" w:pos="2160"/>
+        </w:tabs>
+        <w:ind w:left="2160" w:hanging="360"/>
+      </w:pPr>
+      <w:rPr>
+        <w:rFonts w:ascii="Symbol" w:hAnsi="Symbol" w:hint="default"/>
+        <w:sz w:val="20"/>
+      </w:rPr>
+    </w:lvl>
+    <w:lvl w:ilvl="3" w:tentative="1">
+      <w:start w:val="1"/>
+      <w:numFmt w:val="bullet"/>
+      <w:lvlText w:val=""/>
+      <w:lvlJc w:val="left"/>
+      <w:pPr>
+        <w:tabs>
+          <w:tab w:val="num" w:pos="2880"/>
+        </w:tabs>
+        <w:ind w:left="2880" w:hanging="360"/>
+      </w:pPr>
+      <w:rPr>
+        <w:rFonts w:ascii="Symbol" w:hAnsi="Symbol" w:hint="default"/>
+        <w:sz w:val="20"/>
+      </w:rPr>
+    </w:lvl>
+    <w:lvl w:ilvl="4" w:tentative="1">
+      <w:start w:val="1"/>
+      <w:numFmt w:val="bullet"/>
+      <w:lvlText w:val=""/>
+      <w:lvlJc w:val="left"/>
+      <w:pPr>
+        <w:tabs>
+          <w:tab w:val="num" w:pos="3600"/>
+        </w:tabs>
+        <w:ind w:left="3600" w:hanging="360"/>
+      </w:pPr>
+      <w:rPr>
+        <w:rFonts w:ascii="Symbol" w:hAnsi="Symbol" w:hint="default"/>
+        <w:sz w:val="20"/>
+      </w:rPr>
+    </w:lvl>
+    <w:lvl w:ilvl="5" w:tentative="1">
+      <w:start w:val="1"/>
+      <w:numFmt w:val="bullet"/>
+      <w:lvlText w:val=""/>
+      <w:lvlJc w:val="left"/>
+      <w:pPr>
+        <w:tabs>
+          <w:tab w:val="num" w:pos="4320"/>
+        </w:tabs>
+        <w:ind w:left="4320" w:hanging="360"/>
+      </w:pPr>
+      <w:rPr>
+        <w:rFonts w:ascii="Symbol" w:hAnsi="Symbol" w:hint="default"/>
+        <w:sz w:val="20"/>
+      </w:rPr>
+    </w:lvl>
+    <w:lvl w:ilvl="6" w:tentative="1">
+      <w:start w:val="1"/>
+      <w:numFmt w:val="bullet"/>
+      <w:lvlText w:val=""/>
+      <w:lvlJc w:val="left"/>
+      <w:pPr>
+        <w:tabs>
+          <w:tab w:val="num" w:pos="5040"/>
+        </w:tabs>
+        <w:ind w:left="5040" w:hanging="360"/>
+      </w:pPr>
+      <w:rPr>
+        <w:rFonts w:ascii="Symbol" w:hAnsi="Symbol" w:hint="default"/>
+        <w:sz w:val="20"/>
+      </w:rPr>
+    </w:lvl>
+    <w:lvl w:ilvl="7" w:tentative="1">
+      <w:start w:val="1"/>
+      <w:numFmt w:val="bullet"/>
+      <w:lvlText w:val=""/>
+      <w:lvlJc w:val="left"/>
+      <w:pPr>
+        <w:tabs>
+          <w:tab w:val="num" w:pos="5760"/>
+        </w:tabs>
+        <w:ind w:left="5760" w:hanging="360"/>
+      </w:pPr>
+      <w:rPr>
+        <w:rFonts w:ascii="Symbol" w:hAnsi="Symbol" w:hint="default"/>
+        <w:sz w:val="20"/>
+      </w:rPr>
+    </w:lvl>
+    <w:lvl w:ilvl="8" w:tentative="1">
+      <w:start w:val="1"/>
+      <w:numFmt w:val="bullet"/>
+      <w:lvlText w:val=""/>
+      <w:lvlJc w:val="left"/>
+      <w:pPr>
+        <w:tabs>
+          <w:tab w:val="num" w:pos="6480"/>
+        </w:tabs>
+        <w:ind w:left="6480" w:hanging="360"/>
+      </w:pPr>
+      <w:rPr>
+        <w:rFonts w:ascii="Symbol" w:hAnsi="Symbol" w:hint="default"/>
+        <w:sz w:val="20"/>
+      </w:rPr>
+    </w:lvl>
+  </w:abstractNum>
+  <w:abstractNum w:abstractNumId="9" w15:restartNumberingAfterBreak="0">
+    <w:nsid w:val="1D45149F"/>
+    <w:multiLevelType w:val="multilevel"/>
+    <w:tmpl w:val="7A708072"/>
+    <w:lvl w:ilvl="0">
+      <w:start w:val="1"/>
+      <w:numFmt w:val="decimal"/>
+      <w:lvlText w:val="%1."/>
+      <w:lvlJc w:val="left"/>
+      <w:pPr>
+        <w:tabs>
+          <w:tab w:val="num" w:pos="720"/>
+        </w:tabs>
+        <w:ind w:left="720" w:hanging="360"/>
+      </w:pPr>
+    </w:lvl>
+    <w:lvl w:ilvl="1" w:tentative="1">
+      <w:start w:val="1"/>
+      <w:numFmt w:val="decimal"/>
+      <w:lvlText w:val="%2."/>
+      <w:lvlJc w:val="left"/>
+      <w:pPr>
+        <w:tabs>
+          <w:tab w:val="num" w:pos="1440"/>
+        </w:tabs>
+        <w:ind w:left="1440" w:hanging="360"/>
+      </w:pPr>
+    </w:lvl>
+    <w:lvl w:ilvl="2" w:tentative="1">
+      <w:start w:val="1"/>
+      <w:numFmt w:val="decimal"/>
+      <w:lvlText w:val="%3."/>
+      <w:lvlJc w:val="left"/>
+      <w:pPr>
+        <w:tabs>
+          <w:tab w:val="num" w:pos="2160"/>
+        </w:tabs>
+        <w:ind w:left="2160" w:hanging="360"/>
+      </w:pPr>
+    </w:lvl>
+    <w:lvl w:ilvl="3" w:tentative="1">
+      <w:start w:val="1"/>
+      <w:numFmt w:val="decimal"/>
+      <w:lvlText w:val="%4."/>
+      <w:lvlJc w:val="left"/>
+      <w:pPr>
+        <w:tabs>
+          <w:tab w:val="num" w:pos="2880"/>
+        </w:tabs>
+        <w:ind w:left="2880" w:hanging="360"/>
+      </w:pPr>
+    </w:lvl>
+    <w:lvl w:ilvl="4" w:tentative="1">
+      <w:start w:val="1"/>
+      <w:numFmt w:val="decimal"/>
+      <w:lvlText w:val="%5."/>
+      <w:lvlJc w:val="left"/>
+      <w:pPr>
+        <w:tabs>
+          <w:tab w:val="num" w:pos="3600"/>
+        </w:tabs>
+        <w:ind w:left="3600" w:hanging="360"/>
+      </w:pPr>
+    </w:lvl>
+    <w:lvl w:ilvl="5" w:tentative="1">
+      <w:start w:val="1"/>
+      <w:numFmt w:val="decimal"/>
+      <w:lvlText w:val="%6."/>
+      <w:lvlJc w:val="left"/>
+      <w:pPr>
+        <w:tabs>
+          <w:tab w:val="num" w:pos="4320"/>
+        </w:tabs>
+        <w:ind w:left="4320" w:hanging="360"/>
+      </w:pPr>
+    </w:lvl>
+    <w:lvl w:ilvl="6" w:tentative="1">
+      <w:start w:val="1"/>
+      <w:numFmt w:val="decimal"/>
+      <w:lvlText w:val="%7."/>
+      <w:lvlJc w:val="left"/>
+      <w:pPr>
+        <w:tabs>
+          <w:tab w:val="num" w:pos="5040"/>
+        </w:tabs>
+        <w:ind w:left="5040" w:hanging="360"/>
+      </w:pPr>
+    </w:lvl>
+    <w:lvl w:ilvl="7" w:tentative="1">
+      <w:start w:val="1"/>
+      <w:numFmt w:val="decimal"/>
+      <w:lvlText w:val="%8."/>
+      <w:lvlJc w:val="left"/>
+      <w:pPr>
+        <w:tabs>
+          <w:tab w:val="num" w:pos="5760"/>
+        </w:tabs>
+        <w:ind w:left="5760" w:hanging="360"/>
+      </w:pPr>
+    </w:lvl>
+    <w:lvl w:ilvl="8" w:tentative="1">
+      <w:start w:val="1"/>
+      <w:numFmt w:val="decimal"/>
+      <w:lvlText w:val="%9."/>
+      <w:lvlJc w:val="left"/>
+      <w:pPr>
+        <w:tabs>
+          <w:tab w:val="num" w:pos="6480"/>
+        </w:tabs>
+        <w:ind w:left="6480" w:hanging="360"/>
+      </w:pPr>
+    </w:lvl>
+  </w:abstractNum>
+  <w:abstractNum w:abstractNumId="10" w15:restartNumberingAfterBreak="0">
     <w:nsid w:val="25FE4A3D"/>
     <w:multiLevelType w:val="hybridMultilevel"/>
     <w:tmpl w:val="3E72120E"/>
@@ -200,7 +5493,120 @@
       </w:pPr>
     </w:lvl>
   </w:abstractNum>
-  <w:abstractNum w:abstractNumId="1" w15:restartNumberingAfterBreak="0">
+  <w:abstractNum w:abstractNumId="11" w15:restartNumberingAfterBreak="0">
+    <w:nsid w:val="2B947C84"/>
+    <w:multiLevelType w:val="multilevel"/>
+    <w:tmpl w:val="3918DB3E"/>
+    <w:lvl w:ilvl="0">
+      <w:start w:val="1"/>
+      <w:numFmt w:val="decimal"/>
+      <w:lvlText w:val="%1."/>
+      <w:lvlJc w:val="left"/>
+      <w:pPr>
+        <w:tabs>
+          <w:tab w:val="num" w:pos="720"/>
+        </w:tabs>
+        <w:ind w:left="720" w:hanging="360"/>
+      </w:pPr>
+    </w:lvl>
+    <w:lvl w:ilvl="1" w:tentative="1">
+      <w:start w:val="1"/>
+      <w:numFmt w:val="decimal"/>
+      <w:lvlText w:val="%2."/>
+      <w:lvlJc w:val="left"/>
+      <w:pPr>
+        <w:tabs>
+          <w:tab w:val="num" w:pos="1440"/>
+        </w:tabs>
+        <w:ind w:left="1440" w:hanging="360"/>
+      </w:pPr>
+    </w:lvl>
+    <w:lvl w:ilvl="2" w:tentative="1">
+      <w:start w:val="1"/>
+      <w:numFmt w:val="decimal"/>
+      <w:lvlText w:val="%3."/>
+      <w:lvlJc w:val="left"/>
+      <w:pPr>
+        <w:tabs>
+          <w:tab w:val="num" w:pos="2160"/>
+        </w:tabs>
+        <w:ind w:left="2160" w:hanging="360"/>
+      </w:pPr>
+    </w:lvl>
+    <w:lvl w:ilvl="3" w:tentative="1">
+      <w:start w:val="1"/>
+      <w:numFmt w:val="decimal"/>
+      <w:lvlText w:val="%4."/>
+      <w:lvlJc w:val="left"/>
+      <w:pPr>
+        <w:tabs>
+          <w:tab w:val="num" w:pos="2880"/>
+        </w:tabs>
+        <w:ind w:left="2880" w:hanging="360"/>
+      </w:pPr>
+    </w:lvl>
+    <w:lvl w:ilvl="4" w:tentative="1">
+      <w:start w:val="1"/>
+      <w:numFmt w:val="decimal"/>
+      <w:lvlText w:val="%5."/>
+      <w:lvlJc w:val="left"/>
+      <w:pPr>
+        <w:tabs>
+          <w:tab w:val="num" w:pos="3600"/>
+        </w:tabs>
+        <w:ind w:left="3600" w:hanging="360"/>
+      </w:pPr>
+    </w:lvl>
+    <w:lvl w:ilvl="5" w:tentative="1">
+      <w:start w:val="1"/>
+      <w:numFmt w:val="decimal"/>
+      <w:lvlText w:val="%6."/>
+      <w:lvlJc w:val="left"/>
+      <w:pPr>
+        <w:tabs>
+          <w:tab w:val="num" w:pos="4320"/>
+        </w:tabs>
+        <w:ind w:left="4320" w:hanging="360"/>
+      </w:pPr>
+    </w:lvl>
+    <w:lvl w:ilvl="6" w:tentative="1">
+      <w:start w:val="1"/>
+      <w:numFmt w:val="decimal"/>
+      <w:lvlText w:val="%7."/>
+      <w:lvlJc w:val="left"/>
+      <w:pPr>
+        <w:tabs>
+          <w:tab w:val="num" w:pos="5040"/>
+        </w:tabs>
+        <w:ind w:left="5040" w:hanging="360"/>
+      </w:pPr>
+    </w:lvl>
+    <w:lvl w:ilvl="7" w:tentative="1">
+      <w:start w:val="1"/>
+      <w:numFmt w:val="decimal"/>
+      <w:lvlText w:val="%8."/>
+      <w:lvlJc w:val="left"/>
+      <w:pPr>
+        <w:tabs>
+          <w:tab w:val="num" w:pos="5760"/>
+        </w:tabs>
+        <w:ind w:left="5760" w:hanging="360"/>
+      </w:pPr>
+    </w:lvl>
+    <w:lvl w:ilvl="8" w:tentative="1">
+      <w:start w:val="1"/>
+      <w:numFmt w:val="decimal"/>
+      <w:lvlText w:val="%9."/>
+      <w:lvlJc w:val="left"/>
+      <w:pPr>
+        <w:tabs>
+          <w:tab w:val="num" w:pos="6480"/>
+        </w:tabs>
+        <w:ind w:left="6480" w:hanging="360"/>
+      </w:pPr>
+    </w:lvl>
+  </w:abstractNum>
+  <w:abstractNum w:abstractNumId="12" w15:restartNumberingAfterBreak="0">
     <w:nsid w:val="2DF55B80"/>
     <w:multiLevelType w:val="hybridMultilevel"/>
     <w:tmpl w:val="23CA57FE"/>
@@ -313,7 +5719,1466 @@
       </w:rPr>
     </w:lvl>
   </w:abstractNum>
-  <w:abstractNum w:abstractNumId="2" w15:restartNumberingAfterBreak="0">
+  <w:abstractNum w:abstractNumId="13" w15:restartNumberingAfterBreak="0">
+    <w:nsid w:val="36964CED"/>
+    <w:multiLevelType w:val="multilevel"/>
+    <w:tmpl w:val="BB6007CE"/>
+    <w:lvl w:ilvl="0">
+      <w:start w:val="1"/>
+      <w:numFmt w:val="bullet"/>
+      <w:lvlText w:val=""/>
+      <w:lvlJc w:val="left"/>
+      <w:pPr>
+        <w:tabs>
+          <w:tab w:val="num" w:pos="720"/>
+        </w:tabs>
+        <w:ind w:left="720" w:hanging="360"/>
+      </w:pPr>
+      <w:rPr>
+        <w:rFonts w:ascii="Symbol" w:hAnsi="Symbol" w:hint="default"/>
+        <w:sz w:val="20"/>
+      </w:rPr>
+    </w:lvl>
+    <w:lvl w:ilvl="1">
+      <w:start w:val="1"/>
+      <w:numFmt w:val="decimal"/>
+      <w:lvlText w:val="%2."/>
+      <w:lvlJc w:val="left"/>
+      <w:pPr>
+        <w:tabs>
+          <w:tab w:val="num" w:pos="1440"/>
+        </w:tabs>
+        <w:ind w:left="1440" w:hanging="360"/>
+      </w:pPr>
+    </w:lvl>
+    <w:lvl w:ilvl="2" w:tentative="1">
+      <w:start w:val="1"/>
+      <w:numFmt w:val="bullet"/>
+      <w:lvlText w:val=""/>
+      <w:lvlJc w:val="left"/>
+      <w:pPr>
+        <w:tabs>
+          <w:tab w:val="num" w:pos="2160"/>
+        </w:tabs>
+        <w:ind w:left="2160" w:hanging="360"/>
+      </w:pPr>
+      <w:rPr>
+        <w:rFonts w:ascii="Symbol" w:hAnsi="Symbol" w:hint="default"/>
+        <w:sz w:val="20"/>
+      </w:rPr>
+    </w:lvl>
+    <w:lvl w:ilvl="3" w:tentative="1">
+      <w:start w:val="1"/>
+      <w:numFmt w:val="bullet"/>
+      <w:lvlText w:val=""/>
+      <w:lvlJc w:val="left"/>
+      <w:pPr>
+        <w:tabs>
+          <w:tab w:val="num" w:pos="2880"/>
+        </w:tabs>
+        <w:ind w:left="2880" w:hanging="360"/>
+      </w:pPr>
+      <w:rPr>
+        <w:rFonts w:ascii="Symbol" w:hAnsi="Symbol" w:hint="default"/>
+        <w:sz w:val="20"/>
+      </w:rPr>
+    </w:lvl>
+    <w:lvl w:ilvl="4" w:tentative="1">
+      <w:start w:val="1"/>
+      <w:numFmt w:val="bullet"/>
+      <w:lvlText w:val=""/>
+      <w:lvlJc w:val="left"/>
+      <w:pPr>
+        <w:tabs>
+          <w:tab w:val="num" w:pos="3600"/>
+        </w:tabs>
+        <w:ind w:left="3600" w:hanging="360"/>
+      </w:pPr>
+      <w:rPr>
+        <w:rFonts w:ascii="Symbol" w:hAnsi="Symbol" w:hint="default"/>
+        <w:sz w:val="20"/>
+      </w:rPr>
+    </w:lvl>
+    <w:lvl w:ilvl="5" w:tentative="1">
+      <w:start w:val="1"/>
+      <w:numFmt w:val="bullet"/>
+      <w:lvlText w:val=""/>
+      <w:lvlJc w:val="left"/>
+      <w:pPr>
+        <w:tabs>
+          <w:tab w:val="num" w:pos="4320"/>
+        </w:tabs>
+        <w:ind w:left="4320" w:hanging="360"/>
+      </w:pPr>
+      <w:rPr>
+        <w:rFonts w:ascii="Symbol" w:hAnsi="Symbol" w:hint="default"/>
+        <w:sz w:val="20"/>
+      </w:rPr>
+    </w:lvl>
+    <w:lvl w:ilvl="6" w:tentative="1">
+      <w:start w:val="1"/>
+      <w:numFmt w:val="bullet"/>
+      <w:lvlText w:val=""/>
+      <w:lvlJc w:val="left"/>
+      <w:pPr>
+        <w:tabs>
+          <w:tab w:val="num" w:pos="5040"/>
+        </w:tabs>
+        <w:ind w:left="5040" w:hanging="360"/>
+      </w:pPr>
+      <w:rPr>
+        <w:rFonts w:ascii="Symbol" w:hAnsi="Symbol" w:hint="default"/>
+        <w:sz w:val="20"/>
+      </w:rPr>
+    </w:lvl>
+    <w:lvl w:ilvl="7" w:tentative="1">
+      <w:start w:val="1"/>
+      <w:numFmt w:val="bullet"/>
+      <w:lvlText w:val=""/>
+      <w:lvlJc w:val="left"/>
+      <w:pPr>
+        <w:tabs>
+          <w:tab w:val="num" w:pos="5760"/>
+        </w:tabs>
+        <w:ind w:left="5760" w:hanging="360"/>
+      </w:pPr>
+      <w:rPr>
+        <w:rFonts w:ascii="Symbol" w:hAnsi="Symbol" w:hint="default"/>
+        <w:sz w:val="20"/>
+      </w:rPr>
+    </w:lvl>
+    <w:lvl w:ilvl="8" w:tentative="1">
+      <w:start w:val="1"/>
+      <w:numFmt w:val="bullet"/>
+      <w:lvlText w:val=""/>
+      <w:lvlJc w:val="left"/>
+      <w:pPr>
+        <w:tabs>
+          <w:tab w:val="num" w:pos="6480"/>
+        </w:tabs>
+        <w:ind w:left="6480" w:hanging="360"/>
+      </w:pPr>
+      <w:rPr>
+        <w:rFonts w:ascii="Symbol" w:hAnsi="Symbol" w:hint="default"/>
+        <w:sz w:val="20"/>
+      </w:rPr>
+    </w:lvl>
+  </w:abstractNum>
+  <w:abstractNum w:abstractNumId="14" w15:restartNumberingAfterBreak="0">
+    <w:nsid w:val="38387ECD"/>
+    <w:multiLevelType w:val="multilevel"/>
+    <w:tmpl w:val="897CD938"/>
+    <w:lvl w:ilvl="0">
+      <w:start w:val="1"/>
+      <w:numFmt w:val="bullet"/>
+      <w:lvlText w:val=""/>
+      <w:lvlJc w:val="left"/>
+      <w:pPr>
+        <w:tabs>
+          <w:tab w:val="num" w:pos="720"/>
+        </w:tabs>
+        <w:ind w:left="720" w:hanging="360"/>
+      </w:pPr>
+      <w:rPr>
+        <w:rFonts w:ascii="Symbol" w:hAnsi="Symbol" w:hint="default"/>
+        <w:sz w:val="20"/>
+      </w:rPr>
+    </w:lvl>
+    <w:lvl w:ilvl="1">
+      <w:start w:val="1"/>
+      <w:numFmt w:val="decimal"/>
+      <w:lvlText w:val="%2."/>
+      <w:lvlJc w:val="left"/>
+      <w:pPr>
+        <w:tabs>
+          <w:tab w:val="num" w:pos="1440"/>
+        </w:tabs>
+        <w:ind w:left="1440" w:hanging="360"/>
+      </w:pPr>
+    </w:lvl>
+    <w:lvl w:ilvl="2" w:tentative="1">
+      <w:start w:val="1"/>
+      <w:numFmt w:val="bullet"/>
+      <w:lvlText w:val=""/>
+      <w:lvlJc w:val="left"/>
+      <w:pPr>
+        <w:tabs>
+          <w:tab w:val="num" w:pos="2160"/>
+        </w:tabs>
+        <w:ind w:left="2160" w:hanging="360"/>
+      </w:pPr>
+      <w:rPr>
+        <w:rFonts w:ascii="Symbol" w:hAnsi="Symbol" w:hint="default"/>
+        <w:sz w:val="20"/>
+      </w:rPr>
+    </w:lvl>
+    <w:lvl w:ilvl="3" w:tentative="1">
+      <w:start w:val="1"/>
+      <w:numFmt w:val="bullet"/>
+      <w:lvlText w:val=""/>
+      <w:lvlJc w:val="left"/>
+      <w:pPr>
+        <w:tabs>
+          <w:tab w:val="num" w:pos="2880"/>
+        </w:tabs>
+        <w:ind w:left="2880" w:hanging="360"/>
+      </w:pPr>
+      <w:rPr>
+        <w:rFonts w:ascii="Symbol" w:hAnsi="Symbol" w:hint="default"/>
+        <w:sz w:val="20"/>
+      </w:rPr>
+    </w:lvl>
+    <w:lvl w:ilvl="4" w:tentative="1">
+      <w:start w:val="1"/>
+      <w:numFmt w:val="bullet"/>
+      <w:lvlText w:val=""/>
+      <w:lvlJc w:val="left"/>
+      <w:pPr>
+        <w:tabs>
+          <w:tab w:val="num" w:pos="3600"/>
+        </w:tabs>
+        <w:ind w:left="3600" w:hanging="360"/>
+      </w:pPr>
+      <w:rPr>
+        <w:rFonts w:ascii="Symbol" w:hAnsi="Symbol" w:hint="default"/>
+        <w:sz w:val="20"/>
+      </w:rPr>
+    </w:lvl>
+    <w:lvl w:ilvl="5" w:tentative="1">
+      <w:start w:val="1"/>
+      <w:numFmt w:val="bullet"/>
+      <w:lvlText w:val=""/>
+      <w:lvlJc w:val="left"/>
+      <w:pPr>
+        <w:tabs>
+          <w:tab w:val="num" w:pos="4320"/>
+        </w:tabs>
+        <w:ind w:left="4320" w:hanging="360"/>
+      </w:pPr>
+      <w:rPr>
+        <w:rFonts w:ascii="Symbol" w:hAnsi="Symbol" w:hint="default"/>
+        <w:sz w:val="20"/>
+      </w:rPr>
+    </w:lvl>
+    <w:lvl w:ilvl="6" w:tentative="1">
+      <w:start w:val="1"/>
+      <w:numFmt w:val="bullet"/>
+      <w:lvlText w:val=""/>
+      <w:lvlJc w:val="left"/>
+      <w:pPr>
+        <w:tabs>
+          <w:tab w:val="num" w:pos="5040"/>
+        </w:tabs>
+        <w:ind w:left="5040" w:hanging="360"/>
+      </w:pPr>
+      <w:rPr>
+        <w:rFonts w:ascii="Symbol" w:hAnsi="Symbol" w:hint="default"/>
+        <w:sz w:val="20"/>
+      </w:rPr>
+    </w:lvl>
+    <w:lvl w:ilvl="7" w:tentative="1">
+      <w:start w:val="1"/>
+      <w:numFmt w:val="bullet"/>
+      <w:lvlText w:val=""/>
+      <w:lvlJc w:val="left"/>
+      <w:pPr>
+        <w:tabs>
+          <w:tab w:val="num" w:pos="5760"/>
+        </w:tabs>
+        <w:ind w:left="5760" w:hanging="360"/>
+      </w:pPr>
+      <w:rPr>
+        <w:rFonts w:ascii="Symbol" w:hAnsi="Symbol" w:hint="default"/>
+        <w:sz w:val="20"/>
+      </w:rPr>
+    </w:lvl>
+    <w:lvl w:ilvl="8" w:tentative="1">
+      <w:start w:val="1"/>
+      <w:numFmt w:val="bullet"/>
+      <w:lvlText w:val=""/>
+      <w:lvlJc w:val="left"/>
+      <w:pPr>
+        <w:tabs>
+          <w:tab w:val="num" w:pos="6480"/>
+        </w:tabs>
+        <w:ind w:left="6480" w:hanging="360"/>
+      </w:pPr>
+      <w:rPr>
+        <w:rFonts w:ascii="Symbol" w:hAnsi="Symbol" w:hint="default"/>
+        <w:sz w:val="20"/>
+      </w:rPr>
+    </w:lvl>
+  </w:abstractNum>
+  <w:abstractNum w:abstractNumId="15" w15:restartNumberingAfterBreak="0">
+    <w:nsid w:val="39DE4803"/>
+    <w:multiLevelType w:val="multilevel"/>
+    <w:tmpl w:val="D5BE61E6"/>
+    <w:lvl w:ilvl="0">
+      <w:start w:val="1"/>
+      <w:numFmt w:val="bullet"/>
+      <w:lvlText w:val=""/>
+      <w:lvlJc w:val="left"/>
+      <w:pPr>
+        <w:tabs>
+          <w:tab w:val="num" w:pos="720"/>
+        </w:tabs>
+        <w:ind w:left="720" w:hanging="360"/>
+      </w:pPr>
+      <w:rPr>
+        <w:rFonts w:ascii="Symbol" w:hAnsi="Symbol" w:hint="default"/>
+        <w:sz w:val="20"/>
+      </w:rPr>
+    </w:lvl>
+    <w:lvl w:ilvl="1" w:tentative="1">
+      <w:start w:val="1"/>
+      <w:numFmt w:val="bullet"/>
+      <w:lvlText w:val=""/>
+      <w:lvlJc w:val="left"/>
+      <w:pPr>
+        <w:tabs>
+          <w:tab w:val="num" w:pos="1440"/>
+        </w:tabs>
+        <w:ind w:left="1440" w:hanging="360"/>
+      </w:pPr>
+      <w:rPr>
+        <w:rFonts w:ascii="Symbol" w:hAnsi="Symbol" w:hint="default"/>
+        <w:sz w:val="20"/>
+      </w:rPr>
+    </w:lvl>
+    <w:lvl w:ilvl="2" w:tentative="1">
+      <w:start w:val="1"/>
+      <w:numFmt w:val="bullet"/>
+      <w:lvlText w:val=""/>
+      <w:lvlJc w:val="left"/>
+      <w:pPr>
+        <w:tabs>
+          <w:tab w:val="num" w:pos="2160"/>
+        </w:tabs>
+        <w:ind w:left="2160" w:hanging="360"/>
+      </w:pPr>
+      <w:rPr>
+        <w:rFonts w:ascii="Symbol" w:hAnsi="Symbol" w:hint="default"/>
+        <w:sz w:val="20"/>
+      </w:rPr>
+    </w:lvl>
+    <w:lvl w:ilvl="3" w:tentative="1">
+      <w:start w:val="1"/>
+      <w:numFmt w:val="bullet"/>
+      <w:lvlText w:val=""/>
+      <w:lvlJc w:val="left"/>
+      <w:pPr>
+        <w:tabs>
+          <w:tab w:val="num" w:pos="2880"/>
+        </w:tabs>
+        <w:ind w:left="2880" w:hanging="360"/>
+      </w:pPr>
+      <w:rPr>
+        <w:rFonts w:ascii="Symbol" w:hAnsi="Symbol" w:hint="default"/>
+        <w:sz w:val="20"/>
+      </w:rPr>
+    </w:lvl>
+    <w:lvl w:ilvl="4" w:tentative="1">
+      <w:start w:val="1"/>
+      <w:numFmt w:val="bullet"/>
+      <w:lvlText w:val=""/>
+      <w:lvlJc w:val="left"/>
+      <w:pPr>
+        <w:tabs>
+          <w:tab w:val="num" w:pos="3600"/>
+        </w:tabs>
+        <w:ind w:left="3600" w:hanging="360"/>
+      </w:pPr>
+      <w:rPr>
+        <w:rFonts w:ascii="Symbol" w:hAnsi="Symbol" w:hint="default"/>
+        <w:sz w:val="20"/>
+      </w:rPr>
+    </w:lvl>
+    <w:lvl w:ilvl="5" w:tentative="1">
+      <w:start w:val="1"/>
+      <w:numFmt w:val="bullet"/>
+      <w:lvlText w:val=""/>
+      <w:lvlJc w:val="left"/>
+      <w:pPr>
+        <w:tabs>
+          <w:tab w:val="num" w:pos="4320"/>
+        </w:tabs>
+        <w:ind w:left="4320" w:hanging="360"/>
+      </w:pPr>
+      <w:rPr>
+        <w:rFonts w:ascii="Symbol" w:hAnsi="Symbol" w:hint="default"/>
+        <w:sz w:val="20"/>
+      </w:rPr>
+    </w:lvl>
+    <w:lvl w:ilvl="6" w:tentative="1">
+      <w:start w:val="1"/>
+      <w:numFmt w:val="bullet"/>
+      <w:lvlText w:val=""/>
+      <w:lvlJc w:val="left"/>
+      <w:pPr>
+        <w:tabs>
+          <w:tab w:val="num" w:pos="5040"/>
+        </w:tabs>
+        <w:ind w:left="5040" w:hanging="360"/>
+      </w:pPr>
+      <w:rPr>
+        <w:rFonts w:ascii="Symbol" w:hAnsi="Symbol" w:hint="default"/>
+        <w:sz w:val="20"/>
+      </w:rPr>
+    </w:lvl>
+    <w:lvl w:ilvl="7" w:tentative="1">
+      <w:start w:val="1"/>
+      <w:numFmt w:val="bullet"/>
+      <w:lvlText w:val=""/>
+      <w:lvlJc w:val="left"/>
+      <w:pPr>
+        <w:tabs>
+          <w:tab w:val="num" w:pos="5760"/>
+        </w:tabs>
+        <w:ind w:left="5760" w:hanging="360"/>
+      </w:pPr>
+      <w:rPr>
+        <w:rFonts w:ascii="Symbol" w:hAnsi="Symbol" w:hint="default"/>
+        <w:sz w:val="20"/>
+      </w:rPr>
+    </w:lvl>
+    <w:lvl w:ilvl="8" w:tentative="1">
+      <w:start w:val="1"/>
+      <w:numFmt w:val="bullet"/>
+      <w:lvlText w:val=""/>
+      <w:lvlJc w:val="left"/>
+      <w:pPr>
+        <w:tabs>
+          <w:tab w:val="num" w:pos="6480"/>
+        </w:tabs>
+        <w:ind w:left="6480" w:hanging="360"/>
+      </w:pPr>
+      <w:rPr>
+        <w:rFonts w:ascii="Symbol" w:hAnsi="Symbol" w:hint="default"/>
+        <w:sz w:val="20"/>
+      </w:rPr>
+    </w:lvl>
+  </w:abstractNum>
+  <w:abstractNum w:abstractNumId="16" w15:restartNumberingAfterBreak="0">
+    <w:nsid w:val="3FEB5B81"/>
+    <w:multiLevelType w:val="multilevel"/>
+    <w:tmpl w:val="6ECC1BAA"/>
+    <w:lvl w:ilvl="0">
+      <w:start w:val="1"/>
+      <w:numFmt w:val="decimal"/>
+      <w:lvlText w:val="%1."/>
+      <w:lvlJc w:val="left"/>
+      <w:pPr>
+        <w:tabs>
+          <w:tab w:val="num" w:pos="720"/>
+        </w:tabs>
+        <w:ind w:left="720" w:hanging="360"/>
+      </w:pPr>
+    </w:lvl>
+    <w:lvl w:ilvl="1">
+      <w:start w:val="1"/>
+      <w:numFmt w:val="bullet"/>
+      <w:lvlText w:val=""/>
+      <w:lvlJc w:val="left"/>
+      <w:pPr>
+        <w:tabs>
+          <w:tab w:val="num" w:pos="1440"/>
+        </w:tabs>
+        <w:ind w:left="1440" w:hanging="360"/>
+      </w:pPr>
+      <w:rPr>
+        <w:rFonts w:ascii="Symbol" w:hAnsi="Symbol" w:hint="default"/>
+        <w:sz w:val="20"/>
+      </w:rPr>
+    </w:lvl>
+    <w:lvl w:ilvl="2" w:tentative="1">
+      <w:start w:val="1"/>
+      <w:numFmt w:val="decimal"/>
+      <w:lvlText w:val="%3."/>
+      <w:lvlJc w:val="left"/>
+      <w:pPr>
+        <w:tabs>
+          <w:tab w:val="num" w:pos="2160"/>
+        </w:tabs>
+        <w:ind w:left="2160" w:hanging="360"/>
+      </w:pPr>
+    </w:lvl>
+    <w:lvl w:ilvl="3" w:tentative="1">
+      <w:start w:val="1"/>
+      <w:numFmt w:val="decimal"/>
+      <w:lvlText w:val="%4."/>
+      <w:lvlJc w:val="left"/>
+      <w:pPr>
+        <w:tabs>
+          <w:tab w:val="num" w:pos="2880"/>
+        </w:tabs>
+        <w:ind w:left="2880" w:hanging="360"/>
+      </w:pPr>
+    </w:lvl>
+    <w:lvl w:ilvl="4" w:tentative="1">
+      <w:start w:val="1"/>
+      <w:numFmt w:val="decimal"/>
+      <w:lvlText w:val="%5."/>
+      <w:lvlJc w:val="left"/>
+      <w:pPr>
+        <w:tabs>
+          <w:tab w:val="num" w:pos="3600"/>
+        </w:tabs>
+        <w:ind w:left="3600" w:hanging="360"/>
+      </w:pPr>
+    </w:lvl>
+    <w:lvl w:ilvl="5" w:tentative="1">
+      <w:start w:val="1"/>
+      <w:numFmt w:val="decimal"/>
+      <w:lvlText w:val="%6."/>
+      <w:lvlJc w:val="left"/>
+      <w:pPr>
+        <w:tabs>
+          <w:tab w:val="num" w:pos="4320"/>
+        </w:tabs>
+        <w:ind w:left="4320" w:hanging="360"/>
+      </w:pPr>
+    </w:lvl>
+    <w:lvl w:ilvl="6" w:tentative="1">
+      <w:start w:val="1"/>
+      <w:numFmt w:val="decimal"/>
+      <w:lvlText w:val="%7."/>
+      <w:lvlJc w:val="left"/>
+      <w:pPr>
+        <w:tabs>
+          <w:tab w:val="num" w:pos="5040"/>
+        </w:tabs>
+        <w:ind w:left="5040" w:hanging="360"/>
+      </w:pPr>
+    </w:lvl>
+    <w:lvl w:ilvl="7" w:tentative="1">
+      <w:start w:val="1"/>
+      <w:numFmt w:val="decimal"/>
+      <w:lvlText w:val="%8."/>
+      <w:lvlJc w:val="left"/>
+      <w:pPr>
+        <w:tabs>
+          <w:tab w:val="num" w:pos="5760"/>
+        </w:tabs>
+        <w:ind w:left="5760" w:hanging="360"/>
+      </w:pPr>
+    </w:lvl>
+    <w:lvl w:ilvl="8" w:tentative="1">
+      <w:start w:val="1"/>
+      <w:numFmt w:val="decimal"/>
+      <w:lvlText w:val="%9."/>
+      <w:lvlJc w:val="left"/>
+      <w:pPr>
+        <w:tabs>
+          <w:tab w:val="num" w:pos="6480"/>
+        </w:tabs>
+        <w:ind w:left="6480" w:hanging="360"/>
+      </w:pPr>
+    </w:lvl>
+  </w:abstractNum>
+  <w:abstractNum w:abstractNumId="17" w15:restartNumberingAfterBreak="0">
+    <w:nsid w:val="4436093E"/>
+    <w:multiLevelType w:val="multilevel"/>
+    <w:tmpl w:val="A0820B7C"/>
+    <w:lvl w:ilvl="0">
+      <w:start w:val="1"/>
+      <w:numFmt w:val="decimal"/>
+      <w:lvlText w:val="%1."/>
+      <w:lvlJc w:val="left"/>
+      <w:pPr>
+        <w:tabs>
+          <w:tab w:val="num" w:pos="720"/>
+        </w:tabs>
+        <w:ind w:left="720" w:hanging="360"/>
+      </w:pPr>
+    </w:lvl>
+    <w:lvl w:ilvl="1" w:tentative="1">
+      <w:start w:val="1"/>
+      <w:numFmt w:val="decimal"/>
+      <w:lvlText w:val="%2."/>
+      <w:lvlJc w:val="left"/>
+      <w:pPr>
+        <w:tabs>
+          <w:tab w:val="num" w:pos="1440"/>
+        </w:tabs>
+        <w:ind w:left="1440" w:hanging="360"/>
+      </w:pPr>
+    </w:lvl>
+    <w:lvl w:ilvl="2" w:tentative="1">
+      <w:start w:val="1"/>
+      <w:numFmt w:val="decimal"/>
+      <w:lvlText w:val="%3."/>
+      <w:lvlJc w:val="left"/>
+      <w:pPr>
+        <w:tabs>
+          <w:tab w:val="num" w:pos="2160"/>
+        </w:tabs>
+        <w:ind w:left="2160" w:hanging="360"/>
+      </w:pPr>
+    </w:lvl>
+    <w:lvl w:ilvl="3" w:tentative="1">
+      <w:start w:val="1"/>
+      <w:numFmt w:val="decimal"/>
+      <w:lvlText w:val="%4."/>
+      <w:lvlJc w:val="left"/>
+      <w:pPr>
+        <w:tabs>
+          <w:tab w:val="num" w:pos="2880"/>
+        </w:tabs>
+        <w:ind w:left="2880" w:hanging="360"/>
+      </w:pPr>
+    </w:lvl>
+    <w:lvl w:ilvl="4" w:tentative="1">
+      <w:start w:val="1"/>
+      <w:numFmt w:val="decimal"/>
+      <w:lvlText w:val="%5."/>
+      <w:lvlJc w:val="left"/>
+      <w:pPr>
+        <w:tabs>
+          <w:tab w:val="num" w:pos="3600"/>
+        </w:tabs>
+        <w:ind w:left="3600" w:hanging="360"/>
+      </w:pPr>
+    </w:lvl>
+    <w:lvl w:ilvl="5" w:tentative="1">
+      <w:start w:val="1"/>
+      <w:numFmt w:val="decimal"/>
+      <w:lvlText w:val="%6."/>
+      <w:lvlJc w:val="left"/>
+      <w:pPr>
+        <w:tabs>
+          <w:tab w:val="num" w:pos="4320"/>
+        </w:tabs>
+        <w:ind w:left="4320" w:hanging="360"/>
+      </w:pPr>
+    </w:lvl>
+    <w:lvl w:ilvl="6" w:tentative="1">
+      <w:start w:val="1"/>
+      <w:numFmt w:val="decimal"/>
+      <w:lvlText w:val="%7."/>
+      <w:lvlJc w:val="left"/>
+      <w:pPr>
+        <w:tabs>
+          <w:tab w:val="num" w:pos="5040"/>
+        </w:tabs>
+        <w:ind w:left="5040" w:hanging="360"/>
+      </w:pPr>
+    </w:lvl>
+    <w:lvl w:ilvl="7" w:tentative="1">
+      <w:start w:val="1"/>
+      <w:numFmt w:val="decimal"/>
+      <w:lvlText w:val="%8."/>
+      <w:lvlJc w:val="left"/>
+      <w:pPr>
+        <w:tabs>
+          <w:tab w:val="num" w:pos="5760"/>
+        </w:tabs>
+        <w:ind w:left="5760" w:hanging="360"/>
+      </w:pPr>
+    </w:lvl>
+    <w:lvl w:ilvl="8" w:tentative="1">
+      <w:start w:val="1"/>
+      <w:numFmt w:val="decimal"/>
+      <w:lvlText w:val="%9."/>
+      <w:lvlJc w:val="left"/>
+      <w:pPr>
+        <w:tabs>
+          <w:tab w:val="num" w:pos="6480"/>
+        </w:tabs>
+        <w:ind w:left="6480" w:hanging="360"/>
+      </w:pPr>
+    </w:lvl>
+  </w:abstractNum>
+  <w:abstractNum w:abstractNumId="18" w15:restartNumberingAfterBreak="0">
+    <w:nsid w:val="44B802DD"/>
+    <w:multiLevelType w:val="multilevel"/>
+    <w:tmpl w:val="318E7CC4"/>
+    <w:lvl w:ilvl="0">
+      <w:start w:val="1"/>
+      <w:numFmt w:val="decimal"/>
+      <w:lvlText w:val="%1."/>
+      <w:lvlJc w:val="left"/>
+      <w:pPr>
+        <w:tabs>
+          <w:tab w:val="num" w:pos="720"/>
+        </w:tabs>
+        <w:ind w:left="720" w:hanging="360"/>
+      </w:pPr>
+    </w:lvl>
+    <w:lvl w:ilvl="1">
+      <w:start w:val="1"/>
+      <w:numFmt w:val="bullet"/>
+      <w:lvlText w:val=""/>
+      <w:lvlJc w:val="left"/>
+      <w:pPr>
+        <w:tabs>
+          <w:tab w:val="num" w:pos="1440"/>
+        </w:tabs>
+        <w:ind w:left="1440" w:hanging="360"/>
+      </w:pPr>
+      <w:rPr>
+        <w:rFonts w:ascii="Symbol" w:hAnsi="Symbol" w:hint="default"/>
+        <w:sz w:val="20"/>
+      </w:rPr>
+    </w:lvl>
+    <w:lvl w:ilvl="2" w:tentative="1">
+      <w:start w:val="1"/>
+      <w:numFmt w:val="decimal"/>
+      <w:lvlText w:val="%3."/>
+      <w:lvlJc w:val="left"/>
+      <w:pPr>
+        <w:tabs>
+          <w:tab w:val="num" w:pos="2160"/>
+        </w:tabs>
+        <w:ind w:left="2160" w:hanging="360"/>
+      </w:pPr>
+    </w:lvl>
+    <w:lvl w:ilvl="3" w:tentative="1">
+      <w:start w:val="1"/>
+      <w:numFmt w:val="decimal"/>
+      <w:lvlText w:val="%4."/>
+      <w:lvlJc w:val="left"/>
+      <w:pPr>
+        <w:tabs>
+          <w:tab w:val="num" w:pos="2880"/>
+        </w:tabs>
+        <w:ind w:left="2880" w:hanging="360"/>
+      </w:pPr>
+    </w:lvl>
+    <w:lvl w:ilvl="4" w:tentative="1">
+      <w:start w:val="1"/>
+      <w:numFmt w:val="decimal"/>
+      <w:lvlText w:val="%5."/>
+      <w:lvlJc w:val="left"/>
+      <w:pPr>
+        <w:tabs>
+          <w:tab w:val="num" w:pos="3600"/>
+        </w:tabs>
+        <w:ind w:left="3600" w:hanging="360"/>
+      </w:pPr>
+    </w:lvl>
+    <w:lvl w:ilvl="5" w:tentative="1">
+      <w:start w:val="1"/>
+      <w:numFmt w:val="decimal"/>
+      <w:lvlText w:val="%6."/>
+      <w:lvlJc w:val="left"/>
+      <w:pPr>
+        <w:tabs>
+          <w:tab w:val="num" w:pos="4320"/>
+        </w:tabs>
+        <w:ind w:left="4320" w:hanging="360"/>
+      </w:pPr>
+    </w:lvl>
+    <w:lvl w:ilvl="6" w:tentative="1">
+      <w:start w:val="1"/>
+      <w:numFmt w:val="decimal"/>
+      <w:lvlText w:val="%7."/>
+      <w:lvlJc w:val="left"/>
+      <w:pPr>
+        <w:tabs>
+          <w:tab w:val="num" w:pos="5040"/>
+        </w:tabs>
+        <w:ind w:left="5040" w:hanging="360"/>
+      </w:pPr>
+    </w:lvl>
+    <w:lvl w:ilvl="7" w:tentative="1">
+      <w:start w:val="1"/>
+      <w:numFmt w:val="decimal"/>
+      <w:lvlText w:val="%8."/>
+      <w:lvlJc w:val="left"/>
+      <w:pPr>
+        <w:tabs>
+          <w:tab w:val="num" w:pos="5760"/>
+        </w:tabs>
+        <w:ind w:left="5760" w:hanging="360"/>
+      </w:pPr>
+    </w:lvl>
+    <w:lvl w:ilvl="8" w:tentative="1">
+      <w:start w:val="1"/>
+      <w:numFmt w:val="decimal"/>
+      <w:lvlText w:val="%9."/>
+      <w:lvlJc w:val="left"/>
+      <w:pPr>
+        <w:tabs>
+          <w:tab w:val="num" w:pos="6480"/>
+        </w:tabs>
+        <w:ind w:left="6480" w:hanging="360"/>
+      </w:pPr>
+    </w:lvl>
+  </w:abstractNum>
+  <w:abstractNum w:abstractNumId="19" w15:restartNumberingAfterBreak="0">
+    <w:nsid w:val="47612995"/>
+    <w:multiLevelType w:val="multilevel"/>
+    <w:tmpl w:val="020AAE6E"/>
+    <w:lvl w:ilvl="0">
+      <w:start w:val="1"/>
+      <w:numFmt w:val="decimal"/>
+      <w:lvlText w:val="%1."/>
+      <w:lvlJc w:val="left"/>
+      <w:pPr>
+        <w:tabs>
+          <w:tab w:val="num" w:pos="720"/>
+        </w:tabs>
+        <w:ind w:left="720" w:hanging="360"/>
+      </w:pPr>
+    </w:lvl>
+    <w:lvl w:ilvl="1" w:tentative="1">
+      <w:start w:val="1"/>
+      <w:numFmt w:val="decimal"/>
+      <w:lvlText w:val="%2."/>
+      <w:lvlJc w:val="left"/>
+      <w:pPr>
+        <w:tabs>
+          <w:tab w:val="num" w:pos="1440"/>
+        </w:tabs>
+        <w:ind w:left="1440" w:hanging="360"/>
+      </w:pPr>
+    </w:lvl>
+    <w:lvl w:ilvl="2" w:tentative="1">
+      <w:start w:val="1"/>
+      <w:numFmt w:val="decimal"/>
+      <w:lvlText w:val="%3."/>
+      <w:lvlJc w:val="left"/>
+      <w:pPr>
+        <w:tabs>
+          <w:tab w:val="num" w:pos="2160"/>
+        </w:tabs>
+        <w:ind w:left="2160" w:hanging="360"/>
+      </w:pPr>
+    </w:lvl>
+    <w:lvl w:ilvl="3" w:tentative="1">
+      <w:start w:val="1"/>
+      <w:numFmt w:val="decimal"/>
+      <w:lvlText w:val="%4."/>
+      <w:lvlJc w:val="left"/>
+      <w:pPr>
+        <w:tabs>
+          <w:tab w:val="num" w:pos="2880"/>
+        </w:tabs>
+        <w:ind w:left="2880" w:hanging="360"/>
+      </w:pPr>
+    </w:lvl>
+    <w:lvl w:ilvl="4" w:tentative="1">
+      <w:start w:val="1"/>
+      <w:numFmt w:val="decimal"/>
+      <w:lvlText w:val="%5."/>
+      <w:lvlJc w:val="left"/>
+      <w:pPr>
+        <w:tabs>
+          <w:tab w:val="num" w:pos="3600"/>
+        </w:tabs>
+        <w:ind w:left="3600" w:hanging="360"/>
+      </w:pPr>
+    </w:lvl>
+    <w:lvl w:ilvl="5" w:tentative="1">
+      <w:start w:val="1"/>
+      <w:numFmt w:val="decimal"/>
+      <w:lvlText w:val="%6."/>
+      <w:lvlJc w:val="left"/>
+      <w:pPr>
+        <w:tabs>
+          <w:tab w:val="num" w:pos="4320"/>
+        </w:tabs>
+        <w:ind w:left="4320" w:hanging="360"/>
+      </w:pPr>
+    </w:lvl>
+    <w:lvl w:ilvl="6" w:tentative="1">
+      <w:start w:val="1"/>
+      <w:numFmt w:val="decimal"/>
+      <w:lvlText w:val="%7."/>
+      <w:lvlJc w:val="left"/>
+      <w:pPr>
+        <w:tabs>
+          <w:tab w:val="num" w:pos="5040"/>
+        </w:tabs>
+        <w:ind w:left="5040" w:hanging="360"/>
+      </w:pPr>
+    </w:lvl>
+    <w:lvl w:ilvl="7" w:tentative="1">
+      <w:start w:val="1"/>
+      <w:numFmt w:val="decimal"/>
+      <w:lvlText w:val="%8."/>
+      <w:lvlJc w:val="left"/>
+      <w:pPr>
+        <w:tabs>
+          <w:tab w:val="num" w:pos="5760"/>
+        </w:tabs>
+        <w:ind w:left="5760" w:hanging="360"/>
+      </w:pPr>
+    </w:lvl>
+    <w:lvl w:ilvl="8" w:tentative="1">
+      <w:start w:val="1"/>
+      <w:numFmt w:val="decimal"/>
+      <w:lvlText w:val="%9."/>
+      <w:lvlJc w:val="left"/>
+      <w:pPr>
+        <w:tabs>
+          <w:tab w:val="num" w:pos="6480"/>
+        </w:tabs>
+        <w:ind w:left="6480" w:hanging="360"/>
+      </w:pPr>
+    </w:lvl>
+  </w:abstractNum>
+  <w:abstractNum w:abstractNumId="20" w15:restartNumberingAfterBreak="0">
+    <w:nsid w:val="494066D7"/>
+    <w:multiLevelType w:val="multilevel"/>
+    <w:tmpl w:val="4B88F630"/>
+    <w:lvl w:ilvl="0">
+      <w:start w:val="1"/>
+      <w:numFmt w:val="decimal"/>
+      <w:lvlText w:val="%1."/>
+      <w:lvlJc w:val="left"/>
+      <w:pPr>
+        <w:tabs>
+          <w:tab w:val="num" w:pos="720"/>
+        </w:tabs>
+        <w:ind w:left="720" w:hanging="360"/>
+      </w:pPr>
+    </w:lvl>
+    <w:lvl w:ilvl="1" w:tentative="1">
+      <w:start w:val="1"/>
+      <w:numFmt w:val="decimal"/>
+      <w:lvlText w:val="%2."/>
+      <w:lvlJc w:val="left"/>
+      <w:pPr>
+        <w:tabs>
+          <w:tab w:val="num" w:pos="1440"/>
+        </w:tabs>
+        <w:ind w:left="1440" w:hanging="360"/>
+      </w:pPr>
+    </w:lvl>
+    <w:lvl w:ilvl="2" w:tentative="1">
+      <w:start w:val="1"/>
+      <w:numFmt w:val="decimal"/>
+      <w:lvlText w:val="%3."/>
+      <w:lvlJc w:val="left"/>
+      <w:pPr>
+        <w:tabs>
+          <w:tab w:val="num" w:pos="2160"/>
+        </w:tabs>
+        <w:ind w:left="2160" w:hanging="360"/>
+      </w:pPr>
+    </w:lvl>
+    <w:lvl w:ilvl="3" w:tentative="1">
+      <w:start w:val="1"/>
+      <w:numFmt w:val="decimal"/>
+      <w:lvlText w:val="%4."/>
+      <w:lvlJc w:val="left"/>
+      <w:pPr>
+        <w:tabs>
+          <w:tab w:val="num" w:pos="2880"/>
+        </w:tabs>
+        <w:ind w:left="2880" w:hanging="360"/>
+      </w:pPr>
+    </w:lvl>
+    <w:lvl w:ilvl="4" w:tentative="1">
+      <w:start w:val="1"/>
+      <w:numFmt w:val="decimal"/>
+      <w:lvlText w:val="%5."/>
+      <w:lvlJc w:val="left"/>
+      <w:pPr>
+        <w:tabs>
+          <w:tab w:val="num" w:pos="3600"/>
+        </w:tabs>
+        <w:ind w:left="3600" w:hanging="360"/>
+      </w:pPr>
+    </w:lvl>
+    <w:lvl w:ilvl="5" w:tentative="1">
+      <w:start w:val="1"/>
+      <w:numFmt w:val="decimal"/>
+      <w:lvlText w:val="%6."/>
+      <w:lvlJc w:val="left"/>
+      <w:pPr>
+        <w:tabs>
+          <w:tab w:val="num" w:pos="4320"/>
+        </w:tabs>
+        <w:ind w:left="4320" w:hanging="360"/>
+      </w:pPr>
+    </w:lvl>
+    <w:lvl w:ilvl="6" w:tentative="1">
+      <w:start w:val="1"/>
+      <w:numFmt w:val="decimal"/>
+      <w:lvlText w:val="%7."/>
+      <w:lvlJc w:val="left"/>
+      <w:pPr>
+        <w:tabs>
+          <w:tab w:val="num" w:pos="5040"/>
+        </w:tabs>
+        <w:ind w:left="5040" w:hanging="360"/>
+      </w:pPr>
+    </w:lvl>
+    <w:lvl w:ilvl="7" w:tentative="1">
+      <w:start w:val="1"/>
+      <w:numFmt w:val="decimal"/>
+      <w:lvlText w:val="%8."/>
+      <w:lvlJc w:val="left"/>
+      <w:pPr>
+        <w:tabs>
+          <w:tab w:val="num" w:pos="5760"/>
+        </w:tabs>
+        <w:ind w:left="5760" w:hanging="360"/>
+      </w:pPr>
+    </w:lvl>
+    <w:lvl w:ilvl="8" w:tentative="1">
+      <w:start w:val="1"/>
+      <w:numFmt w:val="decimal"/>
+      <w:lvlText w:val="%9."/>
+      <w:lvlJc w:val="left"/>
+      <w:pPr>
+        <w:tabs>
+          <w:tab w:val="num" w:pos="6480"/>
+        </w:tabs>
+        <w:ind w:left="6480" w:hanging="360"/>
+      </w:pPr>
+    </w:lvl>
+  </w:abstractNum>
+  <w:abstractNum w:abstractNumId="21" w15:restartNumberingAfterBreak="0">
+    <w:nsid w:val="4C85604F"/>
+    <w:multiLevelType w:val="multilevel"/>
+    <w:tmpl w:val="1458C936"/>
+    <w:lvl w:ilvl="0">
+      <w:start w:val="1"/>
+      <w:numFmt w:val="bullet"/>
+      <w:lvlText w:val=""/>
+      <w:lvlJc w:val="left"/>
+      <w:pPr>
+        <w:tabs>
+          <w:tab w:val="num" w:pos="720"/>
+        </w:tabs>
+        <w:ind w:left="720" w:hanging="360"/>
+      </w:pPr>
+      <w:rPr>
+        <w:rFonts w:ascii="Symbol" w:hAnsi="Symbol" w:hint="default"/>
+        <w:sz w:val="20"/>
+      </w:rPr>
+    </w:lvl>
+    <w:lvl w:ilvl="1" w:tentative="1">
+      <w:start w:val="1"/>
+      <w:numFmt w:val="bullet"/>
+      <w:lvlText w:val=""/>
+      <w:lvlJc w:val="left"/>
+      <w:pPr>
+        <w:tabs>
+          <w:tab w:val="num" w:pos="1440"/>
+        </w:tabs>
+        <w:ind w:left="1440" w:hanging="360"/>
+      </w:pPr>
+      <w:rPr>
+        <w:rFonts w:ascii="Symbol" w:hAnsi="Symbol" w:hint="default"/>
+        <w:sz w:val="20"/>
+      </w:rPr>
+    </w:lvl>
+    <w:lvl w:ilvl="2" w:tentative="1">
+      <w:start w:val="1"/>
+      <w:numFmt w:val="bullet"/>
+      <w:lvlText w:val=""/>
+      <w:lvlJc w:val="left"/>
+      <w:pPr>
+        <w:tabs>
+          <w:tab w:val="num" w:pos="2160"/>
+        </w:tabs>
+        <w:ind w:left="2160" w:hanging="360"/>
+      </w:pPr>
+      <w:rPr>
+        <w:rFonts w:ascii="Symbol" w:hAnsi="Symbol" w:hint="default"/>
+        <w:sz w:val="20"/>
+      </w:rPr>
+    </w:lvl>
+    <w:lvl w:ilvl="3" w:tentative="1">
+      <w:start w:val="1"/>
+      <w:numFmt w:val="bullet"/>
+      <w:lvlText w:val=""/>
+      <w:lvlJc w:val="left"/>
+      <w:pPr>
+        <w:tabs>
+          <w:tab w:val="num" w:pos="2880"/>
+        </w:tabs>
+        <w:ind w:left="2880" w:hanging="360"/>
+      </w:pPr>
+      <w:rPr>
+        <w:rFonts w:ascii="Symbol" w:hAnsi="Symbol" w:hint="default"/>
+        <w:sz w:val="20"/>
+      </w:rPr>
+    </w:lvl>
+    <w:lvl w:ilvl="4" w:tentative="1">
+      <w:start w:val="1"/>
+      <w:numFmt w:val="bullet"/>
+      <w:lvlText w:val=""/>
+      <w:lvlJc w:val="left"/>
+      <w:pPr>
+        <w:tabs>
+          <w:tab w:val="num" w:pos="3600"/>
+        </w:tabs>
+        <w:ind w:left="3600" w:hanging="360"/>
+      </w:pPr>
+      <w:rPr>
+        <w:rFonts w:ascii="Symbol" w:hAnsi="Symbol" w:hint="default"/>
+        <w:sz w:val="20"/>
+      </w:rPr>
+    </w:lvl>
+    <w:lvl w:ilvl="5" w:tentative="1">
+      <w:start w:val="1"/>
+      <w:numFmt w:val="bullet"/>
+      <w:lvlText w:val=""/>
+      <w:lvlJc w:val="left"/>
+      <w:pPr>
+        <w:tabs>
+          <w:tab w:val="num" w:pos="4320"/>
+        </w:tabs>
+        <w:ind w:left="4320" w:hanging="360"/>
+      </w:pPr>
+      <w:rPr>
+        <w:rFonts w:ascii="Symbol" w:hAnsi="Symbol" w:hint="default"/>
+        <w:sz w:val="20"/>
+      </w:rPr>
+    </w:lvl>
+    <w:lvl w:ilvl="6" w:tentative="1">
+      <w:start w:val="1"/>
+      <w:numFmt w:val="bullet"/>
+      <w:lvlText w:val=""/>
+      <w:lvlJc w:val="left"/>
+      <w:pPr>
+        <w:tabs>
+          <w:tab w:val="num" w:pos="5040"/>
+        </w:tabs>
+        <w:ind w:left="5040" w:hanging="360"/>
+      </w:pPr>
+      <w:rPr>
+        <w:rFonts w:ascii="Symbol" w:hAnsi="Symbol" w:hint="default"/>
+        <w:sz w:val="20"/>
+      </w:rPr>
+    </w:lvl>
+    <w:lvl w:ilvl="7" w:tentative="1">
+      <w:start w:val="1"/>
+      <w:numFmt w:val="bullet"/>
+      <w:lvlText w:val=""/>
+      <w:lvlJc w:val="left"/>
+      <w:pPr>
+        <w:tabs>
+          <w:tab w:val="num" w:pos="5760"/>
+        </w:tabs>
+        <w:ind w:left="5760" w:hanging="360"/>
+      </w:pPr>
+      <w:rPr>
+        <w:rFonts w:ascii="Symbol" w:hAnsi="Symbol" w:hint="default"/>
+        <w:sz w:val="20"/>
+      </w:rPr>
+    </w:lvl>
+    <w:lvl w:ilvl="8" w:tentative="1">
+      <w:start w:val="1"/>
+      <w:numFmt w:val="bullet"/>
+      <w:lvlText w:val=""/>
+      <w:lvlJc w:val="left"/>
+      <w:pPr>
+        <w:tabs>
+          <w:tab w:val="num" w:pos="6480"/>
+        </w:tabs>
+        <w:ind w:left="6480" w:hanging="360"/>
+      </w:pPr>
+      <w:rPr>
+        <w:rFonts w:ascii="Symbol" w:hAnsi="Symbol" w:hint="default"/>
+        <w:sz w:val="20"/>
+      </w:rPr>
+    </w:lvl>
+  </w:abstractNum>
+  <w:abstractNum w:abstractNumId="22" w15:restartNumberingAfterBreak="0">
+    <w:nsid w:val="50D0712C"/>
+    <w:multiLevelType w:val="multilevel"/>
+    <w:tmpl w:val="DB9206FA"/>
+    <w:lvl w:ilvl="0">
+      <w:start w:val="1"/>
+      <w:numFmt w:val="bullet"/>
+      <w:lvlText w:val=""/>
+      <w:lvlJc w:val="left"/>
+      <w:pPr>
+        <w:tabs>
+          <w:tab w:val="num" w:pos="720"/>
+        </w:tabs>
+        <w:ind w:left="720" w:hanging="360"/>
+      </w:pPr>
+      <w:rPr>
+        <w:rFonts w:ascii="Symbol" w:hAnsi="Symbol" w:hint="default"/>
+        <w:sz w:val="20"/>
+      </w:rPr>
+    </w:lvl>
+    <w:lvl w:ilvl="1" w:tentative="1">
+      <w:start w:val="1"/>
+      <w:numFmt w:val="bullet"/>
+      <w:lvlText w:val=""/>
+      <w:lvlJc w:val="left"/>
+      <w:pPr>
+        <w:tabs>
+          <w:tab w:val="num" w:pos="1440"/>
+        </w:tabs>
+        <w:ind w:left="1440" w:hanging="360"/>
+      </w:pPr>
+      <w:rPr>
+        <w:rFonts w:ascii="Symbol" w:hAnsi="Symbol" w:hint="default"/>
+        <w:sz w:val="20"/>
+      </w:rPr>
+    </w:lvl>
+    <w:lvl w:ilvl="2" w:tentative="1">
+      <w:start w:val="1"/>
+      <w:numFmt w:val="bullet"/>
+      <w:lvlText w:val=""/>
+      <w:lvlJc w:val="left"/>
+      <w:pPr>
+        <w:tabs>
+          <w:tab w:val="num" w:pos="2160"/>
+        </w:tabs>
+        <w:ind w:left="2160" w:hanging="360"/>
+      </w:pPr>
+      <w:rPr>
+        <w:rFonts w:ascii="Symbol" w:hAnsi="Symbol" w:hint="default"/>
+        <w:sz w:val="20"/>
+      </w:rPr>
+    </w:lvl>
+    <w:lvl w:ilvl="3" w:tentative="1">
+      <w:start w:val="1"/>
+      <w:numFmt w:val="bullet"/>
+      <w:lvlText w:val=""/>
+      <w:lvlJc w:val="left"/>
+      <w:pPr>
+        <w:tabs>
+          <w:tab w:val="num" w:pos="2880"/>
+        </w:tabs>
+        <w:ind w:left="2880" w:hanging="360"/>
+      </w:pPr>
+      <w:rPr>
+        <w:rFonts w:ascii="Symbol" w:hAnsi="Symbol" w:hint="default"/>
+        <w:sz w:val="20"/>
+      </w:rPr>
+    </w:lvl>
+    <w:lvl w:ilvl="4" w:tentative="1">
+      <w:start w:val="1"/>
+      <w:numFmt w:val="bullet"/>
+      <w:lvlText w:val=""/>
+      <w:lvlJc w:val="left"/>
+      <w:pPr>
+        <w:tabs>
+          <w:tab w:val="num" w:pos="3600"/>
+        </w:tabs>
+        <w:ind w:left="3600" w:hanging="360"/>
+      </w:pPr>
+      <w:rPr>
+        <w:rFonts w:ascii="Symbol" w:hAnsi="Symbol" w:hint="default"/>
+        <w:sz w:val="20"/>
+      </w:rPr>
+    </w:lvl>
+    <w:lvl w:ilvl="5" w:tentative="1">
+      <w:start w:val="1"/>
+      <w:numFmt w:val="bullet"/>
+      <w:lvlText w:val=""/>
+      <w:lvlJc w:val="left"/>
+      <w:pPr>
+        <w:tabs>
+          <w:tab w:val="num" w:pos="4320"/>
+        </w:tabs>
+        <w:ind w:left="4320" w:hanging="360"/>
+      </w:pPr>
+      <w:rPr>
+        <w:rFonts w:ascii="Symbol" w:hAnsi="Symbol" w:hint="default"/>
+        <w:sz w:val="20"/>
+      </w:rPr>
+    </w:lvl>
+    <w:lvl w:ilvl="6" w:tentative="1">
+      <w:start w:val="1"/>
+      <w:numFmt w:val="bullet"/>
+      <w:lvlText w:val=""/>
+      <w:lvlJc w:val="left"/>
+      <w:pPr>
+        <w:tabs>
+          <w:tab w:val="num" w:pos="5040"/>
+        </w:tabs>
+        <w:ind w:left="5040" w:hanging="360"/>
+      </w:pPr>
+      <w:rPr>
+        <w:rFonts w:ascii="Symbol" w:hAnsi="Symbol" w:hint="default"/>
+        <w:sz w:val="20"/>
+      </w:rPr>
+    </w:lvl>
+    <w:lvl w:ilvl="7" w:tentative="1">
+      <w:start w:val="1"/>
+      <w:numFmt w:val="bullet"/>
+      <w:lvlText w:val=""/>
+      <w:lvlJc w:val="left"/>
+      <w:pPr>
+        <w:tabs>
+          <w:tab w:val="num" w:pos="5760"/>
+        </w:tabs>
+        <w:ind w:left="5760" w:hanging="360"/>
+      </w:pPr>
+      <w:rPr>
+        <w:rFonts w:ascii="Symbol" w:hAnsi="Symbol" w:hint="default"/>
+        <w:sz w:val="20"/>
+      </w:rPr>
+    </w:lvl>
+    <w:lvl w:ilvl="8" w:tentative="1">
+      <w:start w:val="1"/>
+      <w:numFmt w:val="bullet"/>
+      <w:lvlText w:val=""/>
+      <w:lvlJc w:val="left"/>
+      <w:pPr>
+        <w:tabs>
+          <w:tab w:val="num" w:pos="6480"/>
+        </w:tabs>
+        <w:ind w:left="6480" w:hanging="360"/>
+      </w:pPr>
+      <w:rPr>
+        <w:rFonts w:ascii="Symbol" w:hAnsi="Symbol" w:hint="default"/>
+        <w:sz w:val="20"/>
+      </w:rPr>
+    </w:lvl>
+  </w:abstractNum>
+  <w:abstractNum w:abstractNumId="23" w15:restartNumberingAfterBreak="0">
+    <w:nsid w:val="53954BC8"/>
+    <w:multiLevelType w:val="multilevel"/>
+    <w:tmpl w:val="1AFCB73A"/>
+    <w:lvl w:ilvl="0">
+      <w:start w:val="1"/>
+      <w:numFmt w:val="bullet"/>
+      <w:lvlText w:val=""/>
+      <w:lvlJc w:val="left"/>
+      <w:pPr>
+        <w:tabs>
+          <w:tab w:val="num" w:pos="720"/>
+        </w:tabs>
+        <w:ind w:left="720" w:hanging="360"/>
+      </w:pPr>
+      <w:rPr>
+        <w:rFonts w:ascii="Symbol" w:hAnsi="Symbol" w:hint="default"/>
+        <w:sz w:val="20"/>
+      </w:rPr>
+    </w:lvl>
+    <w:lvl w:ilvl="1" w:tentative="1">
+      <w:start w:val="1"/>
+      <w:numFmt w:val="bullet"/>
+      <w:lvlText w:val=""/>
+      <w:lvlJc w:val="left"/>
+      <w:pPr>
+        <w:tabs>
+          <w:tab w:val="num" w:pos="1440"/>
+        </w:tabs>
+        <w:ind w:left="1440" w:hanging="360"/>
+      </w:pPr>
+      <w:rPr>
+        <w:rFonts w:ascii="Symbol" w:hAnsi="Symbol" w:hint="default"/>
+        <w:sz w:val="20"/>
+      </w:rPr>
+    </w:lvl>
+    <w:lvl w:ilvl="2" w:tentative="1">
+      <w:start w:val="1"/>
+      <w:numFmt w:val="bullet"/>
+      <w:lvlText w:val=""/>
+      <w:lvlJc w:val="left"/>
+      <w:pPr>
+        <w:tabs>
+          <w:tab w:val="num" w:pos="2160"/>
+        </w:tabs>
+        <w:ind w:left="2160" w:hanging="360"/>
+      </w:pPr>
+      <w:rPr>
+        <w:rFonts w:ascii="Symbol" w:hAnsi="Symbol" w:hint="default"/>
+        <w:sz w:val="20"/>
+      </w:rPr>
+    </w:lvl>
+    <w:lvl w:ilvl="3" w:tentative="1">
+      <w:start w:val="1"/>
+      <w:numFmt w:val="bullet"/>
+      <w:lvlText w:val=""/>
+      <w:lvlJc w:val="left"/>
+      <w:pPr>
+        <w:tabs>
+          <w:tab w:val="num" w:pos="2880"/>
+        </w:tabs>
+        <w:ind w:left="2880" w:hanging="360"/>
+      </w:pPr>
+      <w:rPr>
+        <w:rFonts w:ascii="Symbol" w:hAnsi="Symbol" w:hint="default"/>
+        <w:sz w:val="20"/>
+      </w:rPr>
+    </w:lvl>
+    <w:lvl w:ilvl="4" w:tentative="1">
+      <w:start w:val="1"/>
+      <w:numFmt w:val="bullet"/>
+      <w:lvlText w:val=""/>
+      <w:lvlJc w:val="left"/>
+      <w:pPr>
+        <w:tabs>
+          <w:tab w:val="num" w:pos="3600"/>
+        </w:tabs>
+        <w:ind w:left="3600" w:hanging="360"/>
+      </w:pPr>
+      <w:rPr>
+        <w:rFonts w:ascii="Symbol" w:hAnsi="Symbol" w:hint="default"/>
+        <w:sz w:val="20"/>
+      </w:rPr>
+    </w:lvl>
+    <w:lvl w:ilvl="5" w:tentative="1">
+      <w:start w:val="1"/>
+      <w:numFmt w:val="bullet"/>
+      <w:lvlText w:val=""/>
+      <w:lvlJc w:val="left"/>
+      <w:pPr>
+        <w:tabs>
+          <w:tab w:val="num" w:pos="4320"/>
+        </w:tabs>
+        <w:ind w:left="4320" w:hanging="360"/>
+      </w:pPr>
+      <w:rPr>
+        <w:rFonts w:ascii="Symbol" w:hAnsi="Symbol" w:hint="default"/>
+        <w:sz w:val="20"/>
+      </w:rPr>
+    </w:lvl>
+    <w:lvl w:ilvl="6" w:tentative="1">
+      <w:start w:val="1"/>
+      <w:numFmt w:val="bullet"/>
+      <w:lvlText w:val=""/>
+      <w:lvlJc w:val="left"/>
+      <w:pPr>
+        <w:tabs>
+          <w:tab w:val="num" w:pos="5040"/>
+        </w:tabs>
+        <w:ind w:left="5040" w:hanging="360"/>
+      </w:pPr>
+      <w:rPr>
+        <w:rFonts w:ascii="Symbol" w:hAnsi="Symbol" w:hint="default"/>
+        <w:sz w:val="20"/>
+      </w:rPr>
+    </w:lvl>
+    <w:lvl w:ilvl="7" w:tentative="1">
+      <w:start w:val="1"/>
+      <w:numFmt w:val="bullet"/>
+      <w:lvlText w:val=""/>
+      <w:lvlJc w:val="left"/>
+      <w:pPr>
+        <w:tabs>
+          <w:tab w:val="num" w:pos="5760"/>
+        </w:tabs>
+        <w:ind w:left="5760" w:hanging="360"/>
+      </w:pPr>
+      <w:rPr>
+        <w:rFonts w:ascii="Symbol" w:hAnsi="Symbol" w:hint="default"/>
+        <w:sz w:val="20"/>
+      </w:rPr>
+    </w:lvl>
+    <w:lvl w:ilvl="8" w:tentative="1">
+      <w:start w:val="1"/>
+      <w:numFmt w:val="bullet"/>
+      <w:lvlText w:val=""/>
+      <w:lvlJc w:val="left"/>
+      <w:pPr>
+        <w:tabs>
+          <w:tab w:val="num" w:pos="6480"/>
+        </w:tabs>
+        <w:ind w:left="6480" w:hanging="360"/>
+      </w:pPr>
+      <w:rPr>
+        <w:rFonts w:ascii="Symbol" w:hAnsi="Symbol" w:hint="default"/>
+        <w:sz w:val="20"/>
+      </w:rPr>
+    </w:lvl>
+  </w:abstractNum>
+  <w:abstractNum w:abstractNumId="24" w15:restartNumberingAfterBreak="0">
     <w:nsid w:val="5AEF5A8F"/>
     <w:multiLevelType w:val="hybridMultilevel"/>
     <w:tmpl w:val="861ED1B6"/>
@@ -402,7 +7267,793 @@
       </w:pPr>
     </w:lvl>
   </w:abstractNum>
-  <w:abstractNum w:abstractNumId="3" w15:restartNumberingAfterBreak="0">
+  <w:abstractNum w:abstractNumId="25" w15:restartNumberingAfterBreak="0">
+    <w:nsid w:val="5C183DFE"/>
+    <w:multiLevelType w:val="multilevel"/>
+    <w:tmpl w:val="04A0B8C8"/>
+    <w:lvl w:ilvl="0">
+      <w:start w:val="1"/>
+      <w:numFmt w:val="bullet"/>
+      <w:lvlText w:val=""/>
+      <w:lvlJc w:val="left"/>
+      <w:pPr>
+        <w:tabs>
+          <w:tab w:val="num" w:pos="720"/>
+        </w:tabs>
+        <w:ind w:left="720" w:hanging="360"/>
+      </w:pPr>
+      <w:rPr>
+        <w:rFonts w:ascii="Symbol" w:hAnsi="Symbol" w:hint="default"/>
+        <w:sz w:val="20"/>
+      </w:rPr>
+    </w:lvl>
+    <w:lvl w:ilvl="1" w:tentative="1">
+      <w:start w:val="1"/>
+      <w:numFmt w:val="bullet"/>
+      <w:lvlText w:val=""/>
+      <w:lvlJc w:val="left"/>
+      <w:pPr>
+        <w:tabs>
+          <w:tab w:val="num" w:pos="1440"/>
+        </w:tabs>
+        <w:ind w:left="1440" w:hanging="360"/>
+      </w:pPr>
+      <w:rPr>
+        <w:rFonts w:ascii="Symbol" w:hAnsi="Symbol" w:hint="default"/>
+        <w:sz w:val="20"/>
+      </w:rPr>
+    </w:lvl>
+    <w:lvl w:ilvl="2" w:tentative="1">
+      <w:start w:val="1"/>
+      <w:numFmt w:val="bullet"/>
+      <w:lvlText w:val=""/>
+      <w:lvlJc w:val="left"/>
+      <w:pPr>
+        <w:tabs>
+          <w:tab w:val="num" w:pos="2160"/>
+        </w:tabs>
+        <w:ind w:left="2160" w:hanging="360"/>
+      </w:pPr>
+      <w:rPr>
+        <w:rFonts w:ascii="Symbol" w:hAnsi="Symbol" w:hint="default"/>
+        <w:sz w:val="20"/>
+      </w:rPr>
+    </w:lvl>
+    <w:lvl w:ilvl="3" w:tentative="1">
+      <w:start w:val="1"/>
+      <w:numFmt w:val="bullet"/>
+      <w:lvlText w:val=""/>
+      <w:lvlJc w:val="left"/>
+      <w:pPr>
+        <w:tabs>
+          <w:tab w:val="num" w:pos="2880"/>
+        </w:tabs>
+        <w:ind w:left="2880" w:hanging="360"/>
+      </w:pPr>
+      <w:rPr>
+        <w:rFonts w:ascii="Symbol" w:hAnsi="Symbol" w:hint="default"/>
+        <w:sz w:val="20"/>
+      </w:rPr>
+    </w:lvl>
+    <w:lvl w:ilvl="4" w:tentative="1">
+      <w:start w:val="1"/>
+      <w:numFmt w:val="bullet"/>
+      <w:lvlText w:val=""/>
+      <w:lvlJc w:val="left"/>
+      <w:pPr>
+        <w:tabs>
+          <w:tab w:val="num" w:pos="3600"/>
+        </w:tabs>
+        <w:ind w:left="3600" w:hanging="360"/>
+      </w:pPr>
+      <w:rPr>
+        <w:rFonts w:ascii="Symbol" w:hAnsi="Symbol" w:hint="default"/>
+        <w:sz w:val="20"/>
+      </w:rPr>
+    </w:lvl>
+    <w:lvl w:ilvl="5" w:tentative="1">
+      <w:start w:val="1"/>
+      <w:numFmt w:val="bullet"/>
+      <w:lvlText w:val=""/>
+      <w:lvlJc w:val="left"/>
+      <w:pPr>
+        <w:tabs>
+          <w:tab w:val="num" w:pos="4320"/>
+        </w:tabs>
+        <w:ind w:left="4320" w:hanging="360"/>
+      </w:pPr>
+      <w:rPr>
+        <w:rFonts w:ascii="Symbol" w:hAnsi="Symbol" w:hint="default"/>
+        <w:sz w:val="20"/>
+      </w:rPr>
+    </w:lvl>
+    <w:lvl w:ilvl="6" w:tentative="1">
+      <w:start w:val="1"/>
+      <w:numFmt w:val="bullet"/>
+      <w:lvlText w:val=""/>
+      <w:lvlJc w:val="left"/>
+      <w:pPr>
+        <w:tabs>
+          <w:tab w:val="num" w:pos="5040"/>
+        </w:tabs>
+        <w:ind w:left="5040" w:hanging="360"/>
+      </w:pPr>
+      <w:rPr>
+        <w:rFonts w:ascii="Symbol" w:hAnsi="Symbol" w:hint="default"/>
+        <w:sz w:val="20"/>
+      </w:rPr>
+    </w:lvl>
+    <w:lvl w:ilvl="7" w:tentative="1">
+      <w:start w:val="1"/>
+      <w:numFmt w:val="bullet"/>
+      <w:lvlText w:val=""/>
+      <w:lvlJc w:val="left"/>
+      <w:pPr>
+        <w:tabs>
+          <w:tab w:val="num" w:pos="5760"/>
+        </w:tabs>
+        <w:ind w:left="5760" w:hanging="360"/>
+      </w:pPr>
+      <w:rPr>
+        <w:rFonts w:ascii="Symbol" w:hAnsi="Symbol" w:hint="default"/>
+        <w:sz w:val="20"/>
+      </w:rPr>
+    </w:lvl>
+    <w:lvl w:ilvl="8" w:tentative="1">
+      <w:start w:val="1"/>
+      <w:numFmt w:val="bullet"/>
+      <w:lvlText w:val=""/>
+      <w:lvlJc w:val="left"/>
+      <w:pPr>
+        <w:tabs>
+          <w:tab w:val="num" w:pos="6480"/>
+        </w:tabs>
+        <w:ind w:left="6480" w:hanging="360"/>
+      </w:pPr>
+      <w:rPr>
+        <w:rFonts w:ascii="Symbol" w:hAnsi="Symbol" w:hint="default"/>
+        <w:sz w:val="20"/>
+      </w:rPr>
+    </w:lvl>
+  </w:abstractNum>
+  <w:abstractNum w:abstractNumId="26" w15:restartNumberingAfterBreak="0">
+    <w:nsid w:val="68623FA0"/>
+    <w:multiLevelType w:val="multilevel"/>
+    <w:tmpl w:val="2B4A446E"/>
+    <w:lvl w:ilvl="0">
+      <w:start w:val="1"/>
+      <w:numFmt w:val="decimal"/>
+      <w:lvlText w:val="%1."/>
+      <w:lvlJc w:val="left"/>
+      <w:pPr>
+        <w:tabs>
+          <w:tab w:val="num" w:pos="720"/>
+        </w:tabs>
+        <w:ind w:left="720" w:hanging="360"/>
+      </w:pPr>
+    </w:lvl>
+    <w:lvl w:ilvl="1" w:tentative="1">
+      <w:start w:val="1"/>
+      <w:numFmt w:val="decimal"/>
+      <w:lvlText w:val="%2."/>
+      <w:lvlJc w:val="left"/>
+      <w:pPr>
+        <w:tabs>
+          <w:tab w:val="num" w:pos="1440"/>
+        </w:tabs>
+        <w:ind w:left="1440" w:hanging="360"/>
+      </w:pPr>
+    </w:lvl>
+    <w:lvl w:ilvl="2" w:tentative="1">
+      <w:start w:val="1"/>
+      <w:numFmt w:val="decimal"/>
+      <w:lvlText w:val="%3."/>
+      <w:lvlJc w:val="left"/>
+      <w:pPr>
+        <w:tabs>
+          <w:tab w:val="num" w:pos="2160"/>
+        </w:tabs>
+        <w:ind w:left="2160" w:hanging="360"/>
+      </w:pPr>
+    </w:lvl>
+    <w:lvl w:ilvl="3" w:tentative="1">
+      <w:start w:val="1"/>
+      <w:numFmt w:val="decimal"/>
+      <w:lvlText w:val="%4."/>
+      <w:lvlJc w:val="left"/>
+      <w:pPr>
+        <w:tabs>
+          <w:tab w:val="num" w:pos="2880"/>
+        </w:tabs>
+        <w:ind w:left="2880" w:hanging="360"/>
+      </w:pPr>
+    </w:lvl>
+    <w:lvl w:ilvl="4" w:tentative="1">
+      <w:start w:val="1"/>
+      <w:numFmt w:val="decimal"/>
+      <w:lvlText w:val="%5."/>
+      <w:lvlJc w:val="left"/>
+      <w:pPr>
+        <w:tabs>
+          <w:tab w:val="num" w:pos="3600"/>
+        </w:tabs>
+        <w:ind w:left="3600" w:hanging="360"/>
+      </w:pPr>
+    </w:lvl>
+    <w:lvl w:ilvl="5" w:tentative="1">
+      <w:start w:val="1"/>
+      <w:numFmt w:val="decimal"/>
+      <w:lvlText w:val="%6."/>
+      <w:lvlJc w:val="left"/>
+      <w:pPr>
+        <w:tabs>
+          <w:tab w:val="num" w:pos="4320"/>
+        </w:tabs>
+        <w:ind w:left="4320" w:hanging="360"/>
+      </w:pPr>
+    </w:lvl>
+    <w:lvl w:ilvl="6" w:tentative="1">
+      <w:start w:val="1"/>
+      <w:numFmt w:val="decimal"/>
+      <w:lvlText w:val="%7."/>
+      <w:lvlJc w:val="left"/>
+      <w:pPr>
+        <w:tabs>
+          <w:tab w:val="num" w:pos="5040"/>
+        </w:tabs>
+        <w:ind w:left="5040" w:hanging="360"/>
+      </w:pPr>
+    </w:lvl>
+    <w:lvl w:ilvl="7" w:tentative="1">
+      <w:start w:val="1"/>
+      <w:numFmt w:val="decimal"/>
+      <w:lvlText w:val="%8."/>
+      <w:lvlJc w:val="left"/>
+      <w:pPr>
+        <w:tabs>
+          <w:tab w:val="num" w:pos="5760"/>
+        </w:tabs>
+        <w:ind w:left="5760" w:hanging="360"/>
+      </w:pPr>
+    </w:lvl>
+    <w:lvl w:ilvl="8" w:tentative="1">
+      <w:start w:val="1"/>
+      <w:numFmt w:val="decimal"/>
+      <w:lvlText w:val="%9."/>
+      <w:lvlJc w:val="left"/>
+      <w:pPr>
+        <w:tabs>
+          <w:tab w:val="num" w:pos="6480"/>
+        </w:tabs>
+        <w:ind w:left="6480" w:hanging="360"/>
+      </w:pPr>
+    </w:lvl>
+  </w:abstractNum>
+  <w:abstractNum w:abstractNumId="27" w15:restartNumberingAfterBreak="0">
+    <w:nsid w:val="6A6C08EF"/>
+    <w:multiLevelType w:val="multilevel"/>
+    <w:tmpl w:val="B36A5CC2"/>
+    <w:lvl w:ilvl="0">
+      <w:start w:val="1"/>
+      <w:numFmt w:val="bullet"/>
+      <w:lvlText w:val=""/>
+      <w:lvlJc w:val="left"/>
+      <w:pPr>
+        <w:tabs>
+          <w:tab w:val="num" w:pos="720"/>
+        </w:tabs>
+        <w:ind w:left="720" w:hanging="360"/>
+      </w:pPr>
+      <w:rPr>
+        <w:rFonts w:ascii="Symbol" w:hAnsi="Symbol" w:hint="default"/>
+        <w:sz w:val="20"/>
+      </w:rPr>
+    </w:lvl>
+    <w:lvl w:ilvl="1">
+      <w:start w:val="1"/>
+      <w:numFmt w:val="bullet"/>
+      <w:lvlText w:val="o"/>
+      <w:lvlJc w:val="left"/>
+      <w:pPr>
+        <w:tabs>
+          <w:tab w:val="num" w:pos="1440"/>
+        </w:tabs>
+        <w:ind w:left="1440" w:hanging="360"/>
+      </w:pPr>
+      <w:rPr>
+        <w:rFonts w:ascii="Courier New" w:hAnsi="Courier New" w:hint="default"/>
+        <w:sz w:val="20"/>
+      </w:rPr>
+    </w:lvl>
+    <w:lvl w:ilvl="2" w:tentative="1">
+      <w:start w:val="1"/>
+      <w:numFmt w:val="bullet"/>
+      <w:lvlText w:val=""/>
+      <w:lvlJc w:val="left"/>
+      <w:pPr>
+        <w:tabs>
+          <w:tab w:val="num" w:pos="2160"/>
+        </w:tabs>
+        <w:ind w:left="2160" w:hanging="360"/>
+      </w:pPr>
+      <w:rPr>
+        <w:rFonts w:ascii="Symbol" w:hAnsi="Symbol" w:hint="default"/>
+        <w:sz w:val="20"/>
+      </w:rPr>
+    </w:lvl>
+    <w:lvl w:ilvl="3" w:tentative="1">
+      <w:start w:val="1"/>
+      <w:numFmt w:val="bullet"/>
+      <w:lvlText w:val=""/>
+      <w:lvlJc w:val="left"/>
+      <w:pPr>
+        <w:tabs>
+          <w:tab w:val="num" w:pos="2880"/>
+        </w:tabs>
+        <w:ind w:left="2880" w:hanging="360"/>
+      </w:pPr>
+      <w:rPr>
+        <w:rFonts w:ascii="Symbol" w:hAnsi="Symbol" w:hint="default"/>
+        <w:sz w:val="20"/>
+      </w:rPr>
+    </w:lvl>
+    <w:lvl w:ilvl="4" w:tentative="1">
+      <w:start w:val="1"/>
+      <w:numFmt w:val="bullet"/>
+      <w:lvlText w:val=""/>
+      <w:lvlJc w:val="left"/>
+      <w:pPr>
+        <w:tabs>
+          <w:tab w:val="num" w:pos="3600"/>
+        </w:tabs>
+        <w:ind w:left="3600" w:hanging="360"/>
+      </w:pPr>
+      <w:rPr>
+        <w:rFonts w:ascii="Symbol" w:hAnsi="Symbol" w:hint="default"/>
+        <w:sz w:val="20"/>
+      </w:rPr>
+    </w:lvl>
+    <w:lvl w:ilvl="5" w:tentative="1">
+      <w:start w:val="1"/>
+      <w:numFmt w:val="bullet"/>
+      <w:lvlText w:val=""/>
+      <w:lvlJc w:val="left"/>
+      <w:pPr>
+        <w:tabs>
+          <w:tab w:val="num" w:pos="4320"/>
+        </w:tabs>
+        <w:ind w:left="4320" w:hanging="360"/>
+      </w:pPr>
+      <w:rPr>
+        <w:rFonts w:ascii="Symbol" w:hAnsi="Symbol" w:hint="default"/>
+        <w:sz w:val="20"/>
+      </w:rPr>
+    </w:lvl>
+    <w:lvl w:ilvl="6" w:tentative="1">
+      <w:start w:val="1"/>
+      <w:numFmt w:val="bullet"/>
+      <w:lvlText w:val=""/>
+      <w:lvlJc w:val="left"/>
+      <w:pPr>
+        <w:tabs>
+          <w:tab w:val="num" w:pos="5040"/>
+        </w:tabs>
+        <w:ind w:left="5040" w:hanging="360"/>
+      </w:pPr>
+      <w:rPr>
+        <w:rFonts w:ascii="Symbol" w:hAnsi="Symbol" w:hint="default"/>
+        <w:sz w:val="20"/>
+      </w:rPr>
+    </w:lvl>
+    <w:lvl w:ilvl="7" w:tentative="1">
+      <w:start w:val="1"/>
+      <w:numFmt w:val="bullet"/>
+      <w:lvlText w:val=""/>
+      <w:lvlJc w:val="left"/>
+      <w:pPr>
+        <w:tabs>
+          <w:tab w:val="num" w:pos="5760"/>
+        </w:tabs>
+        <w:ind w:left="5760" w:hanging="360"/>
+      </w:pPr>
+      <w:rPr>
+        <w:rFonts w:ascii="Symbol" w:hAnsi="Symbol" w:hint="default"/>
+        <w:sz w:val="20"/>
+      </w:rPr>
+    </w:lvl>
+    <w:lvl w:ilvl="8" w:tentative="1">
+      <w:start w:val="1"/>
+      <w:numFmt w:val="bullet"/>
+      <w:lvlText w:val=""/>
+      <w:lvlJc w:val="left"/>
+      <w:pPr>
+        <w:tabs>
+          <w:tab w:val="num" w:pos="6480"/>
+        </w:tabs>
+        <w:ind w:left="6480" w:hanging="360"/>
+      </w:pPr>
+      <w:rPr>
+        <w:rFonts w:ascii="Symbol" w:hAnsi="Symbol" w:hint="default"/>
+        <w:sz w:val="20"/>
+      </w:rPr>
+    </w:lvl>
+  </w:abstractNum>
+  <w:abstractNum w:abstractNumId="28" w15:restartNumberingAfterBreak="0">
+    <w:nsid w:val="6EA61F8D"/>
+    <w:multiLevelType w:val="multilevel"/>
+    <w:tmpl w:val="4D24C224"/>
+    <w:lvl w:ilvl="0">
+      <w:start w:val="1"/>
+      <w:numFmt w:val="decimal"/>
+      <w:lvlText w:val="%1."/>
+      <w:lvlJc w:val="left"/>
+      <w:pPr>
+        <w:tabs>
+          <w:tab w:val="num" w:pos="720"/>
+        </w:tabs>
+        <w:ind w:left="720" w:hanging="360"/>
+      </w:pPr>
+    </w:lvl>
+    <w:lvl w:ilvl="1" w:tentative="1">
+      <w:start w:val="1"/>
+      <w:numFmt w:val="decimal"/>
+      <w:lvlText w:val="%2."/>
+      <w:lvlJc w:val="left"/>
+      <w:pPr>
+        <w:tabs>
+          <w:tab w:val="num" w:pos="1440"/>
+        </w:tabs>
+        <w:ind w:left="1440" w:hanging="360"/>
+      </w:pPr>
+    </w:lvl>
+    <w:lvl w:ilvl="2" w:tentative="1">
+      <w:start w:val="1"/>
+      <w:numFmt w:val="decimal"/>
+      <w:lvlText w:val="%3."/>
+      <w:lvlJc w:val="left"/>
+      <w:pPr>
+        <w:tabs>
+          <w:tab w:val="num" w:pos="2160"/>
+        </w:tabs>
+        <w:ind w:left="2160" w:hanging="360"/>
+      </w:pPr>
+    </w:lvl>
+    <w:lvl w:ilvl="3" w:tentative="1">
+      <w:start w:val="1"/>
+      <w:numFmt w:val="decimal"/>
+      <w:lvlText w:val="%4."/>
+      <w:lvlJc w:val="left"/>
+      <w:pPr>
+        <w:tabs>
+          <w:tab w:val="num" w:pos="2880"/>
+        </w:tabs>
+        <w:ind w:left="2880" w:hanging="360"/>
+      </w:pPr>
+    </w:lvl>
+    <w:lvl w:ilvl="4" w:tentative="1">
+      <w:start w:val="1"/>
+      <w:numFmt w:val="decimal"/>
+      <w:lvlText w:val="%5."/>
+      <w:lvlJc w:val="left"/>
+      <w:pPr>
+        <w:tabs>
+          <w:tab w:val="num" w:pos="3600"/>
+        </w:tabs>
+        <w:ind w:left="3600" w:hanging="360"/>
+      </w:pPr>
+    </w:lvl>
+    <w:lvl w:ilvl="5" w:tentative="1">
+      <w:start w:val="1"/>
+      <w:numFmt w:val="decimal"/>
+      <w:lvlText w:val="%6."/>
+      <w:lvlJc w:val="left"/>
+      <w:pPr>
+        <w:tabs>
+          <w:tab w:val="num" w:pos="4320"/>
+        </w:tabs>
+        <w:ind w:left="4320" w:hanging="360"/>
+      </w:pPr>
+    </w:lvl>
+    <w:lvl w:ilvl="6" w:tentative="1">
+      <w:start w:val="1"/>
+      <w:numFmt w:val="decimal"/>
+      <w:lvlText w:val="%7."/>
+      <w:lvlJc w:val="left"/>
+      <w:pPr>
+        <w:tabs>
+          <w:tab w:val="num" w:pos="5040"/>
+        </w:tabs>
+        <w:ind w:left="5040" w:hanging="360"/>
+      </w:pPr>
+    </w:lvl>
+    <w:lvl w:ilvl="7" w:tentative="1">
+      <w:start w:val="1"/>
+      <w:numFmt w:val="decimal"/>
+      <w:lvlText w:val="%8."/>
+      <w:lvlJc w:val="left"/>
+      <w:pPr>
+        <w:tabs>
+          <w:tab w:val="num" w:pos="5760"/>
+        </w:tabs>
+        <w:ind w:left="5760" w:hanging="360"/>
+      </w:pPr>
+    </w:lvl>
+    <w:lvl w:ilvl="8" w:tentative="1">
+      <w:start w:val="1"/>
+      <w:numFmt w:val="decimal"/>
+      <w:lvlText w:val="%9."/>
+      <w:lvlJc w:val="left"/>
+      <w:pPr>
+        <w:tabs>
+          <w:tab w:val="num" w:pos="6480"/>
+        </w:tabs>
+        <w:ind w:left="6480" w:hanging="360"/>
+      </w:pPr>
+    </w:lvl>
+  </w:abstractNum>
+  <w:abstractNum w:abstractNumId="29" w15:restartNumberingAfterBreak="0">
+    <w:nsid w:val="6F1678AC"/>
+    <w:multiLevelType w:val="multilevel"/>
+    <w:tmpl w:val="48EC0C4E"/>
+    <w:lvl w:ilvl="0">
+      <w:start w:val="1"/>
+      <w:numFmt w:val="decimal"/>
+      <w:lvlText w:val="%1."/>
+      <w:lvlJc w:val="left"/>
+      <w:pPr>
+        <w:tabs>
+          <w:tab w:val="num" w:pos="720"/>
+        </w:tabs>
+        <w:ind w:left="720" w:hanging="360"/>
+      </w:pPr>
+    </w:lvl>
+    <w:lvl w:ilvl="1" w:tentative="1">
+      <w:start w:val="1"/>
+      <w:numFmt w:val="decimal"/>
+      <w:lvlText w:val="%2."/>
+      <w:lvlJc w:val="left"/>
+      <w:pPr>
+        <w:tabs>
+          <w:tab w:val="num" w:pos="1440"/>
+        </w:tabs>
+        <w:ind w:left="1440" w:hanging="360"/>
+      </w:pPr>
+    </w:lvl>
+    <w:lvl w:ilvl="2" w:tentative="1">
+      <w:start w:val="1"/>
+      <w:numFmt w:val="decimal"/>
+      <w:lvlText w:val="%3."/>
+      <w:lvlJc w:val="left"/>
+      <w:pPr>
+        <w:tabs>
+          <w:tab w:val="num" w:pos="2160"/>
+        </w:tabs>
+        <w:ind w:left="2160" w:hanging="360"/>
+      </w:pPr>
+    </w:lvl>
+    <w:lvl w:ilvl="3" w:tentative="1">
+      <w:start w:val="1"/>
+      <w:numFmt w:val="decimal"/>
+      <w:lvlText w:val="%4."/>
+      <w:lvlJc w:val="left"/>
+      <w:pPr>
+        <w:tabs>
+          <w:tab w:val="num" w:pos="2880"/>
+        </w:tabs>
+        <w:ind w:left="2880" w:hanging="360"/>
+      </w:pPr>
+    </w:lvl>
+    <w:lvl w:ilvl="4" w:tentative="1">
+      <w:start w:val="1"/>
+      <w:numFmt w:val="decimal"/>
+      <w:lvlText w:val="%5."/>
+      <w:lvlJc w:val="left"/>
+      <w:pPr>
+        <w:tabs>
+          <w:tab w:val="num" w:pos="3600"/>
+        </w:tabs>
+        <w:ind w:left="3600" w:hanging="360"/>
+      </w:pPr>
+    </w:lvl>
+    <w:lvl w:ilvl="5" w:tentative="1">
+      <w:start w:val="1"/>
+      <w:numFmt w:val="decimal"/>
+      <w:lvlText w:val="%6."/>
+      <w:lvlJc w:val="left"/>
+      <w:pPr>
+        <w:tabs>
+          <w:tab w:val="num" w:pos="4320"/>
+        </w:tabs>
+        <w:ind w:left="4320" w:hanging="360"/>
+      </w:pPr>
+    </w:lvl>
+    <w:lvl w:ilvl="6" w:tentative="1">
+      <w:start w:val="1"/>
+      <w:numFmt w:val="decimal"/>
+      <w:lvlText w:val="%7."/>
+      <w:lvlJc w:val="left"/>
+      <w:pPr>
+        <w:tabs>
+          <w:tab w:val="num" w:pos="5040"/>
+        </w:tabs>
+        <w:ind w:left="5040" w:hanging="360"/>
+      </w:pPr>
+    </w:lvl>
+    <w:lvl w:ilvl="7" w:tentative="1">
+      <w:start w:val="1"/>
+      <w:numFmt w:val="decimal"/>
+      <w:lvlText w:val="%8."/>
+      <w:lvlJc w:val="left"/>
+      <w:pPr>
+        <w:tabs>
+          <w:tab w:val="num" w:pos="5760"/>
+        </w:tabs>
+        <w:ind w:left="5760" w:hanging="360"/>
+      </w:pPr>
+    </w:lvl>
+    <w:lvl w:ilvl="8" w:tentative="1">
+      <w:start w:val="1"/>
+      <w:numFmt w:val="decimal"/>
+      <w:lvlText w:val="%9."/>
+      <w:lvlJc w:val="left"/>
+      <w:pPr>
+        <w:tabs>
+          <w:tab w:val="num" w:pos="6480"/>
+        </w:tabs>
+        <w:ind w:left="6480" w:hanging="360"/>
+      </w:pPr>
+    </w:lvl>
+  </w:abstractNum>
+  <w:abstractNum w:abstractNumId="30" w15:restartNumberingAfterBreak="0">
+    <w:nsid w:val="759229F8"/>
+    <w:multiLevelType w:val="multilevel"/>
+    <w:tmpl w:val="76B6C3F8"/>
+    <w:lvl w:ilvl="0">
+      <w:start w:val="1"/>
+      <w:numFmt w:val="bullet"/>
+      <w:lvlText w:val=""/>
+      <w:lvlJc w:val="left"/>
+      <w:pPr>
+        <w:tabs>
+          <w:tab w:val="num" w:pos="720"/>
+        </w:tabs>
+        <w:ind w:left="720" w:hanging="360"/>
+      </w:pPr>
+      <w:rPr>
+        <w:rFonts w:ascii="Symbol" w:hAnsi="Symbol" w:hint="default"/>
+        <w:sz w:val="20"/>
+      </w:rPr>
+    </w:lvl>
+    <w:lvl w:ilvl="1" w:tentative="1">
+      <w:start w:val="1"/>
+      <w:numFmt w:val="bullet"/>
+      <w:lvlText w:val=""/>
+      <w:lvlJc w:val="left"/>
+      <w:pPr>
+        <w:tabs>
+          <w:tab w:val="num" w:pos="1440"/>
+        </w:tabs>
+        <w:ind w:left="1440" w:hanging="360"/>
+      </w:pPr>
+      <w:rPr>
+        <w:rFonts w:ascii="Symbol" w:hAnsi="Symbol" w:hint="default"/>
+        <w:sz w:val="20"/>
+      </w:rPr>
+    </w:lvl>
+    <w:lvl w:ilvl="2" w:tentative="1">
+      <w:start w:val="1"/>
+      <w:numFmt w:val="bullet"/>
+      <w:lvlText w:val=""/>
+      <w:lvlJc w:val="left"/>
+      <w:pPr>
+        <w:tabs>
+          <w:tab w:val="num" w:pos="2160"/>
+        </w:tabs>
+        <w:ind w:left="2160" w:hanging="360"/>
+      </w:pPr>
+      <w:rPr>
+        <w:rFonts w:ascii="Symbol" w:hAnsi="Symbol" w:hint="default"/>
+        <w:sz w:val="20"/>
+      </w:rPr>
+    </w:lvl>
+    <w:lvl w:ilvl="3" w:tentative="1">
+      <w:start w:val="1"/>
+      <w:numFmt w:val="bullet"/>
+      <w:lvlText w:val=""/>
+      <w:lvlJc w:val="left"/>
+      <w:pPr>
+        <w:tabs>
+          <w:tab w:val="num" w:pos="2880"/>
+        </w:tabs>
+        <w:ind w:left="2880" w:hanging="360"/>
+      </w:pPr>
+      <w:rPr>
+        <w:rFonts w:ascii="Symbol" w:hAnsi="Symbol" w:hint="default"/>
+        <w:sz w:val="20"/>
+      </w:rPr>
+    </w:lvl>
+    <w:lvl w:ilvl="4" w:tentative="1">
+      <w:start w:val="1"/>
+      <w:numFmt w:val="bullet"/>
+      <w:lvlText w:val=""/>
+      <w:lvlJc w:val="left"/>
+      <w:pPr>
+        <w:tabs>
+          <w:tab w:val="num" w:pos="3600"/>
+        </w:tabs>
+        <w:ind w:left="3600" w:hanging="360"/>
+      </w:pPr>
+      <w:rPr>
+        <w:rFonts w:ascii="Symbol" w:hAnsi="Symbol" w:hint="default"/>
+        <w:sz w:val="20"/>
+      </w:rPr>
+    </w:lvl>
+    <w:lvl w:ilvl="5" w:tentative="1">
+      <w:start w:val="1"/>
+      <w:numFmt w:val="bullet"/>
+      <w:lvlText w:val=""/>
+      <w:lvlJc w:val="left"/>
+      <w:pPr>
+        <w:tabs>
+          <w:tab w:val="num" w:pos="4320"/>
+        </w:tabs>
+        <w:ind w:left="4320" w:hanging="360"/>
+      </w:pPr>
+      <w:rPr>
+        <w:rFonts w:ascii="Symbol" w:hAnsi="Symbol" w:hint="default"/>
+        <w:sz w:val="20"/>
+      </w:rPr>
+    </w:lvl>
+    <w:lvl w:ilvl="6" w:tentative="1">
+      <w:start w:val="1"/>
+      <w:numFmt w:val="bullet"/>
+      <w:lvlText w:val=""/>
+      <w:lvlJc w:val="left"/>
+      <w:pPr>
+        <w:tabs>
+          <w:tab w:val="num" w:pos="5040"/>
+        </w:tabs>
+        <w:ind w:left="5040" w:hanging="360"/>
+      </w:pPr>
+      <w:rPr>
+        <w:rFonts w:ascii="Symbol" w:hAnsi="Symbol" w:hint="default"/>
+        <w:sz w:val="20"/>
+      </w:rPr>
+    </w:lvl>
+    <w:lvl w:ilvl="7" w:tentative="1">
+      <w:start w:val="1"/>
+      <w:numFmt w:val="bullet"/>
+      <w:lvlText w:val=""/>
+      <w:lvlJc w:val="left"/>
+      <w:pPr>
+        <w:tabs>
+          <w:tab w:val="num" w:pos="5760"/>
+        </w:tabs>
+        <w:ind w:left="5760" w:hanging="360"/>
+      </w:pPr>
+      <w:rPr>
+        <w:rFonts w:ascii="Symbol" w:hAnsi="Symbol" w:hint="default"/>
+        <w:sz w:val="20"/>
+      </w:rPr>
+    </w:lvl>
+    <w:lvl w:ilvl="8" w:tentative="1">
+      <w:start w:val="1"/>
+      <w:numFmt w:val="bullet"/>
+      <w:lvlText w:val=""/>
+      <w:lvlJc w:val="left"/>
+      <w:pPr>
+        <w:tabs>
+          <w:tab w:val="num" w:pos="6480"/>
+        </w:tabs>
+        <w:ind w:left="6480" w:hanging="360"/>
+      </w:pPr>
+      <w:rPr>
+        <w:rFonts w:ascii="Symbol" w:hAnsi="Symbol" w:hint="default"/>
+        <w:sz w:val="20"/>
+      </w:rPr>
+    </w:lvl>
+  </w:abstractNum>
+  <w:abstractNum w:abstractNumId="31" w15:restartNumberingAfterBreak="0">
     <w:nsid w:val="762133D7"/>
     <w:multiLevelType w:val="hybridMultilevel"/>
     <w:tmpl w:val="53A675B4"/>
@@ -491,17 +8142,217 @@
       </w:pPr>
     </w:lvl>
   </w:abstractNum>
+  <w:abstractNum w:abstractNumId="32" w15:restartNumberingAfterBreak="0">
+    <w:nsid w:val="7B095DAF"/>
+    <w:multiLevelType w:val="multilevel"/>
+    <w:tmpl w:val="754A2AEC"/>
+    <w:lvl w:ilvl="0">
+      <w:start w:val="1"/>
+      <w:numFmt w:val="decimal"/>
+      <w:lvlText w:val="%1."/>
+      <w:lvlJc w:val="left"/>
+      <w:pPr>
+        <w:tabs>
+          <w:tab w:val="num" w:pos="720"/>
+        </w:tabs>
+        <w:ind w:left="720" w:hanging="360"/>
+      </w:pPr>
+    </w:lvl>
+    <w:lvl w:ilvl="1" w:tentative="1">
+      <w:start w:val="1"/>
+      <w:numFmt w:val="decimal"/>
+      <w:lvlText w:val="%2."/>
+      <w:lvlJc w:val="left"/>
+      <w:pPr>
+        <w:tabs>
+          <w:tab w:val="num" w:pos="1440"/>
+        </w:tabs>
+        <w:ind w:left="1440" w:hanging="360"/>
+      </w:pPr>
+    </w:lvl>
+    <w:lvl w:ilvl="2" w:tentative="1">
+      <w:start w:val="1"/>
+      <w:numFmt w:val="decimal"/>
+      <w:lvlText w:val="%3."/>
+      <w:lvlJc w:val="left"/>
+      <w:pPr>
+        <w:tabs>
+          <w:tab w:val="num" w:pos="2160"/>
+        </w:tabs>
+        <w:ind w:left="2160" w:hanging="360"/>
+      </w:pPr>
+    </w:lvl>
+    <w:lvl w:ilvl="3" w:tentative="1">
+      <w:start w:val="1"/>
+      <w:numFmt w:val="decimal"/>
+      <w:lvlText w:val="%4."/>
+      <w:lvlJc w:val="left"/>
+      <w:pPr>
+        <w:tabs>
+          <w:tab w:val="num" w:pos="2880"/>
+        </w:tabs>
+        <w:ind w:left="2880" w:hanging="360"/>
+      </w:pPr>
+    </w:lvl>
+    <w:lvl w:ilvl="4" w:tentative="1">
+      <w:start w:val="1"/>
+      <w:numFmt w:val="decimal"/>
+      <w:lvlText w:val="%5."/>
+      <w:lvlJc w:val="left"/>
+      <w:pPr>
+        <w:tabs>
+          <w:tab w:val="num" w:pos="3600"/>
+        </w:tabs>
+        <w:ind w:left="3600" w:hanging="360"/>
+      </w:pPr>
+    </w:lvl>
+    <w:lvl w:ilvl="5" w:tentative="1">
+      <w:start w:val="1"/>
+      <w:numFmt w:val="decimal"/>
+      <w:lvlText w:val="%6."/>
+      <w:lvlJc w:val="left"/>
+      <w:pPr>
+        <w:tabs>
+          <w:tab w:val="num" w:pos="4320"/>
+        </w:tabs>
+        <w:ind w:left="4320" w:hanging="360"/>
+      </w:pPr>
+    </w:lvl>
+    <w:lvl w:ilvl="6" w:tentative="1">
+      <w:start w:val="1"/>
+      <w:numFmt w:val="decimal"/>
+      <w:lvlText w:val="%7."/>
+      <w:lvlJc w:val="left"/>
+      <w:pPr>
+        <w:tabs>
+          <w:tab w:val="num" w:pos="5040"/>
+        </w:tabs>
+        <w:ind w:left="5040" w:hanging="360"/>
+      </w:pPr>
+    </w:lvl>
+    <w:lvl w:ilvl="7" w:tentative="1">
+      <w:start w:val="1"/>
+      <w:numFmt w:val="decimal"/>
+      <w:lvlText w:val="%8."/>
+      <w:lvlJc w:val="left"/>
+      <w:pPr>
+        <w:tabs>
+          <w:tab w:val="num" w:pos="5760"/>
+        </w:tabs>
+        <w:ind w:left="5760" w:hanging="360"/>
+      </w:pPr>
+    </w:lvl>
+    <w:lvl w:ilvl="8" w:tentative="1">
+      <w:start w:val="1"/>
+      <w:numFmt w:val="decimal"/>
+      <w:lvlText w:val="%9."/>
+      <w:lvlJc w:val="left"/>
+      <w:pPr>
+        <w:tabs>
+          <w:tab w:val="num" w:pos="6480"/>
+        </w:tabs>
+        <w:ind w:left="6480" w:hanging="360"/>
+      </w:pPr>
+    </w:lvl>
+  </w:abstractNum>
   <w:num w:numId="1" w16cid:durableId="1257902912">
+    <w:abstractNumId w:val="12"/>
+  </w:num>
+  <w:num w:numId="2" w16cid:durableId="549607882">
+    <w:abstractNumId w:val="24"/>
+  </w:num>
+  <w:num w:numId="3" w16cid:durableId="126247614">
+    <w:abstractNumId w:val="10"/>
+  </w:num>
+  <w:num w:numId="4" w16cid:durableId="786849434">
+    <w:abstractNumId w:val="31"/>
+  </w:num>
+  <w:num w:numId="5" w16cid:durableId="1161196442">
     <w:abstractNumId w:val="1"/>
   </w:num>
-  <w:num w:numId="2" w16cid:durableId="549607882">
+  <w:num w:numId="6" w16cid:durableId="140386275">
+    <w:abstractNumId w:val="27"/>
+  </w:num>
+  <w:num w:numId="7" w16cid:durableId="825244772">
+    <w:abstractNumId w:val="5"/>
+  </w:num>
+  <w:num w:numId="8" w16cid:durableId="766850041">
     <w:abstractNumId w:val="2"/>
   </w:num>
-  <w:num w:numId="3" w16cid:durableId="126247614">
+  <w:num w:numId="9" w16cid:durableId="785587840">
+    <w:abstractNumId w:val="11"/>
+  </w:num>
+  <w:num w:numId="10" w16cid:durableId="301813510">
+    <w:abstractNumId w:val="22"/>
+  </w:num>
+  <w:num w:numId="11" w16cid:durableId="1185438880">
+    <w:abstractNumId w:val="28"/>
+  </w:num>
+  <w:num w:numId="12" w16cid:durableId="1593271246">
     <w:abstractNumId w:val="0"/>
   </w:num>
-  <w:num w:numId="4" w16cid:durableId="786849434">
+  <w:num w:numId="13" w16cid:durableId="1729765446">
     <w:abstractNumId w:val="3"/>
+  </w:num>
+  <w:num w:numId="14" w16cid:durableId="685449143">
+    <w:abstractNumId w:val="19"/>
+  </w:num>
+  <w:num w:numId="15" w16cid:durableId="946423676">
+    <w:abstractNumId w:val="25"/>
+  </w:num>
+  <w:num w:numId="16" w16cid:durableId="759178246">
+    <w:abstractNumId w:val="7"/>
+  </w:num>
+  <w:num w:numId="17" w16cid:durableId="1462067391">
+    <w:abstractNumId w:val="16"/>
+  </w:num>
+  <w:num w:numId="18" w16cid:durableId="263420749">
+    <w:abstractNumId w:val="15"/>
+  </w:num>
+  <w:num w:numId="19" w16cid:durableId="1427313032">
+    <w:abstractNumId w:val="30"/>
+  </w:num>
+  <w:num w:numId="20" w16cid:durableId="1815681683">
+    <w:abstractNumId w:val="13"/>
+  </w:num>
+  <w:num w:numId="21" w16cid:durableId="2097818221">
+    <w:abstractNumId w:val="14"/>
+  </w:num>
+  <w:num w:numId="22" w16cid:durableId="1762487372">
+    <w:abstractNumId w:val="17"/>
+  </w:num>
+  <w:num w:numId="23" w16cid:durableId="399137756">
+    <w:abstractNumId w:val="4"/>
+  </w:num>
+  <w:num w:numId="24" w16cid:durableId="1235579161">
+    <w:abstractNumId w:val="26"/>
+  </w:num>
+  <w:num w:numId="25" w16cid:durableId="2102482614">
+    <w:abstractNumId w:val="9"/>
+  </w:num>
+  <w:num w:numId="26" w16cid:durableId="1746611234">
+    <w:abstractNumId w:val="21"/>
+  </w:num>
+  <w:num w:numId="27" w16cid:durableId="1891186659">
+    <w:abstractNumId w:val="23"/>
+  </w:num>
+  <w:num w:numId="28" w16cid:durableId="2042432736">
+    <w:abstractNumId w:val="18"/>
+  </w:num>
+  <w:num w:numId="29" w16cid:durableId="975329108">
+    <w:abstractNumId w:val="8"/>
+  </w:num>
+  <w:num w:numId="30" w16cid:durableId="1199583046">
+    <w:abstractNumId w:val="6"/>
+  </w:num>
+  <w:num w:numId="31" w16cid:durableId="406340298">
+    <w:abstractNumId w:val="20"/>
+  </w:num>
+  <w:num w:numId="32" w16cid:durableId="937254459">
+    <w:abstractNumId w:val="29"/>
+  </w:num>
+  <w:num w:numId="33" w16cid:durableId="34351940">
+    <w:abstractNumId w:val="32"/>
   </w:num>
 </w:numbering>
 </file>
@@ -1116,7 +8967,6 @@
   <w:style w:type="character" w:default="1" w:styleId="a0">
     <w:name w:val="Default Paragraph Font"/>
     <w:uiPriority w:val="1"/>
-    <w:semiHidden/>
     <w:unhideWhenUsed/>
   </w:style>
   <w:style w:type="table" w:default="1" w:styleId="a1">

--- a/Project4/说明文档.docx
+++ b/Project4/说明文档.docx
@@ -20,8 +20,11 @@
       </w:r>
     </w:p>
     <w:p>
-      <w:r>
-        <w:t>这段代码实现了中国商用密码标准中的</w:t>
+      <w:pPr>
+        <w:ind w:firstLine="420"/>
+      </w:pPr>
+      <w:r>
+        <w:t>实现了中国商用密码标准中的</w:t>
       </w:r>
       <w:r>
         <w:t>SM3</w:t>
@@ -76,49 +79,27 @@
     </w:p>
     <w:p>
       <w:pPr>
-        <w:numPr>
-          <w:ilvl w:val="0"/>
-          <w:numId w:val="5"/>
-        </w:numPr>
-      </w:pPr>
-      <w:r>
+        <w:ind w:firstLine="420"/>
+      </w:pPr>
+      <w:r>
+        <w:t>核心组件</w:t>
+      </w:r>
+      <w:r>
+        <w:rPr>
+          <w:b/>
+          <w:bCs/>
+        </w:rPr>
         <w:t>​</w:t>
       </w:r>
       <w:r>
-        <w:rPr>
-          <w:b/>
-          <w:bCs/>
-        </w:rPr>
         <w:t>​</w:t>
       </w:r>
       <w:r>
         <w:rPr>
-          <w:b/>
-          <w:bCs/>
-        </w:rPr>
-        <w:t>核心组件</w:t>
-      </w:r>
-      <w:r>
-        <w:rPr>
-          <w:b/>
-          <w:bCs/>
-        </w:rPr>
-        <w:t>​</w:t>
-      </w:r>
-      <w:r>
-        <w:t>​</w:t>
-      </w:r>
-      <w:r>
-        <w:t>：</w:t>
-      </w:r>
-    </w:p>
-    <w:p>
-      <w:pPr>
-        <w:numPr>
-          <w:ilvl w:val="1"/>
-          <w:numId w:val="5"/>
-        </w:numPr>
-      </w:pPr>
+          <w:rFonts w:hint="eastAsia"/>
+        </w:rPr>
+        <w:t>包括</w:t>
+      </w:r>
       <w:r>
         <w:t>8</w:t>
       </w:r>
@@ -131,159 +112,85 @@
       <w:r>
         <w:t>位状态寄存器（初始为固定常量）</w:t>
       </w:r>
-    </w:p>
-    <w:p>
-      <w:pPr>
-        <w:numPr>
-          <w:ilvl w:val="1"/>
-          <w:numId w:val="5"/>
-        </w:numPr>
-      </w:pPr>
+      <w:r>
+        <w:rPr>
+          <w:rFonts w:hint="eastAsia"/>
+        </w:rPr>
+        <w:t>、</w:t>
+      </w:r>
       <w:r>
         <w:t>64</w:t>
       </w:r>
       <w:r>
         <w:t>字节缓冲区</w:t>
       </w:r>
-    </w:p>
-    <w:p>
-      <w:pPr>
-        <w:numPr>
-          <w:ilvl w:val="1"/>
-          <w:numId w:val="5"/>
-        </w:numPr>
-      </w:pPr>
+      <w:r>
+        <w:rPr>
+          <w:rFonts w:hint="eastAsia"/>
+        </w:rPr>
+        <w:t>以及</w:t>
+      </w:r>
       <w:r>
         <w:t>消息总长度计数器</w:t>
       </w:r>
-    </w:p>
-    <w:p>
-      <w:pPr>
-        <w:numPr>
-          <w:ilvl w:val="0"/>
-          <w:numId w:val="5"/>
-        </w:numPr>
-      </w:pPr>
-      <w:r>
-        <w:t>​</w:t>
-      </w:r>
-      <w:r>
-        <w:rPr>
-          <w:b/>
-          <w:bCs/>
-        </w:rPr>
-        <w:t>​</w:t>
-      </w:r>
-      <w:r>
-        <w:rPr>
-          <w:b/>
-          <w:bCs/>
-        </w:rPr>
-        <w:t>关键方法</w:t>
-      </w:r>
-      <w:r>
-        <w:rPr>
-          <w:b/>
-          <w:bCs/>
-        </w:rPr>
-        <w:t>​</w:t>
-      </w:r>
-      <w:r>
-        <w:t>​</w:t>
-      </w:r>
-      <w:r>
-        <w:t>：</w:t>
-      </w:r>
-    </w:p>
-    <w:p>
-      <w:pPr>
-        <w:numPr>
-          <w:ilvl w:val="1"/>
-          <w:numId w:val="5"/>
-        </w:numPr>
-      </w:pPr>
+      <w:r>
+        <w:rPr>
+          <w:rFonts w:hint="eastAsia"/>
+        </w:rPr>
+        <w:t>。其中</w:t>
+      </w:r>
       <w:r>
         <w:t xml:space="preserve">reset(): </w:t>
       </w:r>
       <w:r>
         <w:t>初始化状态和缓冲区</w:t>
       </w:r>
-    </w:p>
-    <w:p>
-      <w:pPr>
-        <w:numPr>
-          <w:ilvl w:val="1"/>
-          <w:numId w:val="5"/>
-        </w:numPr>
-      </w:pPr>
+      <w:r>
+        <w:rPr>
+          <w:rFonts w:hint="eastAsia"/>
+        </w:rPr>
+        <w:t>、</w:t>
+      </w:r>
       <w:r>
         <w:t xml:space="preserve">update(): </w:t>
       </w:r>
       <w:r>
         <w:t>分批处理输入数据</w:t>
       </w:r>
-    </w:p>
-    <w:p>
-      <w:pPr>
-        <w:numPr>
-          <w:ilvl w:val="1"/>
-          <w:numId w:val="5"/>
-        </w:numPr>
-      </w:pPr>
+      <w:r>
+        <w:rPr>
+          <w:rFonts w:hint="eastAsia"/>
+        </w:rPr>
+        <w:t>、</w:t>
+      </w:r>
       <w:r>
         <w:t xml:space="preserve">finalize(): </w:t>
       </w:r>
       <w:r>
         <w:t>添加填充并生成最终哈希</w:t>
       </w:r>
-    </w:p>
-    <w:p>
-      <w:pPr>
-        <w:numPr>
-          <w:ilvl w:val="0"/>
-          <w:numId w:val="5"/>
-        </w:numPr>
-      </w:pPr>
-      <w:r>
-        <w:t>​</w:t>
-      </w:r>
-      <w:r>
-        <w:rPr>
-          <w:b/>
-          <w:bCs/>
-        </w:rPr>
-        <w:t>​</w:t>
-      </w:r>
-      <w:r>
-        <w:rPr>
-          <w:b/>
-          <w:bCs/>
-        </w:rPr>
+      <w:r>
+        <w:rPr>
+          <w:rFonts w:hint="eastAsia"/>
+        </w:rPr>
+        <w:t>。</w:t>
+      </w:r>
+    </w:p>
+    <w:p>
+      <w:pPr>
+        <w:ind w:firstLine="360"/>
+      </w:pPr>
+      <w:r>
         <w:t>压缩函数流程</w:t>
       </w:r>
       <w:r>
-        <w:rPr>
-          <w:b/>
-          <w:bCs/>
-        </w:rPr>
-        <w:t>​</w:t>
-      </w:r>
-      <w:r>
-        <w:t>​</w:t>
-      </w:r>
-      <w:r>
-        <w:t>：</w:t>
-      </w:r>
-    </w:p>
-    <w:p>
-      <w:pPr>
-        <w:numPr>
-          <w:ilvl w:val="0"/>
-          <w:numId w:val="5"/>
-        </w:numPr>
-      </w:pPr>
-      <w:r>
-        <w:t xml:space="preserve">1. </w:t>
+        <w:t>​​</w:t>
+      </w:r>
+      <w:r>
+        <w:rPr>
+          <w:rFonts w:hint="eastAsia"/>
+        </w:rPr>
+        <w:t>首先是</w:t>
       </w:r>
       <w:r>
         <w:t>消息扩展：</w:t>
@@ -309,30 +216,23 @@
       <w:r>
         <w:t>(W1)</w:t>
       </w:r>
-    </w:p>
-    <w:p>
-      <w:pPr>
-        <w:numPr>
-          <w:ilvl w:val="0"/>
-          <w:numId w:val="5"/>
-        </w:numPr>
-      </w:pPr>
-      <w:r>
-        <w:t>2. 64</w:t>
-      </w:r>
-      <w:r>
-        <w:t>轮迭代处理：</w:t>
-      </w:r>
-    </w:p>
-    <w:p>
-      <w:pPr>
-        <w:numPr>
-          <w:ilvl w:val="0"/>
-          <w:numId w:val="5"/>
-        </w:numPr>
-      </w:pPr>
-      <w:r>
-        <w:t xml:space="preserve">   - </w:t>
+      <w:r>
+        <w:rPr>
+          <w:rFonts w:hint="eastAsia"/>
+        </w:rPr>
+        <w:t>，然后进行</w:t>
+      </w:r>
+      <w:r>
+        <w:t>64</w:t>
+      </w:r>
+      <w:r>
+        <w:t>轮迭代处理</w:t>
+      </w:r>
+      <w:r>
+        <w:rPr>
+          <w:rFonts w:hint="eastAsia"/>
+        </w:rPr>
+        <w:t>，其中</w:t>
       </w:r>
       <w:r>
         <w:t>每轮使用特定常数</w:t>
@@ -340,16 +240,11 @@
       <w:r>
         <w:t>T_val</w:t>
       </w:r>
-    </w:p>
-    <w:p>
-      <w:pPr>
-        <w:numPr>
-          <w:ilvl w:val="0"/>
-          <w:numId w:val="5"/>
-        </w:numPr>
-      </w:pPr>
-      <w:r>
-        <w:t xml:space="preserve">   - </w:t>
+      <w:r>
+        <w:rPr>
+          <w:rFonts w:hint="eastAsia"/>
+        </w:rPr>
+        <w:t>，</w:t>
       </w:r>
       <w:r>
         <w:t>执行</w:t>
@@ -360,16 +255,14 @@
       <w:r>
         <w:t>等位运算</w:t>
       </w:r>
-    </w:p>
-    <w:p>
-      <w:pPr>
-        <w:numPr>
-          <w:ilvl w:val="0"/>
-          <w:numId w:val="5"/>
-        </w:numPr>
-      </w:pPr>
-      <w:r>
-        <w:t xml:space="preserve">   - </w:t>
+      <w:r>
+        <w:rPr>
+          <w:rFonts w:hint="eastAsia"/>
+        </w:rPr>
+        <w:t>，</w:t>
+      </w:r>
+      <w:r>
+        <w:t xml:space="preserve"> </w:t>
       </w:r>
       <w:r>
         <w:t>更新寄存器</w:t>
@@ -377,14 +270,21 @@
       <w:r>
         <w:t>A-H</w:t>
       </w:r>
-    </w:p>
-    <w:p>
-      <w:r>
-        <w:t xml:space="preserve">3. </w:t>
+      <w:r>
+        <w:rPr>
+          <w:rFonts w:hint="eastAsia"/>
+        </w:rPr>
+        <w:t>，最后</w:t>
       </w:r>
       <w:r>
         <w:t>更新状态寄存器</w:t>
       </w:r>
+      <w:r>
+        <w:rPr>
+          <w:rFonts w:hint="eastAsia"/>
+        </w:rPr>
+        <w:t>。</w:t>
+      </w:r>
     </w:p>
     <w:p>
       <w:pPr>
@@ -409,6 +309,9 @@
       </w:r>
     </w:p>
     <w:p>
+      <w:pPr>
+        <w:ind w:firstLine="360"/>
+      </w:pPr>
       <w:r>
         <w:t>继承自</w:t>
       </w:r>
@@ -416,56 +319,7 @@
         <w:t>SM3_Base</w:t>
       </w:r>
       <w:r>
-        <w:t>，主要优化点：</w:t>
-      </w:r>
-    </w:p>
-    <w:p>
-      <w:pPr>
-        <w:numPr>
-          <w:ilvl w:val="0"/>
-          <w:numId w:val="6"/>
-        </w:numPr>
-      </w:pPr>
-      <w:r>
-        <w:t>​</w:t>
-      </w:r>
-      <w:r>
-        <w:rPr>
-          <w:b/>
-          <w:bCs/>
-        </w:rPr>
-        <w:t>​</w:t>
-      </w:r>
-      <w:r>
-        <w:rPr>
-          <w:b/>
-          <w:bCs/>
-        </w:rPr>
-        <w:t>改进的消息扩展</w:t>
-      </w:r>
-      <w:r>
-        <w:rPr>
-          <w:b/>
-          <w:bCs/>
-        </w:rPr>
-        <w:t>​</w:t>
-      </w:r>
-      <w:r>
-        <w:t>​</w:t>
-      </w:r>
-      <w:r>
-        <w:t>：</w:t>
-      </w:r>
-    </w:p>
-    <w:p>
-      <w:pPr>
-        <w:numPr>
-          <w:ilvl w:val="1"/>
-          <w:numId w:val="6"/>
-        </w:numPr>
-      </w:pPr>
-      <w:r>
-        <w:t>优化了</w:t>
+        <w:t>，主要优化了</w:t>
       </w:r>
       <w:r>
         <w:t>W</w:t>
@@ -473,77 +327,50 @@
       <w:r>
         <w:t>数组的计算逻辑</w:t>
       </w:r>
-    </w:p>
-    <w:p>
-      <w:pPr>
-        <w:numPr>
-          <w:ilvl w:val="1"/>
-          <w:numId w:val="6"/>
-        </w:numPr>
-      </w:pPr>
+      <w:r>
+        <w:rPr>
+          <w:rFonts w:hint="eastAsia"/>
+        </w:rPr>
+        <w:t>，</w:t>
+      </w:r>
       <w:r>
         <w:t>使用静态转换确保无符号操作</w:t>
       </w:r>
-    </w:p>
-    <w:p>
-      <w:pPr>
-        <w:numPr>
-          <w:ilvl w:val="0"/>
-          <w:numId w:val="6"/>
-        </w:numPr>
-      </w:pPr>
-      <w:r>
-        <w:lastRenderedPageBreak/>
-        <w:t>​</w:t>
-      </w:r>
-      <w:r>
-        <w:rPr>
-          <w:b/>
-          <w:bCs/>
-        </w:rPr>
-        <w:t>​</w:t>
-      </w:r>
-      <w:r>
-        <w:rPr>
-          <w:b/>
-          <w:bCs/>
-        </w:rPr>
+      <w:r>
+        <w:rPr>
+          <w:rFonts w:hint="eastAsia"/>
+        </w:rPr>
+        <w:t>，实现了</w:t>
+      </w:r>
+      <w:r>
         <w:t>更高效的压缩循环</w:t>
       </w:r>
       <w:r>
-        <w:rPr>
-          <w:b/>
-          <w:bCs/>
-        </w:rPr>
-        <w:t>​</w:t>
-      </w:r>
-      <w:r>
-        <w:t>​</w:t>
-      </w:r>
-      <w:r>
-        <w:t>：</w:t>
-      </w:r>
-    </w:p>
-    <w:p>
-      <w:pPr>
-        <w:numPr>
-          <w:ilvl w:val="1"/>
-          <w:numId w:val="6"/>
-        </w:numPr>
-      </w:pPr>
+        <w:t>​​</w:t>
+      </w:r>
+      <w:r>
+        <w:rPr>
+          <w:rFonts w:hint="eastAsia"/>
+        </w:rPr>
+        <w:t>，</w:t>
+      </w:r>
       <w:r>
         <w:t>简化工作变量更新路径</w:t>
       </w:r>
-    </w:p>
-    <w:p>
-      <w:pPr>
-        <w:numPr>
-          <w:ilvl w:val="1"/>
-          <w:numId w:val="6"/>
-        </w:numPr>
-      </w:pPr>
+      <w:r>
+        <w:rPr>
+          <w:rFonts w:hint="eastAsia"/>
+        </w:rPr>
+        <w:t>，</w:t>
+      </w:r>
       <w:r>
         <w:t>重写为线性内存操作</w:t>
+      </w:r>
+      <w:r>
+        <w:rPr>
+          <w:rFonts w:hint="eastAsia"/>
+        </w:rPr>
+        <w:t>。</w:t>
       </w:r>
     </w:p>
     <w:p>
@@ -642,14 +469,7 @@
           <w:b/>
           <w:bCs/>
         </w:rPr>
-        <w:t xml:space="preserve"> </w:t>
-      </w:r>
-      <w:r>
-        <w:rPr>
-          <w:b/>
-          <w:bCs/>
-        </w:rPr>
-        <w:t xml:space="preserve">(2) </w:t>
+        <w:t xml:space="preserve"> (2) </w:t>
       </w:r>
       <w:r>
         <w:rPr>
@@ -789,25 +609,20 @@
     </w:p>
     <w:p>
       <w:pPr>
-        <w:numPr>
-          <w:ilvl w:val="1"/>
-          <w:numId w:val="7"/>
-        </w:numPr>
+        <w:ind w:firstLine="360"/>
       </w:pPr>
       <w:r>
         <w:t>预期结果：</w:t>
       </w:r>
       <w:r>
-        <w:t>66c7f0f4...</w:t>
-      </w:r>
-    </w:p>
-    <w:p>
-      <w:pPr>
-        <w:numPr>
-          <w:ilvl w:val="1"/>
-          <w:numId w:val="7"/>
-        </w:numPr>
-      </w:pPr>
+        <w:t>66c7f0f4</w:t>
+      </w:r>
+      <w:r>
+        <w:rPr>
+          <w:rFonts w:hint="eastAsia"/>
+        </w:rPr>
+        <w:t>，</w:t>
+      </w:r>
       <w:r>
         <w:t>验证算法正确性</w:t>
       </w:r>
@@ -858,12 +673,10 @@
     </w:p>
     <w:p>
       <w:pPr>
-        <w:numPr>
-          <w:ilvl w:val="1"/>
-          <w:numId w:val="7"/>
-        </w:numPr>
-      </w:pPr>
-      <w:r>
+        <w:ind w:left="360"/>
+      </w:pPr>
+      <w:r>
+        <w:lastRenderedPageBreak/>
         <w:t>测量吞吐量（</w:t>
       </w:r>
       <w:r>
@@ -872,14 +685,12 @@
       <w:r>
         <w:t>）</w:t>
       </w:r>
-    </w:p>
-    <w:p>
-      <w:pPr>
-        <w:numPr>
-          <w:ilvl w:val="1"/>
-          <w:numId w:val="7"/>
-        </w:numPr>
-      </w:pPr>
+      <w:r>
+        <w:rPr>
+          <w:rFonts w:hint="eastAsia"/>
+        </w:rPr>
+        <w:t>，</w:t>
+      </w:r>
       <w:r>
         <w:t>比较优化效果</w:t>
       </w:r>
@@ -1020,7 +831,6 @@
           <w:b/>
           <w:bCs/>
         </w:rPr>
-        <w:lastRenderedPageBreak/>
         <w:t xml:space="preserve">5. </w:t>
       </w:r>
       <w:r>
@@ -1033,6 +843,9 @@
     </w:p>
     <w:p>
       <w:r>
+        <w:rPr>
+          <w:noProof/>
+        </w:rPr>
         <w:drawing>
           <wp:inline distT="0" distB="0" distL="0" distR="0" wp14:anchorId="2FC19736" wp14:editId="0DD04D39">
             <wp:extent cx="5274310" cy="2188210"/>
@@ -1114,6 +927,7 @@
         <w:rPr>
           <w:noProof/>
         </w:rPr>
+        <w:lastRenderedPageBreak/>
         <w:drawing>
           <wp:inline distT="0" distB="0" distL="0" distR="0" wp14:anchorId="3E2B49A7" wp14:editId="66E412E8">
             <wp:extent cx="5274310" cy="2872105"/>
@@ -1153,6 +967,31 @@
     </w:p>
     <w:p>
       <w:pPr>
+        <w:rPr>
+          <w:rFonts w:hint="eastAsia"/>
+        </w:rPr>
+      </w:pPr>
+      <w:r>
+        <w:rPr>
+          <w:rFonts w:hint="eastAsia"/>
+        </w:rPr>
+        <w:t>根据结果显示，优化后的版本提高了</w:t>
+      </w:r>
+      <w:r>
+        <w:rPr>
+          <w:rFonts w:hint="eastAsia"/>
+        </w:rPr>
+        <w:t>SM3</w:t>
+      </w:r>
+      <w:r>
+        <w:rPr>
+          <w:rFonts w:hint="eastAsia"/>
+        </w:rPr>
+        <w:t>的效率。</w:t>
+      </w:r>
+    </w:p>
+    <w:p>
+      <w:pPr>
         <w:pStyle w:val="1"/>
       </w:pPr>
       <w:r>
@@ -1169,30 +1008,8 @@
       </w:r>
     </w:p>
     <w:p>
-      <w:pPr>
-        <w:rPr>
-          <w:b/>
-          <w:bCs/>
-        </w:rPr>
-      </w:pPr>
-      <w:r>
-        <w:rPr>
-          <w:b/>
-          <w:bCs/>
-        </w:rPr>
-        <w:t xml:space="preserve">SM3 </w:t>
-      </w:r>
-      <w:r>
-        <w:rPr>
-          <w:b/>
-          <w:bCs/>
-        </w:rPr>
-        <w:t>长度扩展攻击演示</w:t>
-      </w:r>
-    </w:p>
-    <w:p>
-      <w:r>
-        <w:t>这个程序演示了对</w:t>
+      <w:r>
+        <w:t>程序演示了对</w:t>
       </w:r>
       <w:r>
         <w:t xml:space="preserve"> SM3 </w:t>
@@ -1271,7 +1088,6 @@
         <w:rPr>
           <w:noProof/>
         </w:rPr>
-        <w:lastRenderedPageBreak/>
         <w:drawing>
           <wp:inline distT="0" distB="0" distL="0" distR="0" wp14:anchorId="6DC0C2F9" wp14:editId="1704C14C">
             <wp:extent cx="5274310" cy="1012190"/>
@@ -1313,14 +1129,7 @@
           <w:b/>
           <w:bCs/>
         </w:rPr>
-        <w:t xml:space="preserve"> </w:t>
-      </w:r>
-      <w:r>
-        <w:rPr>
-          <w:b/>
-          <w:bCs/>
-        </w:rPr>
-        <w:t xml:space="preserve">3. </w:t>
+        <w:t xml:space="preserve"> 3. </w:t>
       </w:r>
       <w:r>
         <w:rPr>
@@ -1341,6 +1150,7 @@
         <w:rPr>
           <w:noProof/>
         </w:rPr>
+        <w:lastRenderedPageBreak/>
         <w:drawing>
           <wp:inline distT="0" distB="0" distL="0" distR="0" wp14:anchorId="3EAB6273" wp14:editId="7AD825FE">
             <wp:extent cx="5274310" cy="1572260"/>
@@ -1518,30 +1328,17 @@
     </w:p>
     <w:p>
       <w:r>
-        <w:t>当攻击者知道：</w:t>
-      </w:r>
-    </w:p>
-    <w:p>
-      <w:pPr>
-        <w:numPr>
-          <w:ilvl w:val="0"/>
-          <w:numId w:val="10"/>
-        </w:numPr>
-      </w:pPr>
-      <w:r>
-        <w:t>原始消息的长度</w:t>
+        <w:t>当攻击者知道原始消息的长度</w:t>
       </w:r>
       <w:r>
         <w:t xml:space="preserve"> (secret.size())</w:t>
       </w:r>
-    </w:p>
-    <w:p>
-      <w:pPr>
-        <w:numPr>
-          <w:ilvl w:val="0"/>
-          <w:numId w:val="10"/>
-        </w:numPr>
-      </w:pPr>
+      <w:r>
+        <w:rPr>
+          <w:rFonts w:hint="eastAsia"/>
+        </w:rPr>
+        <w:t>以及</w:t>
+      </w:r>
       <w:r>
         <w:t>原始消息的哈希值</w:t>
       </w:r>
@@ -1551,41 +1348,38 @@
     </w:p>
     <w:p>
       <w:r>
-        <w:t>可以：</w:t>
-      </w:r>
-    </w:p>
-    <w:p>
-      <w:pPr>
-        <w:numPr>
-          <w:ilvl w:val="0"/>
-          <w:numId w:val="11"/>
-        </w:numPr>
-      </w:pPr>
-      <w:r>
-        <w:t>根据原始哈希值恢复内部状态</w:t>
-      </w:r>
-    </w:p>
-    <w:p>
-      <w:pPr>
-        <w:numPr>
-          <w:ilvl w:val="0"/>
-          <w:numId w:val="11"/>
-        </w:numPr>
-      </w:pPr>
+        <w:rPr>
+          <w:rFonts w:hint="eastAsia"/>
+        </w:rPr>
+        <w:t>就</w:t>
+      </w:r>
+      <w:r>
+        <w:t>可以根据原始哈希值恢复内部状态</w:t>
+      </w:r>
+      <w:r>
+        <w:rPr>
+          <w:rFonts w:hint="eastAsia"/>
+        </w:rPr>
+        <w:t>，</w:t>
+      </w:r>
       <w:r>
         <w:t>计算原始消息的填充</w:t>
       </w:r>
-    </w:p>
-    <w:p>
-      <w:pPr>
-        <w:numPr>
-          <w:ilvl w:val="0"/>
-          <w:numId w:val="11"/>
-        </w:numPr>
-      </w:pPr>
+      <w:r>
+        <w:rPr>
+          <w:rFonts w:hint="eastAsia"/>
+        </w:rPr>
+        <w:t>，</w:t>
+      </w:r>
       <w:r>
         <w:t>从恢复的状态开始处理新数据</w:t>
       </w:r>
+      <w:r>
+        <w:rPr>
+          <w:rFonts w:hint="eastAsia"/>
+        </w:rPr>
+        <w:t>。</w:t>
+      </w:r>
     </w:p>
     <w:p>
       <w:pPr>
@@ -1636,7 +1430,6 @@
         <w:rPr>
           <w:noProof/>
         </w:rPr>
-        <w:lastRenderedPageBreak/>
         <w:drawing>
           <wp:inline distT="0" distB="0" distL="0" distR="0" wp14:anchorId="4FF54864" wp14:editId="72146C78">
             <wp:extent cx="5274310" cy="1159510"/>
@@ -1717,6 +1510,7 @@
         <w:rPr>
           <w:noProof/>
         </w:rPr>
+        <w:lastRenderedPageBreak/>
         <w:drawing>
           <wp:inline distT="0" distB="0" distL="0" distR="0" wp14:anchorId="16A31256" wp14:editId="78DAF8DF">
             <wp:extent cx="5274310" cy="2428240"/>
@@ -1879,7 +1673,6 @@
         </w:numPr>
       </w:pPr>
       <w:r>
-        <w:lastRenderedPageBreak/>
         <w:t>添加新数据并计算哈希</w:t>
       </w:r>
     </w:p>
@@ -1970,6 +1763,7 @@
         <w:rPr>
           <w:noProof/>
         </w:rPr>
+        <w:lastRenderedPageBreak/>
         <w:drawing>
           <wp:inline distT="0" distB="0" distL="0" distR="0" wp14:anchorId="5554511A" wp14:editId="52499274">
             <wp:extent cx="5274310" cy="2548890"/>
@@ -2089,50 +1883,36 @@
       </w:r>
     </w:p>
     <w:p>
-      <w:r>
-        <w:t>程序执行时会显示：</w:t>
-      </w:r>
-    </w:p>
-    <w:p>
-      <w:pPr>
-        <w:numPr>
-          <w:ilvl w:val="0"/>
-          <w:numId w:val="14"/>
-        </w:numPr>
-      </w:pPr>
-      <w:r>
-        <w:t>原始消息和哈希值</w:t>
-      </w:r>
-    </w:p>
-    <w:p>
-      <w:pPr>
-        <w:numPr>
-          <w:ilvl w:val="0"/>
-          <w:numId w:val="14"/>
-        </w:numPr>
-      </w:pPr>
+      <w:pPr>
+        <w:ind w:firstLine="420"/>
+      </w:pPr>
+      <w:r>
+        <w:t>程序执行时会显示原始消息和哈希值</w:t>
+      </w:r>
+      <w:r>
+        <w:rPr>
+          <w:rFonts w:hint="eastAsia"/>
+        </w:rPr>
+        <w:t>、</w:t>
+      </w:r>
       <w:r>
         <w:t>扩展消息的正常哈希值</w:t>
       </w:r>
-    </w:p>
-    <w:p>
-      <w:pPr>
-        <w:numPr>
-          <w:ilvl w:val="0"/>
-          <w:numId w:val="14"/>
-        </w:numPr>
-      </w:pPr>
+      <w:r>
+        <w:rPr>
+          <w:rFonts w:hint="eastAsia"/>
+        </w:rPr>
+        <w:t>、</w:t>
+      </w:r>
       <w:r>
         <w:t>攻击生成的哈希值</w:t>
       </w:r>
-    </w:p>
-    <w:p>
-      <w:pPr>
-        <w:numPr>
-          <w:ilvl w:val="0"/>
-          <w:numId w:val="14"/>
-        </w:numPr>
-      </w:pPr>
+      <w:r>
+        <w:rPr>
+          <w:rFonts w:hint="eastAsia"/>
+        </w:rPr>
+        <w:t>以及</w:t>
+      </w:r>
       <w:r>
         <w:t>攻击成功</w:t>
       </w:r>
@@ -2142,8 +1922,17 @@
       <w:r>
         <w:t>失败的验证结果</w:t>
       </w:r>
-    </w:p>
-    <w:p>
+      <w:r>
+        <w:rPr>
+          <w:rFonts w:hint="eastAsia"/>
+        </w:rPr>
+        <w:t>。</w:t>
+      </w:r>
+    </w:p>
+    <w:p>
+      <w:pPr>
+        <w:ind w:firstLine="420"/>
+      </w:pPr>
       <w:r>
         <w:t>这个演示证实了</w:t>
       </w:r>
@@ -2198,7 +1987,6 @@
         <w:rPr>
           <w:noProof/>
         </w:rPr>
-        <w:lastRenderedPageBreak/>
         <w:drawing>
           <wp:inline distT="0" distB="0" distL="0" distR="0" wp14:anchorId="1DB29A99" wp14:editId="5A8CDCA5">
             <wp:extent cx="5274310" cy="1623060"/>
@@ -2285,7 +2073,8 @@
     </w:p>
     <w:p>
       <w:r>
-        <w:t>这段代码实现了一个完整的基于中国商用密码标准</w:t>
+        <w:lastRenderedPageBreak/>
+        <w:t>代码实现了一个完整的基于中国商用密码标准</w:t>
       </w:r>
       <w:r>
         <w:t>SM3</w:t>
@@ -2336,6 +2125,9 @@
         </w:rPr>
         <w:t>哈希算法实现</w:t>
       </w:r>
+      <w:r>
+        <w:t xml:space="preserve"> </w:t>
+      </w:r>
     </w:p>
     <w:p>
       <w:r>
@@ -2353,7 +2145,7 @@
           <w:b/>
           <w:bCs/>
         </w:rPr>
-        <w:t>关键特性</w:t>
+        <w:t>核心方法</w:t>
       </w:r>
       <w:r>
         <w:rPr>
@@ -2371,78 +2163,7 @@
     </w:p>
     <w:p>
       <w:pPr>
-        <w:numPr>
-          <w:ilvl w:val="0"/>
-          <w:numId w:val="26"/>
-        </w:numPr>
-      </w:pPr>
-      <w:r>
-        <w:t>符合国家标准</w:t>
-      </w:r>
-      <w:r>
-        <w:t>GB/T 32905-2016</w:t>
-      </w:r>
-    </w:p>
-    <w:p>
-      <w:pPr>
-        <w:numPr>
-          <w:ilvl w:val="0"/>
-          <w:numId w:val="26"/>
-        </w:numPr>
-      </w:pPr>
-      <w:r>
-        <w:t>支持流式数据处理（分批处理）</w:t>
-      </w:r>
-    </w:p>
-    <w:p>
-      <w:pPr>
-        <w:numPr>
-          <w:ilvl w:val="0"/>
-          <w:numId w:val="26"/>
-        </w:numPr>
-      </w:pPr>
-      <w:r>
-        <w:t>压缩函数优化</w:t>
-      </w:r>
-    </w:p>
-    <w:p>
-      <w:r>
-        <w:t>​</w:t>
-      </w:r>
-      <w:r>
-        <w:rPr>
-          <w:b/>
-          <w:bCs/>
-        </w:rPr>
-        <w:t>​</w:t>
-      </w:r>
-      <w:r>
-        <w:rPr>
-          <w:b/>
-          <w:bCs/>
-        </w:rPr>
-        <w:t>核心方法</w:t>
-      </w:r>
-      <w:r>
-        <w:rPr>
-          <w:b/>
-          <w:bCs/>
-        </w:rPr>
-        <w:t>​</w:t>
-      </w:r>
-      <w:r>
-        <w:t>​</w:t>
-      </w:r>
-      <w:r>
-        <w:t>：</w:t>
-      </w:r>
-    </w:p>
-    <w:p>
-      <w:pPr>
-        <w:numPr>
-          <w:ilvl w:val="0"/>
-          <w:numId w:val="27"/>
-        </w:numPr>
+        <w:ind w:left="720"/>
       </w:pPr>
       <w:r>
         <w:t>reset()</w:t>
@@ -2453,10 +2174,7 @@
     </w:p>
     <w:p>
       <w:pPr>
-        <w:numPr>
-          <w:ilvl w:val="0"/>
-          <w:numId w:val="27"/>
-        </w:numPr>
+        <w:ind w:left="720"/>
       </w:pPr>
       <w:r>
         <w:t>update()</w:t>
@@ -2467,10 +2185,7 @@
     </w:p>
     <w:p>
       <w:pPr>
-        <w:numPr>
-          <w:ilvl w:val="0"/>
-          <w:numId w:val="27"/>
-        </w:numPr>
+        <w:ind w:left="720"/>
       </w:pPr>
       <w:r>
         <w:t>finalize()</w:t>
@@ -2481,10 +2196,7 @@
     </w:p>
     <w:p>
       <w:pPr>
-        <w:numPr>
-          <w:ilvl w:val="0"/>
-          <w:numId w:val="27"/>
-        </w:numPr>
+        <w:ind w:left="720"/>
       </w:pPr>
       <w:r>
         <w:t>hash()</w:t>
@@ -2565,10 +2277,7 @@
     </w:p>
     <w:p>
       <w:pPr>
-        <w:numPr>
-          <w:ilvl w:val="1"/>
-          <w:numId w:val="28"/>
-        </w:numPr>
+        <w:ind w:left="1440"/>
       </w:pPr>
       <w:r>
         <w:t>遵循</w:t>
@@ -2582,10 +2291,7 @@
     </w:p>
     <w:p>
       <w:pPr>
-        <w:numPr>
-          <w:ilvl w:val="1"/>
-          <w:numId w:val="28"/>
-        </w:numPr>
+        <w:ind w:left="1440"/>
       </w:pPr>
       <w:r>
         <w:t>添加</w:t>
@@ -2646,7 +2352,6 @@
         <w:rPr>
           <w:noProof/>
         </w:rPr>
-        <w:lastRenderedPageBreak/>
         <w:drawing>
           <wp:inline distT="0" distB="0" distL="0" distR="0" wp14:anchorId="7C907DA2" wp14:editId="4E309860">
             <wp:extent cx="5274310" cy="2399030"/>
@@ -2688,14 +2393,7 @@
           <w:b/>
           <w:bCs/>
         </w:rPr>
-        <w:t xml:space="preserve"> </w:t>
-      </w:r>
-      <w:r>
-        <w:rPr>
-          <w:b/>
-          <w:bCs/>
-        </w:rPr>
-        <w:t>2. Merkle</w:t>
+        <w:t xml:space="preserve"> 2. Merkle</w:t>
       </w:r>
       <w:r>
         <w:rPr>
@@ -2742,6 +2440,7 @@
         <w:rPr>
           <w:noProof/>
         </w:rPr>
+        <w:lastRenderedPageBreak/>
         <w:drawing>
           <wp:inline distT="0" distB="0" distL="0" distR="0" wp14:anchorId="43339BDD" wp14:editId="2DEF464D">
             <wp:extent cx="5274310" cy="1316990"/>
@@ -2779,10 +2478,7 @@
         </w:drawing>
       </w:r>
       <w:r>
-        <w:t xml:space="preserve"> </w:t>
-      </w:r>
-      <w:r>
-        <w:t>​</w:t>
+        <w:t xml:space="preserve"> ​</w:t>
       </w:r>
       <w:r>
         <w:rPr>
@@ -2964,7 +2660,6 @@
         <w:rPr>
           <w:noProof/>
         </w:rPr>
-        <w:lastRenderedPageBreak/>
         <w:drawing>
           <wp:inline distT="0" distB="0" distL="0" distR="0" wp14:anchorId="1B9702D3" wp14:editId="0B541B7E">
             <wp:extent cx="5274310" cy="2197100"/>
@@ -3002,9 +2697,13 @@
         </w:drawing>
       </w:r>
       <w:r>
-        <w:t xml:space="preserve"> </w:t>
-      </w:r>
-      <w:r>
+        <w:t xml:space="preserve"> ​</w:t>
+      </w:r>
+      <w:r>
+        <w:rPr>
+          <w:b/>
+          <w:bCs/>
+        </w:rPr>
         <w:t>​</w:t>
       </w:r>
       <w:r>
@@ -3012,40 +2711,33 @@
           <w:b/>
           <w:bCs/>
         </w:rPr>
+        <w:t>验证证明（</w:t>
+      </w:r>
+      <w:r>
+        <w:rPr>
+          <w:b/>
+          <w:bCs/>
+        </w:rPr>
+        <w:t>verify_proof</w:t>
+      </w:r>
+      <w:r>
+        <w:rPr>
+          <w:b/>
+          <w:bCs/>
+        </w:rPr>
+        <w:t>）</w:t>
+      </w:r>
+      <w:r>
+        <w:rPr>
+          <w:b/>
+          <w:bCs/>
+        </w:rPr>
         <w:t>​</w:t>
       </w:r>
       <w:r>
-        <w:rPr>
-          <w:b/>
-          <w:bCs/>
-        </w:rPr>
-        <w:t>验证证明（</w:t>
-      </w:r>
-      <w:r>
-        <w:rPr>
-          <w:b/>
-          <w:bCs/>
-        </w:rPr>
-        <w:t>verify_proof</w:t>
-      </w:r>
-      <w:r>
-        <w:rPr>
-          <w:b/>
-          <w:bCs/>
-        </w:rPr>
-        <w:t>）</w:t>
-      </w:r>
-      <w:r>
-        <w:rPr>
-          <w:b/>
-          <w:bCs/>
-        </w:rPr>
         <w:t>​</w:t>
       </w:r>
       <w:r>
-        <w:t>​</w:t>
-      </w:r>
-      <w:r>
         <w:t>：</w:t>
       </w:r>
     </w:p>
@@ -3060,6 +2752,7 @@
         <w:rPr>
           <w:noProof/>
         </w:rPr>
+        <w:lastRenderedPageBreak/>
         <w:drawing>
           <wp:inline distT="0" distB="0" distL="0" distR="0" wp14:anchorId="771787C7" wp14:editId="5CC0CC43">
             <wp:extent cx="5274310" cy="2626360"/>
@@ -3101,14 +2794,7 @@
           <w:b/>
           <w:bCs/>
         </w:rPr>
-        <w:t xml:space="preserve"> </w:t>
-      </w:r>
-      <w:r>
-        <w:rPr>
-          <w:b/>
-          <w:bCs/>
-        </w:rPr>
-        <w:t xml:space="preserve">3. </w:t>
+        <w:t xml:space="preserve"> 3. </w:t>
       </w:r>
       <w:r>
         <w:rPr>
@@ -3275,7 +2961,6 @@
           <w:b/>
           <w:bCs/>
         </w:rPr>
-        <w:lastRenderedPageBreak/>
         <w:t xml:space="preserve">1. </w:t>
       </w:r>
       <w:r>
@@ -3359,6 +3044,7 @@
           <w:b/>
           <w:bCs/>
         </w:rPr>
+        <w:lastRenderedPageBreak/>
         <w:t xml:space="preserve">2. </w:t>
       </w:r>
       <w:r>
@@ -3571,7 +3257,6 @@
     </w:p>
     <w:p>
       <w:r>
-        <w:lastRenderedPageBreak/>
         <w:t>添加叶子值到索引的映射，加速查找</w:t>
       </w:r>
     </w:p>
@@ -3639,6 +3324,7 @@
         </w:drawing>
       </w:r>
       <w:r>
+        <w:lastRenderedPageBreak/>
         <w:t>预计算证明路径长度，优化证明验证</w:t>
       </w:r>
     </w:p>
@@ -3995,7 +3681,6 @@
         <w:rPr>
           <w:noProof/>
         </w:rPr>
-        <w:lastRenderedPageBreak/>
         <w:drawing>
           <wp:inline distT="0" distB="0" distL="0" distR="0" wp14:anchorId="2A61EBF1" wp14:editId="0799FA8C">
             <wp:extent cx="5274310" cy="2320925"/>
@@ -4036,7 +3721,6 @@
     <w:p>
       <w:pPr>
         <w:rPr>
-          <w:rFonts w:hint="eastAsia"/>
           <w:b/>
           <w:bCs/>
         </w:rPr>
@@ -4045,6 +3729,7 @@
         <w:rPr>
           <w:noProof/>
         </w:rPr>
+        <w:lastRenderedPageBreak/>
         <w:drawing>
           <wp:inline distT="0" distB="0" distL="0" distR="0" wp14:anchorId="2FF11DFE" wp14:editId="5830B95C">
             <wp:extent cx="5274310" cy="2431415"/>
@@ -4080,6 +3765,67 @@
             </a:graphic>
           </wp:inline>
         </w:drawing>
+      </w:r>
+    </w:p>
+    <w:p>
+      <w:pPr>
+        <w:rPr>
+          <w:rFonts w:hint="eastAsia"/>
+        </w:rPr>
+      </w:pPr>
+      <w:r>
+        <w:rPr>
+          <w:rFonts w:hint="eastAsia"/>
+        </w:rPr>
+        <w:t>根据结果，</w:t>
+      </w:r>
+      <w:r>
+        <w:rPr>
+          <w:rFonts w:hint="eastAsia"/>
+        </w:rPr>
+        <w:t>代码成功</w:t>
+      </w:r>
+      <w:r>
+        <w:rPr>
+          <w:rFonts w:hint="eastAsia"/>
+        </w:rPr>
+        <w:t>根据</w:t>
+      </w:r>
+      <w:r>
+        <w:rPr>
+          <w:rFonts w:hint="eastAsia"/>
+        </w:rPr>
+        <w:t>RFC6962</w:t>
+      </w:r>
+      <w:r>
+        <w:rPr>
+          <w:rFonts w:hint="eastAsia"/>
+        </w:rPr>
+        <w:t>构建</w:t>
+      </w:r>
+      <w:r>
+        <w:rPr>
+          <w:rFonts w:hint="eastAsia"/>
+        </w:rPr>
+        <w:t>Merkle</w:t>
+      </w:r>
+      <w:r>
+        <w:rPr>
+          <w:rFonts w:hint="eastAsia"/>
+        </w:rPr>
+        <w:t>树（</w:t>
+      </w:r>
+      <w:r>
+        <w:rPr>
+          <w:rFonts w:hint="eastAsia"/>
+        </w:rPr>
+        <w:t>10w</w:t>
+      </w:r>
+      <w:r>
+        <w:rPr>
+          <w:rFonts w:hint="eastAsia"/>
+        </w:rPr>
+        <w:t>叶子节点），并构建叶子的存在性证明和不存在性证明</w:t>
       </w:r>
     </w:p>
     <w:sectPr>
@@ -8967,6 +8713,7 @@
   <w:style w:type="character" w:default="1" w:styleId="a0">
     <w:name w:val="Default Paragraph Font"/>
     <w:uiPriority w:val="1"/>
+    <w:semiHidden/>
     <w:unhideWhenUsed/>
   </w:style>
   <w:style w:type="table" w:default="1" w:styleId="a1">

--- a/Project4/说明文档.docx
+++ b/Project4/说明文档.docx
@@ -4,12 +4,195 @@
   <w:body>
     <w:p>
       <w:pPr>
+        <w:jc w:val="center"/>
+      </w:pPr>
+      <w:r>
+        <w:rPr>
+          <w:rFonts w:hint="eastAsia"/>
+        </w:rPr>
+        <w:t xml:space="preserve">   </w:t>
+      </w:r>
+      <w:r>
+        <w:rPr>
+          <w:noProof/>
+        </w:rPr>
+        <w:drawing>
+          <wp:inline distT="0" distB="0" distL="0" distR="0" wp14:anchorId="12CEBC29" wp14:editId="20153382">
+            <wp:extent cx="3250194" cy="3765550"/>
+            <wp:effectExtent l="0" t="0" r="7620" b="6350"/>
+            <wp:docPr id="1231555210" name="图片 1"/>
+            <wp:cNvGraphicFramePr>
+              <a:graphicFrameLocks xmlns:a="http://schemas.openxmlformats.org/drawingml/2006/main" noChangeAspect="1"/>
+            </wp:cNvGraphicFramePr>
+            <a:graphic xmlns:a="http://schemas.openxmlformats.org/drawingml/2006/main">
+              <a:graphicData uri="http://schemas.openxmlformats.org/drawingml/2006/picture">
+                <pic:pic xmlns:pic="http://schemas.openxmlformats.org/drawingml/2006/picture">
+                  <pic:nvPicPr>
+                    <pic:cNvPr id="0" name="Picture 1"/>
+                    <pic:cNvPicPr>
+                      <a:picLocks noChangeAspect="1" noChangeArrowheads="1"/>
+                    </pic:cNvPicPr>
+                  </pic:nvPicPr>
+                  <pic:blipFill rotWithShape="1">
+                    <a:blip r:embed="rId8" cstate="print">
+                      <a:extLst>
+                        <a:ext uri="{28A0092B-C50C-407E-A947-70E740481C1C}">
+                          <a14:useLocalDpi xmlns:a14="http://schemas.microsoft.com/office/drawing/2010/main" val="0"/>
+                        </a:ext>
+                      </a:extLst>
+                    </a:blip>
+                    <a:srcRect l="12188" r="7816"/>
+                    <a:stretch/>
+                  </pic:blipFill>
+                  <pic:spPr bwMode="auto">
+                    <a:xfrm>
+                      <a:off x="0" y="0"/>
+                      <a:ext cx="3250518" cy="3765925"/>
+                    </a:xfrm>
+                    <a:prstGeom prst="rect">
+                      <a:avLst/>
+                    </a:prstGeom>
+                    <a:noFill/>
+                    <a:ln>
+                      <a:noFill/>
+                    </a:ln>
+                    <a:extLst>
+                      <a:ext uri="{53640926-AAD7-44D8-BBD7-CCE9431645EC}">
+                        <a14:shadowObscured xmlns:a14="http://schemas.microsoft.com/office/drawing/2010/main"/>
+                      </a:ext>
+                    </a:extLst>
+                  </pic:spPr>
+                </pic:pic>
+              </a:graphicData>
+            </a:graphic>
+          </wp:inline>
+        </w:drawing>
+      </w:r>
+    </w:p>
+    <w:p>
+      <w:pPr>
+        <w:jc w:val="center"/>
+        <w:rPr>
+          <w:b/>
+          <w:bCs/>
+          <w:sz w:val="56"/>
+          <w:szCs w:val="56"/>
+        </w:rPr>
+      </w:pPr>
+      <w:r>
+        <w:rPr>
+          <w:rFonts w:hint="eastAsia"/>
+          <w:b/>
+          <w:bCs/>
+          <w:sz w:val="56"/>
+          <w:szCs w:val="56"/>
+        </w:rPr>
+        <w:t>Project4</w:t>
+      </w:r>
+    </w:p>
+    <w:p>
+      <w:pPr>
+        <w:jc w:val="center"/>
+        <w:rPr>
+          <w:b/>
+          <w:bCs/>
+          <w:sz w:val="56"/>
+          <w:szCs w:val="56"/>
+        </w:rPr>
+      </w:pPr>
+      <w:r>
+        <w:rPr>
+          <w:rFonts w:hint="eastAsia"/>
+          <w:b/>
+          <w:bCs/>
+          <w:sz w:val="56"/>
+          <w:szCs w:val="56"/>
+        </w:rPr>
+        <w:t>说明文档</w:t>
+      </w:r>
+    </w:p>
+    <w:p>
+      <w:pPr>
+        <w:jc w:val="center"/>
+      </w:pPr>
+    </w:p>
+    <w:p>
+      <w:pPr>
+        <w:jc w:val="center"/>
+        <w:rPr>
+          <w:b/>
+          <w:bCs/>
+          <w:sz w:val="48"/>
+          <w:szCs w:val="48"/>
+        </w:rPr>
+      </w:pPr>
+    </w:p>
+    <w:p>
+      <w:pPr>
+        <w:jc w:val="center"/>
+        <w:rPr>
+          <w:b/>
+          <w:bCs/>
+          <w:sz w:val="48"/>
+          <w:szCs w:val="48"/>
+        </w:rPr>
+      </w:pPr>
+    </w:p>
+    <w:p>
+      <w:pPr>
+        <w:jc w:val="center"/>
+        <w:rPr>
+          <w:b/>
+          <w:bCs/>
+          <w:sz w:val="48"/>
+          <w:szCs w:val="48"/>
+        </w:rPr>
+      </w:pPr>
+    </w:p>
+    <w:p>
+      <w:pPr>
+        <w:jc w:val="center"/>
+        <w:rPr>
+          <w:sz w:val="44"/>
+          <w:szCs w:val="44"/>
+        </w:rPr>
+      </w:pPr>
+      <w:r>
+        <w:rPr>
+          <w:rFonts w:hint="eastAsia"/>
+          <w:sz w:val="44"/>
+          <w:szCs w:val="44"/>
+        </w:rPr>
+        <w:t>郎泓森</w:t>
+      </w:r>
+    </w:p>
+    <w:p>
+      <w:pPr>
+        <w:jc w:val="center"/>
+        <w:rPr>
+          <w:sz w:val="44"/>
+          <w:szCs w:val="44"/>
+        </w:rPr>
+      </w:pPr>
+      <w:r>
+        <w:rPr>
+          <w:rFonts w:hint="eastAsia"/>
+          <w:sz w:val="44"/>
+          <w:szCs w:val="44"/>
+        </w:rPr>
+        <w:t>202200460010</w:t>
+      </w:r>
+    </w:p>
+    <w:p/>
+    <w:p>
+      <w:pPr>
         <w:pStyle w:val="1"/>
       </w:pPr>
       <w:r>
         <w:rPr>
           <w:rFonts w:hint="eastAsia"/>
         </w:rPr>
+        <w:lastRenderedPageBreak/>
         <w:t>SM3</w:t>
       </w:r>
       <w:r>
@@ -371,6 +554,528 @@
           <w:rFonts w:hint="eastAsia"/>
         </w:rPr>
         <w:t>。</w:t>
+      </w:r>
+    </w:p>
+    <w:p>
+      <w:pPr>
+        <w:rPr>
+          <w:b/>
+          <w:bCs/>
+        </w:rPr>
+      </w:pPr>
+      <w:r>
+        <w:rPr>
+          <w:rFonts w:hint="eastAsia"/>
+          <w:b/>
+          <w:bCs/>
+        </w:rPr>
+        <w:t>消息扩展阶段的优化</w:t>
+      </w:r>
+      <w:r>
+        <w:rPr>
+          <w:rFonts w:cs="Times New Roman"/>
+          <w:b/>
+          <w:bCs/>
+        </w:rPr>
+        <w:t>​​</w:t>
+      </w:r>
+    </w:p>
+    <w:p>
+      <w:r>
+        <w:rPr>
+          <w:rFonts w:hint="eastAsia"/>
+        </w:rPr>
+        <w:t>基础版本</w:t>
+      </w:r>
+      <w:r>
+        <w:rPr>
+          <w:rFonts w:cs="Times New Roman"/>
+        </w:rPr>
+        <w:t>​​</w:t>
+      </w:r>
+      <w:r>
+        <w:rPr>
+          <w:rFonts w:ascii="宋体" w:hAnsi="宋体" w:cs="宋体" w:hint="eastAsia"/>
+        </w:rPr>
+        <w:t>：使用逐字节移位拼接的方式构造</w:t>
+      </w:r>
+      <w:r>
+        <w:t>32</w:t>
+      </w:r>
+      <w:r>
+        <w:rPr>
+          <w:rFonts w:hint="eastAsia"/>
+        </w:rPr>
+        <w:t>位字（</w:t>
+      </w:r>
+      <w:r>
+        <w:t>4</w:t>
+      </w:r>
+      <w:r>
+        <w:rPr>
+          <w:rFonts w:hint="eastAsia"/>
+        </w:rPr>
+        <w:t>次位移</w:t>
+      </w:r>
+      <w:r>
+        <w:t>+3</w:t>
+      </w:r>
+      <w:r>
+        <w:rPr>
+          <w:rFonts w:hint="eastAsia"/>
+        </w:rPr>
+        <w:t>次位或</w:t>
+      </w:r>
+      <w:r>
+        <w:rPr>
+          <w:rFonts w:hint="eastAsia"/>
+        </w:rPr>
+        <w:t>操</w:t>
+      </w:r>
+      <w:r>
+        <w:rPr>
+          <w:rFonts w:hint="eastAsia"/>
+        </w:rPr>
+        <w:t>作）：</w:t>
+      </w:r>
+    </w:p>
+    <w:p>
+      <w:r>
+        <w:rPr>
+          <w:noProof/>
+        </w:rPr>
+        <w:drawing>
+          <wp:inline distT="0" distB="0" distL="0" distR="0" wp14:anchorId="67E158A7" wp14:editId="56FFA705">
+            <wp:extent cx="5274310" cy="229870"/>
+            <wp:effectExtent l="0" t="0" r="2540" b="0"/>
+            <wp:docPr id="892730268" name="图片 1"/>
+            <wp:cNvGraphicFramePr>
+              <a:graphicFrameLocks xmlns:a="http://schemas.openxmlformats.org/drawingml/2006/main" noChangeAspect="1"/>
+            </wp:cNvGraphicFramePr>
+            <a:graphic xmlns:a="http://schemas.openxmlformats.org/drawingml/2006/main">
+              <a:graphicData uri="http://schemas.openxmlformats.org/drawingml/2006/picture">
+                <pic:pic xmlns:pic="http://schemas.openxmlformats.org/drawingml/2006/picture">
+                  <pic:nvPicPr>
+                    <pic:cNvPr id="892730268" name=""/>
+                    <pic:cNvPicPr/>
+                  </pic:nvPicPr>
+                  <pic:blipFill>
+                    <a:blip r:embed="rId9"/>
+                    <a:stretch>
+                      <a:fillRect/>
+                    </a:stretch>
+                  </pic:blipFill>
+                  <pic:spPr>
+                    <a:xfrm>
+                      <a:off x="0" y="0"/>
+                      <a:ext cx="5274310" cy="229870"/>
+                    </a:xfrm>
+                    <a:prstGeom prst="rect">
+                      <a:avLst/>
+                    </a:prstGeom>
+                  </pic:spPr>
+                </pic:pic>
+              </a:graphicData>
+            </a:graphic>
+          </wp:inline>
+        </w:drawing>
+      </w:r>
+    </w:p>
+    <w:p>
+      <w:r>
+        <w:t>​​</w:t>
+      </w:r>
+      <w:r>
+        <w:rPr>
+          <w:rFonts w:hint="eastAsia"/>
+        </w:rPr>
+        <w:t>优化版本</w:t>
+      </w:r>
+      <w:r>
+        <w:rPr>
+          <w:rFonts w:cs="Times New Roman"/>
+        </w:rPr>
+        <w:t>​​</w:t>
+      </w:r>
+      <w:r>
+        <w:rPr>
+          <w:rFonts w:ascii="宋体" w:hAnsi="宋体" w:cs="宋体" w:hint="eastAsia"/>
+        </w:rPr>
+        <w:t>：通过</w:t>
+      </w:r>
+      <w:r>
+        <w:t>static_cast&lt;uint32&gt;</w:t>
+      </w:r>
+      <w:r>
+        <w:rPr>
+          <w:rFonts w:hint="eastAsia"/>
+        </w:rPr>
+        <w:t>直接转换内存地址，减少位操作次数（仅</w:t>
+      </w:r>
+      <w:r>
+        <w:t>1</w:t>
+      </w:r>
+      <w:r>
+        <w:rPr>
+          <w:rFonts w:hint="eastAsia"/>
+        </w:rPr>
+        <w:t>次类型转换）：</w:t>
+      </w:r>
+    </w:p>
+    <w:p>
+      <w:r>
+        <w:rPr>
+          <w:noProof/>
+        </w:rPr>
+        <w:drawing>
+          <wp:inline distT="0" distB="0" distL="0" distR="0" wp14:anchorId="2538C2A3" wp14:editId="60851541">
+            <wp:extent cx="5274310" cy="962025"/>
+            <wp:effectExtent l="0" t="0" r="2540" b="9525"/>
+            <wp:docPr id="453330869" name="图片 1"/>
+            <wp:cNvGraphicFramePr>
+              <a:graphicFrameLocks xmlns:a="http://schemas.openxmlformats.org/drawingml/2006/main" noChangeAspect="1"/>
+            </wp:cNvGraphicFramePr>
+            <a:graphic xmlns:a="http://schemas.openxmlformats.org/drawingml/2006/main">
+              <a:graphicData uri="http://schemas.openxmlformats.org/drawingml/2006/picture">
+                <pic:pic xmlns:pic="http://schemas.openxmlformats.org/drawingml/2006/picture">
+                  <pic:nvPicPr>
+                    <pic:cNvPr id="453330869" name=""/>
+                    <pic:cNvPicPr/>
+                  </pic:nvPicPr>
+                  <pic:blipFill>
+                    <a:blip r:embed="rId10"/>
+                    <a:stretch>
+                      <a:fillRect/>
+                    </a:stretch>
+                  </pic:blipFill>
+                  <pic:spPr>
+                    <a:xfrm>
+                      <a:off x="0" y="0"/>
+                      <a:ext cx="5274310" cy="962025"/>
+                    </a:xfrm>
+                    <a:prstGeom prst="rect">
+                      <a:avLst/>
+                    </a:prstGeom>
+                  </pic:spPr>
+                </pic:pic>
+              </a:graphicData>
+            </a:graphic>
+          </wp:inline>
+        </w:drawing>
+      </w:r>
+    </w:p>
+    <w:p>
+      <w:pPr>
+        <w:rPr>
+          <w:b/>
+          <w:bCs/>
+        </w:rPr>
+      </w:pPr>
+      <w:r>
+        <w:rPr>
+          <w:rFonts w:hint="eastAsia"/>
+          <w:b/>
+          <w:bCs/>
+        </w:rPr>
+        <w:t>压缩函数的寄存器优化</w:t>
+      </w:r>
+      <w:r>
+        <w:rPr>
+          <w:rFonts w:cs="Times New Roman"/>
+          <w:b/>
+          <w:bCs/>
+        </w:rPr>
+        <w:t>​​</w:t>
+      </w:r>
+    </w:p>
+    <w:p>
+      <w:r>
+        <w:t>​​</w:t>
+      </w:r>
+      <w:r>
+        <w:rPr>
+          <w:rFonts w:hint="eastAsia"/>
+        </w:rPr>
+        <w:t>基础版本</w:t>
+      </w:r>
+      <w:r>
+        <w:rPr>
+          <w:rFonts w:cs="Times New Roman"/>
+        </w:rPr>
+        <w:t>​​</w:t>
+      </w:r>
+      <w:r>
+        <w:rPr>
+          <w:rFonts w:ascii="宋体" w:hAnsi="宋体" w:cs="宋体" w:hint="eastAsia"/>
+        </w:rPr>
+        <w:t>：将状态变量</w:t>
+      </w:r>
+      <w:r>
+        <w:t>A-H</w:t>
+      </w:r>
+      <w:r>
+        <w:rPr>
+          <w:rFonts w:hint="eastAsia"/>
+        </w:rPr>
+        <w:t>从类成员数组复制到局部变量，每次压缩需额外内存访问</w:t>
+      </w:r>
+    </w:p>
+    <w:p>
+      <w:r>
+        <w:rPr>
+          <w:noProof/>
+        </w:rPr>
+        <w:lastRenderedPageBreak/>
+        <w:drawing>
+          <wp:inline distT="0" distB="0" distL="0" distR="0" wp14:anchorId="5CA4FFEE" wp14:editId="754895C1">
+            <wp:extent cx="4272643" cy="380145"/>
+            <wp:effectExtent l="0" t="0" r="0" b="1270"/>
+            <wp:docPr id="1524025462" name="图片 1"/>
+            <wp:cNvGraphicFramePr>
+              <a:graphicFrameLocks xmlns:a="http://schemas.openxmlformats.org/drawingml/2006/main" noChangeAspect="1"/>
+            </wp:cNvGraphicFramePr>
+            <a:graphic xmlns:a="http://schemas.openxmlformats.org/drawingml/2006/main">
+              <a:graphicData uri="http://schemas.openxmlformats.org/drawingml/2006/picture">
+                <pic:pic xmlns:pic="http://schemas.openxmlformats.org/drawingml/2006/picture">
+                  <pic:nvPicPr>
+                    <pic:cNvPr id="1524025462" name=""/>
+                    <pic:cNvPicPr/>
+                  </pic:nvPicPr>
+                  <pic:blipFill>
+                    <a:blip r:embed="rId11"/>
+                    <a:stretch>
+                      <a:fillRect/>
+                    </a:stretch>
+                  </pic:blipFill>
+                  <pic:spPr>
+                    <a:xfrm>
+                      <a:off x="0" y="0"/>
+                      <a:ext cx="4304666" cy="382994"/>
+                    </a:xfrm>
+                    <a:prstGeom prst="rect">
+                      <a:avLst/>
+                    </a:prstGeom>
+                  </pic:spPr>
+                </pic:pic>
+              </a:graphicData>
+            </a:graphic>
+          </wp:inline>
+        </w:drawing>
+      </w:r>
+    </w:p>
+    <w:p>
+      <w:r>
+        <w:rPr>
+          <w:rFonts w:hint="eastAsia"/>
+        </w:rPr>
+        <w:t>优化版本</w:t>
+      </w:r>
+      <w:r>
+        <w:rPr>
+          <w:rFonts w:cs="Times New Roman"/>
+        </w:rPr>
+        <w:t>​​</w:t>
+      </w:r>
+      <w:r>
+        <w:rPr>
+          <w:rFonts w:ascii="宋体" w:hAnsi="宋体" w:cs="宋体" w:hint="eastAsia"/>
+        </w:rPr>
+        <w:t>：直接使用局部变量参与</w:t>
+      </w:r>
+      <w:r>
+        <w:t>64</w:t>
+      </w:r>
+      <w:r>
+        <w:rPr>
+          <w:rFonts w:hint="eastAsia"/>
+        </w:rPr>
+        <w:t>轮迭代计算，避免频繁访问类成员数组：</w:t>
+      </w:r>
+    </w:p>
+    <w:p>
+      <w:r>
+        <w:rPr>
+          <w:noProof/>
+        </w:rPr>
+        <w:drawing>
+          <wp:inline distT="0" distB="0" distL="0" distR="0" wp14:anchorId="75419709" wp14:editId="299B9CE3">
+            <wp:extent cx="5274310" cy="360680"/>
+            <wp:effectExtent l="0" t="0" r="2540" b="1270"/>
+            <wp:docPr id="1910905983" name="图片 1"/>
+            <wp:cNvGraphicFramePr>
+              <a:graphicFrameLocks xmlns:a="http://schemas.openxmlformats.org/drawingml/2006/main" noChangeAspect="1"/>
+            </wp:cNvGraphicFramePr>
+            <a:graphic xmlns:a="http://schemas.openxmlformats.org/drawingml/2006/main">
+              <a:graphicData uri="http://schemas.openxmlformats.org/drawingml/2006/picture">
+                <pic:pic xmlns:pic="http://schemas.openxmlformats.org/drawingml/2006/picture">
+                  <pic:nvPicPr>
+                    <pic:cNvPr id="1910905983" name=""/>
+                    <pic:cNvPicPr/>
+                  </pic:nvPicPr>
+                  <pic:blipFill>
+                    <a:blip r:embed="rId12"/>
+                    <a:stretch>
+                      <a:fillRect/>
+                    </a:stretch>
+                  </pic:blipFill>
+                  <pic:spPr>
+                    <a:xfrm>
+                      <a:off x="0" y="0"/>
+                      <a:ext cx="5274310" cy="360680"/>
+                    </a:xfrm>
+                    <a:prstGeom prst="rect">
+                      <a:avLst/>
+                    </a:prstGeom>
+                  </pic:spPr>
+                </pic:pic>
+              </a:graphicData>
+            </a:graphic>
+          </wp:inline>
+        </w:drawing>
+      </w:r>
+    </w:p>
+    <w:p>
+      <w:pPr>
+        <w:rPr>
+          <w:b/>
+          <w:bCs/>
+        </w:rPr>
+      </w:pPr>
+      <w:r>
+        <w:rPr>
+          <w:rFonts w:hint="eastAsia"/>
+          <w:b/>
+          <w:bCs/>
+        </w:rPr>
+        <w:t>循环逻辑的简化</w:t>
+      </w:r>
+      <w:r>
+        <w:rPr>
+          <w:rFonts w:cs="Times New Roman"/>
+          <w:b/>
+          <w:bCs/>
+        </w:rPr>
+        <w:t>​​</w:t>
+      </w:r>
+    </w:p>
+    <w:p>
+      <w:r>
+        <w:rPr>
+          <w:rFonts w:hint="eastAsia"/>
+        </w:rPr>
+        <w:t>优化版本移除了冗余的临时变量（如</w:t>
+      </w:r>
+      <w:r>
+        <w:rPr>
+          <w:rFonts w:hint="eastAsia"/>
+        </w:rPr>
+        <w:t>T_shift</w:t>
+      </w:r>
+      <w:r>
+        <w:rPr>
+          <w:rFonts w:hint="eastAsia"/>
+        </w:rPr>
+        <w:t>），直接内联计算：</w:t>
+      </w:r>
+    </w:p>
+    <w:p>
+      <w:r>
+        <w:rPr>
+          <w:noProof/>
+        </w:rPr>
+        <w:drawing>
+          <wp:inline distT="0" distB="0" distL="0" distR="0" wp14:anchorId="047FCCA5" wp14:editId="5449C0DA">
+            <wp:extent cx="5274310" cy="382905"/>
+            <wp:effectExtent l="0" t="0" r="2540" b="0"/>
+            <wp:docPr id="1392444233" name="图片 1"/>
+            <wp:cNvGraphicFramePr>
+              <a:graphicFrameLocks xmlns:a="http://schemas.openxmlformats.org/drawingml/2006/main" noChangeAspect="1"/>
+            </wp:cNvGraphicFramePr>
+            <a:graphic xmlns:a="http://schemas.openxmlformats.org/drawingml/2006/main">
+              <a:graphicData uri="http://schemas.openxmlformats.org/drawingml/2006/picture">
+                <pic:pic xmlns:pic="http://schemas.openxmlformats.org/drawingml/2006/picture">
+                  <pic:nvPicPr>
+                    <pic:cNvPr id="1392444233" name=""/>
+                    <pic:cNvPicPr/>
+                  </pic:nvPicPr>
+                  <pic:blipFill>
+                    <a:blip r:embed="rId13"/>
+                    <a:stretch>
+                      <a:fillRect/>
+                    </a:stretch>
+                  </pic:blipFill>
+                  <pic:spPr>
+                    <a:xfrm>
+                      <a:off x="0" y="0"/>
+                      <a:ext cx="5274310" cy="382905"/>
+                    </a:xfrm>
+                    <a:prstGeom prst="rect">
+                      <a:avLst/>
+                    </a:prstGeom>
+                  </pic:spPr>
+                </pic:pic>
+              </a:graphicData>
+            </a:graphic>
+          </wp:inline>
+        </w:drawing>
+      </w:r>
+    </w:p>
+    <w:p>
+      <w:r>
+        <w:t>替代基础版本的分步计算</w:t>
+      </w:r>
+      <w:r>
+        <w:rPr>
+          <w:rFonts w:hint="eastAsia"/>
+        </w:rPr>
+        <w:t>：</w:t>
+      </w:r>
+    </w:p>
+    <w:p>
+      <w:pPr>
+        <w:rPr>
+          <w:rFonts w:hint="eastAsia"/>
+        </w:rPr>
+      </w:pPr>
+      <w:r>
+        <w:rPr>
+          <w:noProof/>
+        </w:rPr>
+        <w:drawing>
+          <wp:inline distT="0" distB="0" distL="0" distR="0" wp14:anchorId="6C3CB4A9" wp14:editId="13508E0E">
+            <wp:extent cx="5274310" cy="488315"/>
+            <wp:effectExtent l="0" t="0" r="2540" b="6985"/>
+            <wp:docPr id="2082201416" name="图片 1"/>
+            <wp:cNvGraphicFramePr>
+              <a:graphicFrameLocks xmlns:a="http://schemas.openxmlformats.org/drawingml/2006/main" noChangeAspect="1"/>
+            </wp:cNvGraphicFramePr>
+            <a:graphic xmlns:a="http://schemas.openxmlformats.org/drawingml/2006/main">
+              <a:graphicData uri="http://schemas.openxmlformats.org/drawingml/2006/picture">
+                <pic:pic xmlns:pic="http://schemas.openxmlformats.org/drawingml/2006/picture">
+                  <pic:nvPicPr>
+                    <pic:cNvPr id="2082201416" name=""/>
+                    <pic:cNvPicPr/>
+                  </pic:nvPicPr>
+                  <pic:blipFill>
+                    <a:blip r:embed="rId14"/>
+                    <a:stretch>
+                      <a:fillRect/>
+                    </a:stretch>
+                  </pic:blipFill>
+                  <pic:spPr>
+                    <a:xfrm>
+                      <a:off x="0" y="0"/>
+                      <a:ext cx="5274310" cy="488315"/>
+                    </a:xfrm>
+                    <a:prstGeom prst="rect">
+                      <a:avLst/>
+                    </a:prstGeom>
+                  </pic:spPr>
+                </pic:pic>
+              </a:graphicData>
+            </a:graphic>
+          </wp:inline>
+        </w:drawing>
       </w:r>
     </w:p>
     <w:p>
@@ -444,7 +1149,7 @@
                     <pic:cNvPicPr/>
                   </pic:nvPicPr>
                   <pic:blipFill>
-                    <a:blip r:embed="rId8"/>
+                    <a:blip r:embed="rId15"/>
                     <a:stretch>
                       <a:fillRect/>
                     </a:stretch>
@@ -506,7 +1211,7 @@
                     <pic:cNvPicPr/>
                   </pic:nvPicPr>
                   <pic:blipFill>
-                    <a:blip r:embed="rId9"/>
+                    <a:blip r:embed="rId16"/>
                     <a:stretch>
                       <a:fillRect/>
                     </a:stretch>
@@ -676,58 +1381,58 @@
         <w:ind w:left="360"/>
       </w:pPr>
       <w:r>
+        <w:t>测量吞吐量（</w:t>
+      </w:r>
+      <w:r>
+        <w:t>MB/s</w:t>
+      </w:r>
+      <w:r>
+        <w:t>）</w:t>
+      </w:r>
+      <w:r>
+        <w:rPr>
+          <w:rFonts w:hint="eastAsia"/>
+        </w:rPr>
+        <w:t>，</w:t>
+      </w:r>
+      <w:r>
+        <w:t>比较优化效果</w:t>
+      </w:r>
+    </w:p>
+    <w:p>
+      <w:pPr>
+        <w:rPr>
+          <w:b/>
+          <w:bCs/>
+        </w:rPr>
+      </w:pPr>
+      <w:r>
+        <w:rPr>
+          <w:b/>
+          <w:bCs/>
+        </w:rPr>
+        <w:t xml:space="preserve">(2) </w:t>
+      </w:r>
+      <w:r>
+        <w:rPr>
+          <w:b/>
+          <w:bCs/>
+        </w:rPr>
+        <w:t>测试函数模板</w:t>
+      </w:r>
+    </w:p>
+    <w:p>
+      <w:pPr>
+        <w:rPr>
+          <w:b/>
+          <w:bCs/>
+        </w:rPr>
+      </w:pPr>
+      <w:r>
+        <w:rPr>
+          <w:noProof/>
+        </w:rPr>
         <w:lastRenderedPageBreak/>
-        <w:t>测量吞吐量（</w:t>
-      </w:r>
-      <w:r>
-        <w:t>MB/s</w:t>
-      </w:r>
-      <w:r>
-        <w:t>）</w:t>
-      </w:r>
-      <w:r>
-        <w:rPr>
-          <w:rFonts w:hint="eastAsia"/>
-        </w:rPr>
-        <w:t>，</w:t>
-      </w:r>
-      <w:r>
-        <w:t>比较优化效果</w:t>
-      </w:r>
-    </w:p>
-    <w:p>
-      <w:pPr>
-        <w:rPr>
-          <w:b/>
-          <w:bCs/>
-        </w:rPr>
-      </w:pPr>
-      <w:r>
-        <w:rPr>
-          <w:b/>
-          <w:bCs/>
-        </w:rPr>
-        <w:t xml:space="preserve">(2) </w:t>
-      </w:r>
-      <w:r>
-        <w:rPr>
-          <w:b/>
-          <w:bCs/>
-        </w:rPr>
-        <w:t>测试函数模板</w:t>
-      </w:r>
-    </w:p>
-    <w:p>
-      <w:pPr>
-        <w:rPr>
-          <w:b/>
-          <w:bCs/>
-        </w:rPr>
-      </w:pPr>
-      <w:r>
-        <w:rPr>
-          <w:noProof/>
-        </w:rPr>
         <w:drawing>
           <wp:inline distT="0" distB="0" distL="0" distR="0" wp14:anchorId="3B780E30" wp14:editId="2EDD8F09">
             <wp:extent cx="5274310" cy="1003935"/>
@@ -744,7 +1449,7 @@
                     <pic:cNvPicPr/>
                   </pic:nvPicPr>
                   <pic:blipFill>
-                    <a:blip r:embed="rId10"/>
+                    <a:blip r:embed="rId17"/>
                     <a:stretch>
                       <a:fillRect/>
                     </a:stretch>
@@ -806,7 +1511,7 @@
                     <pic:cNvPicPr/>
                   </pic:nvPicPr>
                   <pic:blipFill>
-                    <a:blip r:embed="rId11"/>
+                    <a:blip r:embed="rId18"/>
                     <a:stretch>
                       <a:fillRect/>
                     </a:stretch>
@@ -862,7 +1567,7 @@
                     <pic:cNvPicPr/>
                   </pic:nvPicPr>
                   <pic:blipFill>
-                    <a:blip r:embed="rId12"/>
+                    <a:blip r:embed="rId19"/>
                     <a:stretch>
                       <a:fillRect/>
                     </a:stretch>
@@ -927,7 +1632,6 @@
         <w:rPr>
           <w:noProof/>
         </w:rPr>
-        <w:lastRenderedPageBreak/>
         <w:drawing>
           <wp:inline distT="0" distB="0" distL="0" distR="0" wp14:anchorId="3E2B49A7" wp14:editId="66E412E8">
             <wp:extent cx="5274310" cy="2872105"/>
@@ -944,7 +1648,7 @@
                     <pic:cNvPicPr/>
                   </pic:nvPicPr>
                   <pic:blipFill>
-                    <a:blip r:embed="rId13"/>
+                    <a:blip r:embed="rId20"/>
                     <a:stretch>
                       <a:fillRect/>
                     </a:stretch>
@@ -967,15 +1671,26 @@
     </w:p>
     <w:p>
       <w:pPr>
-        <w:rPr>
-          <w:rFonts w:hint="eastAsia"/>
-        </w:rPr>
-      </w:pPr>
-      <w:r>
-        <w:rPr>
-          <w:rFonts w:hint="eastAsia"/>
-        </w:rPr>
-        <w:t>根据结果显示，优化后的版本提高了</w:t>
+        <w:ind w:firstLine="420"/>
+      </w:pPr>
+      <w:r>
+        <w:rPr>
+          <w:rFonts w:hint="eastAsia"/>
+        </w:rPr>
+        <w:lastRenderedPageBreak/>
+        <w:t>根据结果显示，</w:t>
+      </w:r>
+      <w:r>
+        <w:rPr>
+          <w:rFonts w:hint="eastAsia"/>
+        </w:rPr>
+        <w:t>优化后的算法通过正确验证，具有有效性，且</w:t>
+      </w:r>
+      <w:r>
+        <w:rPr>
+          <w:rFonts w:hint="eastAsia"/>
+        </w:rPr>
+        <w:t>优化后的版本提高了</w:t>
       </w:r>
       <w:r>
         <w:rPr>
@@ -1008,6 +1723,9 @@
       </w:r>
     </w:p>
     <w:p>
+      <w:pPr>
+        <w:ind w:firstLine="420"/>
+      </w:pPr>
       <w:r>
         <w:t>程序演示了对</w:t>
       </w:r>
@@ -1104,7 +1822,7 @@
                     <pic:cNvPicPr/>
                   </pic:nvPicPr>
                   <pic:blipFill>
-                    <a:blip r:embed="rId14"/>
+                    <a:blip r:embed="rId21"/>
                     <a:stretch>
                       <a:fillRect/>
                     </a:stretch>
@@ -1150,7 +1868,6 @@
         <w:rPr>
           <w:noProof/>
         </w:rPr>
-        <w:lastRenderedPageBreak/>
         <w:drawing>
           <wp:inline distT="0" distB="0" distL="0" distR="0" wp14:anchorId="3EAB6273" wp14:editId="7AD825FE">
             <wp:extent cx="5274310" cy="1572260"/>
@@ -1167,7 +1884,7 @@
                     <pic:cNvPicPr/>
                   </pic:nvPicPr>
                   <pic:blipFill>
-                    <a:blip r:embed="rId15"/>
+                    <a:blip r:embed="rId22"/>
                     <a:stretch>
                       <a:fillRect/>
                     </a:stretch>
@@ -1327,6 +2044,9 @@
       </w:r>
     </w:p>
     <w:p>
+      <w:pPr>
+        <w:ind w:firstLine="360"/>
+      </w:pPr>
       <w:r>
         <w:t>当攻击者知道原始消息的长度</w:t>
       </w:r>
@@ -1345,8 +2065,6 @@
       <w:r>
         <w:t xml:space="preserve"> (orig_digest)</w:t>
       </w:r>
-    </w:p>
-    <w:p>
       <w:r>
         <w:rPr>
           <w:rFonts w:hint="eastAsia"/>
@@ -1408,6 +2126,7 @@
           <w:b/>
           <w:bCs/>
         </w:rPr>
+        <w:lastRenderedPageBreak/>
         <w:t>第</w:t>
       </w:r>
       <w:r>
@@ -1446,7 +2165,7 @@
                     <pic:cNvPicPr/>
                   </pic:nvPicPr>
                   <pic:blipFill>
-                    <a:blip r:embed="rId16"/>
+                    <a:blip r:embed="rId23"/>
                     <a:stretch>
                       <a:fillRect/>
                     </a:stretch>
@@ -1467,6 +2186,12 @@
         </w:drawing>
       </w:r>
       <w:r>
+        <w:rPr>
+          <w:rFonts w:hint="eastAsia"/>
+        </w:rPr>
+        <w:t>首先计算原始消息的哈希，</w:t>
+      </w:r>
+      <w:r>
         <w:t>这部分生成原始消息</w:t>
       </w:r>
       <w:r>
@@ -1510,7 +2235,6 @@
         <w:rPr>
           <w:noProof/>
         </w:rPr>
-        <w:lastRenderedPageBreak/>
         <w:drawing>
           <wp:inline distT="0" distB="0" distL="0" distR="0" wp14:anchorId="16A31256" wp14:editId="78DAF8DF">
             <wp:extent cx="5274310" cy="2428240"/>
@@ -1527,7 +2251,7 @@
                     <pic:cNvPicPr/>
                   </pic:nvPicPr>
                   <pic:blipFill>
-                    <a:blip r:embed="rId17"/>
+                    <a:blip r:embed="rId24"/>
                     <a:stretch>
                       <a:fillRect/>
                     </a:stretch>
@@ -1564,12 +2288,6 @@
       </w:r>
     </w:p>
     <w:p>
-      <w:pPr>
-        <w:rPr>
-          <w:b/>
-          <w:bCs/>
-        </w:rPr>
-      </w:pPr>
       <w:r>
         <w:rPr>
           <w:b/>
@@ -1613,7 +2331,7 @@
                     <pic:cNvPicPr/>
                   </pic:nvPicPr>
                   <pic:blipFill>
-                    <a:blip r:embed="rId18"/>
+                    <a:blip r:embed="rId25"/>
                     <a:stretch>
                       <a:fillRect/>
                     </a:stretch>
@@ -1636,27 +2354,27 @@
       <w:r>
         <w:t>这是攻击的核心部分：</w:t>
       </w:r>
-    </w:p>
-    <w:p>
-      <w:pPr>
-        <w:numPr>
-          <w:ilvl w:val="0"/>
-          <w:numId w:val="12"/>
-        </w:numPr>
-      </w:pPr>
+      <w:r>
+        <w:rPr>
+          <w:rFonts w:hint="eastAsia"/>
+        </w:rPr>
+        <w:t>首先</w:t>
+      </w:r>
       <w:r>
         <w:t>将原始哈希值还原为内部状态</w:t>
       </w:r>
-    </w:p>
-    <w:p>
-      <w:pPr>
-        <w:numPr>
-          <w:ilvl w:val="0"/>
-          <w:numId w:val="12"/>
-        </w:numPr>
-      </w:pPr>
-      <w:r>
-        <w:t>设置新状态和原始消息</w:t>
+      <w:r>
+        <w:rPr>
+          <w:rFonts w:hint="eastAsia"/>
+        </w:rPr>
+        <w:t>，然后</w:t>
+      </w:r>
+      <w:r>
+        <w:t>设置新状态和</w:t>
+      </w:r>
+      <w:r>
+        <w:lastRenderedPageBreak/>
+        <w:t>原始消息</w:t>
       </w:r>
       <w:r>
         <w:t>+</w:t>
@@ -1664,16 +2382,20 @@
       <w:r>
         <w:t>填充的总长度</w:t>
       </w:r>
-    </w:p>
-    <w:p>
-      <w:pPr>
-        <w:numPr>
-          <w:ilvl w:val="0"/>
-          <w:numId w:val="12"/>
-        </w:numPr>
-      </w:pPr>
+      <w:r>
+        <w:rPr>
+          <w:rFonts w:hint="eastAsia"/>
+        </w:rPr>
+        <w:t>，最后</w:t>
+      </w:r>
       <w:r>
         <w:t>添加新数据并计算哈希</w:t>
+      </w:r>
+      <w:r>
+        <w:rPr>
+          <w:rFonts w:hint="eastAsia"/>
+        </w:rPr>
+        <w:t>。</w:t>
       </w:r>
     </w:p>
     <w:p>
@@ -1712,7 +2434,7 @@
                     <pic:cNvPicPr/>
                   </pic:nvPicPr>
                   <pic:blipFill>
-                    <a:blip r:embed="rId19"/>
+                    <a:blip r:embed="rId26"/>
                     <a:stretch>
                       <a:fillRect/>
                     </a:stretch>
@@ -1763,7 +2485,6 @@
         <w:rPr>
           <w:noProof/>
         </w:rPr>
-        <w:lastRenderedPageBreak/>
         <w:drawing>
           <wp:inline distT="0" distB="0" distL="0" distR="0" wp14:anchorId="5554511A" wp14:editId="52499274">
             <wp:extent cx="5274310" cy="2548890"/>
@@ -1780,7 +2501,7 @@
                     <pic:cNvPicPr/>
                   </pic:nvPicPr>
                   <pic:blipFill>
-                    <a:blip r:embed="rId20"/>
+                    <a:blip r:embed="rId27"/>
                     <a:stretch>
                       <a:fillRect/>
                     </a:stretch>
@@ -1806,10 +2527,7 @@
     </w:p>
     <w:p>
       <w:pPr>
-        <w:numPr>
-          <w:ilvl w:val="0"/>
-          <w:numId w:val="13"/>
-        </w:numPr>
+        <w:ind w:left="720"/>
       </w:pPr>
       <w:r>
         <w:t>添加一个字节</w:t>
@@ -1820,10 +2538,7 @@
     </w:p>
     <w:p>
       <w:pPr>
-        <w:numPr>
-          <w:ilvl w:val="0"/>
-          <w:numId w:val="13"/>
-        </w:numPr>
+        <w:ind w:left="720"/>
       </w:pPr>
       <w:r>
         <w:t>添加零字节直到满足</w:t>
@@ -1846,10 +2561,7 @@
     </w:p>
     <w:p>
       <w:pPr>
-        <w:numPr>
-          <w:ilvl w:val="0"/>
-          <w:numId w:val="13"/>
-        </w:numPr>
+        <w:ind w:left="720"/>
       </w:pPr>
       <w:r>
         <w:t>最后</w:t>
@@ -1987,6 +2699,7 @@
         <w:rPr>
           <w:noProof/>
         </w:rPr>
+        <w:lastRenderedPageBreak/>
         <w:drawing>
           <wp:inline distT="0" distB="0" distL="0" distR="0" wp14:anchorId="1DB29A99" wp14:editId="5A8CDCA5">
             <wp:extent cx="5274310" cy="1623060"/>
@@ -2003,7 +2716,7 @@
                     <pic:cNvPicPr/>
                   </pic:nvPicPr>
                   <pic:blipFill>
-                    <a:blip r:embed="rId21"/>
+                    <a:blip r:embed="rId28"/>
                     <a:stretch>
                       <a:fillRect/>
                     </a:stretch>
@@ -2025,6 +2738,41 @@
       </w:r>
     </w:p>
     <w:p>
+      <w:r>
+        <w:tab/>
+      </w:r>
+      <w:r>
+        <w:rPr>
+          <w:rFonts w:hint="eastAsia"/>
+        </w:rPr>
+        <w:t>根据运行结果可以得知，针对于原始消息</w:t>
+      </w:r>
+      <w:r>
+        <w:rPr>
+          <w:rFonts w:hint="eastAsia"/>
+        </w:rPr>
+        <w:t>secret</w:t>
+      </w:r>
+      <w:r>
+        <w:rPr>
+          <w:rFonts w:hint="eastAsia"/>
+        </w:rPr>
+        <w:t>进行扩展</w:t>
+      </w:r>
+      <w:r>
+        <w:rPr>
+          <w:rFonts w:hint="eastAsia"/>
+        </w:rPr>
+        <w:t>68</w:t>
+      </w:r>
+      <w:r>
+        <w:rPr>
+          <w:rFonts w:hint="eastAsia"/>
+        </w:rPr>
+        <w:t>字节的消息哈希攻击，长度扩展攻击验证成功！</w:t>
+      </w:r>
+    </w:p>
+    <w:p>
       <w:pPr>
         <w:pStyle w:val="1"/>
       </w:pPr>
@@ -2072,286 +2820,239 @@
       </w:r>
     </w:p>
     <w:p>
-      <w:r>
+      <w:pPr>
+        <w:ind w:firstLine="420"/>
+      </w:pPr>
+      <w:r>
+        <w:t>实现一个完整的基于中国商用密码标准</w:t>
+      </w:r>
+      <w:r>
+        <w:t>SM3</w:t>
+      </w:r>
+      <w:r>
+        <w:t>的</w:t>
+      </w:r>
+      <w:r>
+        <w:t>Merkle</w:t>
+      </w:r>
+      <w:r>
+        <w:t>树系统，支持高效的存在性验证和不存在性证明。下面是详细的代码分析：</w:t>
+      </w:r>
+    </w:p>
+    <w:p>
+      <w:pPr>
+        <w:rPr>
+          <w:b/>
+          <w:bCs/>
+        </w:rPr>
+      </w:pPr>
+      <w:r>
+        <w:rPr>
+          <w:b/>
+          <w:bCs/>
+        </w:rPr>
+        <w:t>一、核心组件</w:t>
+      </w:r>
+    </w:p>
+    <w:p>
+      <w:pPr>
+        <w:ind w:firstLine="420"/>
+      </w:pPr>
+      <w:r>
+        <w:t>SM3</w:t>
+      </w:r>
+      <w:r>
+        <w:t>哈希算法实现</w:t>
+      </w:r>
+      <w:r>
+        <w:rPr>
+          <w:rFonts w:hint="eastAsia"/>
+        </w:rPr>
+        <w:t>与以上</w:t>
+      </w:r>
+      <w:r>
+        <w:rPr>
+          <w:rFonts w:hint="eastAsia"/>
+        </w:rPr>
+        <w:t>SM3</w:t>
+      </w:r>
+      <w:r>
+        <w:rPr>
+          <w:rFonts w:hint="eastAsia"/>
+        </w:rPr>
+        <w:t>实现相同，</w:t>
+      </w:r>
+    </w:p>
+    <w:p>
+      <w:r>
+        <w:t>​</w:t>
+      </w:r>
+      <w:r>
+        <w:rPr>
+          <w:b/>
+          <w:bCs/>
+        </w:rPr>
+        <w:t>​</w:t>
+      </w:r>
+      <w:r>
+        <w:rPr>
+          <w:b/>
+          <w:bCs/>
+        </w:rPr>
+        <w:tab/>
+      </w:r>
+      <w:r>
+        <w:t>核心方法</w:t>
+      </w:r>
+      <w:r>
+        <w:rPr>
+          <w:b/>
+          <w:bCs/>
+        </w:rPr>
+        <w:t>​</w:t>
+      </w:r>
+      <w:r>
+        <w:t>​</w:t>
+      </w:r>
+      <w:r>
+        <w:rPr>
+          <w:rFonts w:hint="eastAsia"/>
+        </w:rPr>
+        <w:t>包括</w:t>
+      </w:r>
+    </w:p>
+    <w:p>
+      <w:pPr>
+        <w:ind w:left="720"/>
+      </w:pPr>
+      <w:r>
+        <w:t>reset()</w:t>
+      </w:r>
+      <w:r>
+        <w:t>：重置哈希状态到初始值</w:t>
+      </w:r>
+    </w:p>
+    <w:p>
+      <w:pPr>
+        <w:ind w:left="720"/>
+      </w:pPr>
+      <w:r>
+        <w:t>update()</w:t>
+      </w:r>
+      <w:r>
+        <w:t>：追加处理数据流</w:t>
+      </w:r>
+    </w:p>
+    <w:p>
+      <w:pPr>
+        <w:ind w:left="720"/>
+      </w:pPr>
+      <w:r>
+        <w:t>finalize()</w:t>
+      </w:r>
+      <w:r>
+        <w:t>：完成哈希计算并返回结果</w:t>
+      </w:r>
+    </w:p>
+    <w:p>
+      <w:pPr>
+        <w:ind w:left="720"/>
+      </w:pPr>
+      <w:r>
+        <w:t>hash()</w:t>
+      </w:r>
+      <w:r>
+        <w:t>：静态方法，直接计算哈希</w:t>
+      </w:r>
+    </w:p>
+    <w:p>
+      <w:r>
+        <w:t>消息填充</w:t>
+      </w:r>
+      <w:r>
+        <w:t>​​</w:t>
+      </w:r>
+      <w:r>
+        <w:t>遵循</w:t>
+      </w:r>
+      <w:r>
+        <w:t>SM3</w:t>
+      </w:r>
+      <w:r>
+        <w:t>标准填充规则</w:t>
+      </w:r>
+      <w:r>
+        <w:rPr>
+          <w:rFonts w:hint="eastAsia"/>
+        </w:rPr>
+        <w:t>、</w:t>
+      </w:r>
+      <w:r>
+        <w:t>添加</w:t>
+      </w:r>
+      <w:r>
+        <w:t>0x80</w:t>
+      </w:r>
+      <w:r>
+        <w:t>标记和消息长度信息</w:t>
+      </w:r>
+    </w:p>
+    <w:p>
+      <w:r>
+        <w:rPr>
+          <w:rFonts w:hint="eastAsia"/>
+        </w:rPr>
+        <w:t>compress</w:t>
+      </w:r>
+      <w:r>
+        <w:rPr>
+          <w:rFonts w:hint="eastAsia"/>
+        </w:rPr>
+        <w:t>实现了</w:t>
+      </w:r>
+      <w:r>
+        <w:t>压缩函数</w:t>
+      </w:r>
+      <w:r>
+        <w:rPr>
+          <w:rFonts w:hint="eastAsia"/>
+        </w:rPr>
+        <w:t>，</w:t>
+      </w:r>
+      <w:r>
+        <w:t>​​</w:t>
+      </w:r>
+      <w:r>
+        <w:rPr>
+          <w:rFonts w:hint="eastAsia"/>
+        </w:rPr>
+        <w:t>首先将消息进行扩展，接着进行了</w:t>
+      </w:r>
+      <w:r>
+        <w:rPr>
+          <w:rFonts w:hint="eastAsia"/>
+        </w:rPr>
+        <w:t>64</w:t>
+      </w:r>
+      <w:r>
+        <w:rPr>
+          <w:rFonts w:hint="eastAsia"/>
+        </w:rPr>
+        <w:t>轮迭代处理。</w:t>
+      </w:r>
+    </w:p>
+    <w:p>
+      <w:pPr>
+        <w:rPr>
+          <w:b/>
+          <w:bCs/>
+        </w:rPr>
+      </w:pPr>
+      <w:r>
+        <w:rPr>
+          <w:noProof/>
+        </w:rPr>
         <w:lastRenderedPageBreak/>
-        <w:t>代码实现了一个完整的基于中国商用密码标准</w:t>
-      </w:r>
-      <w:r>
-        <w:t>SM3</w:t>
-      </w:r>
-      <w:r>
-        <w:t>的</w:t>
-      </w:r>
-      <w:r>
-        <w:t>Merkle</w:t>
-      </w:r>
-      <w:r>
-        <w:t>树系统，支持高效的存在性验证和不存在性证明。下面是详细的代码分析：</w:t>
-      </w:r>
-    </w:p>
-    <w:p>
-      <w:pPr>
-        <w:rPr>
-          <w:b/>
-          <w:bCs/>
-        </w:rPr>
-      </w:pPr>
-      <w:r>
-        <w:rPr>
-          <w:b/>
-          <w:bCs/>
-        </w:rPr>
-        <w:t>一、核心组件</w:t>
-      </w:r>
-    </w:p>
-    <w:p>
-      <w:pPr>
-        <w:rPr>
-          <w:b/>
-          <w:bCs/>
-        </w:rPr>
-      </w:pPr>
-      <w:r>
-        <w:rPr>
-          <w:b/>
-          <w:bCs/>
-        </w:rPr>
-        <w:t>1. SM3</w:t>
-      </w:r>
-      <w:r>
-        <w:rPr>
-          <w:b/>
-          <w:bCs/>
-        </w:rPr>
-        <w:t>哈希算法实现</w:t>
-      </w:r>
-      <w:r>
-        <w:t xml:space="preserve"> </w:t>
-      </w:r>
-    </w:p>
-    <w:p>
-      <w:r>
-        <w:t>​</w:t>
-      </w:r>
-      <w:r>
-        <w:rPr>
-          <w:b/>
-          <w:bCs/>
-        </w:rPr>
-        <w:t>​</w:t>
-      </w:r>
-      <w:r>
-        <w:rPr>
-          <w:b/>
-          <w:bCs/>
-        </w:rPr>
-        <w:t>核心方法</w:t>
-      </w:r>
-      <w:r>
-        <w:rPr>
-          <w:b/>
-          <w:bCs/>
-        </w:rPr>
-        <w:t>​</w:t>
-      </w:r>
-      <w:r>
-        <w:t>​</w:t>
-      </w:r>
-      <w:r>
-        <w:t>：</w:t>
-      </w:r>
-    </w:p>
-    <w:p>
-      <w:pPr>
-        <w:ind w:left="720"/>
-      </w:pPr>
-      <w:r>
-        <w:t>reset()</w:t>
-      </w:r>
-      <w:r>
-        <w:t>：重置哈希状态到初始值</w:t>
-      </w:r>
-    </w:p>
-    <w:p>
-      <w:pPr>
-        <w:ind w:left="720"/>
-      </w:pPr>
-      <w:r>
-        <w:t>update()</w:t>
-      </w:r>
-      <w:r>
-        <w:t>：追加处理数据流</w:t>
-      </w:r>
-    </w:p>
-    <w:p>
-      <w:pPr>
-        <w:ind w:left="720"/>
-      </w:pPr>
-      <w:r>
-        <w:t>finalize()</w:t>
-      </w:r>
-      <w:r>
-        <w:t>：完成哈希计算并返回结果</w:t>
-      </w:r>
-    </w:p>
-    <w:p>
-      <w:pPr>
-        <w:ind w:left="720"/>
-      </w:pPr>
-      <w:r>
-        <w:t>hash()</w:t>
-      </w:r>
-      <w:r>
-        <w:t>：静态方法，直接计算哈希</w:t>
-      </w:r>
-    </w:p>
-    <w:p>
-      <w:r>
-        <w:t>​</w:t>
-      </w:r>
-      <w:r>
-        <w:rPr>
-          <w:b/>
-          <w:bCs/>
-        </w:rPr>
-        <w:t>​</w:t>
-      </w:r>
-      <w:r>
-        <w:rPr>
-          <w:b/>
-          <w:bCs/>
-        </w:rPr>
-        <w:t>技术细节</w:t>
-      </w:r>
-      <w:r>
-        <w:rPr>
-          <w:b/>
-          <w:bCs/>
-        </w:rPr>
-        <w:t>​</w:t>
-      </w:r>
-      <w:r>
-        <w:t>​</w:t>
-      </w:r>
-      <w:r>
-        <w:t>：</w:t>
-      </w:r>
-    </w:p>
-    <w:p>
-      <w:pPr>
-        <w:numPr>
-          <w:ilvl w:val="0"/>
-          <w:numId w:val="28"/>
-        </w:numPr>
-      </w:pPr>
-      <w:r>
-        <w:t>​</w:t>
-      </w:r>
-      <w:r>
-        <w:rPr>
-          <w:b/>
-          <w:bCs/>
-        </w:rPr>
-        <w:t>​</w:t>
-      </w:r>
-      <w:r>
-        <w:rPr>
-          <w:b/>
-          <w:bCs/>
-        </w:rPr>
-        <w:t>消息填充</w:t>
-      </w:r>
-      <w:r>
-        <w:rPr>
-          <w:b/>
-          <w:bCs/>
-        </w:rPr>
-        <w:t>​</w:t>
-      </w:r>
-      <w:r>
-        <w:t>​</w:t>
-      </w:r>
-      <w:r>
-        <w:t>：</w:t>
-      </w:r>
-    </w:p>
-    <w:p>
-      <w:pPr>
-        <w:ind w:left="1440"/>
-      </w:pPr>
-      <w:r>
-        <w:t>遵循</w:t>
-      </w:r>
-      <w:r>
-        <w:t>SM3</w:t>
-      </w:r>
-      <w:r>
-        <w:t>标准填充规则</w:t>
-      </w:r>
-    </w:p>
-    <w:p>
-      <w:pPr>
-        <w:ind w:left="1440"/>
-      </w:pPr>
-      <w:r>
-        <w:t>添加</w:t>
-      </w:r>
-      <w:r>
-        <w:t>0x80</w:t>
-      </w:r>
-      <w:r>
-        <w:t>标记和消息长度信息</w:t>
-      </w:r>
-    </w:p>
-    <w:p>
-      <w:pPr>
-        <w:numPr>
-          <w:ilvl w:val="0"/>
-          <w:numId w:val="28"/>
-        </w:numPr>
-      </w:pPr>
-      <w:r>
-        <w:t>​</w:t>
-      </w:r>
-      <w:r>
-        <w:rPr>
-          <w:b/>
-          <w:bCs/>
-        </w:rPr>
-        <w:t>​</w:t>
-      </w:r>
-      <w:r>
-        <w:rPr>
-          <w:b/>
-          <w:bCs/>
-        </w:rPr>
-        <w:t>压缩函数</w:t>
-      </w:r>
-      <w:r>
-        <w:rPr>
-          <w:b/>
-          <w:bCs/>
-        </w:rPr>
-        <w:t>​</w:t>
-      </w:r>
-      <w:r>
-        <w:t>​</w:t>
-      </w:r>
-      <w:r>
-        <w:t>：</w:t>
-      </w:r>
-    </w:p>
-    <w:p>
-      <w:pPr>
-        <w:rPr>
-          <w:b/>
-          <w:bCs/>
-        </w:rPr>
-      </w:pPr>
-      <w:r>
-        <w:rPr>
-          <w:noProof/>
-        </w:rPr>
         <w:drawing>
           <wp:inline distT="0" distB="0" distL="0" distR="0" wp14:anchorId="7C907DA2" wp14:editId="4E309860">
             <wp:extent cx="5274310" cy="2399030"/>
@@ -2368,7 +3069,7 @@
                     <pic:cNvPicPr/>
                   </pic:nvPicPr>
                   <pic:blipFill>
-                    <a:blip r:embed="rId22"/>
+                    <a:blip r:embed="rId29"/>
                     <a:stretch>
                       <a:fillRect/>
                     </a:stretch>
@@ -2440,7 +3141,6 @@
         <w:rPr>
           <w:noProof/>
         </w:rPr>
-        <w:lastRenderedPageBreak/>
         <w:drawing>
           <wp:inline distT="0" distB="0" distL="0" distR="0" wp14:anchorId="43339BDD" wp14:editId="2DEF464D">
             <wp:extent cx="5274310" cy="1316990"/>
@@ -2457,7 +3157,7 @@
                     <pic:cNvPicPr/>
                   </pic:nvPicPr>
                   <pic:blipFill>
-                    <a:blip r:embed="rId23"/>
+                    <a:blip r:embed="rId30"/>
                     <a:stretch>
                       <a:fillRect/>
                     </a:stretch>
@@ -2510,31 +3210,35 @@
     </w:p>
     <w:p>
       <w:pPr>
-        <w:numPr>
-          <w:ilvl w:val="0"/>
-          <w:numId w:val="29"/>
-        </w:numPr>
+        <w:ind w:left="720"/>
       </w:pPr>
       <w:r>
         <w:t>叶子节点：</w:t>
       </w:r>
-      <w:r>
-        <w:t>H(0x00 || data)</w:t>
-      </w:r>
-    </w:p>
-    <w:p>
-      <w:pPr>
-        <w:numPr>
-          <w:ilvl w:val="0"/>
-          <w:numId w:val="29"/>
-        </w:numPr>
+      <m:oMath>
+        <m:r>
+          <w:rPr>
+            <w:rFonts w:ascii="Cambria Math" w:hAnsi="Cambria Math"/>
+          </w:rPr>
+          <m:t>H(0x00 || data)</m:t>
+        </m:r>
+      </m:oMath>
+    </w:p>
+    <w:p>
+      <w:pPr>
+        <w:ind w:left="720"/>
       </w:pPr>
       <w:r>
         <w:t>内部节点：</w:t>
       </w:r>
-      <w:r>
-        <w:t>H(0x01 || left_hash || right_hash)</w:t>
-      </w:r>
+      <m:oMath>
+        <m:r>
+          <w:rPr>
+            <w:rFonts w:ascii="Cambria Math" w:hAnsi="Cambria Math"/>
+          </w:rPr>
+          <m:t>H(0x01 || left_hash || right_hash)</m:t>
+        </m:r>
+      </m:oMath>
     </w:p>
     <w:p>
       <w:pPr>
@@ -2660,6 +3364,7 @@
         <w:rPr>
           <w:noProof/>
         </w:rPr>
+        <w:lastRenderedPageBreak/>
         <w:drawing>
           <wp:inline distT="0" distB="0" distL="0" distR="0" wp14:anchorId="1B9702D3" wp14:editId="0B541B7E">
             <wp:extent cx="5274310" cy="2197100"/>
@@ -2676,7 +3381,7 @@
                     <pic:cNvPicPr/>
                   </pic:nvPicPr>
                   <pic:blipFill>
-                    <a:blip r:embed="rId24"/>
+                    <a:blip r:embed="rId31"/>
                     <a:stretch>
                       <a:fillRect/>
                     </a:stretch>
@@ -2697,13 +3402,6 @@
         </w:drawing>
       </w:r>
       <w:r>
-        <w:t xml:space="preserve"> ​</w:t>
-      </w:r>
-      <w:r>
-        <w:rPr>
-          <w:b/>
-          <w:bCs/>
-        </w:rPr>
         <w:t>​</w:t>
       </w:r>
       <w:r>
@@ -2711,6 +3409,13 @@
           <w:b/>
           <w:bCs/>
         </w:rPr>
+        <w:t>​</w:t>
+      </w:r>
+      <w:r>
+        <w:rPr>
+          <w:b/>
+          <w:bCs/>
+        </w:rPr>
         <w:t>验证证明（</w:t>
       </w:r>
       <w:r>
@@ -2752,7 +3457,6 @@
         <w:rPr>
           <w:noProof/>
         </w:rPr>
-        <w:lastRenderedPageBreak/>
         <w:drawing>
           <wp:inline distT="0" distB="0" distL="0" distR="0" wp14:anchorId="771787C7" wp14:editId="5CC0CC43">
             <wp:extent cx="5274310" cy="2626360"/>
@@ -2769,7 +3473,7 @@
                     <pic:cNvPicPr/>
                   </pic:nvPicPr>
                   <pic:blipFill>
-                    <a:blip r:embed="rId25"/>
+                    <a:blip r:embed="rId32"/>
                     <a:stretch>
                       <a:fillRect/>
                     </a:stretch>
@@ -2961,6 +3665,7 @@
           <w:b/>
           <w:bCs/>
         </w:rPr>
+        <w:lastRenderedPageBreak/>
         <w:t xml:space="preserve">1. </w:t>
       </w:r>
       <w:r>
@@ -3012,7 +3717,7 @@
                     <pic:cNvPicPr/>
                   </pic:nvPicPr>
                   <pic:blipFill>
-                    <a:blip r:embed="rId26"/>
+                    <a:blip r:embed="rId33"/>
                     <a:stretch>
                       <a:fillRect/>
                     </a:stretch>
@@ -3037,15 +3742,7 @@
           <w:b/>
           <w:bCs/>
         </w:rPr>
-        <w:t xml:space="preserve"> </w:t>
-      </w:r>
-      <w:r>
-        <w:rPr>
-          <w:b/>
-          <w:bCs/>
-        </w:rPr>
-        <w:lastRenderedPageBreak/>
-        <w:t xml:space="preserve">2. </w:t>
+        <w:t xml:space="preserve"> 2. </w:t>
       </w:r>
       <w:r>
         <w:rPr>
@@ -3096,7 +3793,7 @@
                     <pic:cNvPicPr/>
                   </pic:nvPicPr>
                   <pic:blipFill>
-                    <a:blip r:embed="rId27"/>
+                    <a:blip r:embed="rId34"/>
                     <a:stretch>
                       <a:fillRect/>
                     </a:stretch>
@@ -3167,7 +3864,7 @@
                     <pic:cNvPicPr/>
                   </pic:nvPicPr>
                   <pic:blipFill>
-                    <a:blip r:embed="rId28"/>
+                    <a:blip r:embed="rId35"/>
                     <a:stretch>
                       <a:fillRect/>
                     </a:stretch>
@@ -3234,7 +3931,7 @@
                     <pic:cNvPicPr/>
                   </pic:nvPicPr>
                   <pic:blipFill>
-                    <a:blip r:embed="rId29"/>
+                    <a:blip r:embed="rId36"/>
                     <a:stretch>
                       <a:fillRect/>
                     </a:stretch>
@@ -3257,6 +3954,7 @@
     </w:p>
     <w:p>
       <w:r>
+        <w:lastRenderedPageBreak/>
         <w:t>添加叶子值到索引的映射，加速查找</w:t>
       </w:r>
     </w:p>
@@ -3303,7 +4001,7 @@
                     <pic:cNvPicPr/>
                   </pic:nvPicPr>
                   <pic:blipFill>
-                    <a:blip r:embed="rId30"/>
+                    <a:blip r:embed="rId37"/>
                     <a:stretch>
                       <a:fillRect/>
                     </a:stretch>
@@ -3324,7 +4022,6 @@
         </w:drawing>
       </w:r>
       <w:r>
-        <w:lastRenderedPageBreak/>
         <w:t>预计算证明路径长度，优化证明验证</w:t>
       </w:r>
     </w:p>
@@ -3371,7 +4068,7 @@
                     <pic:cNvPicPr/>
                   </pic:nvPicPr>
                   <pic:blipFill rotWithShape="1">
-                    <a:blip r:embed="rId31"/>
+                    <a:blip r:embed="rId38"/>
                     <a:srcRect l="1651"/>
                     <a:stretch>
                       <a:fillRect/>
@@ -3681,6 +4378,7 @@
         <w:rPr>
           <w:noProof/>
         </w:rPr>
+        <w:lastRenderedPageBreak/>
         <w:drawing>
           <wp:inline distT="0" distB="0" distL="0" distR="0" wp14:anchorId="2A61EBF1" wp14:editId="0799FA8C">
             <wp:extent cx="5274310" cy="2320925"/>
@@ -3697,7 +4395,7 @@
                     <pic:cNvPicPr/>
                   </pic:nvPicPr>
                   <pic:blipFill>
-                    <a:blip r:embed="rId32"/>
+                    <a:blip r:embed="rId39"/>
                     <a:stretch>
                       <a:fillRect/>
                     </a:stretch>
@@ -3729,7 +4427,6 @@
         <w:rPr>
           <w:noProof/>
         </w:rPr>
-        <w:lastRenderedPageBreak/>
         <w:drawing>
           <wp:inline distT="0" distB="0" distL="0" distR="0" wp14:anchorId="2FF11DFE" wp14:editId="5830B95C">
             <wp:extent cx="5274310" cy="2431415"/>
@@ -3746,7 +4443,7 @@
                     <pic:cNvPicPr/>
                   </pic:nvPicPr>
                   <pic:blipFill>
-                    <a:blip r:embed="rId33"/>
+                    <a:blip r:embed="rId40"/>
                     <a:stretch>
                       <a:fillRect/>
                     </a:stretch>
@@ -3768,11 +4465,6 @@
       </w:r>
     </w:p>
     <w:p>
-      <w:pPr>
-        <w:rPr>
-          <w:rFonts w:hint="eastAsia"/>
-        </w:rPr>
-      </w:pPr>
       <w:r>
         <w:rPr>
           <w:rFonts w:hint="eastAsia"/>
@@ -3783,7 +4475,25 @@
         <w:rPr>
           <w:rFonts w:hint="eastAsia"/>
         </w:rPr>
-        <w:t>代码成功</w:t>
+        <w:t>代码</w:t>
+      </w:r>
+      <w:r>
+        <w:rPr>
+          <w:rFonts w:hint="eastAsia"/>
+        </w:rPr>
+        <w:t>首先成功生成了一个小规模的</w:t>
+      </w:r>
+      <w:r>
+        <w:rPr>
+          <w:rFonts w:hint="eastAsia"/>
+        </w:rPr>
+        <w:t>Merkle</w:t>
+      </w:r>
+      <w:r>
+        <w:rPr>
+          <w:rFonts w:hint="eastAsia"/>
+        </w:rPr>
+        <w:t>树，成功生成后，</w:t>
       </w:r>
       <w:r>
         <w:rPr>
@@ -3827,9 +4537,15 @@
         </w:rPr>
         <w:t>叶子节点），并构建叶子的存在性证明和不存在性证明</w:t>
       </w:r>
+      <w:r>
+        <w:rPr>
+          <w:rFonts w:hint="eastAsia"/>
+        </w:rPr>
+        <w:t>，存在性证明以及不存在性证明均验证成功。</w:t>
+      </w:r>
     </w:p>
     <w:sectPr>
-      <w:footerReference w:type="default" r:id="rId34"/>
+      <w:footerReference w:type="default" r:id="rId41"/>
       <w:pgSz w:w="11906" w:h="16838"/>
       <w:pgMar w:top="1440" w:right="1800" w:bottom="1440" w:left="1800" w:header="851" w:footer="992" w:gutter="0"/>
       <w:cols w:space="425"/>
@@ -8713,7 +9429,6 @@
   <w:style w:type="character" w:default="1" w:styleId="a0">
     <w:name w:val="Default Paragraph Font"/>
     <w:uiPriority w:val="1"/>
-    <w:semiHidden/>
     <w:unhideWhenUsed/>
   </w:style>
   <w:style w:type="table" w:default="1" w:styleId="a1">

--- a/Project4/说明文档.docx
+++ b/Project4/说明文档.docx
@@ -87,7 +87,7 @@
           <w:sz w:val="56"/>
           <w:szCs w:val="56"/>
         </w:rPr>
-        <w:t>Project4</w:t>
+        <w:t>创新创业实践</w:t>
       </w:r>
     </w:p>
     <w:p>
@@ -108,6 +108,27 @@
           <w:sz w:val="56"/>
           <w:szCs w:val="56"/>
         </w:rPr>
+        <w:t>Project4</w:t>
+      </w:r>
+    </w:p>
+    <w:p>
+      <w:pPr>
+        <w:jc w:val="center"/>
+        <w:rPr>
+          <w:b/>
+          <w:bCs/>
+          <w:sz w:val="56"/>
+          <w:szCs w:val="56"/>
+        </w:rPr>
+      </w:pPr>
+      <w:r>
+        <w:rPr>
+          <w:rFonts w:hint="eastAsia"/>
+          <w:b/>
+          <w:bCs/>
+          <w:sz w:val="56"/>
+          <w:szCs w:val="56"/>
+        </w:rPr>
         <w:t>说明文档</w:t>
       </w:r>
     </w:p>
@@ -118,8 +139,8 @@
     </w:p>
     <w:p>
       <w:pPr>
-        <w:jc w:val="center"/>
-        <w:rPr>
+        <w:rPr>
+          <w:rFonts w:hint="eastAsia"/>
           <w:b/>
           <w:bCs/>
           <w:sz w:val="48"/>
@@ -142,17 +163,6 @@
       <w:pPr>
         <w:jc w:val="center"/>
         <w:rPr>
-          <w:b/>
-          <w:bCs/>
-          <w:sz w:val="48"/>
-          <w:szCs w:val="48"/>
-        </w:rPr>
-      </w:pPr>
-    </w:p>
-    <w:p>
-      <w:pPr>
-        <w:jc w:val="center"/>
-        <w:rPr>
           <w:sz w:val="44"/>
           <w:szCs w:val="44"/>
         </w:rPr>
@@ -193,6 +203,12 @@
           <w:rFonts w:hint="eastAsia"/>
         </w:rPr>
         <w:lastRenderedPageBreak/>
+        <w:t>一、</w:t>
+      </w:r>
+      <w:r>
+        <w:rPr>
+          <w:rFonts w:hint="eastAsia"/>
+        </w:rPr>
         <w:t>SM3</w:t>
       </w:r>
       <w:r>
@@ -624,19 +640,7 @@
         <w:rPr>
           <w:rFonts w:hint="eastAsia"/>
         </w:rPr>
-        <w:t>次位或</w:t>
-      </w:r>
-      <w:r>
-        <w:rPr>
-          <w:rFonts w:hint="eastAsia"/>
-        </w:rPr>
-        <w:t>操</w:t>
-      </w:r>
-      <w:r>
-        <w:rPr>
-          <w:rFonts w:hint="eastAsia"/>
-        </w:rPr>
-        <w:t>作）：</w:t>
+        <w:t>次位或操作）：</w:t>
       </w:r>
     </w:p>
     <w:p>
@@ -1032,11 +1036,6 @@
       </w:r>
     </w:p>
     <w:p>
-      <w:pPr>
-        <w:rPr>
-          <w:rFonts w:hint="eastAsia"/>
-        </w:rPr>
-      </w:pPr>
       <w:r>
         <w:rPr>
           <w:noProof/>
@@ -1713,6 +1712,12 @@
         <w:rPr>
           <w:rFonts w:hint="eastAsia"/>
         </w:rPr>
+        <w:t>二、</w:t>
+      </w:r>
+      <w:r>
+        <w:rPr>
+          <w:rFonts w:hint="eastAsia"/>
+        </w:rPr>
         <w:t>SM3</w:t>
       </w:r>
       <w:r>
@@ -2776,6 +2781,12 @@
       <w:pPr>
         <w:pStyle w:val="1"/>
       </w:pPr>
+      <w:r>
+        <w:rPr>
+          <w:rFonts w:hint="eastAsia"/>
+        </w:rPr>
+        <w:t>三、</w:t>
+      </w:r>
       <w:r>
         <w:rPr>
           <w:rFonts w:hint="eastAsia"/>
@@ -9429,6 +9440,7 @@
   <w:style w:type="character" w:default="1" w:styleId="a0">
     <w:name w:val="Default Paragraph Font"/>
     <w:uiPriority w:val="1"/>
+    <w:semiHidden/>
     <w:unhideWhenUsed/>
   </w:style>
   <w:style w:type="table" w:default="1" w:styleId="a1">
